--- a/Documentação - Sistemas Móveis.docx
+++ b/Documentação - Sistemas Móveis.docx
@@ -2,7 +2,3039 @@
 <file path=word/document.xml><?xml version="1.0" encoding="utf-8"?>
 <w:document xmlns:wpc="http://schemas.microsoft.com/office/word/2010/wordprocessingCanvas" xmlns:cx="http://schemas.microsoft.com/office/drawing/2014/chartex" xmlns:cx1="http://schemas.microsoft.com/office/drawing/2015/9/8/chartex" xmlns:cx2="http://schemas.microsoft.com/office/drawing/2015/10/21/chartex" xmlns:cx3="http://schemas.microsoft.com/office/drawing/2016/5/9/chartex" xmlns:cx4="http://schemas.microsoft.com/office/drawing/2016/5/10/chartex" xmlns:cx5="http://schemas.microsoft.com/office/drawing/2016/5/11/chartex" xmlns:cx6="http://schemas.microsoft.com/office/drawing/2016/5/12/chartex" xmlns:cx7="http://schemas.microsoft.com/office/drawing/2016/5/13/chartex" xmlns:cx8="http://schemas.microsoft.com/office/drawing/2016/5/14/chartex" xmlns:mc="http://schemas.openxmlformats.org/markup-compatibility/2006" xmlns:aink="http://schemas.microsoft.com/office/drawing/2016/ink" xmlns:am3d="http://schemas.microsoft.com/office/drawing/2017/model3d" xmlns:o="urn:schemas-microsoft-com:office:office" xmlns:oel="http://schemas.microsoft.com/office/2019/extlst" xmlns:r="http://schemas.openxmlformats.org/officeDocument/2006/relationships" xmlns:m="http://schemas.openxmlformats.org/officeDocument/2006/math" xmlns:v="urn:schemas-microsoft-com:vml" xmlns:wp14="http://schemas.microsoft.com/office/word/2010/wordprocessingDrawing" xmlns:wp="http://schemas.openxmlformats.org/drawingml/2006/wordprocessingDrawing" xmlns:w10="urn:schemas-microsoft-com:office:word" xmlns:w="http://schemas.openxmlformats.org/wordprocessingml/2006/main" xmlns:w14="http://schemas.microsoft.com/office/word/2010/wordml" xmlns:w15="http://schemas.microsoft.com/office/word/2012/wordml" xmlns:w16cex="http://schemas.microsoft.com/office/word/2018/wordml/cex" xmlns:w16cid="http://schemas.microsoft.com/office/word/2016/wordml/cid" xmlns:w16="http://schemas.microsoft.com/office/word/2018/wordml" xmlns:w16du="http://schemas.microsoft.com/office/word/2023/wordml/word16du" xmlns:w16sdtdh="http://schemas.microsoft.com/office/word/2020/wordml/sdtdatahash" xmlns:w16sdtfl="http://schemas.microsoft.com/office/word/2024/wordml/sdtformatlock" xmlns:w16se="http://schemas.microsoft.com/office/word/2015/wordml/symex" xmlns:wpg="http://schemas.microsoft.com/office/word/2010/wordprocessingGroup" xmlns:wpi="http://schemas.microsoft.com/office/word/2010/wordprocessingInk" xmlns:wne="http://schemas.microsoft.com/office/word/2006/wordml" xmlns:wps="http://schemas.microsoft.com/office/word/2010/wordprocessingShape" mc:Ignorable="w14 w15 w16se w16cid w16 w16cex w16sdtdh w16sdtfl w16du wp14">
   <w:body>
-    <w:p/>
+    <w:p>
+      <w:pPr>
+        <w:jc w:val="center"/>
+        <w:rPr>
+          <w:rFonts w:ascii="Arial" w:hAnsi="Arial" w:cs="Arial"/>
+          <w:b/>
+          <w:bCs/>
+          <w:sz w:val="36"/>
+          <w:szCs w:val="36"/>
+        </w:rPr>
+      </w:pPr>
+      <w:r>
+        <w:rPr>
+          <w:rFonts w:ascii="Arial" w:hAnsi="Arial" w:cs="Arial"/>
+          <w:b/>
+          <w:bCs/>
+          <w:sz w:val="36"/>
+          <w:szCs w:val="36"/>
+        </w:rPr>
+        <w:t>Mesadinha</w:t>
+      </w:r>
+    </w:p>
+    <w:p>
+      <w:pPr>
+        <w:jc w:val="center"/>
+        <w:rPr>
+          <w:rFonts w:ascii="Arial" w:hAnsi="Arial" w:cs="Arial"/>
+          <w:b/>
+          <w:bCs/>
+          <w:sz w:val="36"/>
+          <w:szCs w:val="36"/>
+        </w:rPr>
+      </w:pPr>
+    </w:p>
+    <w:p>
+      <w:pPr>
+        <w:jc w:val="center"/>
+        <w:rPr>
+          <w:rFonts w:ascii="Arial" w:hAnsi="Arial" w:cs="Arial"/>
+          <w:b/>
+          <w:bCs/>
+          <w:sz w:val="36"/>
+          <w:szCs w:val="36"/>
+        </w:rPr>
+      </w:pPr>
+    </w:p>
+    <w:p>
+      <w:pPr>
+        <w:jc w:val="center"/>
+        <w:rPr>
+          <w:rFonts w:ascii="Arial" w:hAnsi="Arial" w:cs="Arial"/>
+          <w:b/>
+          <w:bCs/>
+          <w:sz w:val="36"/>
+          <w:szCs w:val="36"/>
+        </w:rPr>
+      </w:pPr>
+    </w:p>
+    <w:p>
+      <w:pPr>
+        <w:jc w:val="center"/>
+        <w:rPr>
+          <w:rFonts w:ascii="Arial" w:hAnsi="Arial" w:cs="Arial"/>
+          <w:b/>
+          <w:bCs/>
+          <w:sz w:val="36"/>
+          <w:szCs w:val="36"/>
+        </w:rPr>
+      </w:pPr>
+    </w:p>
+    <w:p>
+      <w:pPr>
+        <w:jc w:val="center"/>
+        <w:rPr>
+          <w:rFonts w:ascii="Arial" w:hAnsi="Arial" w:cs="Arial"/>
+          <w:b/>
+          <w:bCs/>
+          <w:sz w:val="36"/>
+          <w:szCs w:val="36"/>
+        </w:rPr>
+      </w:pPr>
+    </w:p>
+    <w:p>
+      <w:pPr>
+        <w:jc w:val="center"/>
+        <w:rPr>
+          <w:rFonts w:ascii="Arial" w:hAnsi="Arial" w:cs="Arial"/>
+          <w:b/>
+          <w:bCs/>
+          <w:sz w:val="36"/>
+          <w:szCs w:val="36"/>
+        </w:rPr>
+      </w:pPr>
+    </w:p>
+    <w:p>
+      <w:pPr>
+        <w:jc w:val="center"/>
+        <w:rPr>
+          <w:rFonts w:ascii="Arial" w:hAnsi="Arial" w:cs="Arial"/>
+          <w:b/>
+          <w:bCs/>
+          <w:sz w:val="36"/>
+          <w:szCs w:val="36"/>
+        </w:rPr>
+      </w:pPr>
+    </w:p>
+    <w:p>
+      <w:pPr>
+        <w:jc w:val="center"/>
+        <w:rPr>
+          <w:rFonts w:ascii="Arial" w:hAnsi="Arial" w:cs="Arial"/>
+          <w:i/>
+          <w:iCs/>
+          <w:sz w:val="24"/>
+          <w:szCs w:val="24"/>
+        </w:rPr>
+      </w:pPr>
+      <w:r>
+        <w:rPr>
+          <w:rFonts w:ascii="Arial" w:hAnsi="Arial" w:cs="Arial"/>
+          <w:i/>
+          <w:iCs/>
+          <w:sz w:val="24"/>
+          <w:szCs w:val="24"/>
+        </w:rPr>
+        <w:t>Nomes/RA: Mariana Henrique Moura Barroso A06169157, Hytalo Rodrigues Moreira de Sousa A06170789,</w:t>
+      </w:r>
+      <w:r>
+        <w:rPr>
+          <w:rFonts w:ascii="Arial" w:hAnsi="Arial" w:cs="Arial"/>
+          <w:i/>
+          <w:iCs/>
+          <w:sz w:val="24"/>
+          <w:szCs w:val="24"/>
+        </w:rPr>
+        <w:t xml:space="preserve"> </w:t>
+      </w:r>
+      <w:r>
+        <w:rPr>
+          <w:rFonts w:ascii="Arial" w:hAnsi="Arial" w:cs="Arial"/>
+          <w:i/>
+          <w:iCs/>
+          <w:sz w:val="24"/>
+          <w:szCs w:val="24"/>
+        </w:rPr>
+        <w:t>Gabriel Oliveira Ferraz Porto A06171086</w:t>
+      </w:r>
+      <w:r>
+        <w:rPr>
+          <w:rFonts w:ascii="Arial" w:hAnsi="Arial" w:cs="Arial"/>
+          <w:i/>
+          <w:iCs/>
+          <w:sz w:val="24"/>
+          <w:szCs w:val="24"/>
+        </w:rPr>
+        <w:t>, Luciano de Oliveira Souza</w:t>
+      </w:r>
+    </w:p>
+    <w:p>
+      <w:pPr>
+        <w:jc w:val="center"/>
+        <w:rPr>
+          <w:rFonts w:ascii="Arial" w:hAnsi="Arial" w:cs="Arial"/>
+          <w:i/>
+          <w:iCs/>
+          <w:sz w:val="24"/>
+          <w:szCs w:val="24"/>
+        </w:rPr>
+      </w:pPr>
+    </w:p>
+    <w:p>
+      <w:pPr>
+        <w:jc w:val="center"/>
+        <w:rPr>
+          <w:rFonts w:ascii="Arial" w:hAnsi="Arial" w:cs="Arial"/>
+          <w:i/>
+          <w:iCs/>
+          <w:sz w:val="24"/>
+          <w:szCs w:val="24"/>
+        </w:rPr>
+      </w:pPr>
+    </w:p>
+    <w:p>
+      <w:pPr>
+        <w:jc w:val="center"/>
+        <w:rPr>
+          <w:rFonts w:ascii="Arial" w:hAnsi="Arial" w:cs="Arial"/>
+          <w:i/>
+          <w:iCs/>
+          <w:sz w:val="24"/>
+          <w:szCs w:val="24"/>
+        </w:rPr>
+      </w:pPr>
+    </w:p>
+    <w:p>
+      <w:pPr>
+        <w:jc w:val="center"/>
+        <w:rPr>
+          <w:rFonts w:ascii="Arial" w:hAnsi="Arial" w:cs="Arial"/>
+          <w:i/>
+          <w:iCs/>
+          <w:sz w:val="24"/>
+          <w:szCs w:val="24"/>
+        </w:rPr>
+      </w:pPr>
+    </w:p>
+    <w:p>
+      <w:pPr>
+        <w:jc w:val="center"/>
+        <w:rPr>
+          <w:rFonts w:ascii="Arial" w:hAnsi="Arial" w:cs="Arial"/>
+          <w:i/>
+          <w:iCs/>
+          <w:sz w:val="24"/>
+          <w:szCs w:val="24"/>
+        </w:rPr>
+      </w:pPr>
+    </w:p>
+    <w:p>
+      <w:pPr>
+        <w:jc w:val="center"/>
+        <w:rPr>
+          <w:rFonts w:ascii="Arial" w:hAnsi="Arial" w:cs="Arial"/>
+          <w:i/>
+          <w:iCs/>
+          <w:sz w:val="24"/>
+          <w:szCs w:val="24"/>
+        </w:rPr>
+      </w:pPr>
+    </w:p>
+    <w:p>
+      <w:pPr>
+        <w:jc w:val="center"/>
+        <w:rPr>
+          <w:rFonts w:ascii="Arial" w:hAnsi="Arial" w:cs="Arial"/>
+          <w:i/>
+          <w:iCs/>
+          <w:sz w:val="24"/>
+          <w:szCs w:val="24"/>
+        </w:rPr>
+      </w:pPr>
+    </w:p>
+    <w:p>
+      <w:pPr>
+        <w:jc w:val="center"/>
+        <w:rPr>
+          <w:rFonts w:ascii="Arial" w:hAnsi="Arial" w:cs="Arial"/>
+          <w:i/>
+          <w:iCs/>
+          <w:sz w:val="24"/>
+          <w:szCs w:val="24"/>
+        </w:rPr>
+      </w:pPr>
+    </w:p>
+    <w:p>
+      <w:pPr>
+        <w:jc w:val="center"/>
+        <w:rPr>
+          <w:rFonts w:ascii="Arial" w:hAnsi="Arial" w:cs="Arial"/>
+          <w:i/>
+          <w:iCs/>
+          <w:sz w:val="24"/>
+          <w:szCs w:val="24"/>
+        </w:rPr>
+      </w:pPr>
+    </w:p>
+    <w:p>
+      <w:pPr>
+        <w:jc w:val="center"/>
+        <w:rPr>
+          <w:rFonts w:ascii="Arial" w:hAnsi="Arial" w:cs="Arial"/>
+          <w:i/>
+          <w:iCs/>
+          <w:sz w:val="24"/>
+          <w:szCs w:val="24"/>
+        </w:rPr>
+      </w:pPr>
+    </w:p>
+    <w:p>
+      <w:pPr>
+        <w:jc w:val="center"/>
+        <w:rPr>
+          <w:rFonts w:ascii="Arial" w:hAnsi="Arial" w:cs="Arial"/>
+          <w:i/>
+          <w:iCs/>
+          <w:sz w:val="24"/>
+          <w:szCs w:val="24"/>
+        </w:rPr>
+      </w:pPr>
+    </w:p>
+    <w:p>
+      <w:pPr>
+        <w:jc w:val="center"/>
+        <w:rPr>
+          <w:rFonts w:ascii="Arial" w:hAnsi="Arial" w:cs="Arial"/>
+          <w:i/>
+          <w:iCs/>
+          <w:sz w:val="24"/>
+          <w:szCs w:val="24"/>
+        </w:rPr>
+      </w:pPr>
+    </w:p>
+    <w:p>
+      <w:pPr>
+        <w:jc w:val="center"/>
+        <w:rPr>
+          <w:rFonts w:ascii="Arial" w:hAnsi="Arial" w:cs="Arial"/>
+          <w:i/>
+          <w:iCs/>
+          <w:sz w:val="24"/>
+          <w:szCs w:val="24"/>
+        </w:rPr>
+      </w:pPr>
+    </w:p>
+    <w:p>
+      <w:pPr>
+        <w:jc w:val="center"/>
+        <w:rPr>
+          <w:rFonts w:ascii="Arial" w:hAnsi="Arial" w:cs="Arial"/>
+          <w:i/>
+          <w:iCs/>
+          <w:sz w:val="24"/>
+          <w:szCs w:val="24"/>
+        </w:rPr>
+      </w:pPr>
+    </w:p>
+    <w:p>
+      <w:pPr>
+        <w:jc w:val="center"/>
+        <w:rPr>
+          <w:rFonts w:ascii="Arial" w:hAnsi="Arial" w:cs="Arial"/>
+          <w:i/>
+          <w:iCs/>
+          <w:sz w:val="24"/>
+          <w:szCs w:val="24"/>
+        </w:rPr>
+      </w:pPr>
+    </w:p>
+    <w:p>
+      <w:pPr>
+        <w:jc w:val="center"/>
+        <w:rPr>
+          <w:rFonts w:ascii="Arial" w:hAnsi="Arial" w:cs="Arial"/>
+          <w:i/>
+          <w:iCs/>
+          <w:sz w:val="24"/>
+          <w:szCs w:val="24"/>
+        </w:rPr>
+      </w:pPr>
+    </w:p>
+    <w:p>
+      <w:pPr>
+        <w:jc w:val="center"/>
+        <w:rPr>
+          <w:rFonts w:ascii="Arial" w:hAnsi="Arial" w:cs="Arial"/>
+          <w:i/>
+          <w:iCs/>
+          <w:sz w:val="24"/>
+          <w:szCs w:val="24"/>
+        </w:rPr>
+      </w:pPr>
+    </w:p>
+    <w:p>
+      <w:pPr>
+        <w:jc w:val="center"/>
+        <w:rPr>
+          <w:rFonts w:ascii="Arial" w:hAnsi="Arial" w:cs="Arial"/>
+          <w:i/>
+          <w:iCs/>
+          <w:sz w:val="24"/>
+          <w:szCs w:val="24"/>
+        </w:rPr>
+      </w:pPr>
+    </w:p>
+    <w:p>
+      <w:pPr>
+        <w:jc w:val="center"/>
+        <w:rPr>
+          <w:rFonts w:ascii="Arial" w:hAnsi="Arial" w:cs="Arial"/>
+          <w:sz w:val="24"/>
+          <w:szCs w:val="24"/>
+        </w:rPr>
+      </w:pPr>
+      <w:r>
+        <w:rPr>
+          <w:rFonts w:ascii="Arial" w:hAnsi="Arial" w:cs="Arial"/>
+          <w:b/>
+          <w:bCs/>
+          <w:sz w:val="24"/>
+          <w:szCs w:val="24"/>
+        </w:rPr>
+        <w:lastRenderedPageBreak/>
+        <w:t>S</w:t>
+      </w:r>
+      <w:r>
+        <w:rPr>
+          <w:rFonts w:ascii="Arial" w:hAnsi="Arial" w:cs="Arial"/>
+          <w:b/>
+          <w:bCs/>
+          <w:sz w:val="24"/>
+          <w:szCs w:val="24"/>
+        </w:rPr>
+        <w:t>UMÁRIO</w:t>
+      </w:r>
+      <w:r>
+        <w:rPr>
+          <w:rFonts w:ascii="Arial" w:hAnsi="Arial" w:cs="Arial"/>
+          <w:sz w:val="24"/>
+          <w:szCs w:val="24"/>
+        </w:rPr>
+        <w:t> </w:t>
+      </w:r>
+    </w:p>
+    <w:p>
+      <w:pPr>
+        <w:jc w:val="center"/>
+        <w:rPr>
+          <w:rFonts w:ascii="Arial" w:hAnsi="Arial" w:cs="Arial"/>
+          <w:sz w:val="24"/>
+          <w:szCs w:val="24"/>
+        </w:rPr>
+      </w:pPr>
+      <w:r>
+        <w:rPr>
+          <w:rFonts w:ascii="Arial" w:hAnsi="Arial" w:cs="Arial"/>
+          <w:sz w:val="24"/>
+          <w:szCs w:val="24"/>
+        </w:rPr>
+        <w:t>​ </w:t>
+      </w:r>
+    </w:p>
+    <w:p>
+      <w:pPr>
+        <w:jc w:val="center"/>
+        <w:rPr>
+          <w:rFonts w:ascii="Arial" w:hAnsi="Arial" w:cs="Arial"/>
+          <w:sz w:val="24"/>
+          <w:szCs w:val="24"/>
+        </w:rPr>
+      </w:pPr>
+      <w:r>
+        <w:rPr>
+          <w:rFonts w:ascii="Arial" w:hAnsi="Arial" w:cs="Arial"/>
+          <w:b/>
+          <w:bCs/>
+          <w:sz w:val="24"/>
+          <w:szCs w:val="24"/>
+          <w:u w:val="single"/>
+        </w:rPr>
+        <w:t>​</w:t>
+      </w:r>
+      <w:r>
+        <w:rPr>
+          <w:rFonts w:ascii="Arial" w:hAnsi="Arial" w:cs="Arial"/>
+          <w:sz w:val="24"/>
+          <w:szCs w:val="24"/>
+        </w:rPr>
+        <w:t> </w:t>
+      </w:r>
+    </w:p>
+    <w:p>
+      <w:pPr>
+        <w:jc w:val="center"/>
+        <w:rPr>
+          <w:rFonts w:ascii="Arial" w:hAnsi="Arial" w:cs="Arial"/>
+          <w:sz w:val="24"/>
+          <w:szCs w:val="24"/>
+        </w:rPr>
+      </w:pPr>
+      <w:r>
+        <w:rPr>
+          <w:rFonts w:ascii="Arial" w:hAnsi="Arial" w:cs="Arial"/>
+          <w:sz w:val="24"/>
+          <w:szCs w:val="24"/>
+          <w:u w:val="single"/>
+        </w:rPr>
+        <w:t>​</w:t>
+      </w:r>
+      <w:r>
+        <w:rPr>
+          <w:rFonts w:ascii="Arial" w:hAnsi="Arial" w:cs="Arial"/>
+          <w:sz w:val="24"/>
+          <w:szCs w:val="24"/>
+        </w:rPr>
+        <w:t> </w:t>
+      </w:r>
+    </w:p>
+    <w:p>
+      <w:pPr>
+        <w:jc w:val="center"/>
+        <w:rPr>
+          <w:rFonts w:ascii="Arial" w:hAnsi="Arial" w:cs="Arial"/>
+          <w:sz w:val="24"/>
+          <w:szCs w:val="24"/>
+        </w:rPr>
+      </w:pPr>
+      <w:r>
+        <w:rPr>
+          <w:rFonts w:ascii="Arial" w:hAnsi="Arial" w:cs="Arial"/>
+          <w:sz w:val="24"/>
+          <w:szCs w:val="24"/>
+          <w:u w:val="single"/>
+        </w:rPr>
+        <w:t>​</w:t>
+      </w:r>
+      <w:r>
+        <w:rPr>
+          <w:rFonts w:ascii="Arial" w:hAnsi="Arial" w:cs="Arial"/>
+          <w:sz w:val="24"/>
+          <w:szCs w:val="24"/>
+        </w:rPr>
+        <w:t> </w:t>
+      </w:r>
+    </w:p>
+    <w:p>
+      <w:pPr>
+        <w:jc w:val="center"/>
+        <w:rPr>
+          <w:rFonts w:ascii="Arial" w:hAnsi="Arial" w:cs="Arial"/>
+          <w:sz w:val="24"/>
+          <w:szCs w:val="24"/>
+        </w:rPr>
+      </w:pPr>
+      <w:r>
+        <w:rPr>
+          <w:rFonts w:ascii="Arial" w:hAnsi="Arial" w:cs="Arial"/>
+          <w:sz w:val="24"/>
+          <w:szCs w:val="24"/>
+          <w:u w:val="single"/>
+        </w:rPr>
+        <w:t>​</w:t>
+      </w:r>
+      <w:r>
+        <w:rPr>
+          <w:rFonts w:ascii="Arial" w:hAnsi="Arial" w:cs="Arial"/>
+          <w:sz w:val="24"/>
+          <w:szCs w:val="24"/>
+        </w:rPr>
+        <w:t> </w:t>
+      </w:r>
+    </w:p>
+    <w:p>
+      <w:pPr>
+        <w:jc w:val="center"/>
+        <w:rPr>
+          <w:rFonts w:ascii="Arial" w:hAnsi="Arial" w:cs="Arial"/>
+          <w:sz w:val="24"/>
+          <w:szCs w:val="24"/>
+        </w:rPr>
+      </w:pPr>
+      <w:r>
+        <w:rPr>
+          <w:rFonts w:ascii="Arial" w:hAnsi="Arial" w:cs="Arial"/>
+          <w:sz w:val="24"/>
+          <w:szCs w:val="24"/>
+          <w:u w:val="single"/>
+        </w:rPr>
+        <w:t>​</w:t>
+      </w:r>
+      <w:r>
+        <w:rPr>
+          <w:rFonts w:ascii="Arial" w:hAnsi="Arial" w:cs="Arial"/>
+          <w:sz w:val="24"/>
+          <w:szCs w:val="24"/>
+        </w:rPr>
+        <w:t> </w:t>
+      </w:r>
+    </w:p>
+    <w:p>
+      <w:pPr>
+        <w:jc w:val="center"/>
+        <w:rPr>
+          <w:rFonts w:ascii="Arial" w:hAnsi="Arial" w:cs="Arial"/>
+          <w:sz w:val="24"/>
+          <w:szCs w:val="24"/>
+        </w:rPr>
+      </w:pPr>
+      <w:r>
+        <w:rPr>
+          <w:rFonts w:ascii="Arial" w:hAnsi="Arial" w:cs="Arial"/>
+          <w:sz w:val="24"/>
+          <w:szCs w:val="24"/>
+          <w:u w:val="single"/>
+        </w:rPr>
+        <w:t>​</w:t>
+      </w:r>
+      <w:r>
+        <w:rPr>
+          <w:rFonts w:ascii="Arial" w:hAnsi="Arial" w:cs="Arial"/>
+          <w:sz w:val="24"/>
+          <w:szCs w:val="24"/>
+        </w:rPr>
+        <w:t> </w:t>
+      </w:r>
+    </w:p>
+    <w:p>
+      <w:pPr>
+        <w:jc w:val="center"/>
+        <w:rPr>
+          <w:rFonts w:ascii="Arial" w:hAnsi="Arial" w:cs="Arial"/>
+          <w:sz w:val="24"/>
+          <w:szCs w:val="24"/>
+        </w:rPr>
+      </w:pPr>
+      <w:r>
+        <w:rPr>
+          <w:rFonts w:ascii="Arial" w:hAnsi="Arial" w:cs="Arial"/>
+          <w:sz w:val="24"/>
+          <w:szCs w:val="24"/>
+          <w:u w:val="single"/>
+        </w:rPr>
+        <w:t>​</w:t>
+      </w:r>
+      <w:r>
+        <w:rPr>
+          <w:rFonts w:ascii="Arial" w:hAnsi="Arial" w:cs="Arial"/>
+          <w:sz w:val="24"/>
+          <w:szCs w:val="24"/>
+        </w:rPr>
+        <w:t> </w:t>
+      </w:r>
+    </w:p>
+    <w:p>
+      <w:pPr>
+        <w:jc w:val="center"/>
+        <w:rPr>
+          <w:rFonts w:ascii="Arial" w:hAnsi="Arial" w:cs="Arial"/>
+          <w:sz w:val="24"/>
+          <w:szCs w:val="24"/>
+        </w:rPr>
+      </w:pPr>
+      <w:r>
+        <w:rPr>
+          <w:rFonts w:ascii="Arial" w:hAnsi="Arial" w:cs="Arial"/>
+          <w:sz w:val="24"/>
+          <w:szCs w:val="24"/>
+          <w:u w:val="single"/>
+        </w:rPr>
+        <w:t>​</w:t>
+      </w:r>
+      <w:r>
+        <w:rPr>
+          <w:rFonts w:ascii="Arial" w:hAnsi="Arial" w:cs="Arial"/>
+          <w:sz w:val="24"/>
+          <w:szCs w:val="24"/>
+        </w:rPr>
+        <w:t> </w:t>
+      </w:r>
+    </w:p>
+    <w:p>
+      <w:pPr>
+        <w:jc w:val="center"/>
+        <w:rPr>
+          <w:rFonts w:ascii="Arial" w:hAnsi="Arial" w:cs="Arial"/>
+          <w:sz w:val="24"/>
+          <w:szCs w:val="24"/>
+        </w:rPr>
+      </w:pPr>
+      <w:r>
+        <w:rPr>
+          <w:rFonts w:ascii="Arial" w:hAnsi="Arial" w:cs="Arial"/>
+          <w:b/>
+          <w:bCs/>
+          <w:sz w:val="24"/>
+          <w:szCs w:val="24"/>
+          <w:u w:val="single"/>
+        </w:rPr>
+        <w:t>​</w:t>
+      </w:r>
+      <w:r>
+        <w:rPr>
+          <w:rFonts w:ascii="Arial" w:hAnsi="Arial" w:cs="Arial"/>
+          <w:sz w:val="24"/>
+          <w:szCs w:val="24"/>
+        </w:rPr>
+        <w:t> </w:t>
+      </w:r>
+    </w:p>
+    <w:p>
+      <w:pPr>
+        <w:jc w:val="center"/>
+        <w:rPr>
+          <w:rFonts w:ascii="Arial" w:hAnsi="Arial" w:cs="Arial"/>
+          <w:sz w:val="24"/>
+          <w:szCs w:val="24"/>
+        </w:rPr>
+      </w:pPr>
+      <w:r>
+        <w:rPr>
+          <w:rFonts w:ascii="Arial" w:hAnsi="Arial" w:cs="Arial"/>
+          <w:sz w:val="24"/>
+          <w:szCs w:val="24"/>
+          <w:u w:val="single"/>
+        </w:rPr>
+        <w:t>​</w:t>
+      </w:r>
+      <w:r>
+        <w:rPr>
+          <w:rFonts w:ascii="Arial" w:hAnsi="Arial" w:cs="Arial"/>
+          <w:sz w:val="24"/>
+          <w:szCs w:val="24"/>
+        </w:rPr>
+        <w:t> </w:t>
+      </w:r>
+    </w:p>
+    <w:p>
+      <w:pPr>
+        <w:jc w:val="center"/>
+        <w:rPr>
+          <w:rFonts w:ascii="Arial" w:hAnsi="Arial" w:cs="Arial"/>
+          <w:sz w:val="24"/>
+          <w:szCs w:val="24"/>
+        </w:rPr>
+      </w:pPr>
+      <w:r>
+        <w:rPr>
+          <w:rFonts w:ascii="Arial" w:hAnsi="Arial" w:cs="Arial"/>
+          <w:sz w:val="24"/>
+          <w:szCs w:val="24"/>
+          <w:u w:val="single"/>
+        </w:rPr>
+        <w:t>​</w:t>
+      </w:r>
+      <w:r>
+        <w:rPr>
+          <w:rFonts w:ascii="Arial" w:hAnsi="Arial" w:cs="Arial"/>
+          <w:sz w:val="24"/>
+          <w:szCs w:val="24"/>
+        </w:rPr>
+        <w:t> </w:t>
+      </w:r>
+    </w:p>
+    <w:p>
+      <w:pPr>
+        <w:jc w:val="center"/>
+        <w:rPr>
+          <w:rFonts w:ascii="Arial" w:hAnsi="Arial" w:cs="Arial"/>
+          <w:sz w:val="24"/>
+          <w:szCs w:val="24"/>
+        </w:rPr>
+      </w:pPr>
+      <w:r>
+        <w:rPr>
+          <w:rFonts w:ascii="Arial" w:hAnsi="Arial" w:cs="Arial"/>
+          <w:b/>
+          <w:bCs/>
+          <w:sz w:val="24"/>
+          <w:szCs w:val="24"/>
+          <w:u w:val="single"/>
+        </w:rPr>
+        <w:t>​</w:t>
+      </w:r>
+      <w:r>
+        <w:rPr>
+          <w:rFonts w:ascii="Arial" w:hAnsi="Arial" w:cs="Arial"/>
+          <w:sz w:val="24"/>
+          <w:szCs w:val="24"/>
+        </w:rPr>
+        <w:t> </w:t>
+      </w:r>
+    </w:p>
+    <w:p>
+      <w:pPr>
+        <w:jc w:val="center"/>
+        <w:rPr>
+          <w:rFonts w:ascii="Arial" w:hAnsi="Arial" w:cs="Arial"/>
+          <w:sz w:val="24"/>
+          <w:szCs w:val="24"/>
+        </w:rPr>
+      </w:pPr>
+      <w:r>
+        <w:rPr>
+          <w:rFonts w:ascii="Arial" w:hAnsi="Arial" w:cs="Arial"/>
+          <w:sz w:val="24"/>
+          <w:szCs w:val="24"/>
+          <w:u w:val="single"/>
+        </w:rPr>
+        <w:t>​</w:t>
+      </w:r>
+      <w:r>
+        <w:rPr>
+          <w:rFonts w:ascii="Arial" w:hAnsi="Arial" w:cs="Arial"/>
+          <w:sz w:val="24"/>
+          <w:szCs w:val="24"/>
+        </w:rPr>
+        <w:t> </w:t>
+      </w:r>
+    </w:p>
+    <w:p>
+      <w:pPr>
+        <w:jc w:val="center"/>
+        <w:rPr>
+          <w:rFonts w:ascii="Arial" w:hAnsi="Arial" w:cs="Arial"/>
+          <w:sz w:val="24"/>
+          <w:szCs w:val="24"/>
+        </w:rPr>
+      </w:pPr>
+      <w:r>
+        <w:rPr>
+          <w:rFonts w:ascii="Arial" w:hAnsi="Arial" w:cs="Arial"/>
+          <w:sz w:val="24"/>
+          <w:szCs w:val="24"/>
+          <w:u w:val="single"/>
+        </w:rPr>
+        <w:t>​</w:t>
+      </w:r>
+      <w:r>
+        <w:rPr>
+          <w:rFonts w:ascii="Arial" w:hAnsi="Arial" w:cs="Arial"/>
+          <w:sz w:val="24"/>
+          <w:szCs w:val="24"/>
+        </w:rPr>
+        <w:t> </w:t>
+      </w:r>
+    </w:p>
+    <w:p>
+      <w:pPr>
+        <w:jc w:val="center"/>
+        <w:rPr>
+          <w:rFonts w:ascii="Arial" w:hAnsi="Arial" w:cs="Arial"/>
+          <w:sz w:val="24"/>
+          <w:szCs w:val="24"/>
+        </w:rPr>
+      </w:pPr>
+      <w:r>
+        <w:rPr>
+          <w:rFonts w:ascii="Arial" w:hAnsi="Arial" w:cs="Arial"/>
+          <w:sz w:val="24"/>
+          <w:szCs w:val="24"/>
+          <w:u w:val="single"/>
+        </w:rPr>
+        <w:t>​</w:t>
+      </w:r>
+      <w:r>
+        <w:rPr>
+          <w:rFonts w:ascii="Arial" w:hAnsi="Arial" w:cs="Arial"/>
+          <w:sz w:val="24"/>
+          <w:szCs w:val="24"/>
+        </w:rPr>
+        <w:t> </w:t>
+      </w:r>
+    </w:p>
+    <w:p>
+      <w:pPr>
+        <w:jc w:val="center"/>
+        <w:rPr>
+          <w:rFonts w:ascii="Arial" w:hAnsi="Arial" w:cs="Arial"/>
+          <w:sz w:val="24"/>
+          <w:szCs w:val="24"/>
+        </w:rPr>
+      </w:pPr>
+      <w:r>
+        <w:rPr>
+          <w:rFonts w:ascii="Arial" w:hAnsi="Arial" w:cs="Arial"/>
+          <w:b/>
+          <w:bCs/>
+          <w:sz w:val="24"/>
+          <w:szCs w:val="24"/>
+          <w:u w:val="single"/>
+        </w:rPr>
+        <w:t>​</w:t>
+      </w:r>
+      <w:r>
+        <w:rPr>
+          <w:rFonts w:ascii="Arial" w:hAnsi="Arial" w:cs="Arial"/>
+          <w:sz w:val="24"/>
+          <w:szCs w:val="24"/>
+        </w:rPr>
+        <w:t> </w:t>
+      </w:r>
+    </w:p>
+    <w:p>
+      <w:pPr>
+        <w:jc w:val="center"/>
+        <w:rPr>
+          <w:rFonts w:ascii="Arial" w:hAnsi="Arial" w:cs="Arial"/>
+          <w:sz w:val="24"/>
+          <w:szCs w:val="24"/>
+        </w:rPr>
+      </w:pPr>
+      <w:r>
+        <w:rPr>
+          <w:rFonts w:ascii="Arial" w:hAnsi="Arial" w:cs="Arial"/>
+          <w:sz w:val="24"/>
+          <w:szCs w:val="24"/>
+          <w:u w:val="single"/>
+        </w:rPr>
+        <w:t>​</w:t>
+      </w:r>
+      <w:r>
+        <w:rPr>
+          <w:rFonts w:ascii="Arial" w:hAnsi="Arial" w:cs="Arial"/>
+          <w:sz w:val="24"/>
+          <w:szCs w:val="24"/>
+        </w:rPr>
+        <w:t> </w:t>
+      </w:r>
+    </w:p>
+    <w:p>
+      <w:pPr>
+        <w:jc w:val="center"/>
+        <w:rPr>
+          <w:rFonts w:ascii="Arial" w:hAnsi="Arial" w:cs="Arial"/>
+          <w:sz w:val="24"/>
+          <w:szCs w:val="24"/>
+        </w:rPr>
+      </w:pPr>
+      <w:r>
+        <w:rPr>
+          <w:rFonts w:ascii="Arial" w:hAnsi="Arial" w:cs="Arial"/>
+          <w:sz w:val="24"/>
+          <w:szCs w:val="24"/>
+          <w:u w:val="single"/>
+        </w:rPr>
+        <w:t>​</w:t>
+      </w:r>
+      <w:r>
+        <w:rPr>
+          <w:rFonts w:ascii="Arial" w:hAnsi="Arial" w:cs="Arial"/>
+          <w:sz w:val="24"/>
+          <w:szCs w:val="24"/>
+        </w:rPr>
+        <w:t> </w:t>
+      </w:r>
+    </w:p>
+    <w:p>
+      <w:pPr>
+        <w:jc w:val="center"/>
+        <w:rPr>
+          <w:rFonts w:ascii="Arial" w:hAnsi="Arial" w:cs="Arial"/>
+          <w:sz w:val="24"/>
+          <w:szCs w:val="24"/>
+        </w:rPr>
+      </w:pPr>
+      <w:r>
+        <w:rPr>
+          <w:rFonts w:ascii="Arial" w:hAnsi="Arial" w:cs="Arial"/>
+          <w:sz w:val="24"/>
+          <w:szCs w:val="24"/>
+          <w:u w:val="single"/>
+        </w:rPr>
+        <w:t>​</w:t>
+      </w:r>
+      <w:r>
+        <w:rPr>
+          <w:rFonts w:ascii="Arial" w:hAnsi="Arial" w:cs="Arial"/>
+          <w:sz w:val="24"/>
+          <w:szCs w:val="24"/>
+        </w:rPr>
+        <w:t> </w:t>
+      </w:r>
+    </w:p>
+    <w:p>
+      <w:pPr>
+        <w:jc w:val="center"/>
+        <w:rPr>
+          <w:rFonts w:ascii="Arial" w:hAnsi="Arial" w:cs="Arial"/>
+          <w:sz w:val="24"/>
+          <w:szCs w:val="24"/>
+        </w:rPr>
+      </w:pPr>
+      <w:r>
+        <w:rPr>
+          <w:rFonts w:ascii="Arial" w:hAnsi="Arial" w:cs="Arial"/>
+          <w:sz w:val="24"/>
+          <w:szCs w:val="24"/>
+          <w:u w:val="single"/>
+        </w:rPr>
+        <w:t>​</w:t>
+      </w:r>
+      <w:r>
+        <w:rPr>
+          <w:rFonts w:ascii="Arial" w:hAnsi="Arial" w:cs="Arial"/>
+          <w:sz w:val="24"/>
+          <w:szCs w:val="24"/>
+        </w:rPr>
+        <w:t> </w:t>
+      </w:r>
+    </w:p>
+    <w:p>
+      <w:pPr>
+        <w:jc w:val="center"/>
+        <w:rPr>
+          <w:rFonts w:ascii="Arial" w:hAnsi="Arial" w:cs="Arial"/>
+          <w:sz w:val="24"/>
+          <w:szCs w:val="24"/>
+        </w:rPr>
+      </w:pPr>
+      <w:r>
+        <w:rPr>
+          <w:rFonts w:ascii="Arial" w:hAnsi="Arial" w:cs="Arial"/>
+          <w:sz w:val="24"/>
+          <w:szCs w:val="24"/>
+          <w:u w:val="single"/>
+        </w:rPr>
+        <w:t>​</w:t>
+      </w:r>
+      <w:r>
+        <w:rPr>
+          <w:rFonts w:ascii="Arial" w:hAnsi="Arial" w:cs="Arial"/>
+          <w:sz w:val="24"/>
+          <w:szCs w:val="24"/>
+        </w:rPr>
+        <w:t> </w:t>
+      </w:r>
+    </w:p>
+    <w:p>
+      <w:pPr>
+        <w:jc w:val="center"/>
+        <w:rPr>
+          <w:rFonts w:ascii="Arial" w:hAnsi="Arial" w:cs="Arial"/>
+          <w:sz w:val="24"/>
+          <w:szCs w:val="24"/>
+        </w:rPr>
+      </w:pPr>
+      <w:r>
+        <w:rPr>
+          <w:rFonts w:ascii="Arial" w:hAnsi="Arial" w:cs="Arial"/>
+          <w:sz w:val="24"/>
+          <w:szCs w:val="24"/>
+          <w:u w:val="single"/>
+        </w:rPr>
+        <w:t>​</w:t>
+      </w:r>
+      <w:r>
+        <w:rPr>
+          <w:rFonts w:ascii="Arial" w:hAnsi="Arial" w:cs="Arial"/>
+          <w:sz w:val="24"/>
+          <w:szCs w:val="24"/>
+        </w:rPr>
+        <w:t> </w:t>
+      </w:r>
+    </w:p>
+    <w:p>
+      <w:pPr>
+        <w:jc w:val="center"/>
+        <w:rPr>
+          <w:rFonts w:ascii="Arial" w:hAnsi="Arial" w:cs="Arial"/>
+          <w:sz w:val="24"/>
+          <w:szCs w:val="24"/>
+        </w:rPr>
+      </w:pPr>
+      <w:r>
+        <w:rPr>
+          <w:rFonts w:ascii="Arial" w:hAnsi="Arial" w:cs="Arial"/>
+          <w:sz w:val="24"/>
+          <w:szCs w:val="24"/>
+          <w:u w:val="single"/>
+        </w:rPr>
+        <w:t>​</w:t>
+      </w:r>
+      <w:r>
+        <w:rPr>
+          <w:rFonts w:ascii="Arial" w:hAnsi="Arial" w:cs="Arial"/>
+          <w:sz w:val="24"/>
+          <w:szCs w:val="24"/>
+        </w:rPr>
+        <w:t> </w:t>
+      </w:r>
+    </w:p>
+    <w:p>
+      <w:pPr>
+        <w:jc w:val="center"/>
+        <w:rPr>
+          <w:rFonts w:ascii="Arial" w:hAnsi="Arial" w:cs="Arial"/>
+          <w:sz w:val="24"/>
+          <w:szCs w:val="24"/>
+        </w:rPr>
+      </w:pPr>
+      <w:r>
+        <w:rPr>
+          <w:rFonts w:ascii="Arial" w:hAnsi="Arial" w:cs="Arial"/>
+          <w:sz w:val="24"/>
+          <w:szCs w:val="24"/>
+          <w:u w:val="single"/>
+        </w:rPr>
+        <w:t>​</w:t>
+      </w:r>
+      <w:r>
+        <w:rPr>
+          <w:rFonts w:ascii="Arial" w:hAnsi="Arial" w:cs="Arial"/>
+          <w:sz w:val="24"/>
+          <w:szCs w:val="24"/>
+        </w:rPr>
+        <w:t> </w:t>
+      </w:r>
+    </w:p>
+    <w:p>
+      <w:pPr>
+        <w:jc w:val="center"/>
+        <w:rPr>
+          <w:rFonts w:ascii="Arial" w:hAnsi="Arial" w:cs="Arial"/>
+          <w:sz w:val="24"/>
+          <w:szCs w:val="24"/>
+        </w:rPr>
+      </w:pPr>
+      <w:r>
+        <w:rPr>
+          <w:rFonts w:ascii="Arial" w:hAnsi="Arial" w:cs="Arial"/>
+          <w:sz w:val="24"/>
+          <w:szCs w:val="24"/>
+          <w:u w:val="single"/>
+        </w:rPr>
+        <w:t>​</w:t>
+      </w:r>
+      <w:r>
+        <w:rPr>
+          <w:rFonts w:ascii="Arial" w:hAnsi="Arial" w:cs="Arial"/>
+          <w:sz w:val="24"/>
+          <w:szCs w:val="24"/>
+        </w:rPr>
+        <w:t> </w:t>
+      </w:r>
+    </w:p>
+    <w:p>
+      <w:pPr>
+        <w:jc w:val="center"/>
+        <w:rPr>
+          <w:rFonts w:ascii="Arial" w:hAnsi="Arial" w:cs="Arial"/>
+          <w:sz w:val="24"/>
+          <w:szCs w:val="24"/>
+        </w:rPr>
+      </w:pPr>
+      <w:r>
+        <w:rPr>
+          <w:rFonts w:ascii="Arial" w:hAnsi="Arial" w:cs="Arial"/>
+          <w:sz w:val="24"/>
+          <w:szCs w:val="24"/>
+          <w:u w:val="single"/>
+        </w:rPr>
+        <w:t>​</w:t>
+      </w:r>
+      <w:r>
+        <w:rPr>
+          <w:rFonts w:ascii="Arial" w:hAnsi="Arial" w:cs="Arial"/>
+          <w:sz w:val="24"/>
+          <w:szCs w:val="24"/>
+        </w:rPr>
+        <w:t> </w:t>
+      </w:r>
+    </w:p>
+    <w:p>
+      <w:pPr>
+        <w:jc w:val="center"/>
+        <w:rPr>
+          <w:rFonts w:ascii="Arial" w:hAnsi="Arial" w:cs="Arial"/>
+          <w:sz w:val="24"/>
+          <w:szCs w:val="24"/>
+        </w:rPr>
+      </w:pPr>
+      <w:r>
+        <w:rPr>
+          <w:rFonts w:ascii="Arial" w:hAnsi="Arial" w:cs="Arial"/>
+          <w:sz w:val="24"/>
+          <w:szCs w:val="24"/>
+          <w:u w:val="single"/>
+        </w:rPr>
+        <w:t>​</w:t>
+      </w:r>
+      <w:r>
+        <w:rPr>
+          <w:rFonts w:ascii="Arial" w:hAnsi="Arial" w:cs="Arial"/>
+          <w:sz w:val="24"/>
+          <w:szCs w:val="24"/>
+        </w:rPr>
+        <w:t> </w:t>
+      </w:r>
+    </w:p>
+    <w:p>
+      <w:pPr>
+        <w:jc w:val="center"/>
+        <w:rPr>
+          <w:rFonts w:ascii="Arial" w:hAnsi="Arial" w:cs="Arial"/>
+          <w:sz w:val="24"/>
+          <w:szCs w:val="24"/>
+        </w:rPr>
+      </w:pPr>
+      <w:r>
+        <w:rPr>
+          <w:rFonts w:ascii="Arial" w:hAnsi="Arial" w:cs="Arial"/>
+          <w:sz w:val="24"/>
+          <w:szCs w:val="24"/>
+          <w:u w:val="single"/>
+        </w:rPr>
+        <w:t>​</w:t>
+      </w:r>
+      <w:r>
+        <w:rPr>
+          <w:rFonts w:ascii="Arial" w:hAnsi="Arial" w:cs="Arial"/>
+          <w:sz w:val="24"/>
+          <w:szCs w:val="24"/>
+        </w:rPr>
+        <w:t> </w:t>
+      </w:r>
+    </w:p>
+    <w:p>
+      <w:pPr>
+        <w:pStyle w:val="PargrafodaLista"/>
+        <w:numPr>
+          <w:ilvl w:val="0"/>
+          <w:numId w:val="1"/>
+        </w:numPr>
+        <w:jc w:val="center"/>
+        <w:rPr>
+          <w:rFonts w:ascii="Arial" w:hAnsi="Arial" w:cs="Arial"/>
+          <w:sz w:val="24"/>
+          <w:szCs w:val="24"/>
+        </w:rPr>
+      </w:pPr>
+      <w:r>
+        <w:rPr>
+          <w:rFonts w:ascii="Arial" w:hAnsi="Arial" w:cs="Arial"/>
+          <w:sz w:val="24"/>
+          <w:szCs w:val="24"/>
+        </w:rPr>
+        <w:lastRenderedPageBreak/>
+        <w:t>Levantamento de Requisitos</w:t>
+      </w:r>
+    </w:p>
+    <w:p>
+      <w:pPr>
+        <w:pStyle w:val="PargrafodaLista"/>
+        <w:rPr>
+          <w:rFonts w:ascii="Arial" w:hAnsi="Arial" w:cs="Arial"/>
+          <w:sz w:val="24"/>
+          <w:szCs w:val="24"/>
+        </w:rPr>
+      </w:pPr>
+    </w:p>
+    <w:p>
+      <w:pPr>
+        <w:pStyle w:val="PargrafodaLista"/>
+        <w:numPr>
+          <w:ilvl w:val="1"/>
+          <w:numId w:val="1"/>
+        </w:numPr>
+        <w:rPr>
+          <w:rFonts w:ascii="Arial" w:hAnsi="Arial" w:cs="Arial"/>
+          <w:sz w:val="24"/>
+          <w:szCs w:val="24"/>
+        </w:rPr>
+      </w:pPr>
+      <w:r>
+        <w:rPr>
+          <w:rFonts w:ascii="Arial" w:hAnsi="Arial" w:cs="Arial"/>
+          <w:sz w:val="24"/>
+          <w:szCs w:val="24"/>
+        </w:rPr>
+        <w:t>Descrição do Sistema</w:t>
+      </w:r>
+    </w:p>
+    <w:p>
+      <w:pPr>
+        <w:pStyle w:val="NormalWeb"/>
+        <w:jc w:val="both"/>
+        <w:rPr>
+          <w:rFonts w:ascii="Arial" w:hAnsi="Arial" w:cs="Arial"/>
+        </w:rPr>
+      </w:pPr>
+      <w:r>
+        <w:rPr>
+          <w:rFonts w:ascii="Arial" w:hAnsi="Arial" w:cs="Arial"/>
+        </w:rPr>
+        <w:t>O aplicativo Mesadinha tem como objetivo incentivar o desenvolvimento da educação financeira em crianças e adolescentes de forma prática, interativa e acessível. Por meio da simulação de uma mesada digital, o app busca ensinar conceitos fundamentais como organização financeira, planejamento, poupança, consumo consciente e definição de metas.</w:t>
+      </w:r>
+      <w:r>
+        <w:rPr>
+          <w:rFonts w:ascii="Arial" w:hAnsi="Arial" w:cs="Arial"/>
+        </w:rPr>
+        <w:t xml:space="preserve"> </w:t>
+      </w:r>
+      <w:r>
+        <w:rPr>
+          <w:rFonts w:ascii="Arial" w:hAnsi="Arial" w:cs="Arial"/>
+        </w:rPr>
+        <w:t>A proposta é proporcionar aos jovens usuários a oportunidade de compreender o valor do dinheiro desde cedo, estimulando o pensamento crítico em relação aos gastos, escolhas e prioridades financeiras. Além disso, o aplicativo promove a autonomia e a responsabilidade, permitindo que as crianças e adolescentes acompanhem suas tarefas, recebam recompensas e administrem seus próprios recursos dentro de um ambiente seguro e controlado.</w:t>
+      </w:r>
+      <w:r>
+        <w:rPr>
+          <w:rFonts w:ascii="Arial" w:hAnsi="Arial" w:cs="Arial"/>
+        </w:rPr>
+        <w:t xml:space="preserve"> </w:t>
+      </w:r>
+      <w:r>
+        <w:rPr>
+          <w:rFonts w:ascii="Arial" w:hAnsi="Arial" w:cs="Arial"/>
+        </w:rPr>
+        <w:t>Outro objetivo importante é fortalecer a participação dos responsáveis no processo educativo, possibilitando que pais ou responsáveis acompanhem o progresso, definam tarefas, estabeleçam valores de recompensa e orientem os filhos na construção de hábitos financeiros saudáveis.</w:t>
+      </w:r>
+    </w:p>
+    <w:p>
+      <w:pPr>
+        <w:pStyle w:val="PargrafodaLista"/>
+        <w:numPr>
+          <w:ilvl w:val="1"/>
+          <w:numId w:val="1"/>
+        </w:numPr>
+        <w:rPr>
+          <w:rFonts w:ascii="Arial" w:hAnsi="Arial" w:cs="Arial"/>
+          <w:sz w:val="24"/>
+          <w:szCs w:val="24"/>
+        </w:rPr>
+      </w:pPr>
+      <w:r>
+        <w:rPr>
+          <w:rFonts w:ascii="Arial" w:hAnsi="Arial" w:cs="Arial"/>
+          <w:sz w:val="24"/>
+          <w:szCs w:val="24"/>
+        </w:rPr>
+        <w:t>Descrição do Minimundo</w:t>
+      </w:r>
+    </w:p>
+    <w:p>
+      <w:pPr>
+        <w:pStyle w:val="NormalWeb"/>
+        <w:jc w:val="both"/>
+        <w:rPr>
+          <w:rFonts w:ascii="Arial" w:hAnsi="Arial" w:cs="Arial"/>
+        </w:rPr>
+      </w:pPr>
+      <w:r>
+        <w:rPr>
+          <w:rFonts w:ascii="Arial" w:hAnsi="Arial" w:cs="Arial"/>
+        </w:rPr>
+        <w:t xml:space="preserve">O aplicativo </w:t>
+      </w:r>
+      <w:r>
+        <w:rPr>
+          <w:rStyle w:val="Forte"/>
+          <w:rFonts w:ascii="Arial" w:eastAsiaTheme="majorEastAsia" w:hAnsi="Arial" w:cs="Arial"/>
+          <w:b w:val="0"/>
+          <w:bCs w:val="0"/>
+        </w:rPr>
+        <w:t>Mesadinha</w:t>
+      </w:r>
+      <w:r>
+        <w:rPr>
+          <w:rFonts w:ascii="Arial" w:hAnsi="Arial" w:cs="Arial"/>
+        </w:rPr>
+        <w:t xml:space="preserve"> está inserido no contexto familiar, com o objetivo de apoiar o processo de educação financeira de crianças e adolescentes por meio da prática cotidiana. Nesse ambiente, existem dois perfis principais de usuários: </w:t>
+      </w:r>
+      <w:r>
+        <w:rPr>
+          <w:rStyle w:val="Forte"/>
+          <w:rFonts w:ascii="Arial" w:eastAsiaTheme="majorEastAsia" w:hAnsi="Arial" w:cs="Arial"/>
+          <w:b w:val="0"/>
+          <w:bCs w:val="0"/>
+        </w:rPr>
+        <w:t>pais ou responsáveis</w:t>
+      </w:r>
+      <w:r>
+        <w:rPr>
+          <w:rFonts w:ascii="Arial" w:hAnsi="Arial" w:cs="Arial"/>
+        </w:rPr>
+        <w:t xml:space="preserve">, que exercem o papel de administradores, e </w:t>
+      </w:r>
+      <w:r>
+        <w:rPr>
+          <w:rStyle w:val="Forte"/>
+          <w:rFonts w:ascii="Arial" w:eastAsiaTheme="majorEastAsia" w:hAnsi="Arial" w:cs="Arial"/>
+          <w:b w:val="0"/>
+          <w:bCs w:val="0"/>
+        </w:rPr>
+        <w:t>filhos</w:t>
+      </w:r>
+      <w:r>
+        <w:rPr>
+          <w:rFonts w:ascii="Arial" w:hAnsi="Arial" w:cs="Arial"/>
+        </w:rPr>
+        <w:t>, que</w:t>
+      </w:r>
+      <w:r>
+        <w:rPr>
+          <w:rFonts w:ascii="Arial" w:hAnsi="Arial" w:cs="Arial"/>
+        </w:rPr>
+        <w:t xml:space="preserve"> são os participantes do processo educativo.</w:t>
+      </w:r>
+      <w:r>
+        <w:rPr>
+          <w:rFonts w:ascii="Arial" w:hAnsi="Arial" w:cs="Arial"/>
+        </w:rPr>
+        <w:t xml:space="preserve"> </w:t>
+      </w:r>
+      <w:r>
+        <w:rPr>
+          <w:rFonts w:ascii="Arial" w:hAnsi="Arial" w:cs="Arial"/>
+        </w:rPr>
+        <w:t>Os pais são responsáveis por gerenciar o ambiente do sistema, cadastrando tarefas domésticas ou atividades educativas que devem ser realizadas pelos filhos. Para cada tarefa, são definidos atributos de descrição, valor da recompensa, prazo de execução e o filho responsável. Essas tarefas funcionam como mecanismos de incentivo, simulando uma relação entre esforço e ganho financeiro.</w:t>
+      </w:r>
+      <w:r>
+        <w:rPr>
+          <w:rFonts w:ascii="Arial" w:hAnsi="Arial" w:cs="Arial"/>
+        </w:rPr>
+        <w:t xml:space="preserve"> </w:t>
+      </w:r>
+      <w:r>
+        <w:rPr>
+          <w:rFonts w:ascii="Arial" w:hAnsi="Arial" w:cs="Arial"/>
+        </w:rPr>
+        <w:t>Os filhos, por sua vez, acessam o aplicativo para visualizar suas tarefas atribuídas, acompanhar prazos e indicar quando uma atividade foi concluída. Após a marcação de conclusão, a tarefa entra em um estado de validação, no qual o responsável analisa se a execução foi realizada corretamente.</w:t>
+      </w:r>
+      <w:r>
+        <w:rPr>
+          <w:rFonts w:ascii="Arial" w:hAnsi="Arial" w:cs="Arial"/>
+        </w:rPr>
+        <w:t xml:space="preserve"> </w:t>
+      </w:r>
+      <w:r>
+        <w:rPr>
+          <w:rFonts w:ascii="Arial" w:hAnsi="Arial" w:cs="Arial"/>
+        </w:rPr>
+        <w:t xml:space="preserve">A partir dessa validação, o responsável pode aprovar ou rejeitar a tarefa. Quando aprovada, o valor </w:t>
+      </w:r>
+      <w:r>
+        <w:rPr>
+          <w:rFonts w:ascii="Arial" w:hAnsi="Arial" w:cs="Arial"/>
+        </w:rPr>
+        <w:t>dos pontos e</w:t>
+      </w:r>
+      <w:r>
+        <w:rPr>
+          <w:rFonts w:ascii="Arial" w:hAnsi="Arial" w:cs="Arial"/>
+        </w:rPr>
+        <w:t xml:space="preserve"> vinculada ao perfil do filho. Essa carteira representa uma simulação de recursos financeiros, permitindo que o usuário acompanhe seu saldo, histórico de ganhos e evolução ao longo do tempo.</w:t>
+      </w:r>
+      <w:r>
+        <w:rPr>
+          <w:rFonts w:ascii="Arial" w:hAnsi="Arial" w:cs="Arial"/>
+        </w:rPr>
+        <w:t xml:space="preserve"> </w:t>
+      </w:r>
+      <w:r>
+        <w:rPr>
+          <w:rFonts w:ascii="Arial" w:hAnsi="Arial" w:cs="Arial"/>
+        </w:rPr>
+        <w:t>O sistema também possibilita que os pais acompanhem o desempenho dos filhos por meio de relatórios e indicadores, promovendo maior participação no processo educativo e incentivando diálogos sobre organização financeira, disciplina e planejamento.</w:t>
+      </w:r>
+    </w:p>
+    <w:p>
+      <w:pPr>
+        <w:pStyle w:val="PargrafodaLista"/>
+        <w:numPr>
+          <w:ilvl w:val="1"/>
+          <w:numId w:val="1"/>
+        </w:numPr>
+        <w:rPr>
+          <w:rFonts w:ascii="Arial" w:hAnsi="Arial" w:cs="Arial"/>
+          <w:sz w:val="24"/>
+          <w:szCs w:val="24"/>
+        </w:rPr>
+      </w:pPr>
+      <w:r>
+        <w:rPr>
+          <w:rFonts w:ascii="Arial" w:hAnsi="Arial" w:cs="Arial"/>
+          <w:sz w:val="24"/>
+          <w:szCs w:val="24"/>
+        </w:rPr>
+        <w:t>Requisitos Funcionais</w:t>
+      </w:r>
+    </w:p>
+    <w:tbl>
+      <w:tblPr>
+        <w:tblStyle w:val="Tabelacomgrade"/>
+        <w:tblW w:w="8991" w:type="dxa"/>
+        <w:tblInd w:w="360" w:type="dxa"/>
+        <w:tblLook w:val="04A0" w:firstRow="1" w:lastRow="0" w:firstColumn="1" w:lastColumn="0" w:noHBand="0" w:noVBand="1"/>
+      </w:tblPr>
+      <w:tblGrid>
+        <w:gridCol w:w="2720"/>
+        <w:gridCol w:w="2689"/>
+        <w:gridCol w:w="3582"/>
+      </w:tblGrid>
+      <w:tr>
+        <w:tc>
+          <w:tcPr>
+            <w:tcW w:w="2720" w:type="dxa"/>
+          </w:tcPr>
+          <w:p>
+            <w:pPr>
+              <w:jc w:val="center"/>
+              <w:rPr>
+                <w:rFonts w:ascii="Arial" w:hAnsi="Arial" w:cs="Arial"/>
+                <w:b/>
+                <w:bCs/>
+                <w:sz w:val="24"/>
+                <w:szCs w:val="24"/>
+              </w:rPr>
+            </w:pPr>
+            <w:r>
+              <w:rPr>
+                <w:rFonts w:ascii="Arial" w:hAnsi="Arial" w:cs="Arial"/>
+                <w:b/>
+                <w:bCs/>
+                <w:sz w:val="24"/>
+                <w:szCs w:val="24"/>
+              </w:rPr>
+              <w:t>Requisito</w:t>
+            </w:r>
+          </w:p>
+        </w:tc>
+        <w:tc>
+          <w:tcPr>
+            <w:tcW w:w="2689" w:type="dxa"/>
+          </w:tcPr>
+          <w:p>
+            <w:pPr>
+              <w:jc w:val="center"/>
+              <w:rPr>
+                <w:rFonts w:ascii="Arial" w:hAnsi="Arial" w:cs="Arial"/>
+                <w:b/>
+                <w:bCs/>
+                <w:sz w:val="24"/>
+                <w:szCs w:val="24"/>
+              </w:rPr>
+            </w:pPr>
+            <w:r>
+              <w:rPr>
+                <w:rFonts w:ascii="Arial" w:hAnsi="Arial" w:cs="Arial"/>
+                <w:b/>
+                <w:bCs/>
+                <w:sz w:val="24"/>
+                <w:szCs w:val="24"/>
+              </w:rPr>
+              <w:t>Nome</w:t>
+            </w:r>
+          </w:p>
+        </w:tc>
+        <w:tc>
+          <w:tcPr>
+            <w:tcW w:w="3582" w:type="dxa"/>
+          </w:tcPr>
+          <w:p>
+            <w:pPr>
+              <w:jc w:val="center"/>
+              <w:rPr>
+                <w:rFonts w:ascii="Arial" w:hAnsi="Arial" w:cs="Arial"/>
+                <w:b/>
+                <w:bCs/>
+                <w:sz w:val="24"/>
+                <w:szCs w:val="24"/>
+              </w:rPr>
+            </w:pPr>
+            <w:r>
+              <w:rPr>
+                <w:rFonts w:ascii="Arial" w:hAnsi="Arial" w:cs="Arial"/>
+                <w:b/>
+                <w:bCs/>
+                <w:sz w:val="24"/>
+                <w:szCs w:val="24"/>
+              </w:rPr>
+              <w:t>Descrição</w:t>
+            </w:r>
+          </w:p>
+        </w:tc>
+      </w:tr>
+      <w:tr>
+        <w:tc>
+          <w:tcPr>
+            <w:tcW w:w="2720" w:type="dxa"/>
+          </w:tcPr>
+          <w:p>
+            <w:pPr>
+              <w:jc w:val="center"/>
+              <w:rPr>
+                <w:rFonts w:ascii="Arial" w:hAnsi="Arial" w:cs="Arial"/>
+                <w:sz w:val="24"/>
+                <w:szCs w:val="24"/>
+              </w:rPr>
+            </w:pPr>
+            <w:r>
+              <w:rPr>
+                <w:rFonts w:ascii="Arial" w:hAnsi="Arial" w:cs="Arial"/>
+                <w:sz w:val="24"/>
+                <w:szCs w:val="24"/>
+              </w:rPr>
+              <w:t>RF01</w:t>
+            </w:r>
+          </w:p>
+        </w:tc>
+        <w:tc>
+          <w:tcPr>
+            <w:tcW w:w="2689" w:type="dxa"/>
+          </w:tcPr>
+          <w:p>
+            <w:pPr>
+              <w:jc w:val="center"/>
+              <w:rPr>
+                <w:rFonts w:ascii="Arial" w:hAnsi="Arial" w:cs="Arial"/>
+                <w:sz w:val="24"/>
+                <w:szCs w:val="24"/>
+              </w:rPr>
+            </w:pPr>
+            <w:r>
+              <w:rPr>
+                <w:rFonts w:ascii="Arial" w:hAnsi="Arial" w:cs="Arial"/>
+                <w:sz w:val="24"/>
+                <w:szCs w:val="24"/>
+              </w:rPr>
+              <w:t>Cadastro e login</w:t>
+            </w:r>
+          </w:p>
+        </w:tc>
+        <w:tc>
+          <w:tcPr>
+            <w:tcW w:w="3582" w:type="dxa"/>
+          </w:tcPr>
+          <w:p>
+            <w:pPr>
+              <w:jc w:val="both"/>
+              <w:rPr>
+                <w:rFonts w:ascii="Arial" w:hAnsi="Arial" w:cs="Arial"/>
+                <w:sz w:val="24"/>
+                <w:szCs w:val="24"/>
+              </w:rPr>
+            </w:pPr>
+            <w:r>
+              <w:rPr>
+                <w:rFonts w:ascii="Arial" w:hAnsi="Arial" w:cs="Arial"/>
+                <w:sz w:val="24"/>
+                <w:szCs w:val="24"/>
+              </w:rPr>
+              <w:t>A aplicação deve permitir os pais se cadastrarem e associar os filhos ao grupo da família.</w:t>
+            </w:r>
+          </w:p>
+        </w:tc>
+      </w:tr>
+      <w:tr>
+        <w:tc>
+          <w:tcPr>
+            <w:tcW w:w="2720" w:type="dxa"/>
+          </w:tcPr>
+          <w:p>
+            <w:pPr>
+              <w:jc w:val="center"/>
+              <w:rPr>
+                <w:rFonts w:ascii="Arial" w:hAnsi="Arial" w:cs="Arial"/>
+                <w:sz w:val="24"/>
+                <w:szCs w:val="24"/>
+              </w:rPr>
+            </w:pPr>
+            <w:r>
+              <w:rPr>
+                <w:rFonts w:ascii="Arial" w:hAnsi="Arial" w:cs="Arial"/>
+                <w:sz w:val="24"/>
+                <w:szCs w:val="24"/>
+              </w:rPr>
+              <w:lastRenderedPageBreak/>
+              <w:t>RF02</w:t>
+            </w:r>
+          </w:p>
+        </w:tc>
+        <w:tc>
+          <w:tcPr>
+            <w:tcW w:w="2689" w:type="dxa"/>
+          </w:tcPr>
+          <w:p>
+            <w:pPr>
+              <w:jc w:val="center"/>
+              <w:rPr>
+                <w:rFonts w:ascii="Arial" w:hAnsi="Arial" w:cs="Arial"/>
+                <w:sz w:val="24"/>
+                <w:szCs w:val="24"/>
+              </w:rPr>
+            </w:pPr>
+            <w:r>
+              <w:rPr>
+                <w:rFonts w:ascii="Arial" w:hAnsi="Arial" w:cs="Arial"/>
+                <w:sz w:val="24"/>
+                <w:szCs w:val="24"/>
+              </w:rPr>
+              <w:t>Gerenciamento de perfis</w:t>
+            </w:r>
+          </w:p>
+        </w:tc>
+        <w:tc>
+          <w:tcPr>
+            <w:tcW w:w="3582" w:type="dxa"/>
+          </w:tcPr>
+          <w:p>
+            <w:pPr>
+              <w:jc w:val="both"/>
+              <w:rPr>
+                <w:rFonts w:ascii="Arial" w:hAnsi="Arial" w:cs="Arial"/>
+                <w:sz w:val="24"/>
+                <w:szCs w:val="24"/>
+              </w:rPr>
+            </w:pPr>
+            <w:r>
+              <w:rPr>
+                <w:rFonts w:ascii="Arial" w:hAnsi="Arial" w:cs="Arial"/>
+                <w:sz w:val="24"/>
+                <w:szCs w:val="24"/>
+              </w:rPr>
+              <w:t>O aplicativo deve diferenciar usuários do tipo pais e filhos, aplicando as permissões específicas para cada perfil.</w:t>
+            </w:r>
+          </w:p>
+        </w:tc>
+      </w:tr>
+      <w:tr>
+        <w:tc>
+          <w:tcPr>
+            <w:tcW w:w="2720" w:type="dxa"/>
+          </w:tcPr>
+          <w:p>
+            <w:pPr>
+              <w:jc w:val="center"/>
+              <w:rPr>
+                <w:rFonts w:ascii="Arial" w:hAnsi="Arial" w:cs="Arial"/>
+                <w:sz w:val="24"/>
+                <w:szCs w:val="24"/>
+              </w:rPr>
+            </w:pPr>
+            <w:r>
+              <w:rPr>
+                <w:rFonts w:ascii="Arial" w:hAnsi="Arial" w:cs="Arial"/>
+                <w:sz w:val="24"/>
+                <w:szCs w:val="24"/>
+              </w:rPr>
+              <w:t>RF03</w:t>
+            </w:r>
+          </w:p>
+        </w:tc>
+        <w:tc>
+          <w:tcPr>
+            <w:tcW w:w="2689" w:type="dxa"/>
+          </w:tcPr>
+          <w:p>
+            <w:pPr>
+              <w:jc w:val="center"/>
+              <w:rPr>
+                <w:rFonts w:ascii="Arial" w:hAnsi="Arial" w:cs="Arial"/>
+                <w:sz w:val="24"/>
+                <w:szCs w:val="24"/>
+              </w:rPr>
+            </w:pPr>
+            <w:r>
+              <w:rPr>
+                <w:rFonts w:ascii="Arial" w:hAnsi="Arial" w:cs="Arial"/>
+                <w:sz w:val="24"/>
+                <w:szCs w:val="24"/>
+              </w:rPr>
+              <w:t>Cadastro de tarefas</w:t>
+            </w:r>
+          </w:p>
+        </w:tc>
+        <w:tc>
+          <w:tcPr>
+            <w:tcW w:w="3582" w:type="dxa"/>
+          </w:tcPr>
+          <w:p>
+            <w:pPr>
+              <w:jc w:val="both"/>
+              <w:rPr>
+                <w:rFonts w:ascii="Arial" w:hAnsi="Arial" w:cs="Arial"/>
+                <w:sz w:val="24"/>
+                <w:szCs w:val="24"/>
+              </w:rPr>
+            </w:pPr>
+            <w:r>
+              <w:rPr>
+                <w:rFonts w:ascii="Arial" w:hAnsi="Arial" w:cs="Arial"/>
+                <w:sz w:val="24"/>
+                <w:szCs w:val="24"/>
+              </w:rPr>
+              <w:t xml:space="preserve">Os pais devem conseguir cadastrar tarefas informando nome, descrição, valor da recompensa (pontos), data limite e filho responsável. </w:t>
+            </w:r>
+          </w:p>
+        </w:tc>
+      </w:tr>
+      <w:tr>
+        <w:tc>
+          <w:tcPr>
+            <w:tcW w:w="2720" w:type="dxa"/>
+          </w:tcPr>
+          <w:p>
+            <w:pPr>
+              <w:jc w:val="center"/>
+              <w:rPr>
+                <w:rFonts w:ascii="Arial" w:hAnsi="Arial" w:cs="Arial"/>
+                <w:sz w:val="24"/>
+                <w:szCs w:val="24"/>
+              </w:rPr>
+            </w:pPr>
+            <w:r>
+              <w:rPr>
+                <w:rFonts w:ascii="Arial" w:hAnsi="Arial" w:cs="Arial"/>
+                <w:sz w:val="24"/>
+                <w:szCs w:val="24"/>
+              </w:rPr>
+              <w:t>RF04</w:t>
+            </w:r>
+          </w:p>
+        </w:tc>
+        <w:tc>
+          <w:tcPr>
+            <w:tcW w:w="2689" w:type="dxa"/>
+          </w:tcPr>
+          <w:p>
+            <w:pPr>
+              <w:jc w:val="center"/>
+              <w:rPr>
+                <w:rFonts w:ascii="Arial" w:hAnsi="Arial" w:cs="Arial"/>
+                <w:sz w:val="24"/>
+                <w:szCs w:val="24"/>
+              </w:rPr>
+            </w:pPr>
+            <w:r>
+              <w:rPr>
+                <w:rFonts w:ascii="Arial" w:hAnsi="Arial" w:cs="Arial"/>
+                <w:sz w:val="24"/>
+                <w:szCs w:val="24"/>
+              </w:rPr>
+              <w:t>Listagem de tarefas</w:t>
+            </w:r>
+          </w:p>
+        </w:tc>
+        <w:tc>
+          <w:tcPr>
+            <w:tcW w:w="3582" w:type="dxa"/>
+          </w:tcPr>
+          <w:p>
+            <w:pPr>
+              <w:jc w:val="both"/>
+              <w:rPr>
+                <w:rFonts w:ascii="Arial" w:hAnsi="Arial" w:cs="Arial"/>
+                <w:sz w:val="24"/>
+                <w:szCs w:val="24"/>
+              </w:rPr>
+            </w:pPr>
+            <w:r>
+              <w:rPr>
+                <w:rFonts w:ascii="Arial" w:hAnsi="Arial" w:cs="Arial"/>
+                <w:sz w:val="24"/>
+                <w:szCs w:val="24"/>
+              </w:rPr>
+              <w:t>O sistema deve exibir as tarefas cadastradas para os usuários conforme seu perfil.</w:t>
+            </w:r>
+          </w:p>
+        </w:tc>
+      </w:tr>
+      <w:tr>
+        <w:tc>
+          <w:tcPr>
+            <w:tcW w:w="2720" w:type="dxa"/>
+          </w:tcPr>
+          <w:p>
+            <w:pPr>
+              <w:jc w:val="center"/>
+              <w:rPr>
+                <w:rFonts w:ascii="Arial" w:hAnsi="Arial" w:cs="Arial"/>
+                <w:sz w:val="24"/>
+                <w:szCs w:val="24"/>
+              </w:rPr>
+            </w:pPr>
+            <w:r>
+              <w:rPr>
+                <w:rFonts w:ascii="Arial" w:hAnsi="Arial" w:cs="Arial"/>
+                <w:sz w:val="24"/>
+                <w:szCs w:val="24"/>
+              </w:rPr>
+              <w:t>RF05</w:t>
+            </w:r>
+          </w:p>
+        </w:tc>
+        <w:tc>
+          <w:tcPr>
+            <w:tcW w:w="2689" w:type="dxa"/>
+          </w:tcPr>
+          <w:p>
+            <w:pPr>
+              <w:jc w:val="center"/>
+              <w:rPr>
+                <w:rFonts w:ascii="Arial" w:hAnsi="Arial" w:cs="Arial"/>
+                <w:sz w:val="24"/>
+                <w:szCs w:val="24"/>
+              </w:rPr>
+            </w:pPr>
+            <w:r>
+              <w:rPr>
+                <w:rFonts w:ascii="Arial" w:hAnsi="Arial" w:cs="Arial"/>
+                <w:sz w:val="24"/>
+                <w:szCs w:val="24"/>
+              </w:rPr>
+              <w:t>Atualização de status das tarefas</w:t>
+            </w:r>
+          </w:p>
+        </w:tc>
+        <w:tc>
+          <w:tcPr>
+            <w:tcW w:w="3582" w:type="dxa"/>
+          </w:tcPr>
+          <w:p>
+            <w:pPr>
+              <w:jc w:val="both"/>
+              <w:rPr>
+                <w:rFonts w:ascii="Arial" w:hAnsi="Arial" w:cs="Arial"/>
+                <w:sz w:val="24"/>
+                <w:szCs w:val="24"/>
+              </w:rPr>
+            </w:pPr>
+            <w:r>
+              <w:rPr>
+                <w:rFonts w:ascii="Arial" w:hAnsi="Arial" w:cs="Arial"/>
+                <w:sz w:val="24"/>
+                <w:szCs w:val="24"/>
+              </w:rPr>
+              <w:t>Os filhos devem conseguir marcar uma tarefa como concluída.</w:t>
+            </w:r>
+          </w:p>
+        </w:tc>
+      </w:tr>
+      <w:tr>
+        <w:tc>
+          <w:tcPr>
+            <w:tcW w:w="2720" w:type="dxa"/>
+          </w:tcPr>
+          <w:p>
+            <w:pPr>
+              <w:jc w:val="center"/>
+              <w:rPr>
+                <w:rFonts w:ascii="Arial" w:hAnsi="Arial" w:cs="Arial"/>
+                <w:sz w:val="24"/>
+                <w:szCs w:val="24"/>
+              </w:rPr>
+            </w:pPr>
+            <w:r>
+              <w:rPr>
+                <w:rFonts w:ascii="Arial" w:hAnsi="Arial" w:cs="Arial"/>
+                <w:sz w:val="24"/>
+                <w:szCs w:val="24"/>
+              </w:rPr>
+              <w:t>RF06</w:t>
+            </w:r>
+          </w:p>
+        </w:tc>
+        <w:tc>
+          <w:tcPr>
+            <w:tcW w:w="2689" w:type="dxa"/>
+          </w:tcPr>
+          <w:p>
+            <w:pPr>
+              <w:jc w:val="center"/>
+              <w:rPr>
+                <w:rFonts w:ascii="Arial" w:hAnsi="Arial" w:cs="Arial"/>
+                <w:sz w:val="24"/>
+                <w:szCs w:val="24"/>
+              </w:rPr>
+            </w:pPr>
+            <w:r>
+              <w:rPr>
+                <w:rFonts w:ascii="Arial" w:hAnsi="Arial" w:cs="Arial"/>
+                <w:sz w:val="24"/>
+                <w:szCs w:val="24"/>
+              </w:rPr>
+              <w:t>Aprovação ou rejeição das tarefas</w:t>
+            </w:r>
+          </w:p>
+        </w:tc>
+        <w:tc>
+          <w:tcPr>
+            <w:tcW w:w="3582" w:type="dxa"/>
+          </w:tcPr>
+          <w:p>
+            <w:pPr>
+              <w:jc w:val="both"/>
+              <w:rPr>
+                <w:rFonts w:ascii="Arial" w:hAnsi="Arial" w:cs="Arial"/>
+                <w:sz w:val="24"/>
+                <w:szCs w:val="24"/>
+              </w:rPr>
+            </w:pPr>
+            <w:r>
+              <w:rPr>
+                <w:rFonts w:ascii="Arial" w:hAnsi="Arial" w:cs="Arial"/>
+                <w:sz w:val="24"/>
+                <w:szCs w:val="24"/>
+              </w:rPr>
+              <w:t>Os pais devem poder aprovar ou rejeitar tarefas concluídas pelos filhos.</w:t>
+            </w:r>
+          </w:p>
+        </w:tc>
+      </w:tr>
+      <w:tr>
+        <w:tc>
+          <w:tcPr>
+            <w:tcW w:w="2720" w:type="dxa"/>
+          </w:tcPr>
+          <w:p>
+            <w:pPr>
+              <w:jc w:val="center"/>
+              <w:rPr>
+                <w:rFonts w:ascii="Arial" w:hAnsi="Arial" w:cs="Arial"/>
+                <w:sz w:val="24"/>
+                <w:szCs w:val="24"/>
+              </w:rPr>
+            </w:pPr>
+            <w:r>
+              <w:rPr>
+                <w:rFonts w:ascii="Arial" w:hAnsi="Arial" w:cs="Arial"/>
+                <w:sz w:val="24"/>
+                <w:szCs w:val="24"/>
+              </w:rPr>
+              <w:t>RF07</w:t>
+            </w:r>
+          </w:p>
+        </w:tc>
+        <w:tc>
+          <w:tcPr>
+            <w:tcW w:w="2689" w:type="dxa"/>
+          </w:tcPr>
+          <w:p>
+            <w:pPr>
+              <w:jc w:val="center"/>
+              <w:rPr>
+                <w:rFonts w:ascii="Arial" w:hAnsi="Arial" w:cs="Arial"/>
+                <w:sz w:val="24"/>
+                <w:szCs w:val="24"/>
+              </w:rPr>
+            </w:pPr>
+            <w:r>
+              <w:rPr>
+                <w:rFonts w:ascii="Arial" w:hAnsi="Arial" w:cs="Arial"/>
+                <w:sz w:val="24"/>
+                <w:szCs w:val="24"/>
+              </w:rPr>
+              <w:t>Consulta de tarefas por status</w:t>
+            </w:r>
+          </w:p>
+        </w:tc>
+        <w:tc>
+          <w:tcPr>
+            <w:tcW w:w="3582" w:type="dxa"/>
+          </w:tcPr>
+          <w:p>
+            <w:pPr>
+              <w:jc w:val="both"/>
+              <w:rPr>
+                <w:rFonts w:ascii="Arial" w:hAnsi="Arial" w:cs="Arial"/>
+                <w:sz w:val="24"/>
+                <w:szCs w:val="24"/>
+              </w:rPr>
+            </w:pPr>
+            <w:r>
+              <w:rPr>
+                <w:rFonts w:ascii="Arial" w:hAnsi="Arial" w:cs="Arial"/>
+                <w:sz w:val="24"/>
+                <w:szCs w:val="24"/>
+              </w:rPr>
+              <w:t>O aplicativo deve permitir visualizar tarefas com status como pendente, concluída e aprovada.</w:t>
+            </w:r>
+          </w:p>
+        </w:tc>
+      </w:tr>
+      <w:tr>
+        <w:tc>
+          <w:tcPr>
+            <w:tcW w:w="2720" w:type="dxa"/>
+          </w:tcPr>
+          <w:p>
+            <w:pPr>
+              <w:jc w:val="center"/>
+              <w:rPr>
+                <w:rFonts w:ascii="Arial" w:hAnsi="Arial" w:cs="Arial"/>
+                <w:sz w:val="24"/>
+                <w:szCs w:val="24"/>
+              </w:rPr>
+            </w:pPr>
+            <w:r>
+              <w:rPr>
+                <w:rFonts w:ascii="Arial" w:hAnsi="Arial" w:cs="Arial"/>
+                <w:sz w:val="24"/>
+                <w:szCs w:val="24"/>
+              </w:rPr>
+              <w:t>RF08</w:t>
+            </w:r>
+          </w:p>
+        </w:tc>
+        <w:tc>
+          <w:tcPr>
+            <w:tcW w:w="2689" w:type="dxa"/>
+          </w:tcPr>
+          <w:p>
+            <w:pPr>
+              <w:jc w:val="center"/>
+              <w:rPr>
+                <w:rFonts w:ascii="Arial" w:hAnsi="Arial" w:cs="Arial"/>
+                <w:sz w:val="24"/>
+                <w:szCs w:val="24"/>
+              </w:rPr>
+            </w:pPr>
+            <w:r>
+              <w:rPr>
+                <w:rFonts w:ascii="Arial" w:hAnsi="Arial" w:cs="Arial"/>
+                <w:sz w:val="24"/>
+                <w:szCs w:val="24"/>
+              </w:rPr>
+              <w:t>Dashboard com acompanhamento</w:t>
+            </w:r>
+          </w:p>
+        </w:tc>
+        <w:tc>
+          <w:tcPr>
+            <w:tcW w:w="3582" w:type="dxa"/>
+          </w:tcPr>
+          <w:p>
+            <w:pPr>
+              <w:jc w:val="both"/>
+              <w:rPr>
+                <w:rFonts w:ascii="Arial" w:hAnsi="Arial" w:cs="Arial"/>
+                <w:sz w:val="24"/>
+                <w:szCs w:val="24"/>
+              </w:rPr>
+            </w:pPr>
+            <w:r>
+              <w:rPr>
+                <w:rFonts w:ascii="Arial" w:hAnsi="Arial" w:cs="Arial"/>
+                <w:sz w:val="24"/>
+                <w:szCs w:val="24"/>
+              </w:rPr>
+              <w:t>O aplicativo deve apresentar um painel de acompanhamento das tarefas realizadas.</w:t>
+            </w:r>
+          </w:p>
+        </w:tc>
+      </w:tr>
+      <w:tr>
+        <w:tc>
+          <w:tcPr>
+            <w:tcW w:w="2720" w:type="dxa"/>
+          </w:tcPr>
+          <w:p>
+            <w:pPr>
+              <w:jc w:val="center"/>
+              <w:rPr>
+                <w:rFonts w:ascii="Arial" w:hAnsi="Arial" w:cs="Arial"/>
+                <w:sz w:val="24"/>
+                <w:szCs w:val="24"/>
+              </w:rPr>
+            </w:pPr>
+            <w:r>
+              <w:rPr>
+                <w:rFonts w:ascii="Arial" w:hAnsi="Arial" w:cs="Arial"/>
+                <w:sz w:val="24"/>
+                <w:szCs w:val="24"/>
+              </w:rPr>
+              <w:t>RF09</w:t>
+            </w:r>
+          </w:p>
+        </w:tc>
+        <w:tc>
+          <w:tcPr>
+            <w:tcW w:w="2689" w:type="dxa"/>
+          </w:tcPr>
+          <w:p>
+            <w:pPr>
+              <w:jc w:val="center"/>
+              <w:rPr>
+                <w:rFonts w:ascii="Arial" w:hAnsi="Arial" w:cs="Arial"/>
+                <w:sz w:val="24"/>
+                <w:szCs w:val="24"/>
+              </w:rPr>
+            </w:pPr>
+            <w:r>
+              <w:rPr>
+                <w:rFonts w:ascii="Arial" w:hAnsi="Arial" w:cs="Arial"/>
+                <w:sz w:val="24"/>
+                <w:szCs w:val="24"/>
+              </w:rPr>
+              <w:t>Consulta de pontos</w:t>
+            </w:r>
+          </w:p>
+        </w:tc>
+        <w:tc>
+          <w:tcPr>
+            <w:tcW w:w="3582" w:type="dxa"/>
+          </w:tcPr>
+          <w:p>
+            <w:pPr>
+              <w:jc w:val="both"/>
+              <w:rPr>
+                <w:rFonts w:ascii="Arial" w:hAnsi="Arial" w:cs="Arial"/>
+                <w:sz w:val="24"/>
+                <w:szCs w:val="24"/>
+              </w:rPr>
+            </w:pPr>
+            <w:r>
+              <w:rPr>
+                <w:rFonts w:ascii="Arial" w:hAnsi="Arial" w:cs="Arial"/>
+                <w:sz w:val="24"/>
+                <w:szCs w:val="24"/>
+              </w:rPr>
+              <w:t>Os filhos devem visualizar os pontos atuais e histórico de tarefas.</w:t>
+            </w:r>
+          </w:p>
+        </w:tc>
+      </w:tr>
+      <w:tr>
+        <w:tc>
+          <w:tcPr>
+            <w:tcW w:w="2720" w:type="dxa"/>
+          </w:tcPr>
+          <w:p>
+            <w:pPr>
+              <w:jc w:val="center"/>
+              <w:rPr>
+                <w:rFonts w:ascii="Arial" w:hAnsi="Arial" w:cs="Arial"/>
+                <w:sz w:val="24"/>
+                <w:szCs w:val="24"/>
+              </w:rPr>
+            </w:pPr>
+            <w:r>
+              <w:rPr>
+                <w:rFonts w:ascii="Arial" w:hAnsi="Arial" w:cs="Arial"/>
+                <w:sz w:val="24"/>
+                <w:szCs w:val="24"/>
+              </w:rPr>
+              <w:t>RF10</w:t>
+            </w:r>
+          </w:p>
+        </w:tc>
+        <w:tc>
+          <w:tcPr>
+            <w:tcW w:w="2689" w:type="dxa"/>
+          </w:tcPr>
+          <w:p>
+            <w:pPr>
+              <w:jc w:val="center"/>
+              <w:rPr>
+                <w:rFonts w:ascii="Arial" w:hAnsi="Arial" w:cs="Arial"/>
+                <w:sz w:val="24"/>
+                <w:szCs w:val="24"/>
+              </w:rPr>
+            </w:pPr>
+            <w:r>
+              <w:rPr>
+                <w:rFonts w:ascii="Arial" w:hAnsi="Arial" w:cs="Arial"/>
+                <w:sz w:val="24"/>
+                <w:szCs w:val="24"/>
+              </w:rPr>
+              <w:t>Edição de perfil</w:t>
+            </w:r>
+          </w:p>
+        </w:tc>
+        <w:tc>
+          <w:tcPr>
+            <w:tcW w:w="3582" w:type="dxa"/>
+          </w:tcPr>
+          <w:p>
+            <w:pPr>
+              <w:jc w:val="both"/>
+              <w:rPr>
+                <w:rFonts w:ascii="Arial" w:hAnsi="Arial" w:cs="Arial"/>
+                <w:sz w:val="24"/>
+                <w:szCs w:val="24"/>
+              </w:rPr>
+            </w:pPr>
+            <w:r>
+              <w:rPr>
+                <w:rFonts w:ascii="Arial" w:hAnsi="Arial" w:cs="Arial"/>
+                <w:sz w:val="24"/>
+                <w:szCs w:val="24"/>
+              </w:rPr>
+              <w:t>O usuário deve poder alterar senha e informações da conta.</w:t>
+            </w:r>
+          </w:p>
+        </w:tc>
+      </w:tr>
+      <w:tr>
+        <w:tc>
+          <w:tcPr>
+            <w:tcW w:w="2720" w:type="dxa"/>
+          </w:tcPr>
+          <w:p>
+            <w:pPr>
+              <w:jc w:val="center"/>
+              <w:rPr>
+                <w:rFonts w:ascii="Arial" w:hAnsi="Arial" w:cs="Arial"/>
+                <w:sz w:val="24"/>
+                <w:szCs w:val="24"/>
+              </w:rPr>
+            </w:pPr>
+            <w:r>
+              <w:rPr>
+                <w:rFonts w:ascii="Arial" w:hAnsi="Arial" w:cs="Arial"/>
+                <w:sz w:val="24"/>
+                <w:szCs w:val="24"/>
+              </w:rPr>
+              <w:t>RF11</w:t>
+            </w:r>
+          </w:p>
+        </w:tc>
+        <w:tc>
+          <w:tcPr>
+            <w:tcW w:w="2689" w:type="dxa"/>
+          </w:tcPr>
+          <w:p>
+            <w:pPr>
+              <w:jc w:val="center"/>
+              <w:rPr>
+                <w:rFonts w:ascii="Arial" w:hAnsi="Arial" w:cs="Arial"/>
+                <w:sz w:val="24"/>
+                <w:szCs w:val="24"/>
+              </w:rPr>
+            </w:pPr>
+            <w:r>
+              <w:rPr>
+                <w:rFonts w:ascii="Arial" w:hAnsi="Arial" w:cs="Arial"/>
+                <w:sz w:val="24"/>
+                <w:szCs w:val="24"/>
+              </w:rPr>
+              <w:t>Visualizar irmãos</w:t>
+            </w:r>
+          </w:p>
+        </w:tc>
+        <w:tc>
+          <w:tcPr>
+            <w:tcW w:w="3582" w:type="dxa"/>
+          </w:tcPr>
+          <w:p>
+            <w:pPr>
+              <w:jc w:val="both"/>
+              <w:rPr>
+                <w:rFonts w:ascii="Arial" w:hAnsi="Arial" w:cs="Arial"/>
+                <w:sz w:val="24"/>
+                <w:szCs w:val="24"/>
+              </w:rPr>
+            </w:pPr>
+            <w:r>
+              <w:rPr>
+                <w:rFonts w:ascii="Arial" w:hAnsi="Arial" w:cs="Arial"/>
+                <w:sz w:val="24"/>
+                <w:szCs w:val="24"/>
+              </w:rPr>
+              <w:t xml:space="preserve">Os filhos devem poder visualizar as tarefas realizadas pelos irmãos. </w:t>
+            </w:r>
+          </w:p>
+        </w:tc>
+      </w:tr>
+    </w:tbl>
+    <w:p>
+      <w:pPr>
+        <w:ind w:left="360"/>
+        <w:rPr>
+          <w:rFonts w:ascii="Arial" w:hAnsi="Arial" w:cs="Arial"/>
+          <w:sz w:val="24"/>
+          <w:szCs w:val="24"/>
+        </w:rPr>
+      </w:pPr>
+    </w:p>
+    <w:p>
+      <w:pPr>
+        <w:pStyle w:val="PargrafodaLista"/>
+        <w:rPr>
+          <w:rFonts w:ascii="Arial" w:hAnsi="Arial" w:cs="Arial"/>
+          <w:sz w:val="24"/>
+          <w:szCs w:val="24"/>
+        </w:rPr>
+      </w:pPr>
+    </w:p>
+    <w:p>
+      <w:pPr>
+        <w:pStyle w:val="PargrafodaLista"/>
+        <w:ind w:left="1080"/>
+        <w:rPr>
+          <w:rFonts w:ascii="Arial" w:hAnsi="Arial" w:cs="Arial"/>
+          <w:sz w:val="24"/>
+          <w:szCs w:val="24"/>
+        </w:rPr>
+      </w:pPr>
+    </w:p>
+    <w:p>
+      <w:pPr>
+        <w:pStyle w:val="PargrafodaLista"/>
+        <w:numPr>
+          <w:ilvl w:val="1"/>
+          <w:numId w:val="1"/>
+        </w:numPr>
+        <w:rPr>
+          <w:rFonts w:ascii="Arial" w:hAnsi="Arial" w:cs="Arial"/>
+          <w:sz w:val="24"/>
+          <w:szCs w:val="24"/>
+        </w:rPr>
+      </w:pPr>
+      <w:r>
+        <w:rPr>
+          <w:rFonts w:ascii="Arial" w:hAnsi="Arial" w:cs="Arial"/>
+          <w:sz w:val="24"/>
+          <w:szCs w:val="24"/>
+        </w:rPr>
+        <w:t>Requisitos Não Funcionais</w:t>
+      </w:r>
+    </w:p>
+    <w:tbl>
+      <w:tblPr>
+        <w:tblStyle w:val="Tabelacomgrade"/>
+        <w:tblW w:w="8991" w:type="dxa"/>
+        <w:tblInd w:w="360" w:type="dxa"/>
+        <w:tblLook w:val="04A0" w:firstRow="1" w:lastRow="0" w:firstColumn="1" w:lastColumn="0" w:noHBand="0" w:noVBand="1"/>
+      </w:tblPr>
+      <w:tblGrid>
+        <w:gridCol w:w="2711"/>
+        <w:gridCol w:w="2711"/>
+        <w:gridCol w:w="3569"/>
+      </w:tblGrid>
+      <w:tr>
+        <w:tc>
+          <w:tcPr>
+            <w:tcW w:w="2711" w:type="dxa"/>
+          </w:tcPr>
+          <w:p>
+            <w:pPr>
+              <w:jc w:val="center"/>
+              <w:rPr>
+                <w:rFonts w:ascii="Arial" w:hAnsi="Arial" w:cs="Arial"/>
+                <w:sz w:val="24"/>
+                <w:szCs w:val="24"/>
+              </w:rPr>
+            </w:pPr>
+            <w:r>
+              <w:rPr>
+                <w:rFonts w:ascii="Arial" w:hAnsi="Arial" w:cs="Arial"/>
+                <w:b/>
+                <w:bCs/>
+                <w:sz w:val="24"/>
+                <w:szCs w:val="24"/>
+              </w:rPr>
+              <w:t>Requisito</w:t>
+            </w:r>
+            <w:r>
+              <w:rPr>
+                <w:rFonts w:ascii="Arial" w:hAnsi="Arial" w:cs="Arial"/>
+                <w:b/>
+                <w:bCs/>
+                <w:sz w:val="24"/>
+                <w:szCs w:val="24"/>
+              </w:rPr>
+              <w:t>s</w:t>
+            </w:r>
+          </w:p>
+        </w:tc>
+        <w:tc>
+          <w:tcPr>
+            <w:tcW w:w="2711" w:type="dxa"/>
+          </w:tcPr>
+          <w:p>
+            <w:pPr>
+              <w:jc w:val="center"/>
+              <w:rPr>
+                <w:rFonts w:ascii="Arial" w:hAnsi="Arial" w:cs="Arial"/>
+                <w:sz w:val="24"/>
+                <w:szCs w:val="24"/>
+              </w:rPr>
+            </w:pPr>
+            <w:r>
+              <w:rPr>
+                <w:rFonts w:ascii="Arial" w:hAnsi="Arial" w:cs="Arial"/>
+                <w:b/>
+                <w:bCs/>
+                <w:sz w:val="24"/>
+                <w:szCs w:val="24"/>
+              </w:rPr>
+              <w:t>Nome</w:t>
+            </w:r>
+          </w:p>
+        </w:tc>
+        <w:tc>
+          <w:tcPr>
+            <w:tcW w:w="3569" w:type="dxa"/>
+          </w:tcPr>
+          <w:p>
+            <w:pPr>
+              <w:jc w:val="center"/>
+              <w:rPr>
+                <w:rFonts w:ascii="Arial" w:hAnsi="Arial" w:cs="Arial"/>
+                <w:sz w:val="24"/>
+                <w:szCs w:val="24"/>
+              </w:rPr>
+            </w:pPr>
+            <w:r>
+              <w:rPr>
+                <w:rFonts w:ascii="Arial" w:hAnsi="Arial" w:cs="Arial"/>
+                <w:b/>
+                <w:bCs/>
+                <w:sz w:val="24"/>
+                <w:szCs w:val="24"/>
+              </w:rPr>
+              <w:t>Descrição</w:t>
+            </w:r>
+          </w:p>
+        </w:tc>
+      </w:tr>
+      <w:tr>
+        <w:tc>
+          <w:tcPr>
+            <w:tcW w:w="2711" w:type="dxa"/>
+          </w:tcPr>
+          <w:p>
+            <w:pPr>
+              <w:jc w:val="center"/>
+              <w:rPr>
+                <w:rFonts w:ascii="Arial" w:hAnsi="Arial" w:cs="Arial"/>
+                <w:sz w:val="24"/>
+                <w:szCs w:val="24"/>
+              </w:rPr>
+            </w:pPr>
+            <w:r>
+              <w:rPr>
+                <w:rFonts w:ascii="Arial" w:hAnsi="Arial" w:cs="Arial"/>
+                <w:sz w:val="24"/>
+                <w:szCs w:val="24"/>
+              </w:rPr>
+              <w:t>RNF01</w:t>
+            </w:r>
+          </w:p>
+        </w:tc>
+        <w:tc>
+          <w:tcPr>
+            <w:tcW w:w="2711" w:type="dxa"/>
+          </w:tcPr>
+          <w:p>
+            <w:pPr>
+              <w:jc w:val="center"/>
+              <w:rPr>
+                <w:rFonts w:ascii="Arial" w:hAnsi="Arial" w:cs="Arial"/>
+                <w:sz w:val="24"/>
+                <w:szCs w:val="24"/>
+              </w:rPr>
+            </w:pPr>
+            <w:r>
+              <w:rPr>
+                <w:rFonts w:ascii="Arial" w:hAnsi="Arial" w:cs="Arial"/>
+                <w:sz w:val="24"/>
+                <w:szCs w:val="24"/>
+              </w:rPr>
+              <w:t>Usabilidade</w:t>
+            </w:r>
+          </w:p>
+        </w:tc>
+        <w:tc>
+          <w:tcPr>
+            <w:tcW w:w="3569" w:type="dxa"/>
+          </w:tcPr>
+          <w:p>
+            <w:pPr>
+              <w:jc w:val="both"/>
+              <w:rPr>
+                <w:rFonts w:ascii="Arial" w:hAnsi="Arial" w:cs="Arial"/>
+                <w:sz w:val="24"/>
+                <w:szCs w:val="24"/>
+              </w:rPr>
+            </w:pPr>
+            <w:r>
+              <w:rPr>
+                <w:rFonts w:ascii="Arial" w:hAnsi="Arial" w:cs="Arial"/>
+                <w:sz w:val="24"/>
+                <w:szCs w:val="24"/>
+              </w:rPr>
+              <w:t>Interface simples e intuitiva, adequada a faixa etária que a usa.</w:t>
+            </w:r>
+          </w:p>
+        </w:tc>
+      </w:tr>
+      <w:tr>
+        <w:tc>
+          <w:tcPr>
+            <w:tcW w:w="2711" w:type="dxa"/>
+          </w:tcPr>
+          <w:p>
+            <w:pPr>
+              <w:jc w:val="center"/>
+              <w:rPr>
+                <w:rFonts w:ascii="Arial" w:hAnsi="Arial" w:cs="Arial"/>
+                <w:sz w:val="24"/>
+                <w:szCs w:val="24"/>
+              </w:rPr>
+            </w:pPr>
+            <w:r>
+              <w:rPr>
+                <w:rFonts w:ascii="Arial" w:hAnsi="Arial" w:cs="Arial"/>
+                <w:sz w:val="24"/>
+                <w:szCs w:val="24"/>
+              </w:rPr>
+              <w:t>RNF02</w:t>
+            </w:r>
+          </w:p>
+        </w:tc>
+        <w:tc>
+          <w:tcPr>
+            <w:tcW w:w="2711" w:type="dxa"/>
+          </w:tcPr>
+          <w:p>
+            <w:pPr>
+              <w:jc w:val="center"/>
+              <w:rPr>
+                <w:rFonts w:ascii="Arial" w:hAnsi="Arial" w:cs="Arial"/>
+                <w:sz w:val="24"/>
+                <w:szCs w:val="24"/>
+              </w:rPr>
+            </w:pPr>
+            <w:r>
+              <w:rPr>
+                <w:rFonts w:ascii="Arial" w:hAnsi="Arial" w:cs="Arial"/>
+                <w:sz w:val="24"/>
+                <w:szCs w:val="24"/>
+              </w:rPr>
+              <w:t>Segurança</w:t>
+            </w:r>
+          </w:p>
+        </w:tc>
+        <w:tc>
+          <w:tcPr>
+            <w:tcW w:w="3569" w:type="dxa"/>
+          </w:tcPr>
+          <w:p>
+            <w:pPr>
+              <w:jc w:val="both"/>
+              <w:rPr>
+                <w:rFonts w:ascii="Arial" w:hAnsi="Arial" w:cs="Arial"/>
+                <w:sz w:val="24"/>
+                <w:szCs w:val="24"/>
+              </w:rPr>
+            </w:pPr>
+            <w:r>
+              <w:rPr>
+                <w:rFonts w:ascii="Arial" w:hAnsi="Arial" w:cs="Arial"/>
+                <w:sz w:val="24"/>
+                <w:szCs w:val="24"/>
+              </w:rPr>
+              <w:t>O sistema deve proteger os dados de acesso, senhas e informações pessoais.</w:t>
+            </w:r>
+          </w:p>
+        </w:tc>
+      </w:tr>
+      <w:tr>
+        <w:tc>
+          <w:tcPr>
+            <w:tcW w:w="2711" w:type="dxa"/>
+          </w:tcPr>
+          <w:p>
+            <w:pPr>
+              <w:jc w:val="center"/>
+              <w:rPr>
+                <w:rFonts w:ascii="Arial" w:hAnsi="Arial" w:cs="Arial"/>
+                <w:sz w:val="24"/>
+                <w:szCs w:val="24"/>
+              </w:rPr>
+            </w:pPr>
+            <w:r>
+              <w:rPr>
+                <w:rFonts w:ascii="Arial" w:hAnsi="Arial" w:cs="Arial"/>
+                <w:sz w:val="24"/>
+                <w:szCs w:val="24"/>
+              </w:rPr>
+              <w:t>RNF03</w:t>
+            </w:r>
+          </w:p>
+        </w:tc>
+        <w:tc>
+          <w:tcPr>
+            <w:tcW w:w="2711" w:type="dxa"/>
+          </w:tcPr>
+          <w:p>
+            <w:pPr>
+              <w:jc w:val="center"/>
+              <w:rPr>
+                <w:rFonts w:ascii="Arial" w:hAnsi="Arial" w:cs="Arial"/>
+                <w:sz w:val="24"/>
+                <w:szCs w:val="24"/>
+              </w:rPr>
+            </w:pPr>
+            <w:r>
+              <w:rPr>
+                <w:rFonts w:ascii="Arial" w:hAnsi="Arial" w:cs="Arial"/>
+                <w:sz w:val="24"/>
+                <w:szCs w:val="24"/>
+              </w:rPr>
+              <w:t>Controle de acesso</w:t>
+            </w:r>
+          </w:p>
+        </w:tc>
+        <w:tc>
+          <w:tcPr>
+            <w:tcW w:w="3569" w:type="dxa"/>
+          </w:tcPr>
+          <w:p>
+            <w:pPr>
+              <w:jc w:val="both"/>
+              <w:rPr>
+                <w:rFonts w:ascii="Arial" w:hAnsi="Arial" w:cs="Arial"/>
+                <w:sz w:val="24"/>
+                <w:szCs w:val="24"/>
+              </w:rPr>
+            </w:pPr>
+            <w:r>
+              <w:rPr>
+                <w:rFonts w:ascii="Arial" w:hAnsi="Arial" w:cs="Arial"/>
+                <w:sz w:val="24"/>
+                <w:szCs w:val="24"/>
+              </w:rPr>
+              <w:t>Cada perfil deve acessar apenas as funcionalidades permitidas para seu tipo de usuário.</w:t>
+            </w:r>
+          </w:p>
+        </w:tc>
+      </w:tr>
+      <w:tr>
+        <w:tc>
+          <w:tcPr>
+            <w:tcW w:w="2711" w:type="dxa"/>
+          </w:tcPr>
+          <w:p>
+            <w:pPr>
+              <w:jc w:val="center"/>
+              <w:rPr>
+                <w:rFonts w:ascii="Arial" w:hAnsi="Arial" w:cs="Arial"/>
+                <w:sz w:val="24"/>
+                <w:szCs w:val="24"/>
+              </w:rPr>
+            </w:pPr>
+            <w:r>
+              <w:rPr>
+                <w:rFonts w:ascii="Arial" w:hAnsi="Arial" w:cs="Arial"/>
+                <w:sz w:val="24"/>
+                <w:szCs w:val="24"/>
+              </w:rPr>
+              <w:lastRenderedPageBreak/>
+              <w:t>RNF04</w:t>
+            </w:r>
+          </w:p>
+        </w:tc>
+        <w:tc>
+          <w:tcPr>
+            <w:tcW w:w="2711" w:type="dxa"/>
+          </w:tcPr>
+          <w:p>
+            <w:pPr>
+              <w:jc w:val="center"/>
+              <w:rPr>
+                <w:rFonts w:ascii="Arial" w:hAnsi="Arial" w:cs="Arial"/>
+                <w:sz w:val="24"/>
+                <w:szCs w:val="24"/>
+              </w:rPr>
+            </w:pPr>
+            <w:r>
+              <w:rPr>
+                <w:rFonts w:ascii="Arial" w:hAnsi="Arial" w:cs="Arial"/>
+                <w:sz w:val="24"/>
+                <w:szCs w:val="24"/>
+              </w:rPr>
+              <w:t>Portabilidade</w:t>
+            </w:r>
+          </w:p>
+        </w:tc>
+        <w:tc>
+          <w:tcPr>
+            <w:tcW w:w="3569" w:type="dxa"/>
+          </w:tcPr>
+          <w:p>
+            <w:pPr>
+              <w:jc w:val="both"/>
+              <w:rPr>
+                <w:rFonts w:ascii="Arial" w:hAnsi="Arial" w:cs="Arial"/>
+                <w:sz w:val="24"/>
+                <w:szCs w:val="24"/>
+              </w:rPr>
+            </w:pPr>
+            <w:r>
+              <w:rPr>
+                <w:rFonts w:ascii="Arial" w:hAnsi="Arial" w:cs="Arial"/>
+                <w:sz w:val="24"/>
+                <w:szCs w:val="24"/>
+              </w:rPr>
+              <w:t>Deve funcionar adequadamente em dispositivos móveis compatíveis.</w:t>
+            </w:r>
+          </w:p>
+        </w:tc>
+      </w:tr>
+      <w:tr>
+        <w:tc>
+          <w:tcPr>
+            <w:tcW w:w="2711" w:type="dxa"/>
+          </w:tcPr>
+          <w:p>
+            <w:pPr>
+              <w:jc w:val="center"/>
+              <w:rPr>
+                <w:rFonts w:ascii="Arial" w:hAnsi="Arial" w:cs="Arial"/>
+                <w:sz w:val="24"/>
+                <w:szCs w:val="24"/>
+              </w:rPr>
+            </w:pPr>
+            <w:r>
+              <w:rPr>
+                <w:rFonts w:ascii="Arial" w:hAnsi="Arial" w:cs="Arial"/>
+                <w:sz w:val="24"/>
+                <w:szCs w:val="24"/>
+              </w:rPr>
+              <w:t>RNF05</w:t>
+            </w:r>
+          </w:p>
+        </w:tc>
+        <w:tc>
+          <w:tcPr>
+            <w:tcW w:w="2711" w:type="dxa"/>
+          </w:tcPr>
+          <w:p>
+            <w:pPr>
+              <w:jc w:val="center"/>
+              <w:rPr>
+                <w:rFonts w:ascii="Arial" w:hAnsi="Arial" w:cs="Arial"/>
+                <w:sz w:val="24"/>
+                <w:szCs w:val="24"/>
+              </w:rPr>
+            </w:pPr>
+            <w:r>
+              <w:rPr>
+                <w:rFonts w:ascii="Arial" w:hAnsi="Arial" w:cs="Arial"/>
+                <w:sz w:val="24"/>
+                <w:szCs w:val="24"/>
+              </w:rPr>
+              <w:t>Acessibilidade básica</w:t>
+            </w:r>
+          </w:p>
+        </w:tc>
+        <w:tc>
+          <w:tcPr>
+            <w:tcW w:w="3569" w:type="dxa"/>
+          </w:tcPr>
+          <w:p>
+            <w:pPr>
+              <w:jc w:val="both"/>
+              <w:rPr>
+                <w:rFonts w:ascii="Arial" w:hAnsi="Arial" w:cs="Arial"/>
+                <w:sz w:val="24"/>
+                <w:szCs w:val="24"/>
+              </w:rPr>
+            </w:pPr>
+            <w:r>
+              <w:rPr>
+                <w:rFonts w:ascii="Arial" w:hAnsi="Arial" w:cs="Arial"/>
+                <w:sz w:val="24"/>
+                <w:szCs w:val="24"/>
+              </w:rPr>
+              <w:t>A aplicação deve utilizar linguagem clara e navegação simples para facilitar o uso por diferentes faixas etárias.</w:t>
+            </w:r>
+          </w:p>
+        </w:tc>
+      </w:tr>
+    </w:tbl>
+    <w:p>
+      <w:pPr>
+        <w:rPr>
+          <w:rFonts w:ascii="Arial" w:hAnsi="Arial" w:cs="Arial"/>
+          <w:sz w:val="24"/>
+          <w:szCs w:val="24"/>
+        </w:rPr>
+      </w:pPr>
+    </w:p>
+    <w:p>
+      <w:pPr>
+        <w:pStyle w:val="PargrafodaLista"/>
+        <w:numPr>
+          <w:ilvl w:val="1"/>
+          <w:numId w:val="1"/>
+        </w:numPr>
+        <w:rPr>
+          <w:rFonts w:ascii="Arial" w:hAnsi="Arial" w:cs="Arial"/>
+          <w:sz w:val="24"/>
+          <w:szCs w:val="24"/>
+        </w:rPr>
+      </w:pPr>
+      <w:r>
+        <w:rPr>
+          <w:rFonts w:ascii="Arial" w:hAnsi="Arial" w:cs="Arial"/>
+          <w:sz w:val="24"/>
+          <w:szCs w:val="24"/>
+        </w:rPr>
+        <w:t>Casos de Uso</w:t>
+      </w:r>
+    </w:p>
+    <w:p>
+      <w:pPr>
+        <w:ind w:left="360"/>
+        <w:rPr>
+          <w:rFonts w:ascii="Arial" w:hAnsi="Arial" w:cs="Arial"/>
+          <w:sz w:val="24"/>
+          <w:szCs w:val="24"/>
+        </w:rPr>
+      </w:pPr>
+    </w:p>
+    <w:p>
+      <w:pPr>
+        <w:pStyle w:val="PargrafodaLista"/>
+        <w:numPr>
+          <w:ilvl w:val="0"/>
+          <w:numId w:val="1"/>
+        </w:numPr>
+        <w:rPr>
+          <w:rFonts w:ascii="Arial" w:hAnsi="Arial" w:cs="Arial"/>
+          <w:sz w:val="24"/>
+          <w:szCs w:val="24"/>
+        </w:rPr>
+      </w:pPr>
+      <w:r>
+        <w:rPr>
+          <w:rFonts w:ascii="Arial" w:hAnsi="Arial" w:cs="Arial"/>
+          <w:sz w:val="24"/>
+          <w:szCs w:val="24"/>
+        </w:rPr>
+        <w:t>Banco de Dados</w:t>
+      </w:r>
+    </w:p>
+    <w:p>
+      <w:pPr>
+        <w:pStyle w:val="PargrafodaLista"/>
+        <w:rPr>
+          <w:rFonts w:ascii="Arial" w:hAnsi="Arial" w:cs="Arial"/>
+          <w:sz w:val="24"/>
+          <w:szCs w:val="24"/>
+        </w:rPr>
+      </w:pPr>
+    </w:p>
+    <w:p>
+      <w:pPr>
+        <w:pStyle w:val="PargrafodaLista"/>
+        <w:numPr>
+          <w:ilvl w:val="1"/>
+          <w:numId w:val="1"/>
+        </w:numPr>
+        <w:rPr>
+          <w:rFonts w:ascii="Arial" w:hAnsi="Arial" w:cs="Arial"/>
+          <w:sz w:val="24"/>
+          <w:szCs w:val="24"/>
+        </w:rPr>
+      </w:pPr>
+      <w:r>
+        <w:rPr>
+          <w:rFonts w:ascii="Arial" w:hAnsi="Arial" w:cs="Arial"/>
+          <w:sz w:val="24"/>
+          <w:szCs w:val="24"/>
+        </w:rPr>
+        <w:t>Modelo Relacional</w:t>
+      </w:r>
+    </w:p>
+    <w:p>
+      <w:pPr>
+        <w:ind w:left="360"/>
+        <w:rPr>
+          <w:rFonts w:ascii="Arial" w:hAnsi="Arial" w:cs="Arial"/>
+          <w:sz w:val="24"/>
+          <w:szCs w:val="24"/>
+        </w:rPr>
+      </w:pPr>
+      <w:r>
+        <w:rPr>
+          <w:rFonts w:ascii="Arial" w:hAnsi="Arial" w:cs="Arial"/>
+          <w:noProof/>
+          <w:sz w:val="24"/>
+          <w:szCs w:val="24"/>
+        </w:rPr>
+        <w:drawing>
+          <wp:inline distT="0" distB="0" distL="0" distR="0" wp14:anchorId="2572F667" wp14:editId="030BA8C4">
+            <wp:extent cx="5400040" cy="1741170"/>
+            <wp:effectExtent l="0" t="0" r="0" b="0"/>
+            <wp:docPr id="1418023372" name="Imagem 1"/>
+            <wp:cNvGraphicFramePr>
+              <a:graphicFrameLocks xmlns:a="http://schemas.openxmlformats.org/drawingml/2006/main" noChangeAspect="1"/>
+            </wp:cNvGraphicFramePr>
+            <a:graphic xmlns:a="http://schemas.openxmlformats.org/drawingml/2006/main">
+              <a:graphicData uri="http://schemas.openxmlformats.org/drawingml/2006/picture">
+                <pic:pic xmlns:pic="http://schemas.openxmlformats.org/drawingml/2006/picture">
+                  <pic:nvPicPr>
+                    <pic:cNvPr id="1418023372" name="Imagem 1418023372"/>
+                    <pic:cNvPicPr/>
+                  </pic:nvPicPr>
+                  <pic:blipFill>
+                    <a:blip r:embed="rId5" cstate="print">
+                      <a:extLst>
+                        <a:ext uri="{28A0092B-C50C-407E-A947-70E740481C1C}">
+                          <a14:useLocalDpi xmlns:a14="http://schemas.microsoft.com/office/drawing/2010/main" val="0"/>
+                        </a:ext>
+                      </a:extLst>
+                    </a:blip>
+                    <a:stretch>
+                      <a:fillRect/>
+                    </a:stretch>
+                  </pic:blipFill>
+                  <pic:spPr>
+                    <a:xfrm>
+                      <a:off x="0" y="0"/>
+                      <a:ext cx="5400040" cy="1741170"/>
+                    </a:xfrm>
+                    <a:prstGeom prst="rect">
+                      <a:avLst/>
+                    </a:prstGeom>
+                  </pic:spPr>
+                </pic:pic>
+              </a:graphicData>
+            </a:graphic>
+          </wp:inline>
+        </w:drawing>
+      </w:r>
+    </w:p>
+    <w:p>
+      <w:pPr>
+        <w:pStyle w:val="PargrafodaLista"/>
+        <w:numPr>
+          <w:ilvl w:val="1"/>
+          <w:numId w:val="1"/>
+        </w:numPr>
+        <w:rPr>
+          <w:rFonts w:ascii="Arial" w:hAnsi="Arial" w:cs="Arial"/>
+          <w:sz w:val="24"/>
+          <w:szCs w:val="24"/>
+        </w:rPr>
+      </w:pPr>
+      <w:r>
+        <w:rPr>
+          <w:rFonts w:ascii="Arial" w:hAnsi="Arial" w:cs="Arial"/>
+          <w:sz w:val="24"/>
+          <w:szCs w:val="24"/>
+        </w:rPr>
+        <w:t>Dicionário de Dados</w:t>
+      </w:r>
+    </w:p>
+    <w:p>
+      <w:pPr>
+        <w:ind w:left="360"/>
+        <w:rPr>
+          <w:rFonts w:ascii="Arial" w:hAnsi="Arial" w:cs="Arial"/>
+          <w:sz w:val="24"/>
+          <w:szCs w:val="24"/>
+        </w:rPr>
+      </w:pPr>
+    </w:p>
     <w:sectPr>
       <w:pgSz w:w="11906" w:h="16838"/>
       <w:pgMar w:top="1417" w:right="1701" w:bottom="1417" w:left="1701" w:header="708" w:footer="708" w:gutter="0"/>
@@ -11,6 +3043,135 @@
     </w:sectPr>
   </w:body>
 </w:document>
+</file>
+
+<file path=word/numbering.xml><?xml version="1.0" encoding="utf-8"?>
+<w:numbering xmlns:wpc="http://schemas.microsoft.com/office/word/2010/wordprocessingCanvas" xmlns:cx="http://schemas.microsoft.com/office/drawing/2014/chartex" xmlns:cx1="http://schemas.microsoft.com/office/drawing/2015/9/8/chartex" xmlns:cx2="http://schemas.microsoft.com/office/drawing/2015/10/21/chartex" xmlns:cx3="http://schemas.microsoft.com/office/drawing/2016/5/9/chartex" xmlns:cx4="http://schemas.microsoft.com/office/drawing/2016/5/10/chartex" xmlns:cx5="http://schemas.microsoft.com/office/drawing/2016/5/11/chartex" xmlns:cx6="http://schemas.microsoft.com/office/drawing/2016/5/12/chartex" xmlns:cx7="http://schemas.microsoft.com/office/drawing/2016/5/13/chartex" xmlns:cx8="http://schemas.microsoft.com/office/drawing/2016/5/14/chartex" xmlns:mc="http://schemas.openxmlformats.org/markup-compatibility/2006" xmlns:aink="http://schemas.microsoft.com/office/drawing/2016/ink" xmlns:am3d="http://schemas.microsoft.com/office/drawing/2017/model3d" xmlns:o="urn:schemas-microsoft-com:office:office" xmlns:oel="http://schemas.microsoft.com/office/2019/extlst" xmlns:r="http://schemas.openxmlformats.org/officeDocument/2006/relationships" xmlns:m="http://schemas.openxmlformats.org/officeDocument/2006/math" xmlns:v="urn:schemas-microsoft-com:vml" xmlns:wp14="http://schemas.microsoft.com/office/word/2010/wordprocessingDrawing" xmlns:wp="http://schemas.openxmlformats.org/drawingml/2006/wordprocessingDrawing" xmlns:w10="urn:schemas-microsoft-com:office:word" xmlns:w="http://schemas.openxmlformats.org/wordprocessingml/2006/main" xmlns:w14="http://schemas.microsoft.com/office/word/2010/wordml" xmlns:w15="http://schemas.microsoft.com/office/word/2012/wordml" xmlns:w16cex="http://schemas.microsoft.com/office/word/2018/wordml/cex" xmlns:w16cid="http://schemas.microsoft.com/office/word/2016/wordml/cid" xmlns:w16="http://schemas.microsoft.com/office/word/2018/wordml" xmlns:w16du="http://schemas.microsoft.com/office/word/2023/wordml/word16du" xmlns:w16sdtdh="http://schemas.microsoft.com/office/word/2020/wordml/sdtdatahash" xmlns:w16sdtfl="http://schemas.microsoft.com/office/word/2024/wordml/sdtformatlock" xmlns:w16se="http://schemas.microsoft.com/office/word/2015/wordml/symex" xmlns:wpg="http://schemas.microsoft.com/office/word/2010/wordprocessingGroup" xmlns:wpi="http://schemas.microsoft.com/office/word/2010/wordprocessingInk" xmlns:wne="http://schemas.microsoft.com/office/word/2006/wordml" xmlns:wps="http://schemas.microsoft.com/office/word/2010/wordprocessingShape" mc:Ignorable="w14 w15 w16se w16cid w16 w16cex w16sdtdh w16sdtfl w16du wp14">
+  <w:abstractNum w:abstractNumId="0" w15:restartNumberingAfterBreak="0">
+    <w:nsid w:val="261B00CD"/>
+    <w:multiLevelType w:val="multilevel"/>
+    <w:tmpl w:val="58F62AAE"/>
+    <w:lvl w:ilvl="0">
+      <w:start w:val="1"/>
+      <w:numFmt w:val="decimal"/>
+      <w:lvlText w:val="%1."/>
+      <w:lvlJc w:val="left"/>
+      <w:pPr>
+        <w:ind w:left="720" w:hanging="360"/>
+      </w:pPr>
+      <w:rPr>
+        <w:rFonts w:hint="default"/>
+      </w:rPr>
+    </w:lvl>
+    <w:lvl w:ilvl="1">
+      <w:start w:val="1"/>
+      <w:numFmt w:val="decimal"/>
+      <w:isLgl/>
+      <w:lvlText w:val="%1.%2."/>
+      <w:lvlJc w:val="left"/>
+      <w:pPr>
+        <w:ind w:left="1080" w:hanging="720"/>
+      </w:pPr>
+      <w:rPr>
+        <w:rFonts w:hint="default"/>
+      </w:rPr>
+    </w:lvl>
+    <w:lvl w:ilvl="2">
+      <w:start w:val="1"/>
+      <w:numFmt w:val="decimal"/>
+      <w:isLgl/>
+      <w:lvlText w:val="%1.%2.%3."/>
+      <w:lvlJc w:val="left"/>
+      <w:pPr>
+        <w:ind w:left="1080" w:hanging="720"/>
+      </w:pPr>
+      <w:rPr>
+        <w:rFonts w:hint="default"/>
+      </w:rPr>
+    </w:lvl>
+    <w:lvl w:ilvl="3">
+      <w:start w:val="1"/>
+      <w:numFmt w:val="decimal"/>
+      <w:isLgl/>
+      <w:lvlText w:val="%1.%2.%3.%4."/>
+      <w:lvlJc w:val="left"/>
+      <w:pPr>
+        <w:ind w:left="1440" w:hanging="1080"/>
+      </w:pPr>
+      <w:rPr>
+        <w:rFonts w:hint="default"/>
+      </w:rPr>
+    </w:lvl>
+    <w:lvl w:ilvl="4">
+      <w:start w:val="1"/>
+      <w:numFmt w:val="decimal"/>
+      <w:isLgl/>
+      <w:lvlText w:val="%1.%2.%3.%4.%5."/>
+      <w:lvlJc w:val="left"/>
+      <w:pPr>
+        <w:ind w:left="1440" w:hanging="1080"/>
+      </w:pPr>
+      <w:rPr>
+        <w:rFonts w:hint="default"/>
+      </w:rPr>
+    </w:lvl>
+    <w:lvl w:ilvl="5">
+      <w:start w:val="1"/>
+      <w:numFmt w:val="decimal"/>
+      <w:isLgl/>
+      <w:lvlText w:val="%1.%2.%3.%4.%5.%6."/>
+      <w:lvlJc w:val="left"/>
+      <w:pPr>
+        <w:ind w:left="1800" w:hanging="1440"/>
+      </w:pPr>
+      <w:rPr>
+        <w:rFonts w:hint="default"/>
+      </w:rPr>
+    </w:lvl>
+    <w:lvl w:ilvl="6">
+      <w:start w:val="1"/>
+      <w:numFmt w:val="decimal"/>
+      <w:isLgl/>
+      <w:lvlText w:val="%1.%2.%3.%4.%5.%6.%7."/>
+      <w:lvlJc w:val="left"/>
+      <w:pPr>
+        <w:ind w:left="1800" w:hanging="1440"/>
+      </w:pPr>
+      <w:rPr>
+        <w:rFonts w:hint="default"/>
+      </w:rPr>
+    </w:lvl>
+    <w:lvl w:ilvl="7">
+      <w:start w:val="1"/>
+      <w:numFmt w:val="decimal"/>
+      <w:isLgl/>
+      <w:lvlText w:val="%1.%2.%3.%4.%5.%6.%7.%8."/>
+      <w:lvlJc w:val="left"/>
+      <w:pPr>
+        <w:ind w:left="2160" w:hanging="1800"/>
+      </w:pPr>
+      <w:rPr>
+        <w:rFonts w:hint="default"/>
+      </w:rPr>
+    </w:lvl>
+    <w:lvl w:ilvl="8">
+      <w:start w:val="1"/>
+      <w:numFmt w:val="decimal"/>
+      <w:isLgl/>
+      <w:lvlText w:val="%1.%2.%3.%4.%5.%6.%7.%8.%9."/>
+      <w:lvlJc w:val="left"/>
+      <w:pPr>
+        <w:ind w:left="2520" w:hanging="2160"/>
+      </w:pPr>
+      <w:rPr>
+        <w:rFonts w:hint="default"/>
+      </w:rPr>
+    </w:lvl>
+  </w:abstractNum>
+  <w:num w:numId="1" w16cid:durableId="1509753442">
+    <w:abstractNumId w:val="0"/>
+  </w:num>
+</w:numbering>
 </file>
 
 <file path=word/styles.xml><?xml version="1.0" encoding="utf-8"?>
@@ -930,6 +4091,54 @@
       <w:spacing w:val="5"/>
     </w:rPr>
   </w:style>
+  <w:style w:type="paragraph" w:styleId="NormalWeb">
+    <w:name w:val="Normal (Web)"/>
+    <w:basedOn w:val="Normal"/>
+    <w:uiPriority w:val="99"/>
+    <w:unhideWhenUsed/>
+    <w:rsid w:val="009466B2"/>
+    <w:pPr>
+      <w:spacing w:before="100" w:beforeAutospacing="1" w:after="100" w:afterAutospacing="1" w:line="240" w:lineRule="auto"/>
+    </w:pPr>
+    <w:rPr>
+      <w:rFonts w:ascii="Times New Roman" w:eastAsia="Times New Roman" w:hAnsi="Times New Roman" w:cs="Times New Roman"/>
+      <w:kern w:val="0"/>
+      <w:sz w:val="24"/>
+      <w:szCs w:val="24"/>
+      <w:lang w:eastAsia="pt-BR"/>
+      <w14:ligatures w14:val="none"/>
+    </w:rPr>
+  </w:style>
+  <w:style w:type="character" w:styleId="Forte">
+    <w:name w:val="Strong"/>
+    <w:basedOn w:val="Fontepargpadro"/>
+    <w:uiPriority w:val="22"/>
+    <w:qFormat/>
+    <w:rsid w:val="009466B2"/>
+    <w:rPr>
+      <w:b/>
+      <w:bCs/>
+    </w:rPr>
+  </w:style>
+  <w:style w:type="table" w:styleId="Tabelacomgrade">
+    <w:name w:val="Table Grid"/>
+    <w:basedOn w:val="Tabelanormal"/>
+    <w:uiPriority w:val="39"/>
+    <w:rsid w:val="009466B2"/>
+    <w:pPr>
+      <w:spacing w:after="0" w:line="240" w:lineRule="auto"/>
+    </w:pPr>
+    <w:tblPr>
+      <w:tblBorders>
+        <w:top w:val="single" w:sz="4" w:space="0" w:color="auto"/>
+        <w:left w:val="single" w:sz="4" w:space="0" w:color="auto"/>
+        <w:bottom w:val="single" w:sz="4" w:space="0" w:color="auto"/>
+        <w:right w:val="single" w:sz="4" w:space="0" w:color="auto"/>
+        <w:insideH w:val="single" w:sz="4" w:space="0" w:color="auto"/>
+        <w:insideV w:val="single" w:sz="4" w:space="0" w:color="auto"/>
+      </w:tblBorders>
+    </w:tblPr>
+  </w:style>
 </w:styles>
 </file>
 

--- a/Documentação - Sistemas Móveis.docx
+++ b/Documentação - Sistemas Móveis.docx
@@ -1465,19 +1465,19 @@
     <w:tbl>
       <w:tblPr>
         <w:tblStyle w:val="Tabelacomgrade"/>
-        <w:tblW w:w="8991" w:type="dxa"/>
-        <w:tblInd w:w="360" w:type="dxa"/>
+        <w:tblW w:w="9640" w:type="dxa"/>
+        <w:tblInd w:w="-289" w:type="dxa"/>
         <w:tblLook w:val="04A0" w:firstRow="1" w:lastRow="0" w:firstColumn="1" w:lastColumn="0" w:noHBand="0" w:noVBand="1"/>
       </w:tblPr>
       <w:tblGrid>
-        <w:gridCol w:w="2720"/>
+        <w:gridCol w:w="3369"/>
         <w:gridCol w:w="2689"/>
         <w:gridCol w:w="3582"/>
       </w:tblGrid>
       <w:tr>
         <w:tc>
           <w:tcPr>
-            <w:tcW w:w="2720" w:type="dxa"/>
+            <w:tcW w:w="3369" w:type="dxa"/>
           </w:tcPr>
           <w:p>
             <w:pPr>
@@ -1560,7 +1560,7 @@
       <w:tr>
         <w:tc>
           <w:tcPr>
-            <w:tcW w:w="2720" w:type="dxa"/>
+            <w:tcW w:w="3369" w:type="dxa"/>
           </w:tcPr>
           <w:p>
             <w:pPr>
@@ -1631,7 +1631,7 @@
       <w:tr>
         <w:tc>
           <w:tcPr>
-            <w:tcW w:w="2720" w:type="dxa"/>
+            <w:tcW w:w="3369" w:type="dxa"/>
           </w:tcPr>
           <w:p>
             <w:pPr>
@@ -1703,7 +1703,7 @@
       <w:tr>
         <w:tc>
           <w:tcPr>
-            <w:tcW w:w="2720" w:type="dxa"/>
+            <w:tcW w:w="3369" w:type="dxa"/>
           </w:tcPr>
           <w:p>
             <w:pPr>
@@ -1774,7 +1774,7 @@
       <w:tr>
         <w:tc>
           <w:tcPr>
-            <w:tcW w:w="2720" w:type="dxa"/>
+            <w:tcW w:w="3369" w:type="dxa"/>
           </w:tcPr>
           <w:p>
             <w:pPr>
@@ -1845,7 +1845,7 @@
       <w:tr>
         <w:tc>
           <w:tcPr>
-            <w:tcW w:w="2720" w:type="dxa"/>
+            <w:tcW w:w="3369" w:type="dxa"/>
           </w:tcPr>
           <w:p>
             <w:pPr>
@@ -1916,7 +1916,7 @@
       <w:tr>
         <w:tc>
           <w:tcPr>
-            <w:tcW w:w="2720" w:type="dxa"/>
+            <w:tcW w:w="3369" w:type="dxa"/>
           </w:tcPr>
           <w:p>
             <w:pPr>
@@ -1987,7 +1987,7 @@
       <w:tr>
         <w:tc>
           <w:tcPr>
-            <w:tcW w:w="2720" w:type="dxa"/>
+            <w:tcW w:w="3369" w:type="dxa"/>
           </w:tcPr>
           <w:p>
             <w:pPr>
@@ -2058,7 +2058,7 @@
       <w:tr>
         <w:tc>
           <w:tcPr>
-            <w:tcW w:w="2720" w:type="dxa"/>
+            <w:tcW w:w="3369" w:type="dxa"/>
           </w:tcPr>
           <w:p>
             <w:pPr>
@@ -2129,7 +2129,7 @@
       <w:tr>
         <w:tc>
           <w:tcPr>
-            <w:tcW w:w="2720" w:type="dxa"/>
+            <w:tcW w:w="3369" w:type="dxa"/>
           </w:tcPr>
           <w:p>
             <w:pPr>
@@ -2200,7 +2200,7 @@
       <w:tr>
         <w:tc>
           <w:tcPr>
-            <w:tcW w:w="2720" w:type="dxa"/>
+            <w:tcW w:w="3369" w:type="dxa"/>
           </w:tcPr>
           <w:p>
             <w:pPr>
@@ -2271,7 +2271,7 @@
       <w:tr>
         <w:tc>
           <w:tcPr>
-            <w:tcW w:w="2720" w:type="dxa"/>
+            <w:tcW w:w="3369" w:type="dxa"/>
           </w:tcPr>
           <w:p>
             <w:pPr>
@@ -2342,32 +2342,11 @@
     </w:tbl>
     <w:p>
       <w:pPr>
-        <w:ind w:left="360"/>
-        <w:rPr>
-          <w:rFonts w:ascii="Arial" w:hAnsi="Arial" w:cs="Arial"/>
-          <w:sz w:val="24"/>
-          <w:szCs w:val="24"/>
-        </w:rPr>
-      </w:pPr>
-    </w:p>
-    <w:p>
-      <w:pPr>
-        <w:pStyle w:val="PargrafodaLista"/>
-        <w:rPr>
-          <w:rFonts w:ascii="Arial" w:hAnsi="Arial" w:cs="Arial"/>
-          <w:sz w:val="24"/>
-          <w:szCs w:val="24"/>
-        </w:rPr>
-      </w:pPr>
-    </w:p>
-    <w:p>
-      <w:pPr>
-        <w:pStyle w:val="PargrafodaLista"/>
-        <w:ind w:left="1080"/>
-        <w:rPr>
-          <w:rFonts w:ascii="Arial" w:hAnsi="Arial" w:cs="Arial"/>
-          <w:sz w:val="24"/>
-          <w:szCs w:val="24"/>
+        <w:rPr>
+          <w:rFonts w:ascii="Arial" w:hAnsi="Arial" w:cs="Arial"/>
+          <w:sz w:val="24"/>
+          <w:szCs w:val="24"/>
+          <w:u w:val="single"/>
         </w:rPr>
       </w:pPr>
     </w:p>
@@ -2396,19 +2375,19 @@
     <w:tbl>
       <w:tblPr>
         <w:tblStyle w:val="Tabelacomgrade"/>
-        <w:tblW w:w="8991" w:type="dxa"/>
-        <w:tblInd w:w="360" w:type="dxa"/>
+        <w:tblW w:w="9640" w:type="dxa"/>
+        <w:tblInd w:w="-289" w:type="dxa"/>
         <w:tblLook w:val="04A0" w:firstRow="1" w:lastRow="0" w:firstColumn="1" w:lastColumn="0" w:noHBand="0" w:noVBand="1"/>
       </w:tblPr>
       <w:tblGrid>
-        <w:gridCol w:w="2711"/>
+        <w:gridCol w:w="3360"/>
         <w:gridCol w:w="2711"/>
         <w:gridCol w:w="3569"/>
       </w:tblGrid>
       <w:tr>
         <w:tc>
           <w:tcPr>
-            <w:tcW w:w="2711" w:type="dxa"/>
+            <w:tcW w:w="3360" w:type="dxa"/>
           </w:tcPr>
           <w:p>
             <w:pPr>
@@ -2495,7 +2474,7 @@
       <w:tr>
         <w:tc>
           <w:tcPr>
-            <w:tcW w:w="2711" w:type="dxa"/>
+            <w:tcW w:w="3360" w:type="dxa"/>
           </w:tcPr>
           <w:p>
             <w:pPr>
@@ -2566,7 +2545,7 @@
       <w:tr>
         <w:tc>
           <w:tcPr>
-            <w:tcW w:w="2711" w:type="dxa"/>
+            <w:tcW w:w="3360" w:type="dxa"/>
           </w:tcPr>
           <w:p>
             <w:pPr>
@@ -2637,7 +2616,7 @@
       <w:tr>
         <w:tc>
           <w:tcPr>
-            <w:tcW w:w="2711" w:type="dxa"/>
+            <w:tcW w:w="3360" w:type="dxa"/>
           </w:tcPr>
           <w:p>
             <w:pPr>
@@ -2708,6 +2687,29 @@
       <w:tr>
         <w:tc>
           <w:tcPr>
+            <w:tcW w:w="3360" w:type="dxa"/>
+          </w:tcPr>
+          <w:p>
+            <w:pPr>
+              <w:jc w:val="center"/>
+              <w:rPr>
+                <w:rFonts w:ascii="Arial" w:hAnsi="Arial" w:cs="Arial"/>
+                <w:sz w:val="24"/>
+                <w:szCs w:val="24"/>
+              </w:rPr>
+            </w:pPr>
+            <w:r>
+              <w:rPr>
+                <w:rFonts w:ascii="Arial" w:hAnsi="Arial" w:cs="Arial"/>
+                <w:sz w:val="24"/>
+                <w:szCs w:val="24"/>
+              </w:rPr>
+              <w:t>RNF04</w:t>
+            </w:r>
+          </w:p>
+        </w:tc>
+        <w:tc>
+          <w:tcPr>
             <w:tcW w:w="2711" w:type="dxa"/>
           </w:tcPr>
           <w:p>
@@ -2725,54 +2727,39 @@
                 <w:sz w:val="24"/>
                 <w:szCs w:val="24"/>
               </w:rPr>
+              <w:t>Portabilidade</w:t>
+            </w:r>
+          </w:p>
+        </w:tc>
+        <w:tc>
+          <w:tcPr>
+            <w:tcW w:w="3569" w:type="dxa"/>
+          </w:tcPr>
+          <w:p>
+            <w:pPr>
+              <w:jc w:val="both"/>
+              <w:rPr>
+                <w:rFonts w:ascii="Arial" w:hAnsi="Arial" w:cs="Arial"/>
+                <w:sz w:val="24"/>
+                <w:szCs w:val="24"/>
+              </w:rPr>
+            </w:pPr>
+            <w:r>
+              <w:rPr>
+                <w:rFonts w:ascii="Arial" w:hAnsi="Arial" w:cs="Arial"/>
+                <w:sz w:val="24"/>
+                <w:szCs w:val="24"/>
+              </w:rPr>
+              <w:t xml:space="preserve">Deve funcionar adequadamente em </w:t>
+            </w:r>
+            <w:r>
+              <w:rPr>
+                <w:rFonts w:ascii="Arial" w:hAnsi="Arial" w:cs="Arial"/>
+                <w:sz w:val="24"/>
+                <w:szCs w:val="24"/>
+              </w:rPr>
               <w:lastRenderedPageBreak/>
-              <w:t>RNF04</w:t>
-            </w:r>
-          </w:p>
-        </w:tc>
-        <w:tc>
-          <w:tcPr>
-            <w:tcW w:w="2711" w:type="dxa"/>
-          </w:tcPr>
-          <w:p>
-            <w:pPr>
-              <w:jc w:val="center"/>
-              <w:rPr>
-                <w:rFonts w:ascii="Arial" w:hAnsi="Arial" w:cs="Arial"/>
-                <w:sz w:val="24"/>
-                <w:szCs w:val="24"/>
-              </w:rPr>
-            </w:pPr>
-            <w:r>
-              <w:rPr>
-                <w:rFonts w:ascii="Arial" w:hAnsi="Arial" w:cs="Arial"/>
-                <w:sz w:val="24"/>
-                <w:szCs w:val="24"/>
-              </w:rPr>
-              <w:t>Portabilidade</w:t>
-            </w:r>
-          </w:p>
-        </w:tc>
-        <w:tc>
-          <w:tcPr>
-            <w:tcW w:w="3569" w:type="dxa"/>
-          </w:tcPr>
-          <w:p>
-            <w:pPr>
-              <w:jc w:val="both"/>
-              <w:rPr>
-                <w:rFonts w:ascii="Arial" w:hAnsi="Arial" w:cs="Arial"/>
-                <w:sz w:val="24"/>
-                <w:szCs w:val="24"/>
-              </w:rPr>
-            </w:pPr>
-            <w:r>
-              <w:rPr>
-                <w:rFonts w:ascii="Arial" w:hAnsi="Arial" w:cs="Arial"/>
-                <w:sz w:val="24"/>
-                <w:szCs w:val="24"/>
-              </w:rPr>
-              <w:t>Deve funcionar adequadamente em dispositivos móveis compatíveis.</w:t>
+              <w:t>dispositivos móveis compatíveis.</w:t>
             </w:r>
           </w:p>
         </w:tc>
@@ -2780,7 +2767,7 @@
       <w:tr>
         <w:tc>
           <w:tcPr>
-            <w:tcW w:w="2711" w:type="dxa"/>
+            <w:tcW w:w="3360" w:type="dxa"/>
           </w:tcPr>
           <w:p>
             <w:pPr>
@@ -2797,6 +2784,7 @@
                 <w:sz w:val="24"/>
                 <w:szCs w:val="24"/>
               </w:rPr>
+              <w:lastRenderedPageBreak/>
               <w:t>RNF05</w:t>
             </w:r>
           </w:p>
@@ -2961,7 +2949,7 @@
           <w:szCs w:val="24"/>
         </w:rPr>
         <w:drawing>
-          <wp:inline distT="0" distB="0" distL="0" distR="0" wp14:anchorId="2572F667" wp14:editId="030BA8C4">
+          <wp:inline distT="0" distB="0" distL="0" distR="0" wp14:anchorId="2572F667" wp14:editId="555113B4">
             <wp:extent cx="5400040" cy="1741170"/>
             <wp:effectExtent l="0" t="0" r="0" b="0"/>
             <wp:docPr id="1418023372" name="Imagem 1"/>

--- a/Documentação - Sistemas Móveis.docx
+++ b/Documentação - Sistemas Móveis.docx
@@ -1,6 +1,6 @@
 
 <file path=word/document.xml><?xml version="1.0" encoding="utf-8"?>
-<w:document xmlns:wpc="http://schemas.microsoft.com/office/word/2010/wordprocessingCanvas" xmlns:cx="http://schemas.microsoft.com/office/drawing/2014/chartex" xmlns:cx1="http://schemas.microsoft.com/office/drawing/2015/9/8/chartex" xmlns:cx2="http://schemas.microsoft.com/office/drawing/2015/10/21/chartex" xmlns:cx3="http://schemas.microsoft.com/office/drawing/2016/5/9/chartex" xmlns:cx4="http://schemas.microsoft.com/office/drawing/2016/5/10/chartex" xmlns:cx5="http://schemas.microsoft.com/office/drawing/2016/5/11/chartex" xmlns:cx6="http://schemas.microsoft.com/office/drawing/2016/5/12/chartex" xmlns:cx7="http://schemas.microsoft.com/office/drawing/2016/5/13/chartex" xmlns:cx8="http://schemas.microsoft.com/office/drawing/2016/5/14/chartex" xmlns:mc="http://schemas.openxmlformats.org/markup-compatibility/2006" xmlns:aink="http://schemas.microsoft.com/office/drawing/2016/ink" xmlns:am3d="http://schemas.microsoft.com/office/drawing/2017/model3d" xmlns:o="urn:schemas-microsoft-com:office:office" xmlns:oel="http://schemas.microsoft.com/office/2019/extlst" xmlns:r="http://schemas.openxmlformats.org/officeDocument/2006/relationships" xmlns:m="http://schemas.openxmlformats.org/officeDocument/2006/math" xmlns:v="urn:schemas-microsoft-com:vml" xmlns:wp14="http://schemas.microsoft.com/office/word/2010/wordprocessingDrawing" xmlns:wp="http://schemas.openxmlformats.org/drawingml/2006/wordprocessingDrawing" xmlns:w10="urn:schemas-microsoft-com:office:word" xmlns:w="http://schemas.openxmlformats.org/wordprocessingml/2006/main" xmlns:w14="http://schemas.microsoft.com/office/word/2010/wordml" xmlns:w15="http://schemas.microsoft.com/office/word/2012/wordml" xmlns:w16cex="http://schemas.microsoft.com/office/word/2018/wordml/cex" xmlns:w16cid="http://schemas.microsoft.com/office/word/2016/wordml/cid" xmlns:w16="http://schemas.microsoft.com/office/word/2018/wordml" xmlns:w16du="http://schemas.microsoft.com/office/word/2023/wordml/word16du" xmlns:w16sdtdh="http://schemas.microsoft.com/office/word/2020/wordml/sdtdatahash" xmlns:w16sdtfl="http://schemas.microsoft.com/office/word/2024/wordml/sdtformatlock" xmlns:w16se="http://schemas.microsoft.com/office/word/2015/wordml/symex" xmlns:wpg="http://schemas.microsoft.com/office/word/2010/wordprocessingGroup" xmlns:wpi="http://schemas.microsoft.com/office/word/2010/wordprocessingInk" xmlns:wne="http://schemas.microsoft.com/office/word/2006/wordml" xmlns:wps="http://schemas.microsoft.com/office/word/2010/wordprocessingShape" mc:Ignorable="w14 w15 w16se w16cid w16 w16cex w16sdtdh w16sdtfl w16du wp14">
+<w:document xmlns:wpc="http://schemas.microsoft.com/office/word/2010/wordprocessingCanvas" xmlns:cx="http://schemas.microsoft.com/office/drawing/2014/chartex" xmlns:cx1="http://schemas.microsoft.com/office/drawing/2015/9/8/chartex" xmlns:cx2="http://schemas.microsoft.com/office/drawing/2015/10/21/chartex" xmlns:cx3="http://schemas.microsoft.com/office/drawing/2016/5/9/chartex" xmlns:cx4="http://schemas.microsoft.com/office/drawing/2016/5/10/chartex" xmlns:cx5="http://schemas.microsoft.com/office/drawing/2016/5/11/chartex" xmlns:cx6="http://schemas.microsoft.com/office/drawing/2016/5/12/chartex" xmlns:cx7="http://schemas.microsoft.com/office/drawing/2016/5/13/chartex" xmlns:cx8="http://schemas.microsoft.com/office/drawing/2016/5/14/chartex" xmlns:mc="http://schemas.openxmlformats.org/markup-compatibility/2006" xmlns:aink="http://schemas.microsoft.com/office/drawing/2016/ink" xmlns:am3d="http://schemas.microsoft.com/office/drawing/2017/model3d" xmlns:o="urn:schemas-microsoft-com:office:office" xmlns:r="http://schemas.openxmlformats.org/officeDocument/2006/relationships" xmlns:m="http://schemas.openxmlformats.org/officeDocument/2006/math" xmlns:v="urn:schemas-microsoft-com:vml" xmlns:wp14="http://schemas.microsoft.com/office/word/2010/wordprocessingDrawing" xmlns:wp="http://schemas.openxmlformats.org/drawingml/2006/wordprocessingDrawing" xmlns:w10="urn:schemas-microsoft-com:office:word" xmlns:w="http://schemas.openxmlformats.org/wordprocessingml/2006/main" xmlns:w14="http://schemas.microsoft.com/office/word/2010/wordml" xmlns:w15="http://schemas.microsoft.com/office/word/2012/wordml" xmlns:w16cid="http://schemas.microsoft.com/office/word/2016/wordml/cid" xmlns:w16se="http://schemas.microsoft.com/office/word/2015/wordml/symex" xmlns:wpg="http://schemas.microsoft.com/office/word/2010/wordprocessingGroup" xmlns:wpi="http://schemas.microsoft.com/office/word/2010/wordprocessingInk" xmlns:wne="http://schemas.microsoft.com/office/word/2006/wordml" xmlns:wps="http://schemas.microsoft.com/office/word/2010/wordprocessingShape" mc:Ignorable="w14 w15 w16se w16cid wp14">
   <w:body>
     <w:p>
       <w:pPr>
@@ -196,10 +196,7 @@
         <w:t>Mariana Henrique Moura Barrosso -</w:t>
       </w:r>
       <w:r>
-        <w:t xml:space="preserve"> </w:t>
-      </w:r>
-      <w:r>
-        <w:t>A06169157</w:t>
+        <w:t xml:space="preserve"> A06169157</w:t>
       </w:r>
       <w:r>
         <w:t xml:space="preserve"> </w:t>
@@ -573,10 +570,7 @@
         </w:rPr>
       </w:pPr>
       <w:r>
-        <w:t>Luciano de Oliveira Souza</w:t>
-      </w:r>
-      <w:r>
-        <w:t xml:space="preserve"> - </w:t>
+        <w:t xml:space="preserve">Luciano de Oliveira Souza - </w:t>
       </w:r>
     </w:p>
     <w:p>
@@ -978,7 +972,13 @@
         <w:jc w:val="both"/>
       </w:pPr>
       <w:r>
-        <w:t>O aplicativo Mesadinha é uma solução mobile voltada à educação financeira de crianças e adolescentes, utilizando a simulação de uma mesada digital para incentivar hábitos financeiros saudáveis. A aplicação permite que pais ou responsáveis cadastrem tarefas e recompensas, enquanto os filhos acompanham atividades, acumulam pontos e desenvolvem noções de organização financeira, planejamento e responsabilidade. O sistema busca promover a participação familiar no processo educativo por meio de uma interface acessível, interativa e segura.</w:t>
+        <w:t xml:space="preserve">O aplicativo Mesadinha é uma solução mobile voltada à educação financeira de crianças e adolescentes, utilizando a simulação de uma mesada digital para incentivar hábitos financeiros saudáveis. A aplicação permite que pais ou responsáveis cadastrem tarefas e recompensas, enquanto os filhos acompanham </w:t>
+      </w:r>
+      <w:r>
+        <w:t xml:space="preserve">as </w:t>
+      </w:r>
+      <w:r>
+        <w:t>atividades, acumulam pontos e desenvolvem noções de organização financeira, planejamento e responsabilidade. O sistema busca promover a participação familiar no processo educativo por meio de uma interface acessível, interativa e segura.</w:t>
       </w:r>
     </w:p>
     <w:p>
@@ -1181,6 +1181,7 @@
           <w:docPartUnique/>
         </w:docPartObj>
       </w:sdtPr>
+      <w:sdtEndPr/>
       <w:sdtContent>
         <w:p>
           <w:pPr>
@@ -4025,7 +4026,23 @@
           <w:sz w:val="24"/>
           <w:szCs w:val="24"/>
         </w:rPr>
-        <w:t xml:space="preserve">r o desenvolvimento de um aplicativo mobile voltado à educação financeira de crianças e adolescentes, utilizando conceitos para organização de tarefas para incentivar hábitos financeiros saudáveis. </w:t>
+        <w:t xml:space="preserve">r o desenvolvimento de um aplicativo mobile voltado à educação financeira de crianças e adolescentes, utilizando conceitos </w:t>
+      </w:r>
+      <w:r>
+        <w:rPr>
+          <w:rFonts w:ascii="Arial" w:hAnsi="Arial" w:cs="Arial"/>
+          <w:sz w:val="24"/>
+          <w:szCs w:val="24"/>
+        </w:rPr>
+        <w:t>de</w:t>
+      </w:r>
+      <w:r>
+        <w:rPr>
+          <w:rFonts w:ascii="Arial" w:hAnsi="Arial" w:cs="Arial"/>
+          <w:sz w:val="24"/>
+          <w:szCs w:val="24"/>
+        </w:rPr>
+        <w:t xml:space="preserve"> organização de tarefas para incentivar hábitos financeiros saudáveis. </w:t>
       </w:r>
     </w:p>
     <w:p>
@@ -4277,7 +4294,7 @@
           <w:sz w:val="24"/>
           <w:szCs w:val="24"/>
         </w:rPr>
-        <w:t>.</w:t>
+        <w:t>;</w:t>
       </w:r>
     </w:p>
     <w:p>
@@ -4475,7 +4492,19 @@
           <w:rFonts w:ascii="Arial" w:hAnsi="Arial" w:cs="Arial"/>
         </w:rPr>
         <w:lastRenderedPageBreak/>
-        <w:t>software, incluindo as decisões tomadas durante a modelagem, implementação e validação das funcionalidades. Por fim, o estudo apresenta os testes realizados e os desafios encontrados durante o processo de construção da aplicação, contribuindo para a compreensão do desenvolvimento de sistemas móveis voltados à educação e organização financeira.</w:t>
+        <w:t>software, incluindo as decisões tomadas durante a modelagem, implementação e validação das funcionalidades. Por fim, o estudo apresenta os testes realizados e os desafios encontrados durante o processo de construção da aplicação, contribuindo para a compreensão do desenvolvimento de sistemas móveis voltados à educação e</w:t>
+      </w:r>
+      <w:r>
+        <w:rPr>
+          <w:rFonts w:ascii="Arial" w:hAnsi="Arial" w:cs="Arial"/>
+        </w:rPr>
+        <w:t xml:space="preserve"> à</w:t>
+      </w:r>
+      <w:r>
+        <w:rPr>
+          <w:rFonts w:ascii="Arial" w:hAnsi="Arial" w:cs="Arial"/>
+        </w:rPr>
+        <w:t xml:space="preserve"> organização financeira.</w:t>
       </w:r>
     </w:p>
     <w:p>
@@ -4630,6 +4659,7 @@
         </w:rPr>
       </w:pPr>
       <w:bookmarkStart w:id="38" w:name="_Toc230841565"/>
+      <w:commentRangeStart w:id="39"/>
       <w:r>
         <w:rPr>
           <w:rFonts w:ascii="Arial" w:hAnsi="Arial" w:cs="Arial"/>
@@ -4641,6 +4671,15 @@
         <w:t>Descrição do Sistema</w:t>
       </w:r>
       <w:bookmarkEnd w:id="38"/>
+      <w:commentRangeEnd w:id="39"/>
+      <w:r>
+        <w:rPr>
+          <w:rStyle w:val="Refdecomentrio"/>
+          <w:rFonts w:asciiTheme="minorHAnsi" w:eastAsiaTheme="minorHAnsi" w:hAnsiTheme="minorHAnsi" w:cstheme="minorBidi"/>
+          <w:color w:val="auto"/>
+        </w:rPr>
+        <w:commentReference w:id="39"/>
+      </w:r>
     </w:p>
     <w:p>
       <w:pPr>
@@ -4693,7 +4732,7 @@
           <w:u w:val="single"/>
         </w:rPr>
       </w:pPr>
-      <w:bookmarkStart w:id="39" w:name="_Toc230841566"/>
+      <w:bookmarkStart w:id="40" w:name="_Toc230841566"/>
       <w:r>
         <w:rPr>
           <w:rFonts w:ascii="Arial" w:hAnsi="Arial" w:cs="Arial"/>
@@ -4722,7 +4761,7 @@
         </w:rPr>
         <w:t>Descrição do Minimundo</w:t>
       </w:r>
-      <w:bookmarkEnd w:id="39"/>
+      <w:bookmarkEnd w:id="40"/>
     </w:p>
     <w:p>
       <w:pPr>
@@ -4752,7 +4791,35 @@
         <w:rPr>
           <w:rFonts w:ascii="Arial" w:hAnsi="Arial" w:cs="Arial"/>
         </w:rPr>
-        <w:t xml:space="preserve"> está inserido no contexto familiar, com o objetivo de apoiar o processo de educação financeira de crianças e adolescentes por meio da prática cotidiana. Nesse ambiente, existem dois perfis principais de usuários: </w:t>
+        <w:t xml:space="preserve"> está inserido no contexto familiar, com o objetivo de apoiar o processo de educação financeira de crianças e adolescentes por meio da </w:t>
+      </w:r>
+      <w:commentRangeStart w:id="41"/>
+      <w:r>
+        <w:rPr>
+          <w:rFonts w:ascii="Arial" w:hAnsi="Arial" w:cs="Arial"/>
+        </w:rPr>
+        <w:t xml:space="preserve">recompensação </w:t>
+      </w:r>
+      <w:commentRangeEnd w:id="41"/>
+      <w:r>
+        <w:rPr>
+          <w:rStyle w:val="Refdecomentrio"/>
+          <w:rFonts w:asciiTheme="minorHAnsi" w:eastAsiaTheme="minorHAnsi" w:hAnsiTheme="minorHAnsi" w:cstheme="minorBidi"/>
+          <w:lang w:eastAsia="en-US"/>
+        </w:rPr>
+        <w:commentReference w:id="41"/>
+      </w:r>
+      <w:r>
+        <w:rPr>
+          <w:rFonts w:ascii="Arial" w:hAnsi="Arial" w:cs="Arial"/>
+        </w:rPr>
+        <w:t>de tarefas concluídas</w:t>
+      </w:r>
+      <w:r>
+        <w:rPr>
+          <w:rFonts w:ascii="Arial" w:hAnsi="Arial" w:cs="Arial"/>
+        </w:rPr>
+        <w:t xml:space="preserve">. Nesse ambiente, existem dois perfis principais de usuários: </w:t>
       </w:r>
       <w:r>
         <w:rPr>
@@ -4800,7 +4867,41 @@
         <w:rPr>
           <w:rFonts w:ascii="Arial" w:hAnsi="Arial" w:cs="Arial"/>
         </w:rPr>
-        <w:t xml:space="preserve">Os pais são responsáveis por gerenciar o ambiente do sistema, cadastrando tarefas domésticas ou atividades educativas que devem ser realizadas pelos filhos. Para cada tarefa, são definidos atributos de descrição, valor da recompensa, prazo de execução e o filho responsável. Essas </w:t>
+        <w:t xml:space="preserve">Os </w:t>
+      </w:r>
+      <w:r>
+        <w:rPr>
+          <w:rFonts w:ascii="Arial" w:hAnsi="Arial" w:cs="Arial"/>
+        </w:rPr>
+        <w:t>responsáveis devem</w:t>
+      </w:r>
+      <w:r>
+        <w:rPr>
+          <w:rFonts w:ascii="Arial" w:hAnsi="Arial" w:cs="Arial"/>
+        </w:rPr>
+        <w:t xml:space="preserve"> gerenciar o ambiente do sistema, cadastrando tarefas domésticas ou atividades educativas que devem ser realizadas pelos filhos. Para cada tarefa, são definidos atributos de descrição, valor da recompensa, prazo de execução e o </w:t>
+      </w:r>
+      <w:commentRangeStart w:id="42"/>
+      <w:r>
+        <w:rPr>
+          <w:rFonts w:ascii="Arial" w:hAnsi="Arial" w:cs="Arial"/>
+        </w:rPr>
+        <w:t>filho responsável</w:t>
+      </w:r>
+      <w:commentRangeEnd w:id="42"/>
+      <w:r>
+        <w:rPr>
+          <w:rStyle w:val="Refdecomentrio"/>
+          <w:rFonts w:asciiTheme="minorHAnsi" w:eastAsiaTheme="minorHAnsi" w:hAnsiTheme="minorHAnsi" w:cstheme="minorBidi"/>
+          <w:lang w:eastAsia="en-US"/>
+        </w:rPr>
+        <w:commentReference w:id="42"/>
+      </w:r>
+      <w:r>
+        <w:rPr>
+          <w:rFonts w:ascii="Arial" w:hAnsi="Arial" w:cs="Arial"/>
+        </w:rPr>
+        <w:t xml:space="preserve">. Essas </w:t>
       </w:r>
       <w:r>
         <w:rPr>
@@ -4819,7 +4920,31 @@
         <w:rPr>
           <w:rFonts w:ascii="Arial" w:hAnsi="Arial" w:cs="Arial"/>
         </w:rPr>
-        <w:t>Os filhos, por sua vez, acessam o aplicativo para visualizar suas tarefas atribuídas, acompanhar prazos e indicar quando uma atividade foi concluída. Após a marcação de conclusão, a tarefa entra em um estado de validação, no qual o responsável analisa se a execução foi realizada corretamente.</w:t>
+        <w:t xml:space="preserve">Os filhos, por sua vez, acessam o aplicativo para visualizar </w:t>
+      </w:r>
+      <w:r>
+        <w:rPr>
+          <w:rFonts w:ascii="Arial" w:hAnsi="Arial" w:cs="Arial"/>
+        </w:rPr>
+        <w:t>as</w:t>
+      </w:r>
+      <w:r>
+        <w:rPr>
+          <w:rFonts w:ascii="Arial" w:hAnsi="Arial" w:cs="Arial"/>
+        </w:rPr>
+        <w:t xml:space="preserve"> tarefas </w:t>
+      </w:r>
+      <w:r>
+        <w:rPr>
+          <w:rFonts w:ascii="Arial" w:hAnsi="Arial" w:cs="Arial"/>
+        </w:rPr>
+        <w:t>cadastradas</w:t>
+      </w:r>
+      <w:r>
+        <w:rPr>
+          <w:rFonts w:ascii="Arial" w:hAnsi="Arial" w:cs="Arial"/>
+        </w:rPr>
+        <w:t>, acompanhar prazos e indicar quando uma atividade foi concluída. Após a marcação de conclusão, a tarefa entra em um estado de validação, no qual o responsável analisa se a execução foi realizada corretamente.</w:t>
       </w:r>
       <w:r>
         <w:rPr>
@@ -4831,19 +4956,25 @@
         <w:rPr>
           <w:rFonts w:ascii="Arial" w:hAnsi="Arial" w:cs="Arial"/>
         </w:rPr>
-        <w:t xml:space="preserve">A partir dessa validação, o responsável pode aprovar ou rejeitar a tarefa. Quando aprovada, o valor </w:t>
-      </w:r>
-      <w:r>
-        <w:rPr>
-          <w:rFonts w:ascii="Arial" w:hAnsi="Arial" w:cs="Arial"/>
-        </w:rPr>
-        <w:t>dos pontos e</w:t>
-      </w:r>
-      <w:r>
-        <w:rPr>
-          <w:rFonts w:ascii="Arial" w:hAnsi="Arial" w:cs="Arial"/>
-        </w:rPr>
-        <w:t xml:space="preserve"> vinculada ao perfil do filho. Essa carteira representa uma simulação de recursos financeiros, permitindo que o usuário acompanhe seu saldo, histórico de ganhos e evolução ao longo do tempo.</w:t>
+        <w:t xml:space="preserve">A partir dessa validação, o responsável pode aprovar ou rejeitar a tarefa. </w:t>
+      </w:r>
+      <w:r>
+        <w:rPr>
+          <w:rFonts w:ascii="Arial" w:hAnsi="Arial" w:cs="Arial"/>
+        </w:rPr>
+        <w:t>Caso seja</w:t>
+      </w:r>
+      <w:r>
+        <w:rPr>
+          <w:rFonts w:ascii="Arial" w:hAnsi="Arial" w:cs="Arial"/>
+        </w:rPr>
+        <w:t xml:space="preserve"> aprovada, o valor </w:t>
+      </w:r>
+      <w:r>
+        <w:rPr>
+          <w:rFonts w:ascii="Arial" w:hAnsi="Arial" w:cs="Arial"/>
+        </w:rPr>
+        <w:t>estipulado</w:t>
       </w:r>
       <w:r>
         <w:rPr>
@@ -4855,7 +4986,61 @@
         <w:rPr>
           <w:rFonts w:ascii="Arial" w:hAnsi="Arial" w:cs="Arial"/>
         </w:rPr>
-        <w:t>O sistema também possibilita que os pais acompanhem o desempenho dos filhos por meio de relatórios e indicadores, promovendo maior participação no processo educativo e incentivando diálogos sobre organização financeira, disciplina e planejamento.</w:t>
+        <w:t>é</w:t>
+      </w:r>
+      <w:r>
+        <w:rPr>
+          <w:rFonts w:ascii="Arial" w:hAnsi="Arial" w:cs="Arial"/>
+        </w:rPr>
+        <w:t xml:space="preserve"> vinculad</w:t>
+      </w:r>
+      <w:r>
+        <w:rPr>
+          <w:rFonts w:ascii="Arial" w:hAnsi="Arial" w:cs="Arial"/>
+        </w:rPr>
+        <w:t>o</w:t>
+      </w:r>
+      <w:r>
+        <w:rPr>
+          <w:rFonts w:ascii="Arial" w:hAnsi="Arial" w:cs="Arial"/>
+        </w:rPr>
+        <w:t xml:space="preserve"> ao perfil do filho</w:t>
+      </w:r>
+      <w:r>
+        <w:rPr>
+          <w:rFonts w:ascii="Arial" w:hAnsi="Arial" w:cs="Arial"/>
+        </w:rPr>
+        <w:t xml:space="preserve"> na forma de “cofrinho”, </w:t>
+      </w:r>
+      <w:r>
+        <w:rPr>
+          <w:rFonts w:ascii="Arial" w:hAnsi="Arial" w:cs="Arial"/>
+        </w:rPr>
+        <w:t xml:space="preserve">permitindo que </w:t>
+      </w:r>
+      <w:r>
+        <w:rPr>
+          <w:rFonts w:ascii="Arial" w:hAnsi="Arial" w:cs="Arial"/>
+        </w:rPr>
+        <w:t xml:space="preserve">ele </w:t>
+      </w:r>
+      <w:r>
+        <w:rPr>
+          <w:rFonts w:ascii="Arial" w:hAnsi="Arial" w:cs="Arial"/>
+        </w:rPr>
+        <w:t>acompanhe seu saldo, histórico de ganhos e evolução ao longo do tempo.</w:t>
+      </w:r>
+      <w:r>
+        <w:rPr>
+          <w:rFonts w:ascii="Arial" w:hAnsi="Arial" w:cs="Arial"/>
+        </w:rPr>
+        <w:t xml:space="preserve"> </w:t>
+      </w:r>
+      <w:r>
+        <w:rPr>
+          <w:rFonts w:ascii="Arial" w:hAnsi="Arial" w:cs="Arial"/>
+        </w:rPr>
+        <w:t>O sistema também possibilita que os pais acompanhem o desempenho dos filhos por meio de indicadores, promovendo maior participação no processo educativo e incentivando diálogos sobre organização financeira, disciplina e planejamento.</w:t>
       </w:r>
     </w:p>
     <w:p>
@@ -4869,7 +5054,7 @@
           <w:u w:val="single"/>
         </w:rPr>
       </w:pPr>
-      <w:bookmarkStart w:id="40" w:name="_Toc230841567"/>
+      <w:bookmarkStart w:id="43" w:name="_Toc230841567"/>
       <w:r>
         <w:rPr>
           <w:rFonts w:ascii="Arial" w:hAnsi="Arial" w:cs="Arial"/>
@@ -4889,7 +5074,7 @@
         </w:rPr>
         <w:t>Requisitos Funcionais</w:t>
       </w:r>
-      <w:bookmarkEnd w:id="40"/>
+      <w:bookmarkEnd w:id="43"/>
     </w:p>
     <w:p/>
     <w:p>
@@ -5071,7 +5256,23 @@
                 <w:sz w:val="24"/>
                 <w:szCs w:val="24"/>
               </w:rPr>
-              <w:t>A aplicação deve permitir os pais se cadastrarem e associar os filhos ao grupo da família.</w:t>
+              <w:t xml:space="preserve">A aplicação deve permitir os </w:t>
+            </w:r>
+            <w:r>
+              <w:rPr>
+                <w:rFonts w:ascii="Arial" w:hAnsi="Arial" w:cs="Arial"/>
+                <w:sz w:val="24"/>
+                <w:szCs w:val="24"/>
+              </w:rPr>
+              <w:t>responsáveis</w:t>
+            </w:r>
+            <w:r>
+              <w:rPr>
+                <w:rFonts w:ascii="Arial" w:hAnsi="Arial" w:cs="Arial"/>
+                <w:sz w:val="24"/>
+                <w:szCs w:val="24"/>
+              </w:rPr>
+              <w:t xml:space="preserve"> se cadastrarem e associar os filhos ao grupo da família.</w:t>
             </w:r>
           </w:p>
         </w:tc>
@@ -5142,7 +5343,23 @@
                 <w:sz w:val="24"/>
                 <w:szCs w:val="24"/>
               </w:rPr>
-              <w:t>O aplicativo deve diferenciar usuários do tipo pais e filhos, aplicando as permissões específicas para cada perfil.</w:t>
+              <w:t xml:space="preserve">O aplicativo deve diferenciar usuários do tipo </w:t>
+            </w:r>
+            <w:r>
+              <w:rPr>
+                <w:rFonts w:ascii="Arial" w:hAnsi="Arial" w:cs="Arial"/>
+                <w:sz w:val="24"/>
+                <w:szCs w:val="24"/>
+              </w:rPr>
+              <w:t>responsáveis</w:t>
+            </w:r>
+            <w:r>
+              <w:rPr>
+                <w:rFonts w:ascii="Arial" w:hAnsi="Arial" w:cs="Arial"/>
+                <w:sz w:val="24"/>
+                <w:szCs w:val="24"/>
+              </w:rPr>
+              <w:t xml:space="preserve"> e filhos, aplicando as permissões específicas para cada perfil.</w:t>
             </w:r>
           </w:p>
         </w:tc>
@@ -5213,7 +5430,63 @@
                 <w:sz w:val="24"/>
                 <w:szCs w:val="24"/>
               </w:rPr>
-              <w:t xml:space="preserve">Os pais devem conseguir cadastrar tarefas informando nome, descrição, valor da recompensa (pontos), data limite e filho responsável. </w:t>
+              <w:t xml:space="preserve">Os </w:t>
+            </w:r>
+            <w:r>
+              <w:rPr>
+                <w:rFonts w:ascii="Arial" w:hAnsi="Arial" w:cs="Arial"/>
+                <w:sz w:val="24"/>
+                <w:szCs w:val="24"/>
+              </w:rPr>
+              <w:t xml:space="preserve">responsáveis </w:t>
+            </w:r>
+            <w:r>
+              <w:rPr>
+                <w:rFonts w:ascii="Arial" w:hAnsi="Arial" w:cs="Arial"/>
+                <w:sz w:val="24"/>
+                <w:szCs w:val="24"/>
+              </w:rPr>
+              <w:t xml:space="preserve">devem conseguir cadastrar tarefas informando </w:t>
+            </w:r>
+            <w:r>
+              <w:rPr>
+                <w:rFonts w:ascii="Arial" w:hAnsi="Arial" w:cs="Arial"/>
+                <w:sz w:val="24"/>
+                <w:szCs w:val="24"/>
+              </w:rPr>
+              <w:t>título</w:t>
+            </w:r>
+            <w:r>
+              <w:rPr>
+                <w:rFonts w:ascii="Arial" w:hAnsi="Arial" w:cs="Arial"/>
+                <w:sz w:val="24"/>
+                <w:szCs w:val="24"/>
+              </w:rPr>
+              <w:t xml:space="preserve">, descrição, valor da recompensa, data limite e </w:t>
+            </w:r>
+            <w:commentRangeStart w:id="44"/>
+            <w:r>
+              <w:rPr>
+                <w:rFonts w:ascii="Arial" w:hAnsi="Arial" w:cs="Arial"/>
+                <w:sz w:val="24"/>
+                <w:szCs w:val="24"/>
+              </w:rPr>
+              <w:t>filho responsável</w:t>
+            </w:r>
+            <w:commentRangeEnd w:id="44"/>
+            <w:r>
+              <w:rPr>
+                <w:rStyle w:val="Refdecomentrio"/>
+              </w:rPr>
+              <w:commentReference w:id="44"/>
+            </w:r>
+            <w:r>
+              <w:rPr>
+                <w:rFonts w:ascii="Arial" w:hAnsi="Arial" w:cs="Arial"/>
+                <w:sz w:val="24"/>
+                <w:szCs w:val="24"/>
+              </w:rPr>
+              <w:t xml:space="preserve">. </w:t>
             </w:r>
           </w:p>
         </w:tc>
@@ -5617,7 +5890,15 @@
                 <w:sz w:val="24"/>
                 <w:szCs w:val="24"/>
               </w:rPr>
-              <w:t>Consulta de pontos</w:t>
+              <w:t xml:space="preserve">Consulta de </w:t>
+            </w:r>
+            <w:r>
+              <w:rPr>
+                <w:rFonts w:ascii="Arial" w:hAnsi="Arial" w:cs="Arial"/>
+                <w:sz w:val="24"/>
+                <w:szCs w:val="24"/>
+              </w:rPr>
+              <w:t>saldo</w:t>
             </w:r>
           </w:p>
         </w:tc>
@@ -5640,7 +5921,39 @@
                 <w:sz w:val="24"/>
                 <w:szCs w:val="24"/>
               </w:rPr>
-              <w:t>Os filhos devem visualizar os pontos atuais e histórico de tarefas.</w:t>
+              <w:t>Os filhos devem visualizar o</w:t>
+            </w:r>
+            <w:r>
+              <w:rPr>
+                <w:rFonts w:ascii="Arial" w:hAnsi="Arial" w:cs="Arial"/>
+                <w:sz w:val="24"/>
+                <w:szCs w:val="24"/>
+              </w:rPr>
+              <w:t xml:space="preserve"> saldo das recompensas que possuem</w:t>
+            </w:r>
+            <w:r>
+              <w:rPr>
+                <w:rFonts w:ascii="Arial" w:hAnsi="Arial" w:cs="Arial"/>
+                <w:sz w:val="24"/>
+                <w:szCs w:val="24"/>
+              </w:rPr>
+              <w:t xml:space="preserve"> e </w:t>
+            </w:r>
+            <w:r>
+              <w:rPr>
+                <w:rFonts w:ascii="Arial" w:hAnsi="Arial" w:cs="Arial"/>
+                <w:sz w:val="24"/>
+                <w:szCs w:val="24"/>
+              </w:rPr>
+              <w:t xml:space="preserve">o </w:t>
+            </w:r>
+            <w:r>
+              <w:rPr>
+                <w:rFonts w:ascii="Arial" w:hAnsi="Arial" w:cs="Arial"/>
+                <w:sz w:val="24"/>
+                <w:szCs w:val="24"/>
+              </w:rPr>
+              <w:t>histórico de tarefas.</w:t>
             </w:r>
           </w:p>
         </w:tc>
@@ -5665,23 +5978,7 @@
                 <w:sz w:val="24"/>
                 <w:szCs w:val="24"/>
               </w:rPr>
-              <w:t>RF</w:t>
-            </w:r>
-            <w:r>
-              <w:rPr>
-                <w:rFonts w:ascii="Arial" w:hAnsi="Arial" w:cs="Arial"/>
-                <w:sz w:val="24"/>
-                <w:szCs w:val="24"/>
-              </w:rPr>
-              <w:t>0</w:t>
-            </w:r>
-            <w:r>
-              <w:rPr>
-                <w:rFonts w:ascii="Arial" w:hAnsi="Arial" w:cs="Arial"/>
-                <w:sz w:val="24"/>
-                <w:szCs w:val="24"/>
-              </w:rPr>
-              <w:t>10</w:t>
+              <w:t>RF010</w:t>
             </w:r>
           </w:p>
         </w:tc>
@@ -5752,23 +6049,7 @@
                 <w:sz w:val="24"/>
                 <w:szCs w:val="24"/>
               </w:rPr>
-              <w:t>RF</w:t>
-            </w:r>
-            <w:r>
-              <w:rPr>
-                <w:rFonts w:ascii="Arial" w:hAnsi="Arial" w:cs="Arial"/>
-                <w:sz w:val="24"/>
-                <w:szCs w:val="24"/>
-              </w:rPr>
-              <w:t>0</w:t>
-            </w:r>
-            <w:r>
-              <w:rPr>
-                <w:rFonts w:ascii="Arial" w:hAnsi="Arial" w:cs="Arial"/>
-                <w:sz w:val="24"/>
-                <w:szCs w:val="24"/>
-              </w:rPr>
-              <w:t>11</w:t>
+              <w:t>RF011</w:t>
             </w:r>
           </w:p>
         </w:tc>
@@ -5814,7 +6095,15 @@
                 <w:sz w:val="24"/>
                 <w:szCs w:val="24"/>
               </w:rPr>
-              <w:t xml:space="preserve">Os filhos devem poder visualizar as tarefas realizadas pelos irmãos. </w:t>
+              <w:t>Os filhos devem poder visualizar as tarefas realizadas pelos irmãos</w:t>
+            </w:r>
+            <w:r>
+              <w:rPr>
+                <w:rFonts w:ascii="Arial" w:hAnsi="Arial" w:cs="Arial"/>
+                <w:sz w:val="24"/>
+                <w:szCs w:val="24"/>
+              </w:rPr>
+              <w:t>, bem como o saldo dos seus respectivos cofrinhos.</w:t>
             </w:r>
           </w:p>
         </w:tc>
@@ -5865,7 +6154,7 @@
           <w:u w:val="single"/>
         </w:rPr>
       </w:pPr>
-      <w:bookmarkStart w:id="41" w:name="_Toc230841568"/>
+      <w:bookmarkStart w:id="45" w:name="_Toc230841568"/>
       <w:r>
         <w:rPr>
           <w:rFonts w:ascii="Arial" w:hAnsi="Arial" w:cs="Arial"/>
@@ -5912,7 +6201,7 @@
         </w:rPr>
         <w:t>Requisitos Não Funcionais</w:t>
       </w:r>
-      <w:bookmarkEnd w:id="41"/>
+      <w:bookmarkEnd w:id="45"/>
     </w:p>
     <w:p>
       <w:pPr>
@@ -6103,7 +6392,23 @@
                 <w:sz w:val="24"/>
                 <w:szCs w:val="24"/>
               </w:rPr>
-              <w:t>Interface simples e intuitiva, adequada a faixa etária que a usa.</w:t>
+              <w:t xml:space="preserve">Interface simples e intuitiva, adequada a faixa etária que a </w:t>
+            </w:r>
+            <w:r>
+              <w:rPr>
+                <w:rFonts w:ascii="Arial" w:hAnsi="Arial" w:cs="Arial"/>
+                <w:sz w:val="24"/>
+                <w:szCs w:val="24"/>
+              </w:rPr>
+              <w:t>utiliza</w:t>
+            </w:r>
+            <w:r>
+              <w:rPr>
+                <w:rFonts w:ascii="Arial" w:hAnsi="Arial" w:cs="Arial"/>
+                <w:sz w:val="24"/>
+                <w:szCs w:val="24"/>
+              </w:rPr>
+              <w:t>.</w:t>
             </w:r>
           </w:p>
         </w:tc>
@@ -6245,7 +6550,23 @@
                 <w:sz w:val="24"/>
                 <w:szCs w:val="24"/>
               </w:rPr>
-              <w:t>Cada perfil deve acessar apenas as funcionalidades permitidas para seu tipo de usuário.</w:t>
+              <w:t xml:space="preserve">Cada perfil deve </w:t>
+            </w:r>
+            <w:r>
+              <w:rPr>
+                <w:rFonts w:ascii="Arial" w:hAnsi="Arial" w:cs="Arial"/>
+                <w:sz w:val="24"/>
+                <w:szCs w:val="24"/>
+              </w:rPr>
+              <w:t xml:space="preserve">poder </w:t>
+            </w:r>
+            <w:r>
+              <w:rPr>
+                <w:rFonts w:ascii="Arial" w:hAnsi="Arial" w:cs="Arial"/>
+                <w:sz w:val="24"/>
+                <w:szCs w:val="24"/>
+              </w:rPr>
+              <w:t>acessar apenas as funcionalidades permitidas para seu tipo de usuário.</w:t>
             </w:r>
           </w:p>
         </w:tc>
@@ -6438,7 +6759,7 @@
           <w:u w:val="single"/>
         </w:rPr>
       </w:pPr>
-      <w:bookmarkStart w:id="42" w:name="_Toc230841569"/>
+      <w:bookmarkStart w:id="46" w:name="_Toc230841569"/>
       <w:r>
         <w:rPr>
           <w:rFonts w:ascii="Arial" w:hAnsi="Arial" w:cs="Arial"/>
@@ -6448,6 +6769,7 @@
         </w:rPr>
         <w:t xml:space="preserve">2.2.5. </w:t>
       </w:r>
+      <w:commentRangeStart w:id="47"/>
       <w:r>
         <w:rPr>
           <w:rFonts w:ascii="Arial" w:hAnsi="Arial" w:cs="Arial"/>
@@ -6458,7 +6780,16 @@
         </w:rPr>
         <w:t>Diagrama de Casos de Uso</w:t>
       </w:r>
-      <w:bookmarkEnd w:id="42"/>
+      <w:bookmarkEnd w:id="46"/>
+      <w:commentRangeEnd w:id="47"/>
+      <w:r>
+        <w:rPr>
+          <w:rStyle w:val="Refdecomentrio"/>
+          <w:rFonts w:asciiTheme="minorHAnsi" w:eastAsiaTheme="minorHAnsi" w:hAnsiTheme="minorHAnsi" w:cstheme="minorBidi"/>
+          <w:color w:val="auto"/>
+        </w:rPr>
+        <w:commentReference w:id="47"/>
+      </w:r>
     </w:p>
     <w:p/>
     <w:p>
@@ -6477,6 +6808,7 @@
           <w:sz w:val="24"/>
           <w:szCs w:val="24"/>
         </w:rPr>
+        <w:lastRenderedPageBreak/>
         <w:t>O diagrama de casos de uso representa as interações entre os usuários e o sistema, demonstrando as principais funcionalidades disponíveis para cada perfil.</w:t>
       </w:r>
     </w:p>
@@ -6503,7 +6835,7 @@
           <w:u w:val="single"/>
         </w:rPr>
       </w:pPr>
-      <w:bookmarkStart w:id="43" w:name="_Toc230841570"/>
+      <w:bookmarkStart w:id="48" w:name="_Toc230841570"/>
       <w:r>
         <w:rPr>
           <w:rFonts w:ascii="Arial" w:hAnsi="Arial" w:cs="Arial"/>
@@ -6512,7 +6844,7 @@
         </w:rPr>
         <w:t>Banco de Dados</w:t>
       </w:r>
-      <w:bookmarkEnd w:id="43"/>
+      <w:bookmarkEnd w:id="48"/>
     </w:p>
     <w:p/>
     <w:p>
@@ -6545,7 +6877,7 @@
           <w:u w:val="single"/>
         </w:rPr>
       </w:pPr>
-      <w:bookmarkStart w:id="44" w:name="_Toc230841571"/>
+      <w:bookmarkStart w:id="49" w:name="_Toc230841571"/>
       <w:r>
         <w:rPr>
           <w:rFonts w:ascii="Arial" w:hAnsi="Arial" w:cs="Arial"/>
@@ -6591,6 +6923,7 @@
         </w:rPr>
         <w:t xml:space="preserve">. </w:t>
       </w:r>
+      <w:commentRangeStart w:id="50"/>
       <w:r>
         <w:rPr>
           <w:rFonts w:ascii="Arial" w:hAnsi="Arial" w:cs="Arial"/>
@@ -6601,7 +6934,16 @@
         </w:rPr>
         <w:t>Modelo Relacional DER (Diagrama Entidade Relacionamento)</w:t>
       </w:r>
-      <w:bookmarkEnd w:id="44"/>
+      <w:bookmarkEnd w:id="49"/>
+      <w:commentRangeEnd w:id="50"/>
+      <w:r>
+        <w:rPr>
+          <w:rStyle w:val="Refdecomentrio"/>
+          <w:rFonts w:asciiTheme="minorHAnsi" w:eastAsiaTheme="minorHAnsi" w:hAnsiTheme="minorHAnsi" w:cstheme="minorBidi"/>
+          <w:color w:val="auto"/>
+        </w:rPr>
+        <w:commentReference w:id="50"/>
+      </w:r>
     </w:p>
     <w:p/>
     <w:p>
@@ -6634,7 +6976,7 @@
           <w:u w:val="single"/>
         </w:rPr>
       </w:pPr>
-      <w:bookmarkStart w:id="45" w:name="_Toc230841572"/>
+      <w:bookmarkStart w:id="51" w:name="_Toc230841572"/>
       <w:r>
         <w:rPr>
           <w:rFonts w:ascii="Arial" w:hAnsi="Arial" w:cs="Arial"/>
@@ -6642,7 +6984,17 @@
           <w:sz w:val="26"/>
           <w:szCs w:val="26"/>
         </w:rPr>
-        <w:t xml:space="preserve">2.3.2. </w:t>
+        <w:t>2.3.2</w:t>
+      </w:r>
+      <w:commentRangeStart w:id="52"/>
+      <w:r>
+        <w:rPr>
+          <w:rFonts w:ascii="Arial" w:hAnsi="Arial" w:cs="Arial"/>
+          <w:color w:val="auto"/>
+          <w:sz w:val="26"/>
+          <w:szCs w:val="26"/>
+        </w:rPr>
+        <w:t xml:space="preserve">. </w:t>
       </w:r>
       <w:r>
         <w:rPr>
@@ -6654,7 +7006,16 @@
         </w:rPr>
         <w:t>Dicionário de Dados</w:t>
       </w:r>
-      <w:bookmarkEnd w:id="45"/>
+      <w:bookmarkEnd w:id="51"/>
+      <w:commentRangeEnd w:id="52"/>
+      <w:r>
+        <w:rPr>
+          <w:rStyle w:val="Refdecomentrio"/>
+          <w:rFonts w:asciiTheme="minorHAnsi" w:eastAsiaTheme="minorHAnsi" w:hAnsiTheme="minorHAnsi" w:cstheme="minorBidi"/>
+          <w:color w:val="auto"/>
+        </w:rPr>
+        <w:commentReference w:id="52"/>
+      </w:r>
     </w:p>
     <w:p>
       <w:pPr>
@@ -6680,7 +7041,8 @@
           <w:u w:val="single"/>
         </w:rPr>
       </w:pPr>
-      <w:bookmarkStart w:id="46" w:name="_Toc230841573"/>
+      <w:bookmarkStart w:id="53" w:name="_Toc230841573"/>
+      <w:commentRangeStart w:id="54"/>
       <w:r>
         <w:rPr>
           <w:rFonts w:ascii="Arial" w:hAnsi="Arial" w:cs="Arial"/>
@@ -6689,7 +7051,16 @@
         </w:rPr>
         <w:t>Programação Orientada à Objeto</w:t>
       </w:r>
-      <w:bookmarkEnd w:id="46"/>
+      <w:bookmarkEnd w:id="53"/>
+      <w:commentRangeEnd w:id="54"/>
+      <w:r>
+        <w:rPr>
+          <w:rStyle w:val="Refdecomentrio"/>
+          <w:rFonts w:asciiTheme="minorHAnsi" w:eastAsiaTheme="minorHAnsi" w:hAnsiTheme="minorHAnsi" w:cstheme="minorBidi"/>
+          <w:color w:val="auto"/>
+        </w:rPr>
+        <w:commentReference w:id="54"/>
+      </w:r>
     </w:p>
     <w:p/>
     <w:p>
@@ -6703,7 +7074,7 @@
           <w:u w:val="single"/>
         </w:rPr>
       </w:pPr>
-      <w:bookmarkStart w:id="47" w:name="_Toc230841574"/>
+      <w:bookmarkStart w:id="55" w:name="_Toc230841574"/>
       <w:r>
         <w:rPr>
           <w:rFonts w:ascii="Arial" w:hAnsi="Arial" w:cs="Arial"/>
@@ -6711,7 +7082,17 @@
           <w:sz w:val="26"/>
           <w:szCs w:val="26"/>
         </w:rPr>
-        <w:t>2.4.1.</w:t>
+        <w:t>2.4</w:t>
+      </w:r>
+      <w:commentRangeStart w:id="56"/>
+      <w:r>
+        <w:rPr>
+          <w:rFonts w:ascii="Arial" w:hAnsi="Arial" w:cs="Arial"/>
+          <w:color w:val="auto"/>
+          <w:sz w:val="26"/>
+          <w:szCs w:val="26"/>
+        </w:rPr>
+        <w:t>.1.</w:t>
       </w:r>
       <w:r>
         <w:rPr>
@@ -6732,7 +7113,16 @@
         </w:rPr>
         <w:t>Identificação das Classes</w:t>
       </w:r>
-      <w:bookmarkEnd w:id="47"/>
+      <w:bookmarkEnd w:id="55"/>
+      <w:commentRangeEnd w:id="56"/>
+      <w:r>
+        <w:rPr>
+          <w:rStyle w:val="Refdecomentrio"/>
+          <w:rFonts w:asciiTheme="minorHAnsi" w:eastAsiaTheme="minorHAnsi" w:hAnsiTheme="minorHAnsi" w:cstheme="minorBidi"/>
+          <w:color w:val="auto"/>
+        </w:rPr>
+        <w:commentReference w:id="56"/>
+      </w:r>
     </w:p>
     <w:p/>
     <w:p>
@@ -6746,7 +7136,7 @@
           <w:u w:val="single"/>
         </w:rPr>
       </w:pPr>
-      <w:bookmarkStart w:id="48" w:name="_Toc230841575"/>
+      <w:bookmarkStart w:id="57" w:name="_Toc230841575"/>
       <w:r>
         <w:rPr>
           <w:rFonts w:ascii="Arial" w:hAnsi="Arial" w:cs="Arial"/>
@@ -6756,6 +7146,7 @@
         </w:rPr>
         <w:t xml:space="preserve">2.4.2. </w:t>
       </w:r>
+      <w:commentRangeStart w:id="58"/>
       <w:r>
         <w:rPr>
           <w:rFonts w:ascii="Arial" w:hAnsi="Arial" w:cs="Arial"/>
@@ -6766,7 +7157,16 @@
         </w:rPr>
         <w:t>Definição de Atributos e Métodos</w:t>
       </w:r>
-      <w:bookmarkEnd w:id="48"/>
+      <w:bookmarkEnd w:id="57"/>
+      <w:commentRangeEnd w:id="58"/>
+      <w:r>
+        <w:rPr>
+          <w:rStyle w:val="Refdecomentrio"/>
+          <w:rFonts w:asciiTheme="minorHAnsi" w:eastAsiaTheme="minorHAnsi" w:hAnsiTheme="minorHAnsi" w:cstheme="minorBidi"/>
+          <w:color w:val="auto"/>
+        </w:rPr>
+        <w:commentReference w:id="58"/>
+      </w:r>
     </w:p>
     <w:p/>
     <w:p>
@@ -6780,7 +7180,7 @@
           <w:u w:val="single"/>
         </w:rPr>
       </w:pPr>
-      <w:bookmarkStart w:id="49" w:name="_Toc230841576"/>
+      <w:bookmarkStart w:id="59" w:name="_Toc230841576"/>
       <w:r>
         <w:rPr>
           <w:rFonts w:ascii="Arial" w:hAnsi="Arial" w:cs="Arial"/>
@@ -6790,6 +7190,7 @@
         </w:rPr>
         <w:t xml:space="preserve">2.4.3. </w:t>
       </w:r>
+      <w:commentRangeStart w:id="60"/>
       <w:r>
         <w:rPr>
           <w:rFonts w:ascii="Arial" w:hAnsi="Arial" w:cs="Arial"/>
@@ -6800,7 +7201,16 @@
         </w:rPr>
         <w:t>Diagrama de Classe</w:t>
       </w:r>
-      <w:bookmarkEnd w:id="49"/>
+      <w:bookmarkEnd w:id="59"/>
+      <w:commentRangeEnd w:id="60"/>
+      <w:r>
+        <w:rPr>
+          <w:rStyle w:val="Refdecomentrio"/>
+          <w:rFonts w:asciiTheme="minorHAnsi" w:eastAsiaTheme="minorHAnsi" w:hAnsiTheme="minorHAnsi" w:cstheme="minorBidi"/>
+          <w:color w:val="auto"/>
+        </w:rPr>
+        <w:commentReference w:id="60"/>
+      </w:r>
     </w:p>
     <w:p/>
     <w:p>
@@ -6816,7 +7226,7 @@
           <w:u w:val="single"/>
         </w:rPr>
       </w:pPr>
-      <w:bookmarkStart w:id="50" w:name="_Toc230841577"/>
+      <w:bookmarkStart w:id="61" w:name="_Toc230841577"/>
       <w:r>
         <w:rPr>
           <w:rFonts w:ascii="Arial" w:hAnsi="Arial" w:cs="Arial"/>
@@ -6825,9 +7235,28 @@
         </w:rPr>
         <w:t>Prototipação do Projeto de Interface</w:t>
       </w:r>
-      <w:bookmarkEnd w:id="50"/>
-    </w:p>
-    <w:p/>
+      <w:bookmarkEnd w:id="61"/>
+    </w:p>
+    <w:p>
+      <w:pPr>
+        <w:rPr>
+          <w:u w:val="single"/>
+        </w:rPr>
+      </w:pPr>
+      <w:r>
+        <w:t xml:space="preserve">Explicar porque protótipo </w:t>
+      </w:r>
+      <w:proofErr w:type="spellStart"/>
+      <w:r>
+        <w:t>ta</w:t>
+      </w:r>
+      <w:proofErr w:type="spellEnd"/>
+      <w:r>
+        <w:t xml:space="preserve"> diferentes do final</w:t>
+      </w:r>
+      <w:bookmarkStart w:id="62" w:name="_GoBack"/>
+      <w:bookmarkEnd w:id="62"/>
+    </w:p>
     <w:p>
       <w:pPr>
         <w:pStyle w:val="Ttulo3"/>
@@ -6843,7 +7272,7 @@
           <w:u w:val="single"/>
         </w:rPr>
       </w:pPr>
-      <w:bookmarkStart w:id="51" w:name="_Toc230841578"/>
+      <w:bookmarkStart w:id="63" w:name="_Toc230841578"/>
       <w:r>
         <w:rPr>
           <w:rFonts w:ascii="Arial" w:hAnsi="Arial" w:cs="Arial"/>
@@ -6852,9 +7281,136 @@
           <w:szCs w:val="26"/>
           <w:u w:val="single"/>
         </w:rPr>
+        <w:lastRenderedPageBreak/>
         <w:t>Protótipo de Interface da Tela Principal</w:t>
       </w:r>
-      <w:bookmarkEnd w:id="51"/>
+      <w:bookmarkEnd w:id="63"/>
+    </w:p>
+    <w:p>
+      <w:r>
+        <w:rPr>
+          <w:noProof/>
+        </w:rPr>
+        <w:drawing>
+          <wp:inline distT="0" distB="0" distL="0" distR="0" wp14:anchorId="3F3A85A3" wp14:editId="72B0FB2F">
+            <wp:extent cx="1752600" cy="3418256"/>
+            <wp:effectExtent l="0" t="0" r="0" b="0"/>
+            <wp:docPr id="2" name="Imagem 2"/>
+            <wp:cNvGraphicFramePr>
+              <a:graphicFrameLocks xmlns:a="http://schemas.openxmlformats.org/drawingml/2006/main" noChangeAspect="1"/>
+            </wp:cNvGraphicFramePr>
+            <a:graphic xmlns:a="http://schemas.openxmlformats.org/drawingml/2006/main">
+              <a:graphicData uri="http://schemas.openxmlformats.org/drawingml/2006/picture">
+                <pic:pic xmlns:pic="http://schemas.openxmlformats.org/drawingml/2006/picture">
+                  <pic:nvPicPr>
+                    <pic:cNvPr id="1" name=""/>
+                    <pic:cNvPicPr/>
+                  </pic:nvPicPr>
+                  <pic:blipFill>
+                    <a:blip r:embed="rId12"/>
+                    <a:stretch>
+                      <a:fillRect/>
+                    </a:stretch>
+                  </pic:blipFill>
+                  <pic:spPr>
+                    <a:xfrm>
+                      <a:off x="0" y="0"/>
+                      <a:ext cx="1757670" cy="3428145"/>
+                    </a:xfrm>
+                    <a:prstGeom prst="rect">
+                      <a:avLst/>
+                    </a:prstGeom>
+                  </pic:spPr>
+                </pic:pic>
+              </a:graphicData>
+            </a:graphic>
+          </wp:inline>
+        </w:drawing>
+      </w:r>
+    </w:p>
+    <w:p>
+      <w:pPr>
+        <w:pStyle w:val="paragraph"/>
+        <w:spacing w:before="0" w:beforeAutospacing="0" w:after="160" w:afterAutospacing="0"/>
+        <w:jc w:val="both"/>
+        <w:textAlignment w:val="baseline"/>
+        <w:rPr>
+          <w:rFonts w:ascii="Arial" w:hAnsi="Arial" w:cs="Arial"/>
+        </w:rPr>
+      </w:pPr>
+      <w:r>
+        <w:rPr>
+          <w:rFonts w:ascii="Arial" w:hAnsi="Arial" w:cs="Arial"/>
+        </w:rPr>
+        <w:t xml:space="preserve">Descrição: </w:t>
+      </w:r>
+      <w:r>
+        <w:rPr>
+          <w:rFonts w:ascii="Arial" w:hAnsi="Arial" w:cs="Arial"/>
+        </w:rPr>
+        <w:t xml:space="preserve">A Tela Principal </w:t>
+      </w:r>
+      <w:r>
+        <w:rPr>
+          <w:rStyle w:val="normaltextrun"/>
+          <w:rFonts w:ascii="Arial" w:hAnsi="Arial" w:cs="Arial"/>
+        </w:rPr>
+        <w:t xml:space="preserve">exibe todas as tarefas em aberto, tanto as “a fazer “como as “pendentes de aprovação”. Ademais, o menu inferior permite acesso a todas as demais telas do sistema. Ele contém a aba nova tarefa, que permite cadastrar uma nova atividade; a </w:t>
+      </w:r>
+      <w:proofErr w:type="gramStart"/>
+      <w:r>
+        <w:rPr>
+          <w:rStyle w:val="normaltextrun"/>
+          <w:rFonts w:ascii="Arial" w:hAnsi="Arial" w:cs="Arial"/>
+        </w:rPr>
+        <w:t>aba</w:t>
+      </w:r>
+      <w:r>
+        <w:rPr>
+          <w:rStyle w:val="normaltextrun"/>
+          <w:rFonts w:ascii="Arial" w:hAnsi="Arial" w:cs="Arial"/>
+        </w:rPr>
+        <w:t xml:space="preserve"> </w:t>
+      </w:r>
+      <w:r>
+        <w:rPr>
+          <w:rStyle w:val="normaltextrun"/>
+          <w:rFonts w:ascii="Arial" w:hAnsi="Arial" w:cs="Arial"/>
+        </w:rPr>
+        <w:t>histórico</w:t>
+      </w:r>
+      <w:proofErr w:type="gramEnd"/>
+      <w:r>
+        <w:rPr>
+          <w:rStyle w:val="normaltextrun"/>
+          <w:rFonts w:ascii="Arial" w:hAnsi="Arial" w:cs="Arial"/>
+        </w:rPr>
+        <w:t xml:space="preserve">, que permite ver uma lista com todas as tarefas já </w:t>
+      </w:r>
+      <w:commentRangeStart w:id="64"/>
+      <w:r>
+        <w:rPr>
+          <w:rStyle w:val="normaltextrun"/>
+          <w:rFonts w:ascii="Arial" w:hAnsi="Arial" w:cs="Arial"/>
+        </w:rPr>
+        <w:t>fechadas</w:t>
+      </w:r>
+      <w:commentRangeEnd w:id="64"/>
+      <w:r>
+        <w:rPr>
+          <w:rStyle w:val="Refdecomentrio"/>
+          <w:rFonts w:asciiTheme="minorHAnsi" w:eastAsiaTheme="minorHAnsi" w:hAnsiTheme="minorHAnsi" w:cstheme="minorBidi"/>
+          <w:lang w:eastAsia="en-US"/>
+        </w:rPr>
+        <w:commentReference w:id="64"/>
+      </w:r>
+      <w:r>
+        <w:rPr>
+          <w:rStyle w:val="normaltextrun"/>
+          <w:rFonts w:ascii="Arial" w:hAnsi="Arial" w:cs="Arial"/>
+        </w:rPr>
+        <w:t>; a aba família, que possibilita visualizar todos os usuários vinculados à família, além do saldo de recompensas de cada filho.</w:t>
+      </w:r>
     </w:p>
     <w:p/>
     <w:p>
@@ -6872,7 +7428,7 @@
           <w:u w:val="single"/>
         </w:rPr>
       </w:pPr>
-      <w:bookmarkStart w:id="52" w:name="_Toc230841579"/>
+      <w:bookmarkStart w:id="65" w:name="_Toc230841580"/>
       <w:r>
         <w:rPr>
           <w:rFonts w:ascii="Arial" w:hAnsi="Arial" w:cs="Arial"/>
@@ -6881,9 +7437,9 @@
           <w:szCs w:val="26"/>
           <w:u w:val="single"/>
         </w:rPr>
-        <w:t>Protótipo de Cadastro Com Chave Simples</w:t>
-      </w:r>
-      <w:bookmarkEnd w:id="52"/>
+        <w:t>Protótipo de Cadastro Com Chave Estrangeira</w:t>
+      </w:r>
+      <w:bookmarkEnd w:id="65"/>
     </w:p>
     <w:p/>
     <w:p>
@@ -6901,7 +7457,6 @@
           <w:u w:val="single"/>
         </w:rPr>
       </w:pPr>
-      <w:bookmarkStart w:id="53" w:name="_Toc230841580"/>
       <w:r>
         <w:rPr>
           <w:rFonts w:ascii="Arial" w:hAnsi="Arial" w:cs="Arial"/>
@@ -6910,11 +7465,74 @@
           <w:szCs w:val="26"/>
           <w:u w:val="single"/>
         </w:rPr>
-        <w:t>Protótipo de Cadastro Com Chave Estrangeira</w:t>
-      </w:r>
-      <w:bookmarkEnd w:id="53"/>
-    </w:p>
-    <w:p/>
+        <w:lastRenderedPageBreak/>
+        <w:t xml:space="preserve"> </w:t>
+      </w:r>
+      <w:bookmarkStart w:id="66" w:name="_Toc230841581"/>
+      <w:r>
+        <w:rPr>
+          <w:rFonts w:ascii="Arial" w:hAnsi="Arial" w:cs="Arial"/>
+          <w:color w:val="auto"/>
+          <w:sz w:val="26"/>
+          <w:szCs w:val="26"/>
+          <w:u w:val="single"/>
+        </w:rPr>
+        <w:t xml:space="preserve">Protótipo de Interface de </w:t>
+      </w:r>
+      <w:bookmarkEnd w:id="66"/>
+      <w:r>
+        <w:rPr>
+          <w:rFonts w:ascii="Arial" w:hAnsi="Arial" w:cs="Arial"/>
+          <w:color w:val="auto"/>
+          <w:sz w:val="26"/>
+          <w:szCs w:val="26"/>
+          <w:u w:val="single"/>
+        </w:rPr>
+        <w:t>Consulta de Histórico de Tarefas</w:t>
+      </w:r>
+    </w:p>
+    <w:p>
+      <w:r>
+        <w:rPr>
+          <w:noProof/>
+        </w:rPr>
+        <w:drawing>
+          <wp:inline distT="0" distB="0" distL="0" distR="0" wp14:anchorId="5F8BBD2B" wp14:editId="21C0DC12">
+            <wp:extent cx="1846426" cy="3643745"/>
+            <wp:effectExtent l="0" t="0" r="1905" b="0"/>
+            <wp:docPr id="4" name="Imagem 4"/>
+            <wp:cNvGraphicFramePr>
+              <a:graphicFrameLocks xmlns:a="http://schemas.openxmlformats.org/drawingml/2006/main" noChangeAspect="1"/>
+            </wp:cNvGraphicFramePr>
+            <a:graphic xmlns:a="http://schemas.openxmlformats.org/drawingml/2006/main">
+              <a:graphicData uri="http://schemas.openxmlformats.org/drawingml/2006/picture">
+                <pic:pic xmlns:pic="http://schemas.openxmlformats.org/drawingml/2006/picture">
+                  <pic:nvPicPr>
+                    <pic:cNvPr id="1" name=""/>
+                    <pic:cNvPicPr/>
+                  </pic:nvPicPr>
+                  <pic:blipFill>
+                    <a:blip r:embed="rId13"/>
+                    <a:stretch>
+                      <a:fillRect/>
+                    </a:stretch>
+                  </pic:blipFill>
+                  <pic:spPr>
+                    <a:xfrm>
+                      <a:off x="0" y="0"/>
+                      <a:ext cx="1850855" cy="3652485"/>
+                    </a:xfrm>
+                    <a:prstGeom prst="rect">
+                      <a:avLst/>
+                    </a:prstGeom>
+                  </pic:spPr>
+                </pic:pic>
+              </a:graphicData>
+            </a:graphic>
+          </wp:inline>
+        </w:drawing>
+      </w:r>
+    </w:p>
     <w:p>
       <w:pPr>
         <w:pStyle w:val="Ttulo3"/>
@@ -6930,6 +7548,7 @@
           <w:u w:val="single"/>
         </w:rPr>
       </w:pPr>
+      <w:bookmarkStart w:id="67" w:name="_Toc230841582"/>
       <w:r>
         <w:rPr>
           <w:rFonts w:ascii="Arial" w:hAnsi="Arial" w:cs="Arial"/>
@@ -6938,22 +7557,52 @@
           <w:szCs w:val="26"/>
           <w:u w:val="single"/>
         </w:rPr>
-        <w:t xml:space="preserve"> </w:t>
-      </w:r>
-      <w:bookmarkStart w:id="54" w:name="_Toc230841581"/>
-      <w:r>
-        <w:rPr>
-          <w:rFonts w:ascii="Arial" w:hAnsi="Arial" w:cs="Arial"/>
-          <w:color w:val="auto"/>
-          <w:sz w:val="26"/>
-          <w:szCs w:val="26"/>
-          <w:u w:val="single"/>
-        </w:rPr>
-        <w:t>Protótipo de Interface de Consulta</w:t>
-      </w:r>
-      <w:bookmarkEnd w:id="54"/>
-    </w:p>
-    <w:p/>
+        <w:t>Protótipo de Interface de Relatório</w:t>
+      </w:r>
+      <w:bookmarkEnd w:id="67"/>
+    </w:p>
+    <w:p>
+      <w:r>
+        <w:rPr>
+          <w:noProof/>
+        </w:rPr>
+        <w:drawing>
+          <wp:inline distT="0" distB="0" distL="0" distR="0" wp14:anchorId="5881E1BC" wp14:editId="09BDC709">
+            <wp:extent cx="1676400" cy="3384950"/>
+            <wp:effectExtent l="0" t="0" r="0" b="6350"/>
+            <wp:docPr id="3" name="Imagem 3"/>
+            <wp:cNvGraphicFramePr>
+              <a:graphicFrameLocks xmlns:a="http://schemas.openxmlformats.org/drawingml/2006/main" noChangeAspect="1"/>
+            </wp:cNvGraphicFramePr>
+            <a:graphic xmlns:a="http://schemas.openxmlformats.org/drawingml/2006/main">
+              <a:graphicData uri="http://schemas.openxmlformats.org/drawingml/2006/picture">
+                <pic:pic xmlns:pic="http://schemas.openxmlformats.org/drawingml/2006/picture">
+                  <pic:nvPicPr>
+                    <pic:cNvPr id="1" name=""/>
+                    <pic:cNvPicPr/>
+                  </pic:nvPicPr>
+                  <pic:blipFill>
+                    <a:blip r:embed="rId14"/>
+                    <a:stretch>
+                      <a:fillRect/>
+                    </a:stretch>
+                  </pic:blipFill>
+                  <pic:spPr>
+                    <a:xfrm>
+                      <a:off x="0" y="0"/>
+                      <a:ext cx="1684584" cy="3401474"/>
+                    </a:xfrm>
+                    <a:prstGeom prst="rect">
+                      <a:avLst/>
+                    </a:prstGeom>
+                  </pic:spPr>
+                </pic:pic>
+              </a:graphicData>
+            </a:graphic>
+          </wp:inline>
+        </w:drawing>
+      </w:r>
+    </w:p>
     <w:p>
       <w:pPr>
         <w:pStyle w:val="Ttulo3"/>
@@ -6969,7 +7618,6 @@
           <w:u w:val="single"/>
         </w:rPr>
       </w:pPr>
-      <w:bookmarkStart w:id="55" w:name="_Toc230841582"/>
       <w:r>
         <w:rPr>
           <w:rFonts w:ascii="Arial" w:hAnsi="Arial" w:cs="Arial"/>
@@ -6978,11 +7626,62 @@
           <w:szCs w:val="26"/>
           <w:u w:val="single"/>
         </w:rPr>
-        <w:t>Protótipo de Interface de Relatório</w:t>
-      </w:r>
-      <w:bookmarkEnd w:id="55"/>
-    </w:p>
-    <w:p/>
+        <w:lastRenderedPageBreak/>
+        <w:t xml:space="preserve">Protótipo de Interface de </w:t>
+      </w:r>
+      <w:r>
+        <w:rPr>
+          <w:rFonts w:ascii="Arial" w:hAnsi="Arial" w:cs="Arial"/>
+          <w:color w:val="auto"/>
+          <w:sz w:val="26"/>
+          <w:szCs w:val="26"/>
+          <w:u w:val="single"/>
+        </w:rPr>
+        <w:t>Consulta de Saldos</w:t>
+      </w:r>
+    </w:p>
+    <w:p>
+      <w:r>
+        <w:rPr>
+          <w:noProof/>
+        </w:rPr>
+        <w:drawing>
+          <wp:inline distT="0" distB="0" distL="0" distR="0" wp14:anchorId="23C45E04" wp14:editId="33F265D1">
+            <wp:extent cx="1773381" cy="3413183"/>
+            <wp:effectExtent l="0" t="0" r="0" b="0"/>
+            <wp:docPr id="5" name="Imagem 5"/>
+            <wp:cNvGraphicFramePr>
+              <a:graphicFrameLocks xmlns:a="http://schemas.openxmlformats.org/drawingml/2006/main" noChangeAspect="1"/>
+            </wp:cNvGraphicFramePr>
+            <a:graphic xmlns:a="http://schemas.openxmlformats.org/drawingml/2006/main">
+              <a:graphicData uri="http://schemas.openxmlformats.org/drawingml/2006/picture">
+                <pic:pic xmlns:pic="http://schemas.openxmlformats.org/drawingml/2006/picture">
+                  <pic:nvPicPr>
+                    <pic:cNvPr id="1" name=""/>
+                    <pic:cNvPicPr/>
+                  </pic:nvPicPr>
+                  <pic:blipFill>
+                    <a:blip r:embed="rId15"/>
+                    <a:stretch>
+                      <a:fillRect/>
+                    </a:stretch>
+                  </pic:blipFill>
+                  <pic:spPr>
+                    <a:xfrm>
+                      <a:off x="0" y="0"/>
+                      <a:ext cx="1783456" cy="3432575"/>
+                    </a:xfrm>
+                    <a:prstGeom prst="rect">
+                      <a:avLst/>
+                    </a:prstGeom>
+                  </pic:spPr>
+                </pic:pic>
+              </a:graphicData>
+            </a:graphic>
+          </wp:inline>
+        </w:drawing>
+      </w:r>
+    </w:p>
     <w:p>
       <w:pPr>
         <w:pStyle w:val="Ttulo2"/>
@@ -6996,17 +7695,16 @@
           <w:u w:val="single"/>
         </w:rPr>
       </w:pPr>
-      <w:bookmarkStart w:id="56" w:name="_Toc230841583"/>
+      <w:bookmarkStart w:id="68" w:name="_Toc230841583"/>
       <w:r>
         <w:rPr>
           <w:rFonts w:ascii="Arial" w:hAnsi="Arial" w:cs="Arial"/>
           <w:color w:val="auto"/>
           <w:u w:val="single"/>
         </w:rPr>
-        <w:lastRenderedPageBreak/>
         <w:t>Desenvolvimento da Aplicação</w:t>
       </w:r>
-      <w:bookmarkEnd w:id="56"/>
+      <w:bookmarkEnd w:id="68"/>
     </w:p>
     <w:p/>
     <w:p>
@@ -7022,7 +7720,7 @@
           <w:u w:val="single"/>
         </w:rPr>
       </w:pPr>
-      <w:bookmarkStart w:id="57" w:name="_Toc230841584"/>
+      <w:bookmarkStart w:id="69" w:name="_Toc230841584"/>
       <w:r>
         <w:rPr>
           <w:rFonts w:ascii="Arial" w:hAnsi="Arial" w:cs="Arial"/>
@@ -7031,7 +7729,7 @@
         </w:rPr>
         <w:t>Testes e Validações</w:t>
       </w:r>
-      <w:bookmarkEnd w:id="57"/>
+      <w:bookmarkEnd w:id="69"/>
     </w:p>
     <w:p/>
     <w:p>
@@ -7047,7 +7745,7 @@
           <w:u w:val="single"/>
         </w:rPr>
       </w:pPr>
-      <w:bookmarkStart w:id="58" w:name="_Toc230841585"/>
+      <w:bookmarkStart w:id="70" w:name="_Toc230841585"/>
       <w:r>
         <w:rPr>
           <w:rFonts w:ascii="Arial" w:hAnsi="Arial" w:cs="Arial"/>
@@ -7056,7 +7754,7 @@
         </w:rPr>
         <w:t>Metodologia</w:t>
       </w:r>
-      <w:bookmarkEnd w:id="58"/>
+      <w:bookmarkEnd w:id="70"/>
     </w:p>
     <w:p/>
     <w:p>
@@ -7072,7 +7770,7 @@
           <w:u w:val="single"/>
         </w:rPr>
       </w:pPr>
-      <w:bookmarkStart w:id="59" w:name="_Toc230841586"/>
+      <w:bookmarkStart w:id="71" w:name="_Toc230841586"/>
       <w:r>
         <w:rPr>
           <w:rFonts w:ascii="Arial" w:hAnsi="Arial" w:cs="Arial"/>
@@ -7081,7 +7779,7 @@
         </w:rPr>
         <w:t>Apresentação dos Resultados</w:t>
       </w:r>
-      <w:bookmarkEnd w:id="59"/>
+      <w:bookmarkEnd w:id="71"/>
     </w:p>
     <w:p>
       <w:pPr>
@@ -7145,8 +7843,8 @@
           <w:szCs w:val="24"/>
         </w:rPr>
       </w:pPr>
-      <w:bookmarkStart w:id="60" w:name="_Toc162969855"/>
-      <w:bookmarkStart w:id="61" w:name="_Toc230841587"/>
+      <w:bookmarkStart w:id="72" w:name="_Toc162969855"/>
+      <w:bookmarkStart w:id="73" w:name="_Toc230841587"/>
       <w:r>
         <w:rPr>
           <w:rFonts w:ascii="Arial" w:hAnsi="Arial" w:cs="Arial"/>
@@ -7159,8 +7857,8 @@
         <w:lastRenderedPageBreak/>
         <w:t>CONCLUSÃO</w:t>
       </w:r>
-      <w:bookmarkEnd w:id="60"/>
-      <w:bookmarkEnd w:id="61"/>
+      <w:bookmarkEnd w:id="72"/>
+      <w:bookmarkEnd w:id="73"/>
     </w:p>
     <w:p>
       <w:pPr>
@@ -7234,7 +7932,7 @@
           <w:szCs w:val="24"/>
         </w:rPr>
       </w:pPr>
-      <w:bookmarkStart w:id="62" w:name="_Toc230841588"/>
+      <w:bookmarkStart w:id="74" w:name="_Toc230841588"/>
       <w:r>
         <w:rPr>
           <w:rFonts w:ascii="Arial" w:hAnsi="Arial" w:cs="Arial"/>
@@ -7247,7 +7945,7 @@
         <w:lastRenderedPageBreak/>
         <w:t>REFERÊNCIAS BIBLIOGRÁFICAS</w:t>
       </w:r>
-      <w:bookmarkEnd w:id="62"/>
+      <w:bookmarkEnd w:id="74"/>
     </w:p>
     <w:p>
       <w:pPr>
@@ -7261,10 +7959,10 @@
       </w:pPr>
     </w:p>
     <w:sectPr>
-      <w:headerReference w:type="default" r:id="rId9"/>
-      <w:footerReference w:type="default" r:id="rId10"/>
-      <w:headerReference w:type="first" r:id="rId11"/>
-      <w:footerReference w:type="first" r:id="rId12"/>
+      <w:headerReference w:type="default" r:id="rId16"/>
+      <w:footerReference w:type="default" r:id="rId17"/>
+      <w:headerReference w:type="first" r:id="rId18"/>
+      <w:footerReference w:type="first" r:id="rId19"/>
       <w:pgSz w:w="11906" w:h="16838"/>
       <w:pgMar w:top="1701" w:right="1134" w:bottom="1134" w:left="1701" w:header="709" w:footer="709" w:gutter="0"/>
       <w:cols w:space="708"/>
@@ -7275,8 +7973,239 @@
 </w:document>
 </file>
 
+<file path=word/comments.xml><?xml version="1.0" encoding="utf-8"?>
+<w:comments xmlns:wpc="http://schemas.microsoft.com/office/word/2010/wordprocessingCanvas" xmlns:cx="http://schemas.microsoft.com/office/drawing/2014/chartex" xmlns:cx1="http://schemas.microsoft.com/office/drawing/2015/9/8/chartex" xmlns:cx2="http://schemas.microsoft.com/office/drawing/2015/10/21/chartex" xmlns:cx3="http://schemas.microsoft.com/office/drawing/2016/5/9/chartex" xmlns:cx4="http://schemas.microsoft.com/office/drawing/2016/5/10/chartex" xmlns:cx5="http://schemas.microsoft.com/office/drawing/2016/5/11/chartex" xmlns:cx6="http://schemas.microsoft.com/office/drawing/2016/5/12/chartex" xmlns:cx7="http://schemas.microsoft.com/office/drawing/2016/5/13/chartex" xmlns:cx8="http://schemas.microsoft.com/office/drawing/2016/5/14/chartex" xmlns:mc="http://schemas.openxmlformats.org/markup-compatibility/2006" xmlns:aink="http://schemas.microsoft.com/office/drawing/2016/ink" xmlns:am3d="http://schemas.microsoft.com/office/drawing/2017/model3d" xmlns:o="urn:schemas-microsoft-com:office:office" xmlns:r="http://schemas.openxmlformats.org/officeDocument/2006/relationships" xmlns:m="http://schemas.openxmlformats.org/officeDocument/2006/math" xmlns:v="urn:schemas-microsoft-com:vml" xmlns:wp14="http://schemas.microsoft.com/office/word/2010/wordprocessingDrawing" xmlns:wp="http://schemas.openxmlformats.org/drawingml/2006/wordprocessingDrawing" xmlns:w10="urn:schemas-microsoft-com:office:word" xmlns:w="http://schemas.openxmlformats.org/wordprocessingml/2006/main" xmlns:w14="http://schemas.microsoft.com/office/word/2010/wordml" xmlns:w15="http://schemas.microsoft.com/office/word/2012/wordml" xmlns:w16cid="http://schemas.microsoft.com/office/word/2016/wordml/cid" xmlns:w16se="http://schemas.microsoft.com/office/word/2015/wordml/symex" xmlns:wpg="http://schemas.microsoft.com/office/word/2010/wordprocessingGroup" xmlns:wpi="http://schemas.microsoft.com/office/word/2010/wordprocessingInk" xmlns:wne="http://schemas.microsoft.com/office/word/2006/wordml" xmlns:wps="http://schemas.microsoft.com/office/word/2010/wordprocessingShape" mc:Ignorable="w14 w15 w16se w16cid wp14">
+  <w:comment w:id="39" w:author="MARIANA HENRIQUE MOURA BARROSO" w:date="2026-06-09T23:17:00Z" w:initials="MHMB">
+    <w:p>
+      <w:pPr>
+        <w:pStyle w:val="Textodecomentrio"/>
+      </w:pPr>
+      <w:r>
+        <w:rPr>
+          <w:rStyle w:val="Refdecomentrio"/>
+        </w:rPr>
+        <w:annotationRef/>
+      </w:r>
+      <w:r>
+        <w:t>?</w:t>
+      </w:r>
+    </w:p>
+  </w:comment>
+  <w:comment w:id="41" w:author="MARIANA HENRIQUE MOURA BARROSO" w:date="2026-06-09T23:26:00Z" w:initials="MHMB">
+    <w:p>
+      <w:pPr>
+        <w:pStyle w:val="Textodecomentrio"/>
+      </w:pPr>
+      <w:r>
+        <w:rPr>
+          <w:rStyle w:val="Refdecomentrio"/>
+        </w:rPr>
+        <w:annotationRef/>
+      </w:r>
+      <w:r>
+        <w:t>?</w:t>
+      </w:r>
+    </w:p>
+  </w:comment>
+  <w:comment w:id="42" w:author="MARIANA HENRIQUE MOURA BARROSO" w:date="2026-06-09T23:28:00Z" w:initials="MHMB">
+    <w:p>
+      <w:pPr>
+        <w:pStyle w:val="Textodecomentrio"/>
+      </w:pPr>
+      <w:r>
+        <w:rPr>
+          <w:rStyle w:val="Refdecomentrio"/>
+        </w:rPr>
+        <w:annotationRef/>
+      </w:r>
+      <w:r>
+        <w:t>verificar</w:t>
+      </w:r>
+    </w:p>
+  </w:comment>
+  <w:comment w:id="44" w:author="MARIANA HENRIQUE MOURA BARROSO" w:date="2026-06-09T23:35:00Z" w:initials="MHMB">
+    <w:p>
+      <w:pPr>
+        <w:pStyle w:val="Textodecomentrio"/>
+      </w:pPr>
+      <w:r>
+        <w:rPr>
+          <w:rStyle w:val="Refdecomentrio"/>
+        </w:rPr>
+        <w:annotationRef/>
+      </w:r>
+      <w:r>
+        <w:t>verificar</w:t>
+      </w:r>
+    </w:p>
+  </w:comment>
+  <w:comment w:id="47" w:author="MARIANA HENRIQUE MOURA BARROSO" w:date="2026-06-09T23:41:00Z" w:initials="MHMB">
+    <w:p>
+      <w:pPr>
+        <w:pStyle w:val="Textodecomentrio"/>
+      </w:pPr>
+      <w:r>
+        <w:rPr>
+          <w:rStyle w:val="Refdecomentrio"/>
+        </w:rPr>
+        <w:annotationRef/>
+      </w:r>
+      <w:r>
+        <w:t>fazer</w:t>
+      </w:r>
+    </w:p>
+  </w:comment>
+  <w:comment w:id="50" w:author="MARIANA HENRIQUE MOURA BARROSO" w:date="2026-06-09T23:42:00Z" w:initials="MHMB">
+    <w:p>
+      <w:pPr>
+        <w:pStyle w:val="Textodecomentrio"/>
+      </w:pPr>
+      <w:r>
+        <w:rPr>
+          <w:rStyle w:val="Refdecomentrio"/>
+        </w:rPr>
+        <w:annotationRef/>
+      </w:r>
+      <w:r>
+        <w:t>fazer</w:t>
+      </w:r>
+    </w:p>
+  </w:comment>
+  <w:comment w:id="52" w:author="MARIANA HENRIQUE MOURA BARROSO" w:date="2026-06-09T23:42:00Z" w:initials="MHMB">
+    <w:p>
+      <w:pPr>
+        <w:pStyle w:val="Textodecomentrio"/>
+      </w:pPr>
+      <w:r>
+        <w:rPr>
+          <w:rStyle w:val="Refdecomentrio"/>
+        </w:rPr>
+        <w:annotationRef/>
+      </w:r>
+      <w:r>
+        <w:t>fazer</w:t>
+      </w:r>
+    </w:p>
+  </w:comment>
+  <w:comment w:id="54" w:author="MARIANA HENRIQUE MOURA BARROSO" w:date="2026-06-09T23:43:00Z" w:initials="MHMB">
+    <w:p>
+      <w:pPr>
+        <w:pStyle w:val="Textodecomentrio"/>
+      </w:pPr>
+      <w:r>
+        <w:rPr>
+          <w:rStyle w:val="Refdecomentrio"/>
+        </w:rPr>
+        <w:annotationRef/>
+      </w:r>
+      <w:r>
+        <w:t>fazer</w:t>
+      </w:r>
+    </w:p>
+  </w:comment>
+  <w:comment w:id="56" w:author="MARIANA HENRIQUE MOURA BARROSO" w:date="2026-06-09T23:43:00Z" w:initials="MHMB">
+    <w:p>
+      <w:pPr>
+        <w:pStyle w:val="Textodecomentrio"/>
+      </w:pPr>
+      <w:r>
+        <w:rPr>
+          <w:rStyle w:val="Refdecomentrio"/>
+        </w:rPr>
+        <w:annotationRef/>
+      </w:r>
+      <w:r>
+        <w:t>fazer</w:t>
+      </w:r>
+    </w:p>
+  </w:comment>
+  <w:comment w:id="58" w:author="MARIANA HENRIQUE MOURA BARROSO" w:date="2026-06-09T23:43:00Z" w:initials="MHMB">
+    <w:p>
+      <w:pPr>
+        <w:pStyle w:val="Textodecomentrio"/>
+      </w:pPr>
+      <w:r>
+        <w:rPr>
+          <w:rStyle w:val="Refdecomentrio"/>
+        </w:rPr>
+        <w:annotationRef/>
+      </w:r>
+      <w:r>
+        <w:t>fazer</w:t>
+      </w:r>
+    </w:p>
+  </w:comment>
+  <w:comment w:id="60" w:author="MARIANA HENRIQUE MOURA BARROSO" w:date="2026-06-09T23:43:00Z" w:initials="MHMB">
+    <w:p>
+      <w:pPr>
+        <w:pStyle w:val="Textodecomentrio"/>
+      </w:pPr>
+      <w:r>
+        <w:rPr>
+          <w:rStyle w:val="Refdecomentrio"/>
+        </w:rPr>
+        <w:annotationRef/>
+      </w:r>
+      <w:r>
+        <w:t>fazer</w:t>
+      </w:r>
+    </w:p>
+  </w:comment>
+  <w:comment w:id="64" w:author="MARIANA HENRIQUE MOURA BARROSO" w:date="2026-06-10T00:02:00Z" w:initials="MHMB">
+    <w:p>
+      <w:pPr>
+        <w:pStyle w:val="Textodecomentrio"/>
+      </w:pPr>
+      <w:r>
+        <w:rPr>
+          <w:rStyle w:val="Refdecomentrio"/>
+        </w:rPr>
+        <w:annotationRef/>
+      </w:r>
+      <w:r>
+        <w:t>melhorar</w:t>
+      </w:r>
+    </w:p>
+  </w:comment>
+</w:comments>
+</file>
+
+<file path=word/commentsExtended.xml><?xml version="1.0" encoding="utf-8"?>
+<w15:commentsEx xmlns:wpc="http://schemas.microsoft.com/office/word/2010/wordprocessingCanvas" xmlns:cx="http://schemas.microsoft.com/office/drawing/2014/chartex" xmlns:cx1="http://schemas.microsoft.com/office/drawing/2015/9/8/chartex" xmlns:cx2="http://schemas.microsoft.com/office/drawing/2015/10/21/chartex" xmlns:cx3="http://schemas.microsoft.com/office/drawing/2016/5/9/chartex" xmlns:cx4="http://schemas.microsoft.com/office/drawing/2016/5/10/chartex" xmlns:cx5="http://schemas.microsoft.com/office/drawing/2016/5/11/chartex" xmlns:cx6="http://schemas.microsoft.com/office/drawing/2016/5/12/chartex" xmlns:cx7="http://schemas.microsoft.com/office/drawing/2016/5/13/chartex" xmlns:cx8="http://schemas.microsoft.com/office/drawing/2016/5/14/chartex" xmlns:mc="http://schemas.openxmlformats.org/markup-compatibility/2006" xmlns:aink="http://schemas.microsoft.com/office/drawing/2016/ink" xmlns:am3d="http://schemas.microsoft.com/office/drawing/2017/model3d" xmlns:o="urn:schemas-microsoft-com:office:office" xmlns:r="http://schemas.openxmlformats.org/officeDocument/2006/relationships" xmlns:m="http://schemas.openxmlformats.org/officeDocument/2006/math" xmlns:v="urn:schemas-microsoft-com:vml" xmlns:wp14="http://schemas.microsoft.com/office/word/2010/wordprocessingDrawing" xmlns:wp="http://schemas.openxmlformats.org/drawingml/2006/wordprocessingDrawing" xmlns:w10="urn:schemas-microsoft-com:office:word" xmlns:w="http://schemas.openxmlformats.org/wordprocessingml/2006/main" xmlns:w14="http://schemas.microsoft.com/office/word/2010/wordml" xmlns:w15="http://schemas.microsoft.com/office/word/2012/wordml" xmlns:w16cid="http://schemas.microsoft.com/office/word/2016/wordml/cid" xmlns:w16se="http://schemas.microsoft.com/office/word/2015/wordml/symex" xmlns:wpg="http://schemas.microsoft.com/office/word/2010/wordprocessingGroup" xmlns:wpi="http://schemas.microsoft.com/office/word/2010/wordprocessingInk" xmlns:wne="http://schemas.microsoft.com/office/word/2006/wordml" xmlns:wps="http://schemas.microsoft.com/office/word/2010/wordprocessingShape" mc:Ignorable="w14 w15 w16se w16cid wp14">
+  <w15:commentEx w15:paraId="7671391A" w15:done="1"/>
+  <w15:commentEx w15:paraId="1E7C7938" w15:done="0"/>
+  <w15:commentEx w15:paraId="16047C2C" w15:done="0"/>
+  <w15:commentEx w15:paraId="2A1EDEA3" w15:done="1"/>
+  <w15:commentEx w15:paraId="7F301031" w15:done="0"/>
+  <w15:commentEx w15:paraId="02F7486E" w15:done="0"/>
+  <w15:commentEx w15:paraId="0BBC679B" w15:done="0"/>
+  <w15:commentEx w15:paraId="4AFF810E" w15:done="0"/>
+  <w15:commentEx w15:paraId="1421B3EF" w15:done="0"/>
+  <w15:commentEx w15:paraId="6778070E" w15:done="0"/>
+  <w15:commentEx w15:paraId="7F8B2342" w15:done="0"/>
+  <w15:commentEx w15:paraId="731BF956" w15:done="0"/>
+</w15:commentsEx>
+</file>
+
+<file path=word/commentsIds.xml><?xml version="1.0" encoding="utf-8"?>
+<w16cid:commentsIds xmlns:wpc="http://schemas.microsoft.com/office/word/2010/wordprocessingCanvas" xmlns:cx="http://schemas.microsoft.com/office/drawing/2014/chartex" xmlns:cx1="http://schemas.microsoft.com/office/drawing/2015/9/8/chartex" xmlns:cx2="http://schemas.microsoft.com/office/drawing/2015/10/21/chartex" xmlns:cx3="http://schemas.microsoft.com/office/drawing/2016/5/9/chartex" xmlns:cx4="http://schemas.microsoft.com/office/drawing/2016/5/10/chartex" xmlns:cx5="http://schemas.microsoft.com/office/drawing/2016/5/11/chartex" xmlns:cx6="http://schemas.microsoft.com/office/drawing/2016/5/12/chartex" xmlns:cx7="http://schemas.microsoft.com/office/drawing/2016/5/13/chartex" xmlns:cx8="http://schemas.microsoft.com/office/drawing/2016/5/14/chartex" xmlns:mc="http://schemas.openxmlformats.org/markup-compatibility/2006" xmlns:aink="http://schemas.microsoft.com/office/drawing/2016/ink" xmlns:am3d="http://schemas.microsoft.com/office/drawing/2017/model3d" xmlns:o="urn:schemas-microsoft-com:office:office" xmlns:r="http://schemas.openxmlformats.org/officeDocument/2006/relationships" xmlns:m="http://schemas.openxmlformats.org/officeDocument/2006/math" xmlns:v="urn:schemas-microsoft-com:vml" xmlns:wp14="http://schemas.microsoft.com/office/word/2010/wordprocessingDrawing" xmlns:wp="http://schemas.openxmlformats.org/drawingml/2006/wordprocessingDrawing" xmlns:w10="urn:schemas-microsoft-com:office:word" xmlns:w="http://schemas.openxmlformats.org/wordprocessingml/2006/main" xmlns:w14="http://schemas.microsoft.com/office/word/2010/wordml" xmlns:w15="http://schemas.microsoft.com/office/word/2012/wordml" xmlns:w16cid="http://schemas.microsoft.com/office/word/2016/wordml/cid" xmlns:w16se="http://schemas.microsoft.com/office/word/2015/wordml/symex" xmlns:wpg="http://schemas.microsoft.com/office/word/2010/wordprocessingGroup" xmlns:wpi="http://schemas.microsoft.com/office/word/2010/wordprocessingInk" xmlns:wne="http://schemas.microsoft.com/office/word/2006/wordml" xmlns:wps="http://schemas.microsoft.com/office/word/2010/wordprocessingShape" mc:Ignorable="w14 w15 w16se w16cid wp14">
+  <w16cid:commentId w16cid:paraId="7671391A" w16cid:durableId="2DD31D7C"/>
+  <w16cid:commentId w16cid:paraId="1E7C7938" w16cid:durableId="2DD31FB7"/>
+  <w16cid:commentId w16cid:paraId="16047C2C" w16cid:durableId="2DD32007"/>
+  <w16cid:commentId w16cid:paraId="2A1EDEA3" w16cid:durableId="2DD321AE"/>
+  <w16cid:commentId w16cid:paraId="7F301031" w16cid:durableId="2DD3233D"/>
+  <w16cid:commentId w16cid:paraId="02F7486E" w16cid:durableId="2DD3234E"/>
+  <w16cid:commentId w16cid:paraId="0BBC679B" w16cid:durableId="2DD32363"/>
+  <w16cid:commentId w16cid:paraId="4AFF810E" w16cid:durableId="2DD3238E"/>
+  <w16cid:commentId w16cid:paraId="1421B3EF" w16cid:durableId="2DD32393"/>
+  <w16cid:commentId w16cid:paraId="6778070E" w16cid:durableId="2DD32399"/>
+  <w16cid:commentId w16cid:paraId="7F8B2342" w16cid:durableId="2DD3239D"/>
+  <w16cid:commentId w16cid:paraId="731BF956" w16cid:durableId="2DD327FE"/>
+</w16cid:commentsIds>
+</file>
+
 <file path=word/endnotes.xml><?xml version="1.0" encoding="utf-8"?>
-<w:endnotes xmlns:wpc="http://schemas.microsoft.com/office/word/2010/wordprocessingCanvas" xmlns:cx="http://schemas.microsoft.com/office/drawing/2014/chartex" xmlns:cx1="http://schemas.microsoft.com/office/drawing/2015/9/8/chartex" xmlns:cx2="http://schemas.microsoft.com/office/drawing/2015/10/21/chartex" xmlns:cx3="http://schemas.microsoft.com/office/drawing/2016/5/9/chartex" xmlns:cx4="http://schemas.microsoft.com/office/drawing/2016/5/10/chartex" xmlns:cx5="http://schemas.microsoft.com/office/drawing/2016/5/11/chartex" xmlns:cx6="http://schemas.microsoft.com/office/drawing/2016/5/12/chartex" xmlns:cx7="http://schemas.microsoft.com/office/drawing/2016/5/13/chartex" xmlns:cx8="http://schemas.microsoft.com/office/drawing/2016/5/14/chartex" xmlns:mc="http://schemas.openxmlformats.org/markup-compatibility/2006" xmlns:aink="http://schemas.microsoft.com/office/drawing/2016/ink" xmlns:am3d="http://schemas.microsoft.com/office/drawing/2017/model3d" xmlns:o="urn:schemas-microsoft-com:office:office" xmlns:oel="http://schemas.microsoft.com/office/2019/extlst" xmlns:r="http://schemas.openxmlformats.org/officeDocument/2006/relationships" xmlns:m="http://schemas.openxmlformats.org/officeDocument/2006/math" xmlns:v="urn:schemas-microsoft-com:vml" xmlns:wp14="http://schemas.microsoft.com/office/word/2010/wordprocessingDrawing" xmlns:wp="http://schemas.openxmlformats.org/drawingml/2006/wordprocessingDrawing" xmlns:w10="urn:schemas-microsoft-com:office:word" xmlns:w="http://schemas.openxmlformats.org/wordprocessingml/2006/main" xmlns:w14="http://schemas.microsoft.com/office/word/2010/wordml" xmlns:w15="http://schemas.microsoft.com/office/word/2012/wordml" xmlns:w16cex="http://schemas.microsoft.com/office/word/2018/wordml/cex" xmlns:w16cid="http://schemas.microsoft.com/office/word/2016/wordml/cid" xmlns:w16="http://schemas.microsoft.com/office/word/2018/wordml" xmlns:w16du="http://schemas.microsoft.com/office/word/2023/wordml/word16du" xmlns:w16sdtdh="http://schemas.microsoft.com/office/word/2020/wordml/sdtdatahash" xmlns:w16sdtfl="http://schemas.microsoft.com/office/word/2024/wordml/sdtformatlock" xmlns:w16se="http://schemas.microsoft.com/office/word/2015/wordml/symex" xmlns:wpg="http://schemas.microsoft.com/office/word/2010/wordprocessingGroup" xmlns:wpi="http://schemas.microsoft.com/office/word/2010/wordprocessingInk" xmlns:wne="http://schemas.microsoft.com/office/word/2006/wordml" xmlns:wps="http://schemas.microsoft.com/office/word/2010/wordprocessingShape" mc:Ignorable="w14 w15 w16se w16cid w16 w16cex w16sdtdh w16sdtfl w16du wp14">
+<w:endnotes xmlns:wpc="http://schemas.microsoft.com/office/word/2010/wordprocessingCanvas" xmlns:cx="http://schemas.microsoft.com/office/drawing/2014/chartex" xmlns:cx1="http://schemas.microsoft.com/office/drawing/2015/9/8/chartex" xmlns:cx2="http://schemas.microsoft.com/office/drawing/2015/10/21/chartex" xmlns:cx3="http://schemas.microsoft.com/office/drawing/2016/5/9/chartex" xmlns:cx4="http://schemas.microsoft.com/office/drawing/2016/5/10/chartex" xmlns:cx5="http://schemas.microsoft.com/office/drawing/2016/5/11/chartex" xmlns:cx6="http://schemas.microsoft.com/office/drawing/2016/5/12/chartex" xmlns:cx7="http://schemas.microsoft.com/office/drawing/2016/5/13/chartex" xmlns:cx8="http://schemas.microsoft.com/office/drawing/2016/5/14/chartex" xmlns:mc="http://schemas.openxmlformats.org/markup-compatibility/2006" xmlns:aink="http://schemas.microsoft.com/office/drawing/2016/ink" xmlns:am3d="http://schemas.microsoft.com/office/drawing/2017/model3d" xmlns:o="urn:schemas-microsoft-com:office:office" xmlns:r="http://schemas.openxmlformats.org/officeDocument/2006/relationships" xmlns:m="http://schemas.openxmlformats.org/officeDocument/2006/math" xmlns:v="urn:schemas-microsoft-com:vml" xmlns:wp14="http://schemas.microsoft.com/office/word/2010/wordprocessingDrawing" xmlns:wp="http://schemas.openxmlformats.org/drawingml/2006/wordprocessingDrawing" xmlns:w10="urn:schemas-microsoft-com:office:word" xmlns:w="http://schemas.openxmlformats.org/wordprocessingml/2006/main" xmlns:w14="http://schemas.microsoft.com/office/word/2010/wordml" xmlns:w15="http://schemas.microsoft.com/office/word/2012/wordml" xmlns:w16cid="http://schemas.microsoft.com/office/word/2016/wordml/cid" xmlns:w16se="http://schemas.microsoft.com/office/word/2015/wordml/symex" xmlns:wpg="http://schemas.microsoft.com/office/word/2010/wordprocessingGroup" xmlns:wpi="http://schemas.microsoft.com/office/word/2010/wordprocessingInk" xmlns:wne="http://schemas.microsoft.com/office/word/2006/wordml" xmlns:wps="http://schemas.microsoft.com/office/word/2010/wordprocessingShape" mc:Ignorable="w14 w15 w16se w16cid wp14">
   <w:endnote w:type="separator" w:id="-1">
     <w:p>
       <w:pPr>
@@ -7301,7 +8230,7 @@
 </file>
 
 <file path=word/footer1.xml><?xml version="1.0" encoding="utf-8"?>
-<w:ftr xmlns:wpc="http://schemas.microsoft.com/office/word/2010/wordprocessingCanvas" xmlns:cx="http://schemas.microsoft.com/office/drawing/2014/chartex" xmlns:cx1="http://schemas.microsoft.com/office/drawing/2015/9/8/chartex" xmlns:cx2="http://schemas.microsoft.com/office/drawing/2015/10/21/chartex" xmlns:cx3="http://schemas.microsoft.com/office/drawing/2016/5/9/chartex" xmlns:cx4="http://schemas.microsoft.com/office/drawing/2016/5/10/chartex" xmlns:cx5="http://schemas.microsoft.com/office/drawing/2016/5/11/chartex" xmlns:cx6="http://schemas.microsoft.com/office/drawing/2016/5/12/chartex" xmlns:cx7="http://schemas.microsoft.com/office/drawing/2016/5/13/chartex" xmlns:cx8="http://schemas.microsoft.com/office/drawing/2016/5/14/chartex" xmlns:mc="http://schemas.openxmlformats.org/markup-compatibility/2006" xmlns:aink="http://schemas.microsoft.com/office/drawing/2016/ink" xmlns:am3d="http://schemas.microsoft.com/office/drawing/2017/model3d" xmlns:o="urn:schemas-microsoft-com:office:office" xmlns:oel="http://schemas.microsoft.com/office/2019/extlst" xmlns:r="http://schemas.openxmlformats.org/officeDocument/2006/relationships" xmlns:m="http://schemas.openxmlformats.org/officeDocument/2006/math" xmlns:v="urn:schemas-microsoft-com:vml" xmlns:wp14="http://schemas.microsoft.com/office/word/2010/wordprocessingDrawing" xmlns:wp="http://schemas.openxmlformats.org/drawingml/2006/wordprocessingDrawing" xmlns:w10="urn:schemas-microsoft-com:office:word" xmlns:w="http://schemas.openxmlformats.org/wordprocessingml/2006/main" xmlns:w14="http://schemas.microsoft.com/office/word/2010/wordml" xmlns:w15="http://schemas.microsoft.com/office/word/2012/wordml" xmlns:w16cex="http://schemas.microsoft.com/office/word/2018/wordml/cex" xmlns:w16cid="http://schemas.microsoft.com/office/word/2016/wordml/cid" xmlns:w16="http://schemas.microsoft.com/office/word/2018/wordml" xmlns:w16du="http://schemas.microsoft.com/office/word/2023/wordml/word16du" xmlns:w16sdtdh="http://schemas.microsoft.com/office/word/2020/wordml/sdtdatahash" xmlns:w16sdtfl="http://schemas.microsoft.com/office/word/2024/wordml/sdtformatlock" xmlns:w16se="http://schemas.microsoft.com/office/word/2015/wordml/symex" xmlns:wpg="http://schemas.microsoft.com/office/word/2010/wordprocessingGroup" xmlns:wpi="http://schemas.microsoft.com/office/word/2010/wordprocessingInk" xmlns:wne="http://schemas.microsoft.com/office/word/2006/wordml" xmlns:wps="http://schemas.microsoft.com/office/word/2010/wordprocessingShape" mc:Ignorable="w14 w15 w16se w16cid w16 w16cex w16sdtdh w16sdtfl w16du wp14">
+<w:ftr xmlns:wpc="http://schemas.microsoft.com/office/word/2010/wordprocessingCanvas" xmlns:cx="http://schemas.microsoft.com/office/drawing/2014/chartex" xmlns:cx1="http://schemas.microsoft.com/office/drawing/2015/9/8/chartex" xmlns:cx2="http://schemas.microsoft.com/office/drawing/2015/10/21/chartex" xmlns:cx3="http://schemas.microsoft.com/office/drawing/2016/5/9/chartex" xmlns:cx4="http://schemas.microsoft.com/office/drawing/2016/5/10/chartex" xmlns:cx5="http://schemas.microsoft.com/office/drawing/2016/5/11/chartex" xmlns:cx6="http://schemas.microsoft.com/office/drawing/2016/5/12/chartex" xmlns:cx7="http://schemas.microsoft.com/office/drawing/2016/5/13/chartex" xmlns:cx8="http://schemas.microsoft.com/office/drawing/2016/5/14/chartex" xmlns:mc="http://schemas.openxmlformats.org/markup-compatibility/2006" xmlns:aink="http://schemas.microsoft.com/office/drawing/2016/ink" xmlns:am3d="http://schemas.microsoft.com/office/drawing/2017/model3d" xmlns:o="urn:schemas-microsoft-com:office:office" xmlns:r="http://schemas.openxmlformats.org/officeDocument/2006/relationships" xmlns:m="http://schemas.openxmlformats.org/officeDocument/2006/math" xmlns:v="urn:schemas-microsoft-com:vml" xmlns:wp14="http://schemas.microsoft.com/office/word/2010/wordprocessingDrawing" xmlns:wp="http://schemas.openxmlformats.org/drawingml/2006/wordprocessingDrawing" xmlns:w10="urn:schemas-microsoft-com:office:word" xmlns:w="http://schemas.openxmlformats.org/wordprocessingml/2006/main" xmlns:w14="http://schemas.microsoft.com/office/word/2010/wordml" xmlns:w15="http://schemas.microsoft.com/office/word/2012/wordml" xmlns:w16cid="http://schemas.microsoft.com/office/word/2016/wordml/cid" xmlns:w16se="http://schemas.microsoft.com/office/word/2015/wordml/symex" xmlns:wpg="http://schemas.microsoft.com/office/word/2010/wordprocessingGroup" xmlns:wpi="http://schemas.microsoft.com/office/word/2010/wordprocessingInk" xmlns:wne="http://schemas.microsoft.com/office/word/2006/wordml" xmlns:wps="http://schemas.microsoft.com/office/word/2010/wordprocessingShape" mc:Ignorable="w14 w15 w16se w16cid wp14">
   <w:sdt>
     <w:sdtPr>
       <w:id w:val="1414358703"/>
@@ -7310,6 +8239,7 @@
         <w:docPartUnique/>
       </w:docPartObj>
     </w:sdtPr>
+    <w:sdtEndPr/>
     <w:sdtContent>
       <w:p>
         <w:pPr>
@@ -7346,7 +8276,7 @@
 </file>
 
 <file path=word/footer2.xml><?xml version="1.0" encoding="utf-8"?>
-<w:ftr xmlns:wpc="http://schemas.microsoft.com/office/word/2010/wordprocessingCanvas" xmlns:cx="http://schemas.microsoft.com/office/drawing/2014/chartex" xmlns:cx1="http://schemas.microsoft.com/office/drawing/2015/9/8/chartex" xmlns:cx2="http://schemas.microsoft.com/office/drawing/2015/10/21/chartex" xmlns:cx3="http://schemas.microsoft.com/office/drawing/2016/5/9/chartex" xmlns:cx4="http://schemas.microsoft.com/office/drawing/2016/5/10/chartex" xmlns:cx5="http://schemas.microsoft.com/office/drawing/2016/5/11/chartex" xmlns:cx6="http://schemas.microsoft.com/office/drawing/2016/5/12/chartex" xmlns:cx7="http://schemas.microsoft.com/office/drawing/2016/5/13/chartex" xmlns:cx8="http://schemas.microsoft.com/office/drawing/2016/5/14/chartex" xmlns:mc="http://schemas.openxmlformats.org/markup-compatibility/2006" xmlns:aink="http://schemas.microsoft.com/office/drawing/2016/ink" xmlns:am3d="http://schemas.microsoft.com/office/drawing/2017/model3d" xmlns:o="urn:schemas-microsoft-com:office:office" xmlns:oel="http://schemas.microsoft.com/office/2019/extlst" xmlns:r="http://schemas.openxmlformats.org/officeDocument/2006/relationships" xmlns:m="http://schemas.openxmlformats.org/officeDocument/2006/math" xmlns:v="urn:schemas-microsoft-com:vml" xmlns:wp14="http://schemas.microsoft.com/office/word/2010/wordprocessingDrawing" xmlns:wp="http://schemas.openxmlformats.org/drawingml/2006/wordprocessingDrawing" xmlns:w10="urn:schemas-microsoft-com:office:word" xmlns:w="http://schemas.openxmlformats.org/wordprocessingml/2006/main" xmlns:w14="http://schemas.microsoft.com/office/word/2010/wordml" xmlns:w15="http://schemas.microsoft.com/office/word/2012/wordml" xmlns:w16cex="http://schemas.microsoft.com/office/word/2018/wordml/cex" xmlns:w16cid="http://schemas.microsoft.com/office/word/2016/wordml/cid" xmlns:w16="http://schemas.microsoft.com/office/word/2018/wordml" xmlns:w16du="http://schemas.microsoft.com/office/word/2023/wordml/word16du" xmlns:w16sdtdh="http://schemas.microsoft.com/office/word/2020/wordml/sdtdatahash" xmlns:w16sdtfl="http://schemas.microsoft.com/office/word/2024/wordml/sdtformatlock" xmlns:w16se="http://schemas.microsoft.com/office/word/2015/wordml/symex" xmlns:wpg="http://schemas.microsoft.com/office/word/2010/wordprocessingGroup" xmlns:wpi="http://schemas.microsoft.com/office/word/2010/wordprocessingInk" xmlns:wne="http://schemas.microsoft.com/office/word/2006/wordml" xmlns:wps="http://schemas.microsoft.com/office/word/2010/wordprocessingShape" mc:Ignorable="w14 w15 w16se w16cid w16 w16cex w16sdtdh w16sdtfl w16du wp14">
+<w:ftr xmlns:wpc="http://schemas.microsoft.com/office/word/2010/wordprocessingCanvas" xmlns:cx="http://schemas.microsoft.com/office/drawing/2014/chartex" xmlns:cx1="http://schemas.microsoft.com/office/drawing/2015/9/8/chartex" xmlns:cx2="http://schemas.microsoft.com/office/drawing/2015/10/21/chartex" xmlns:cx3="http://schemas.microsoft.com/office/drawing/2016/5/9/chartex" xmlns:cx4="http://schemas.microsoft.com/office/drawing/2016/5/10/chartex" xmlns:cx5="http://schemas.microsoft.com/office/drawing/2016/5/11/chartex" xmlns:cx6="http://schemas.microsoft.com/office/drawing/2016/5/12/chartex" xmlns:cx7="http://schemas.microsoft.com/office/drawing/2016/5/13/chartex" xmlns:cx8="http://schemas.microsoft.com/office/drawing/2016/5/14/chartex" xmlns:mc="http://schemas.openxmlformats.org/markup-compatibility/2006" xmlns:aink="http://schemas.microsoft.com/office/drawing/2016/ink" xmlns:am3d="http://schemas.microsoft.com/office/drawing/2017/model3d" xmlns:o="urn:schemas-microsoft-com:office:office" xmlns:r="http://schemas.openxmlformats.org/officeDocument/2006/relationships" xmlns:m="http://schemas.openxmlformats.org/officeDocument/2006/math" xmlns:v="urn:schemas-microsoft-com:vml" xmlns:wp14="http://schemas.microsoft.com/office/word/2010/wordprocessingDrawing" xmlns:wp="http://schemas.openxmlformats.org/drawingml/2006/wordprocessingDrawing" xmlns:w10="urn:schemas-microsoft-com:office:word" xmlns:w="http://schemas.openxmlformats.org/wordprocessingml/2006/main" xmlns:w14="http://schemas.microsoft.com/office/word/2010/wordml" xmlns:w15="http://schemas.microsoft.com/office/word/2012/wordml" xmlns:w16cid="http://schemas.microsoft.com/office/word/2016/wordml/cid" xmlns:w16se="http://schemas.microsoft.com/office/word/2015/wordml/symex" xmlns:wpg="http://schemas.microsoft.com/office/word/2010/wordprocessingGroup" xmlns:wpi="http://schemas.microsoft.com/office/word/2010/wordprocessingInk" xmlns:wne="http://schemas.microsoft.com/office/word/2006/wordml" xmlns:wps="http://schemas.microsoft.com/office/word/2010/wordprocessingShape" mc:Ignorable="w14 w15 w16se w16cid wp14">
   <w:tbl>
     <w:tblPr>
       <w:tblW w:w="0" w:type="auto"/>
@@ -7407,7 +8337,7 @@
 </file>
 
 <file path=word/footnotes.xml><?xml version="1.0" encoding="utf-8"?>
-<w:footnotes xmlns:wpc="http://schemas.microsoft.com/office/word/2010/wordprocessingCanvas" xmlns:cx="http://schemas.microsoft.com/office/drawing/2014/chartex" xmlns:cx1="http://schemas.microsoft.com/office/drawing/2015/9/8/chartex" xmlns:cx2="http://schemas.microsoft.com/office/drawing/2015/10/21/chartex" xmlns:cx3="http://schemas.microsoft.com/office/drawing/2016/5/9/chartex" xmlns:cx4="http://schemas.microsoft.com/office/drawing/2016/5/10/chartex" xmlns:cx5="http://schemas.microsoft.com/office/drawing/2016/5/11/chartex" xmlns:cx6="http://schemas.microsoft.com/office/drawing/2016/5/12/chartex" xmlns:cx7="http://schemas.microsoft.com/office/drawing/2016/5/13/chartex" xmlns:cx8="http://schemas.microsoft.com/office/drawing/2016/5/14/chartex" xmlns:mc="http://schemas.openxmlformats.org/markup-compatibility/2006" xmlns:aink="http://schemas.microsoft.com/office/drawing/2016/ink" xmlns:am3d="http://schemas.microsoft.com/office/drawing/2017/model3d" xmlns:o="urn:schemas-microsoft-com:office:office" xmlns:oel="http://schemas.microsoft.com/office/2019/extlst" xmlns:r="http://schemas.openxmlformats.org/officeDocument/2006/relationships" xmlns:m="http://schemas.openxmlformats.org/officeDocument/2006/math" xmlns:v="urn:schemas-microsoft-com:vml" xmlns:wp14="http://schemas.microsoft.com/office/word/2010/wordprocessingDrawing" xmlns:wp="http://schemas.openxmlformats.org/drawingml/2006/wordprocessingDrawing" xmlns:w10="urn:schemas-microsoft-com:office:word" xmlns:w="http://schemas.openxmlformats.org/wordprocessingml/2006/main" xmlns:w14="http://schemas.microsoft.com/office/word/2010/wordml" xmlns:w15="http://schemas.microsoft.com/office/word/2012/wordml" xmlns:w16cex="http://schemas.microsoft.com/office/word/2018/wordml/cex" xmlns:w16cid="http://schemas.microsoft.com/office/word/2016/wordml/cid" xmlns:w16="http://schemas.microsoft.com/office/word/2018/wordml" xmlns:w16du="http://schemas.microsoft.com/office/word/2023/wordml/word16du" xmlns:w16sdtdh="http://schemas.microsoft.com/office/word/2020/wordml/sdtdatahash" xmlns:w16sdtfl="http://schemas.microsoft.com/office/word/2024/wordml/sdtformatlock" xmlns:w16se="http://schemas.microsoft.com/office/word/2015/wordml/symex" xmlns:wpg="http://schemas.microsoft.com/office/word/2010/wordprocessingGroup" xmlns:wpi="http://schemas.microsoft.com/office/word/2010/wordprocessingInk" xmlns:wne="http://schemas.microsoft.com/office/word/2006/wordml" xmlns:wps="http://schemas.microsoft.com/office/word/2010/wordprocessingShape" mc:Ignorable="w14 w15 w16se w16cid w16 w16cex w16sdtdh w16sdtfl w16du wp14">
+<w:footnotes xmlns:wpc="http://schemas.microsoft.com/office/word/2010/wordprocessingCanvas" xmlns:cx="http://schemas.microsoft.com/office/drawing/2014/chartex" xmlns:cx1="http://schemas.microsoft.com/office/drawing/2015/9/8/chartex" xmlns:cx2="http://schemas.microsoft.com/office/drawing/2015/10/21/chartex" xmlns:cx3="http://schemas.microsoft.com/office/drawing/2016/5/9/chartex" xmlns:cx4="http://schemas.microsoft.com/office/drawing/2016/5/10/chartex" xmlns:cx5="http://schemas.microsoft.com/office/drawing/2016/5/11/chartex" xmlns:cx6="http://schemas.microsoft.com/office/drawing/2016/5/12/chartex" xmlns:cx7="http://schemas.microsoft.com/office/drawing/2016/5/13/chartex" xmlns:cx8="http://schemas.microsoft.com/office/drawing/2016/5/14/chartex" xmlns:mc="http://schemas.openxmlformats.org/markup-compatibility/2006" xmlns:aink="http://schemas.microsoft.com/office/drawing/2016/ink" xmlns:am3d="http://schemas.microsoft.com/office/drawing/2017/model3d" xmlns:o="urn:schemas-microsoft-com:office:office" xmlns:r="http://schemas.openxmlformats.org/officeDocument/2006/relationships" xmlns:m="http://schemas.openxmlformats.org/officeDocument/2006/math" xmlns:v="urn:schemas-microsoft-com:vml" xmlns:wp14="http://schemas.microsoft.com/office/word/2010/wordprocessingDrawing" xmlns:wp="http://schemas.openxmlformats.org/drawingml/2006/wordprocessingDrawing" xmlns:w10="urn:schemas-microsoft-com:office:word" xmlns:w="http://schemas.openxmlformats.org/wordprocessingml/2006/main" xmlns:w14="http://schemas.microsoft.com/office/word/2010/wordml" xmlns:w15="http://schemas.microsoft.com/office/word/2012/wordml" xmlns:w16cid="http://schemas.microsoft.com/office/word/2016/wordml/cid" xmlns:w16se="http://schemas.microsoft.com/office/word/2015/wordml/symex" xmlns:wpg="http://schemas.microsoft.com/office/word/2010/wordprocessingGroup" xmlns:wpi="http://schemas.microsoft.com/office/word/2010/wordprocessingInk" xmlns:wne="http://schemas.microsoft.com/office/word/2006/wordml" xmlns:wps="http://schemas.microsoft.com/office/word/2010/wordprocessingShape" mc:Ignorable="w14 w15 w16se w16cid wp14">
   <w:footnote w:type="separator" w:id="-1">
     <w:p>
       <w:pPr>
@@ -7432,7 +8362,7 @@
 </file>
 
 <file path=word/header1.xml><?xml version="1.0" encoding="utf-8"?>
-<w:hdr xmlns:wpc="http://schemas.microsoft.com/office/word/2010/wordprocessingCanvas" xmlns:cx="http://schemas.microsoft.com/office/drawing/2014/chartex" xmlns:cx1="http://schemas.microsoft.com/office/drawing/2015/9/8/chartex" xmlns:cx2="http://schemas.microsoft.com/office/drawing/2015/10/21/chartex" xmlns:cx3="http://schemas.microsoft.com/office/drawing/2016/5/9/chartex" xmlns:cx4="http://schemas.microsoft.com/office/drawing/2016/5/10/chartex" xmlns:cx5="http://schemas.microsoft.com/office/drawing/2016/5/11/chartex" xmlns:cx6="http://schemas.microsoft.com/office/drawing/2016/5/12/chartex" xmlns:cx7="http://schemas.microsoft.com/office/drawing/2016/5/13/chartex" xmlns:cx8="http://schemas.microsoft.com/office/drawing/2016/5/14/chartex" xmlns:mc="http://schemas.openxmlformats.org/markup-compatibility/2006" xmlns:aink="http://schemas.microsoft.com/office/drawing/2016/ink" xmlns:am3d="http://schemas.microsoft.com/office/drawing/2017/model3d" xmlns:o="urn:schemas-microsoft-com:office:office" xmlns:oel="http://schemas.microsoft.com/office/2019/extlst" xmlns:r="http://schemas.openxmlformats.org/officeDocument/2006/relationships" xmlns:m="http://schemas.openxmlformats.org/officeDocument/2006/math" xmlns:v="urn:schemas-microsoft-com:vml" xmlns:wp14="http://schemas.microsoft.com/office/word/2010/wordprocessingDrawing" xmlns:wp="http://schemas.openxmlformats.org/drawingml/2006/wordprocessingDrawing" xmlns:w10="urn:schemas-microsoft-com:office:word" xmlns:w="http://schemas.openxmlformats.org/wordprocessingml/2006/main" xmlns:w14="http://schemas.microsoft.com/office/word/2010/wordml" xmlns:w15="http://schemas.microsoft.com/office/word/2012/wordml" xmlns:w16cex="http://schemas.microsoft.com/office/word/2018/wordml/cex" xmlns:w16cid="http://schemas.microsoft.com/office/word/2016/wordml/cid" xmlns:w16="http://schemas.microsoft.com/office/word/2018/wordml" xmlns:w16du="http://schemas.microsoft.com/office/word/2023/wordml/word16du" xmlns:w16sdtdh="http://schemas.microsoft.com/office/word/2020/wordml/sdtdatahash" xmlns:w16sdtfl="http://schemas.microsoft.com/office/word/2024/wordml/sdtformatlock" xmlns:w16se="http://schemas.microsoft.com/office/word/2015/wordml/symex" xmlns:wpg="http://schemas.microsoft.com/office/word/2010/wordprocessingGroup" xmlns:wpi="http://schemas.microsoft.com/office/word/2010/wordprocessingInk" xmlns:wne="http://schemas.microsoft.com/office/word/2006/wordml" xmlns:wps="http://schemas.microsoft.com/office/word/2010/wordprocessingShape" mc:Ignorable="w14 w15 w16se w16cid w16 w16cex w16sdtdh w16sdtfl w16du wp14">
+<w:hdr xmlns:wpc="http://schemas.microsoft.com/office/word/2010/wordprocessingCanvas" xmlns:cx="http://schemas.microsoft.com/office/drawing/2014/chartex" xmlns:cx1="http://schemas.microsoft.com/office/drawing/2015/9/8/chartex" xmlns:cx2="http://schemas.microsoft.com/office/drawing/2015/10/21/chartex" xmlns:cx3="http://schemas.microsoft.com/office/drawing/2016/5/9/chartex" xmlns:cx4="http://schemas.microsoft.com/office/drawing/2016/5/10/chartex" xmlns:cx5="http://schemas.microsoft.com/office/drawing/2016/5/11/chartex" xmlns:cx6="http://schemas.microsoft.com/office/drawing/2016/5/12/chartex" xmlns:cx7="http://schemas.microsoft.com/office/drawing/2016/5/13/chartex" xmlns:cx8="http://schemas.microsoft.com/office/drawing/2016/5/14/chartex" xmlns:mc="http://schemas.openxmlformats.org/markup-compatibility/2006" xmlns:aink="http://schemas.microsoft.com/office/drawing/2016/ink" xmlns:am3d="http://schemas.microsoft.com/office/drawing/2017/model3d" xmlns:o="urn:schemas-microsoft-com:office:office" xmlns:r="http://schemas.openxmlformats.org/officeDocument/2006/relationships" xmlns:m="http://schemas.openxmlformats.org/officeDocument/2006/math" xmlns:v="urn:schemas-microsoft-com:vml" xmlns:wp14="http://schemas.microsoft.com/office/word/2010/wordprocessingDrawing" xmlns:wp="http://schemas.openxmlformats.org/drawingml/2006/wordprocessingDrawing" xmlns:w10="urn:schemas-microsoft-com:office:word" xmlns:w="http://schemas.openxmlformats.org/wordprocessingml/2006/main" xmlns:w14="http://schemas.microsoft.com/office/word/2010/wordml" xmlns:w15="http://schemas.microsoft.com/office/word/2012/wordml" xmlns:w16cid="http://schemas.microsoft.com/office/word/2016/wordml/cid" xmlns:w16se="http://schemas.microsoft.com/office/word/2015/wordml/symex" xmlns:wpg="http://schemas.microsoft.com/office/word/2010/wordprocessingGroup" xmlns:wpi="http://schemas.microsoft.com/office/word/2010/wordprocessingInk" xmlns:wne="http://schemas.microsoft.com/office/word/2006/wordml" xmlns:wps="http://schemas.microsoft.com/office/word/2010/wordprocessingShape" mc:Ignorable="w14 w15 w16se w16cid wp14">
   <w:tbl>
     <w:tblPr>
       <w:tblW w:w="0" w:type="auto"/>
@@ -7493,7 +8423,7 @@
 </file>
 
 <file path=word/header2.xml><?xml version="1.0" encoding="utf-8"?>
-<w:hdr xmlns:wpc="http://schemas.microsoft.com/office/word/2010/wordprocessingCanvas" xmlns:cx="http://schemas.microsoft.com/office/drawing/2014/chartex" xmlns:cx1="http://schemas.microsoft.com/office/drawing/2015/9/8/chartex" xmlns:cx2="http://schemas.microsoft.com/office/drawing/2015/10/21/chartex" xmlns:cx3="http://schemas.microsoft.com/office/drawing/2016/5/9/chartex" xmlns:cx4="http://schemas.microsoft.com/office/drawing/2016/5/10/chartex" xmlns:cx5="http://schemas.microsoft.com/office/drawing/2016/5/11/chartex" xmlns:cx6="http://schemas.microsoft.com/office/drawing/2016/5/12/chartex" xmlns:cx7="http://schemas.microsoft.com/office/drawing/2016/5/13/chartex" xmlns:cx8="http://schemas.microsoft.com/office/drawing/2016/5/14/chartex" xmlns:mc="http://schemas.openxmlformats.org/markup-compatibility/2006" xmlns:aink="http://schemas.microsoft.com/office/drawing/2016/ink" xmlns:am3d="http://schemas.microsoft.com/office/drawing/2017/model3d" xmlns:o="urn:schemas-microsoft-com:office:office" xmlns:oel="http://schemas.microsoft.com/office/2019/extlst" xmlns:r="http://schemas.openxmlformats.org/officeDocument/2006/relationships" xmlns:m="http://schemas.openxmlformats.org/officeDocument/2006/math" xmlns:v="urn:schemas-microsoft-com:vml" xmlns:wp14="http://schemas.microsoft.com/office/word/2010/wordprocessingDrawing" xmlns:wp="http://schemas.openxmlformats.org/drawingml/2006/wordprocessingDrawing" xmlns:w10="urn:schemas-microsoft-com:office:word" xmlns:w="http://schemas.openxmlformats.org/wordprocessingml/2006/main" xmlns:w14="http://schemas.microsoft.com/office/word/2010/wordml" xmlns:w15="http://schemas.microsoft.com/office/word/2012/wordml" xmlns:w16cex="http://schemas.microsoft.com/office/word/2018/wordml/cex" xmlns:w16cid="http://schemas.microsoft.com/office/word/2016/wordml/cid" xmlns:w16="http://schemas.microsoft.com/office/word/2018/wordml" xmlns:w16du="http://schemas.microsoft.com/office/word/2023/wordml/word16du" xmlns:w16sdtdh="http://schemas.microsoft.com/office/word/2020/wordml/sdtdatahash" xmlns:w16sdtfl="http://schemas.microsoft.com/office/word/2024/wordml/sdtformatlock" xmlns:w16se="http://schemas.microsoft.com/office/word/2015/wordml/symex" xmlns:wpg="http://schemas.microsoft.com/office/word/2010/wordprocessingGroup" xmlns:wpi="http://schemas.microsoft.com/office/word/2010/wordprocessingInk" xmlns:wne="http://schemas.microsoft.com/office/word/2006/wordml" xmlns:wps="http://schemas.microsoft.com/office/word/2010/wordprocessingShape" mc:Ignorable="w14 w15 w16se w16cid w16 w16cex w16sdtdh w16sdtfl w16du wp14">
+<w:hdr xmlns:wpc="http://schemas.microsoft.com/office/word/2010/wordprocessingCanvas" xmlns:cx="http://schemas.microsoft.com/office/drawing/2014/chartex" xmlns:cx1="http://schemas.microsoft.com/office/drawing/2015/9/8/chartex" xmlns:cx2="http://schemas.microsoft.com/office/drawing/2015/10/21/chartex" xmlns:cx3="http://schemas.microsoft.com/office/drawing/2016/5/9/chartex" xmlns:cx4="http://schemas.microsoft.com/office/drawing/2016/5/10/chartex" xmlns:cx5="http://schemas.microsoft.com/office/drawing/2016/5/11/chartex" xmlns:cx6="http://schemas.microsoft.com/office/drawing/2016/5/12/chartex" xmlns:cx7="http://schemas.microsoft.com/office/drawing/2016/5/13/chartex" xmlns:cx8="http://schemas.microsoft.com/office/drawing/2016/5/14/chartex" xmlns:mc="http://schemas.openxmlformats.org/markup-compatibility/2006" xmlns:aink="http://schemas.microsoft.com/office/drawing/2016/ink" xmlns:am3d="http://schemas.microsoft.com/office/drawing/2017/model3d" xmlns:o="urn:schemas-microsoft-com:office:office" xmlns:r="http://schemas.openxmlformats.org/officeDocument/2006/relationships" xmlns:m="http://schemas.openxmlformats.org/officeDocument/2006/math" xmlns:v="urn:schemas-microsoft-com:vml" xmlns:wp14="http://schemas.microsoft.com/office/word/2010/wordprocessingDrawing" xmlns:wp="http://schemas.openxmlformats.org/drawingml/2006/wordprocessingDrawing" xmlns:w10="urn:schemas-microsoft-com:office:word" xmlns:w="http://schemas.openxmlformats.org/wordprocessingml/2006/main" xmlns:w14="http://schemas.microsoft.com/office/word/2010/wordml" xmlns:w15="http://schemas.microsoft.com/office/word/2012/wordml" xmlns:w16cid="http://schemas.microsoft.com/office/word/2016/wordml/cid" xmlns:w16se="http://schemas.microsoft.com/office/word/2015/wordml/symex" xmlns:wpg="http://schemas.microsoft.com/office/word/2010/wordprocessingGroup" xmlns:wpi="http://schemas.microsoft.com/office/word/2010/wordprocessingInk" xmlns:wne="http://schemas.microsoft.com/office/word/2006/wordml" xmlns:wps="http://schemas.microsoft.com/office/word/2010/wordprocessingShape" mc:Ignorable="w14 w15 w16se w16cid wp14">
   <w:tbl>
     <w:tblPr>
       <w:tblW w:w="0" w:type="auto"/>
@@ -7554,7 +8484,7 @@
 </file>
 
 <file path=word/numbering.xml><?xml version="1.0" encoding="utf-8"?>
-<w:numbering xmlns:wpc="http://schemas.microsoft.com/office/word/2010/wordprocessingCanvas" xmlns:cx="http://schemas.microsoft.com/office/drawing/2014/chartex" xmlns:cx1="http://schemas.microsoft.com/office/drawing/2015/9/8/chartex" xmlns:cx2="http://schemas.microsoft.com/office/drawing/2015/10/21/chartex" xmlns:cx3="http://schemas.microsoft.com/office/drawing/2016/5/9/chartex" xmlns:cx4="http://schemas.microsoft.com/office/drawing/2016/5/10/chartex" xmlns:cx5="http://schemas.microsoft.com/office/drawing/2016/5/11/chartex" xmlns:cx6="http://schemas.microsoft.com/office/drawing/2016/5/12/chartex" xmlns:cx7="http://schemas.microsoft.com/office/drawing/2016/5/13/chartex" xmlns:cx8="http://schemas.microsoft.com/office/drawing/2016/5/14/chartex" xmlns:mc="http://schemas.openxmlformats.org/markup-compatibility/2006" xmlns:aink="http://schemas.microsoft.com/office/drawing/2016/ink" xmlns:am3d="http://schemas.microsoft.com/office/drawing/2017/model3d" xmlns:o="urn:schemas-microsoft-com:office:office" xmlns:oel="http://schemas.microsoft.com/office/2019/extlst" xmlns:r="http://schemas.openxmlformats.org/officeDocument/2006/relationships" xmlns:m="http://schemas.openxmlformats.org/officeDocument/2006/math" xmlns:v="urn:schemas-microsoft-com:vml" xmlns:wp14="http://schemas.microsoft.com/office/word/2010/wordprocessingDrawing" xmlns:wp="http://schemas.openxmlformats.org/drawingml/2006/wordprocessingDrawing" xmlns:w10="urn:schemas-microsoft-com:office:word" xmlns:w="http://schemas.openxmlformats.org/wordprocessingml/2006/main" xmlns:w14="http://schemas.microsoft.com/office/word/2010/wordml" xmlns:w15="http://schemas.microsoft.com/office/word/2012/wordml" xmlns:w16cex="http://schemas.microsoft.com/office/word/2018/wordml/cex" xmlns:w16cid="http://schemas.microsoft.com/office/word/2016/wordml/cid" xmlns:w16="http://schemas.microsoft.com/office/word/2018/wordml" xmlns:w16du="http://schemas.microsoft.com/office/word/2023/wordml/word16du" xmlns:w16sdtdh="http://schemas.microsoft.com/office/word/2020/wordml/sdtdatahash" xmlns:w16sdtfl="http://schemas.microsoft.com/office/word/2024/wordml/sdtformatlock" xmlns:w16se="http://schemas.microsoft.com/office/word/2015/wordml/symex" xmlns:wpg="http://schemas.microsoft.com/office/word/2010/wordprocessingGroup" xmlns:wpi="http://schemas.microsoft.com/office/word/2010/wordprocessingInk" xmlns:wne="http://schemas.microsoft.com/office/word/2006/wordml" xmlns:wps="http://schemas.microsoft.com/office/word/2010/wordprocessingShape" mc:Ignorable="w14 w15 w16se w16cid w16 w16cex w16sdtdh w16sdtfl w16du wp14">
+<w:numbering xmlns:wpc="http://schemas.microsoft.com/office/word/2010/wordprocessingCanvas" xmlns:cx="http://schemas.microsoft.com/office/drawing/2014/chartex" xmlns:cx1="http://schemas.microsoft.com/office/drawing/2015/9/8/chartex" xmlns:cx2="http://schemas.microsoft.com/office/drawing/2015/10/21/chartex" xmlns:cx3="http://schemas.microsoft.com/office/drawing/2016/5/9/chartex" xmlns:cx4="http://schemas.microsoft.com/office/drawing/2016/5/10/chartex" xmlns:cx5="http://schemas.microsoft.com/office/drawing/2016/5/11/chartex" xmlns:cx6="http://schemas.microsoft.com/office/drawing/2016/5/12/chartex" xmlns:cx7="http://schemas.microsoft.com/office/drawing/2016/5/13/chartex" xmlns:cx8="http://schemas.microsoft.com/office/drawing/2016/5/14/chartex" xmlns:mc="http://schemas.openxmlformats.org/markup-compatibility/2006" xmlns:aink="http://schemas.microsoft.com/office/drawing/2016/ink" xmlns:am3d="http://schemas.microsoft.com/office/drawing/2017/model3d" xmlns:o="urn:schemas-microsoft-com:office:office" xmlns:r="http://schemas.openxmlformats.org/officeDocument/2006/relationships" xmlns:m="http://schemas.openxmlformats.org/officeDocument/2006/math" xmlns:v="urn:schemas-microsoft-com:vml" xmlns:wp14="http://schemas.microsoft.com/office/word/2010/wordprocessingDrawing" xmlns:wp="http://schemas.openxmlformats.org/drawingml/2006/wordprocessingDrawing" xmlns:w10="urn:schemas-microsoft-com:office:word" xmlns:w="http://schemas.openxmlformats.org/wordprocessingml/2006/main" xmlns:w14="http://schemas.microsoft.com/office/word/2010/wordml" xmlns:w15="http://schemas.microsoft.com/office/word/2012/wordml" xmlns:w16cid="http://schemas.microsoft.com/office/word/2016/wordml/cid" xmlns:w16se="http://schemas.microsoft.com/office/word/2015/wordml/symex" xmlns:wpg="http://schemas.microsoft.com/office/word/2010/wordprocessingGroup" xmlns:wpi="http://schemas.microsoft.com/office/word/2010/wordprocessingInk" xmlns:wne="http://schemas.microsoft.com/office/word/2006/wordml" xmlns:wps="http://schemas.microsoft.com/office/word/2010/wordprocessingShape" mc:Ignorable="w14 w15 w16se w16cid wp14">
   <w:abstractNum w:abstractNumId="0" w15:restartNumberingAfterBreak="0">
     <w:nsid w:val="00ECCF7A"/>
     <w:multiLevelType w:val="hybridMultilevel"/>
@@ -11427,119 +12357,127 @@
       </w:rPr>
     </w:lvl>
   </w:abstractNum>
-  <w:num w:numId="1" w16cid:durableId="193271173">
+  <w:num w:numId="1">
     <w:abstractNumId w:val="13"/>
   </w:num>
-  <w:num w:numId="2" w16cid:durableId="860435015">
+  <w:num w:numId="2">
     <w:abstractNumId w:val="11"/>
   </w:num>
-  <w:num w:numId="3" w16cid:durableId="789668064">
+  <w:num w:numId="3">
     <w:abstractNumId w:val="16"/>
   </w:num>
-  <w:num w:numId="4" w16cid:durableId="1682394459">
+  <w:num w:numId="4">
     <w:abstractNumId w:val="32"/>
   </w:num>
-  <w:num w:numId="5" w16cid:durableId="1011370268">
+  <w:num w:numId="5">
     <w:abstractNumId w:val="23"/>
   </w:num>
-  <w:num w:numId="6" w16cid:durableId="108404642">
+  <w:num w:numId="6">
     <w:abstractNumId w:val="7"/>
   </w:num>
-  <w:num w:numId="7" w16cid:durableId="864824767">
+  <w:num w:numId="7">
     <w:abstractNumId w:val="0"/>
   </w:num>
-  <w:num w:numId="8" w16cid:durableId="900361484">
+  <w:num w:numId="8">
     <w:abstractNumId w:val="22"/>
   </w:num>
-  <w:num w:numId="9" w16cid:durableId="1093085919">
+  <w:num w:numId="9">
     <w:abstractNumId w:val="17"/>
   </w:num>
-  <w:num w:numId="10" w16cid:durableId="1021467241">
+  <w:num w:numId="10">
     <w:abstractNumId w:val="31"/>
   </w:num>
-  <w:num w:numId="11" w16cid:durableId="2044747977">
+  <w:num w:numId="11">
     <w:abstractNumId w:val="4"/>
   </w:num>
-  <w:num w:numId="12" w16cid:durableId="1830560118">
+  <w:num w:numId="12">
     <w:abstractNumId w:val="24"/>
   </w:num>
-  <w:num w:numId="13" w16cid:durableId="311905209">
+  <w:num w:numId="13">
     <w:abstractNumId w:val="2"/>
   </w:num>
-  <w:num w:numId="14" w16cid:durableId="101267403">
+  <w:num w:numId="14">
     <w:abstractNumId w:val="6"/>
   </w:num>
-  <w:num w:numId="15" w16cid:durableId="156113726">
+  <w:num w:numId="15">
     <w:abstractNumId w:val="21"/>
   </w:num>
-  <w:num w:numId="16" w16cid:durableId="1206678776">
+  <w:num w:numId="16">
     <w:abstractNumId w:val="10"/>
   </w:num>
-  <w:num w:numId="17" w16cid:durableId="964039302">
+  <w:num w:numId="17">
     <w:abstractNumId w:val="12"/>
   </w:num>
-  <w:num w:numId="18" w16cid:durableId="124004425">
+  <w:num w:numId="18">
     <w:abstractNumId w:val="18"/>
   </w:num>
-  <w:num w:numId="19" w16cid:durableId="146172845">
+  <w:num w:numId="19">
     <w:abstractNumId w:val="20"/>
   </w:num>
-  <w:num w:numId="20" w16cid:durableId="829054497">
+  <w:num w:numId="20">
     <w:abstractNumId w:val="26"/>
   </w:num>
-  <w:num w:numId="21" w16cid:durableId="31656614">
+  <w:num w:numId="21">
     <w:abstractNumId w:val="30"/>
   </w:num>
-  <w:num w:numId="22" w16cid:durableId="1639190400">
+  <w:num w:numId="22">
     <w:abstractNumId w:val="5"/>
   </w:num>
-  <w:num w:numId="23" w16cid:durableId="1649090071">
+  <w:num w:numId="23">
     <w:abstractNumId w:val="28"/>
   </w:num>
-  <w:num w:numId="24" w16cid:durableId="1350643198">
+  <w:num w:numId="24">
     <w:abstractNumId w:val="9"/>
   </w:num>
-  <w:num w:numId="25" w16cid:durableId="1594128732">
+  <w:num w:numId="25">
     <w:abstractNumId w:val="3"/>
   </w:num>
-  <w:num w:numId="26" w16cid:durableId="1558277724">
+  <w:num w:numId="26">
     <w:abstractNumId w:val="19"/>
   </w:num>
-  <w:num w:numId="27" w16cid:durableId="1818036833">
+  <w:num w:numId="27">
     <w:abstractNumId w:val="8"/>
   </w:num>
-  <w:num w:numId="28" w16cid:durableId="2139451537">
+  <w:num w:numId="28">
     <w:abstractNumId w:val="35"/>
   </w:num>
-  <w:num w:numId="29" w16cid:durableId="150830047">
+  <w:num w:numId="29">
     <w:abstractNumId w:val="14"/>
   </w:num>
-  <w:num w:numId="30" w16cid:durableId="1177233154">
+  <w:num w:numId="30">
     <w:abstractNumId w:val="15"/>
   </w:num>
-  <w:num w:numId="31" w16cid:durableId="1698850255">
+  <w:num w:numId="31">
     <w:abstractNumId w:val="29"/>
   </w:num>
-  <w:num w:numId="32" w16cid:durableId="638850281">
+  <w:num w:numId="32">
     <w:abstractNumId w:val="27"/>
   </w:num>
-  <w:num w:numId="33" w16cid:durableId="1865820728">
+  <w:num w:numId="33">
     <w:abstractNumId w:val="34"/>
   </w:num>
-  <w:num w:numId="34" w16cid:durableId="1216352640">
+  <w:num w:numId="34">
     <w:abstractNumId w:val="33"/>
   </w:num>
-  <w:num w:numId="35" w16cid:durableId="1349676598">
+  <w:num w:numId="35">
     <w:abstractNumId w:val="25"/>
   </w:num>
-  <w:num w:numId="36" w16cid:durableId="502168631">
+  <w:num w:numId="36">
     <w:abstractNumId w:val="1"/>
   </w:num>
 </w:numbering>
 </file>
 
+<file path=word/people.xml><?xml version="1.0" encoding="utf-8"?>
+<w15:people xmlns:wpc="http://schemas.microsoft.com/office/word/2010/wordprocessingCanvas" xmlns:cx="http://schemas.microsoft.com/office/drawing/2014/chartex" xmlns:cx1="http://schemas.microsoft.com/office/drawing/2015/9/8/chartex" xmlns:cx2="http://schemas.microsoft.com/office/drawing/2015/10/21/chartex" xmlns:cx3="http://schemas.microsoft.com/office/drawing/2016/5/9/chartex" xmlns:cx4="http://schemas.microsoft.com/office/drawing/2016/5/10/chartex" xmlns:cx5="http://schemas.microsoft.com/office/drawing/2016/5/11/chartex" xmlns:cx6="http://schemas.microsoft.com/office/drawing/2016/5/12/chartex" xmlns:cx7="http://schemas.microsoft.com/office/drawing/2016/5/13/chartex" xmlns:cx8="http://schemas.microsoft.com/office/drawing/2016/5/14/chartex" xmlns:mc="http://schemas.openxmlformats.org/markup-compatibility/2006" xmlns:aink="http://schemas.microsoft.com/office/drawing/2016/ink" xmlns:am3d="http://schemas.microsoft.com/office/drawing/2017/model3d" xmlns:o="urn:schemas-microsoft-com:office:office" xmlns:r="http://schemas.openxmlformats.org/officeDocument/2006/relationships" xmlns:m="http://schemas.openxmlformats.org/officeDocument/2006/math" xmlns:v="urn:schemas-microsoft-com:vml" xmlns:wp14="http://schemas.microsoft.com/office/word/2010/wordprocessingDrawing" xmlns:wp="http://schemas.openxmlformats.org/drawingml/2006/wordprocessingDrawing" xmlns:w10="urn:schemas-microsoft-com:office:word" xmlns:w="http://schemas.openxmlformats.org/wordprocessingml/2006/main" xmlns:w14="http://schemas.microsoft.com/office/word/2010/wordml" xmlns:w15="http://schemas.microsoft.com/office/word/2012/wordml" xmlns:w16cid="http://schemas.microsoft.com/office/word/2016/wordml/cid" xmlns:w16se="http://schemas.microsoft.com/office/word/2015/wordml/symex" xmlns:wpg="http://schemas.microsoft.com/office/word/2010/wordprocessingGroup" xmlns:wpi="http://schemas.microsoft.com/office/word/2010/wordprocessingInk" xmlns:wne="http://schemas.microsoft.com/office/word/2006/wordml" xmlns:wps="http://schemas.microsoft.com/office/word/2010/wordprocessingShape" mc:Ignorable="w14 w15 w16se w16cid wp14">
+  <w15:person w15:author="MARIANA HENRIQUE MOURA BARROSO">
+    <w15:presenceInfo w15:providerId="None" w15:userId="MARIANA HENRIQUE MOURA BARROSO"/>
+  </w15:person>
+</w15:people>
+</file>
+
 <file path=word/styles.xml><?xml version="1.0" encoding="utf-8"?>
-<w:styles xmlns:mc="http://schemas.openxmlformats.org/markup-compatibility/2006" xmlns:r="http://schemas.openxmlformats.org/officeDocument/2006/relationships" xmlns:w="http://schemas.openxmlformats.org/wordprocessingml/2006/main" xmlns:w14="http://schemas.microsoft.com/office/word/2010/wordml" xmlns:w15="http://schemas.microsoft.com/office/word/2012/wordml" xmlns:w16cex="http://schemas.microsoft.com/office/word/2018/wordml/cex" xmlns:w16cid="http://schemas.microsoft.com/office/word/2016/wordml/cid" xmlns:w16="http://schemas.microsoft.com/office/word/2018/wordml" xmlns:w16du="http://schemas.microsoft.com/office/word/2023/wordml/word16du" xmlns:w16sdtdh="http://schemas.microsoft.com/office/word/2020/wordml/sdtdatahash" xmlns:w16sdtfl="http://schemas.microsoft.com/office/word/2024/wordml/sdtformatlock" xmlns:w16se="http://schemas.microsoft.com/office/word/2015/wordml/symex" mc:Ignorable="w14 w15 w16se w16cid w16 w16cex w16sdtdh w16sdtfl w16du">
+<w:styles xmlns:mc="http://schemas.openxmlformats.org/markup-compatibility/2006" xmlns:r="http://schemas.openxmlformats.org/officeDocument/2006/relationships" xmlns:w="http://schemas.openxmlformats.org/wordprocessingml/2006/main" xmlns:w14="http://schemas.microsoft.com/office/word/2010/wordml" xmlns:w15="http://schemas.microsoft.com/office/word/2012/wordml" xmlns:w16cid="http://schemas.microsoft.com/office/word/2016/wordml/cid" xmlns:w16se="http://schemas.microsoft.com/office/word/2015/wordml/symex" mc:Ignorable="w14 w15 w16se w16cid">
   <w:docDefaults>
     <w:rPrDefault>
       <w:rPr>
@@ -12006,6 +12944,7 @@
   <w:style w:type="character" w:default="1" w:styleId="Fontepargpadro">
     <w:name w:val="Default Paragraph Font"/>
     <w:uiPriority w:val="1"/>
+    <w:semiHidden/>
     <w:unhideWhenUsed/>
   </w:style>
   <w:style w:type="table" w:default="1" w:styleId="Tabelanormal">
@@ -12337,6 +13276,128 @@
       <w:bCs/>
     </w:rPr>
   </w:style>
+  <w:style w:type="character" w:styleId="Refdecomentrio">
+    <w:name w:val="annotation reference"/>
+    <w:basedOn w:val="Fontepargpadro"/>
+    <w:uiPriority w:val="99"/>
+    <w:semiHidden/>
+    <w:unhideWhenUsed/>
+    <w:rsid w:val="00FD20B4"/>
+    <w:rPr>
+      <w:sz w:val="16"/>
+      <w:szCs w:val="16"/>
+    </w:rPr>
+  </w:style>
+  <w:style w:type="paragraph" w:styleId="Textodecomentrio">
+    <w:name w:val="annotation text"/>
+    <w:basedOn w:val="Normal"/>
+    <w:link w:val="TextodecomentrioChar"/>
+    <w:uiPriority w:val="99"/>
+    <w:semiHidden/>
+    <w:unhideWhenUsed/>
+    <w:rsid w:val="00FD20B4"/>
+    <w:pPr>
+      <w:spacing w:line="240" w:lineRule="auto"/>
+    </w:pPr>
+    <w:rPr>
+      <w:sz w:val="20"/>
+      <w:szCs w:val="20"/>
+    </w:rPr>
+  </w:style>
+  <w:style w:type="character" w:customStyle="1" w:styleId="TextodecomentrioChar">
+    <w:name w:val="Texto de comentário Char"/>
+    <w:basedOn w:val="Fontepargpadro"/>
+    <w:link w:val="Textodecomentrio"/>
+    <w:uiPriority w:val="99"/>
+    <w:semiHidden/>
+    <w:rsid w:val="00FD20B4"/>
+    <w:rPr>
+      <w:sz w:val="20"/>
+      <w:szCs w:val="20"/>
+    </w:rPr>
+  </w:style>
+  <w:style w:type="paragraph" w:styleId="Assuntodocomentrio">
+    <w:name w:val="annotation subject"/>
+    <w:basedOn w:val="Textodecomentrio"/>
+    <w:next w:val="Textodecomentrio"/>
+    <w:link w:val="AssuntodocomentrioChar"/>
+    <w:uiPriority w:val="99"/>
+    <w:semiHidden/>
+    <w:unhideWhenUsed/>
+    <w:rsid w:val="00FD20B4"/>
+    <w:rPr>
+      <w:b/>
+      <w:bCs/>
+    </w:rPr>
+  </w:style>
+  <w:style w:type="character" w:customStyle="1" w:styleId="AssuntodocomentrioChar">
+    <w:name w:val="Assunto do comentário Char"/>
+    <w:basedOn w:val="TextodecomentrioChar"/>
+    <w:link w:val="Assuntodocomentrio"/>
+    <w:uiPriority w:val="99"/>
+    <w:semiHidden/>
+    <w:rsid w:val="00FD20B4"/>
+    <w:rPr>
+      <w:b/>
+      <w:bCs/>
+      <w:sz w:val="20"/>
+      <w:szCs w:val="20"/>
+    </w:rPr>
+  </w:style>
+  <w:style w:type="paragraph" w:styleId="Textodebalo">
+    <w:name w:val="Balloon Text"/>
+    <w:basedOn w:val="Normal"/>
+    <w:link w:val="TextodebaloChar"/>
+    <w:uiPriority w:val="99"/>
+    <w:semiHidden/>
+    <w:unhideWhenUsed/>
+    <w:rsid w:val="00FD20B4"/>
+    <w:pPr>
+      <w:spacing w:after="0" w:line="240" w:lineRule="auto"/>
+    </w:pPr>
+    <w:rPr>
+      <w:rFonts w:ascii="Segoe UI" w:hAnsi="Segoe UI" w:cs="Segoe UI"/>
+      <w:sz w:val="18"/>
+      <w:szCs w:val="18"/>
+    </w:rPr>
+  </w:style>
+  <w:style w:type="character" w:customStyle="1" w:styleId="TextodebaloChar">
+    <w:name w:val="Texto de balão Char"/>
+    <w:basedOn w:val="Fontepargpadro"/>
+    <w:link w:val="Textodebalo"/>
+    <w:uiPriority w:val="99"/>
+    <w:semiHidden/>
+    <w:rsid w:val="00FD20B4"/>
+    <w:rPr>
+      <w:rFonts w:ascii="Segoe UI" w:hAnsi="Segoe UI" w:cs="Segoe UI"/>
+      <w:sz w:val="18"/>
+      <w:szCs w:val="18"/>
+    </w:rPr>
+  </w:style>
+  <w:style w:type="paragraph" w:customStyle="1" w:styleId="paragraph">
+    <w:name w:val="paragraph"/>
+    <w:basedOn w:val="Normal"/>
+    <w:rsid w:val="00F47762"/>
+    <w:pPr>
+      <w:spacing w:before="100" w:beforeAutospacing="1" w:after="100" w:afterAutospacing="1" w:line="240" w:lineRule="auto"/>
+    </w:pPr>
+    <w:rPr>
+      <w:rFonts w:ascii="Times New Roman" w:eastAsia="Times New Roman" w:hAnsi="Times New Roman" w:cs="Times New Roman"/>
+      <w:sz w:val="24"/>
+      <w:szCs w:val="24"/>
+      <w:lang w:eastAsia="pt-BR"/>
+    </w:rPr>
+  </w:style>
+  <w:style w:type="character" w:customStyle="1" w:styleId="normaltextrun">
+    <w:name w:val="normaltextrun"/>
+    <w:basedOn w:val="Fontepargpadro"/>
+    <w:rsid w:val="00F47762"/>
+  </w:style>
+  <w:style w:type="character" w:customStyle="1" w:styleId="eop">
+    <w:name w:val="eop"/>
+    <w:basedOn w:val="Fontepargpadro"/>
+    <w:rsid w:val="00F47762"/>
+  </w:style>
 </w:styles>
 </file>
 
@@ -12606,7 +13667,7 @@
 </file>
 
 <file path=customXml/itemProps1.xml><?xml version="1.0" encoding="utf-8"?>
-<ds:datastoreItem xmlns:ds="http://schemas.openxmlformats.org/officeDocument/2006/customXml" ds:itemID="{25BAA474-F9D0-44B4-BC43-51236B04EFBF}">
+<ds:datastoreItem xmlns:ds="http://schemas.openxmlformats.org/officeDocument/2006/customXml" ds:itemID="{3B7001D4-7771-437F-8931-676D8BC753A2}">
   <ds:schemaRefs>
     <ds:schemaRef ds:uri="http://schemas.openxmlformats.org/officeDocument/2006/bibliography"/>
   </ds:schemaRefs>

--- a/Documentação - Sistemas Móveis.docx
+++ b/Documentação - Sistemas Móveis.docx
@@ -19638,7 +19638,19 @@
         <w:jc w:val="both"/>
       </w:pPr>
       <w:r>
-        <w:t>Este capítulo apresenta a prototipação das interfaces principais do sistema, com foco nas melhores práticas de design de interface e navegação.</w:t>
+        <w:t xml:space="preserve">Este capítulo apresenta a prototipação das </w:t>
+      </w:r>
+      <w:r>
+        <w:t>principais telas</w:t>
+      </w:r>
+      <w:r>
+        <w:t xml:space="preserve"> do sistema, com foco </w:t>
+      </w:r>
+      <w:r>
+        <w:t>no design</w:t>
+      </w:r>
+      <w:r>
+        <w:t xml:space="preserve"> e navegação.</w:t>
       </w:r>
       <w:r>
         <w:t xml:space="preserve"> </w:t>
@@ -19674,7 +19686,13 @@
         <w:t>se delimita</w:t>
       </w:r>
       <w:r>
-        <w:t xml:space="preserve"> à apresentação dos protótipos correspondentes ao perfil do usuário Responsável (Pais). Essa escolha justifica-se pelo fato de </w:t>
+        <w:t xml:space="preserve"> à apresentação dos protótipos correspondentes ao perfil do usuário Responsável</w:t>
+      </w:r>
+      <w:r>
+        <w:t xml:space="preserve">. </w:t>
+      </w:r>
+      <w:r>
+        <w:t xml:space="preserve">Essa escolha justifica-se pelo fato de </w:t>
       </w:r>
       <w:r>
         <w:t>essas</w:t>
@@ -19704,24 +19722,26 @@
         <w:t>Ademais</w:t>
       </w:r>
       <w:r>
-        <w:t xml:space="preserve">, grande parte dos componentes visuais e padrões de layout criados para o painel dos responsáveis foi reaproveitada na interface do perfil </w:t>
-      </w:r>
-      <w:commentRangeStart w:id="55"/>
-      <w:r>
-        <w:t>Dependente (Filhos),</w:t>
-      </w:r>
-      <w:commentRangeEnd w:id="55"/>
-      <w:r>
-        <w:rPr>
-          <w:rStyle w:val="Refdecomentrio"/>
-        </w:rPr>
-        <w:commentReference w:id="55"/>
-      </w:r>
-      <w:r>
-        <w:t xml:space="preserve"> tornando redundante a exibição visual duplicada de ambas as perspectivas neste relatório.</w:t>
-      </w:r>
-      <w:bookmarkStart w:id="56" w:name="_GoBack"/>
-      <w:bookmarkEnd w:id="56"/>
+        <w:t>, grande parte dos componentes visuais e padrões de layout criados para o painel d</w:t>
+      </w:r>
+      <w:r>
+        <w:t>e</w:t>
+      </w:r>
+      <w:r>
+        <w:t xml:space="preserve"> </w:t>
+      </w:r>
+      <w:r>
+        <w:t>R</w:t>
+      </w:r>
+      <w:r>
+        <w:t>esponsáveis foi reaproveitada na interface d</w:t>
+      </w:r>
+      <w:r>
+        <w:t xml:space="preserve">os usuários Filhos, </w:t>
+      </w:r>
+      <w:r>
+        <w:t>tornando redundante a exibição visual duplicada de ambas as perspectivas neste relatório.</w:t>
+      </w:r>
     </w:p>
     <w:p>
       <w:pPr>
@@ -19746,7 +19766,7 @@
           <w:u w:val="single"/>
         </w:rPr>
       </w:pPr>
-      <w:bookmarkStart w:id="57" w:name="_Toc230841578"/>
+      <w:bookmarkStart w:id="55" w:name="_Toc230841578"/>
       <w:r>
         <w:rPr>
           <w:rFonts w:ascii="Arial" w:hAnsi="Arial" w:cs="Arial"/>
@@ -19778,7 +19798,7 @@
         </w:rPr>
         <w:t xml:space="preserve">ela </w:t>
       </w:r>
-      <w:bookmarkEnd w:id="57"/>
+      <w:bookmarkEnd w:id="55"/>
       <w:r>
         <w:rPr>
           <w:rFonts w:ascii="Arial" w:hAnsi="Arial" w:cs="Arial"/>
@@ -19837,7 +19857,61 @@
         <w:jc w:val="both"/>
       </w:pPr>
       <w:r>
-        <w:t>Descrição: A tela Tarefas em Aberto representa a interface “home” do app, pois é a tela padrão que é aberta após login. Ela exibe a visão gerencial do usuário Responsável (Pais), concentrando a listagem de todas as atividades ativas no sistema. Nela, é possível visualizar os registros em dois estados, controlados via filtros de seleção: as tarefas classificadas como "A fazer" (atividades designadas que aguardam a execução pelo Dependente) e as tarefas "Pendentes de aprovação" (atividades já concluídas pelos filhos que aguardam a validação dos pais). Ademais, a barra de navegação inferior atua como o elemento central de navegação pelo aplicativo, viabilizando o acesso direto às principais áreas do sistema.</w:t>
+        <w:t>Descrição: A tela Tarefas em Aberto representa a interface “</w:t>
+      </w:r>
+      <w:r>
+        <w:t>h</w:t>
+      </w:r>
+      <w:r>
+        <w:t xml:space="preserve">ome” do app, pois é a tela padrão que é aberta </w:t>
+      </w:r>
+      <w:r>
+        <w:t xml:space="preserve">logo </w:t>
+      </w:r>
+      <w:r>
+        <w:t xml:space="preserve">após </w:t>
+      </w:r>
+      <w:r>
+        <w:t xml:space="preserve">o </w:t>
+      </w:r>
+      <w:r>
+        <w:t>login. Ela exibe a listagem de todas as atividades ativas no sistema</w:t>
+      </w:r>
+      <w:r>
+        <w:t>, marcadas com 2 tipos de status</w:t>
+      </w:r>
+      <w:r>
+        <w:t xml:space="preserve">: as tarefas classificadas como "A fazer" (que aguardam a execução pelo </w:t>
+      </w:r>
+      <w:r>
+        <w:t>Filho</w:t>
+      </w:r>
+      <w:r>
+        <w:t>) e as tarefas "Pendentes de aprovação" (</w:t>
+      </w:r>
+      <w:r>
+        <w:t xml:space="preserve">que já foram </w:t>
+      </w:r>
+      <w:r>
+        <w:t xml:space="preserve">concluídas pelos filhos </w:t>
+      </w:r>
+      <w:r>
+        <w:t>e</w:t>
+      </w:r>
+      <w:r>
+        <w:t xml:space="preserve"> aguardam a validação </w:t>
+      </w:r>
+      <w:r>
+        <w:t>pelos</w:t>
+      </w:r>
+      <w:r>
+        <w:t xml:space="preserve"> </w:t>
+      </w:r>
+      <w:r>
+        <w:t>Responsáveis</w:t>
+      </w:r>
+      <w:r>
+        <w:t>). Ademais, a barra de navegação inferior atua como o elemento central de navegação pelo aplicativo, viabilizando o acesso direto às principais áreas do sistema.</w:t>
       </w:r>
     </w:p>
     <w:p>
@@ -19855,7 +19929,7 @@
           <w:u w:val="single"/>
         </w:rPr>
       </w:pPr>
-      <w:bookmarkStart w:id="58" w:name="_Toc230841580"/>
+      <w:bookmarkStart w:id="56" w:name="_Toc230841580"/>
       <w:r>
         <w:rPr>
           <w:rFonts w:ascii="Arial" w:hAnsi="Arial" w:cs="Arial"/>
@@ -19864,9 +19938,19 @@
           <w:szCs w:val="26"/>
           <w:u w:val="single"/>
         </w:rPr>
-        <w:t>Protótipo de Cadastro Com Chave Estrangeira</w:t>
-      </w:r>
-      <w:bookmarkEnd w:id="58"/>
+        <w:t xml:space="preserve">Protótipo de </w:t>
+      </w:r>
+      <w:bookmarkEnd w:id="56"/>
+      <w:r>
+        <w:rPr>
+          <w:rFonts w:ascii="Arial" w:hAnsi="Arial" w:cs="Arial"/>
+          <w:color w:val="auto"/>
+          <w:sz w:val="26"/>
+          <w:szCs w:val="26"/>
+          <w:u w:val="single"/>
+        </w:rPr>
+        <w:t>Interface da tela Cadastrar Nova Tarefa</w:t>
+      </w:r>
     </w:p>
     <w:p>
       <w:r>
@@ -19915,62 +19999,65 @@
         <w:jc w:val="both"/>
       </w:pPr>
       <w:r>
+        <w:t xml:space="preserve">Descrição: A tela Cadastrar Nova Tarefa </w:t>
+      </w:r>
+      <w:r>
+        <w:t xml:space="preserve">permite </w:t>
+      </w:r>
+      <w:r>
+        <w:t xml:space="preserve">registrar novas atividades no sistema. </w:t>
+      </w:r>
+      <w:r>
+        <w:t>Nela é possível preencher</w:t>
+      </w:r>
+      <w:r>
+        <w:t xml:space="preserve"> os campos para a especificação da </w:t>
+      </w:r>
+      <w:r>
+        <w:t>tarefa</w:t>
+      </w:r>
+      <w:r>
+        <w:t>, tais como título, descrição, bonificação (valor da recompensa monetária virtual</w:t>
+      </w:r>
+      <w:r>
+        <w:t>)</w:t>
+      </w:r>
+      <w:r>
+        <w:t xml:space="preserve">, </w:t>
+      </w:r>
+      <w:r>
+        <w:t>uma</w:t>
+      </w:r>
+      <w:r>
+        <w:t xml:space="preserve"> data limite para a conclusão </w:t>
+      </w:r>
+      <w:r>
+        <w:t xml:space="preserve">e vinculação do serviço a um filho </w:t>
+      </w:r>
+      <w:r>
         <w:lastRenderedPageBreak/>
-        <w:t xml:space="preserve">Descrição: A tela Cadastrar Nova Tarefa </w:t>
-      </w:r>
-      <w:r>
-        <w:t xml:space="preserve">permite </w:t>
-      </w:r>
-      <w:r>
-        <w:t xml:space="preserve">registrar novas atividades no sistema. </w:t>
-      </w:r>
-      <w:r>
-        <w:t>Nela é possível preencher</w:t>
-      </w:r>
-      <w:r>
-        <w:t xml:space="preserve"> os campos para a especificação da </w:t>
+        <w:t xml:space="preserve">específico por meio de um </w:t>
+      </w:r>
+      <w:r>
+        <w:t xml:space="preserve">seletor. Após </w:t>
+      </w:r>
+      <w:r>
+        <w:t>o cadastramento</w:t>
+      </w:r>
+      <w:r>
+        <w:t xml:space="preserve">, a nova </w:t>
       </w:r>
       <w:r>
         <w:t>tarefa</w:t>
       </w:r>
       <w:r>
-        <w:t>, tais como título, descrição opcional, bonificação (valor da recompensa monetária virtual</w:t>
-      </w:r>
-      <w:r>
-        <w:t>)</w:t>
-      </w:r>
-      <w:r>
-        <w:t xml:space="preserve">, </w:t>
-      </w:r>
-      <w:r>
-        <w:t>uma</w:t>
-      </w:r>
-      <w:r>
-        <w:t xml:space="preserve"> data limite para a conclusão </w:t>
-      </w:r>
-      <w:r>
-        <w:t xml:space="preserve">e vinculação do serviço a um filho específico, por meio de um </w:t>
-      </w:r>
-      <w:r>
-        <w:t xml:space="preserve">seletor. Após </w:t>
-      </w:r>
-      <w:r>
-        <w:t>o cadastramento</w:t>
-      </w:r>
-      <w:r>
-        <w:t xml:space="preserve">, a nova </w:t>
-      </w:r>
-      <w:r>
-        <w:t>tarefa</w:t>
-      </w:r>
-      <w:r>
-        <w:t xml:space="preserve"> fica imediatamente disponível para </w:t>
+        <w:t xml:space="preserve"> fica disponível para </w:t>
       </w:r>
       <w:r>
         <w:t>visualização</w:t>
       </w:r>
       <w:r>
-        <w:t xml:space="preserve"> na tela de Tarefas em Aberto.</w:t>
+        <w:t xml:space="preserve"> na tela Tarefas em Aberto.</w:t>
       </w:r>
     </w:p>
     <w:p>
@@ -19988,7 +20075,7 @@
           <w:u w:val="single"/>
         </w:rPr>
       </w:pPr>
-      <w:bookmarkStart w:id="59" w:name="_Toc230841581"/>
+      <w:bookmarkStart w:id="57" w:name="_Toc230841581"/>
       <w:r>
         <w:rPr>
           <w:rFonts w:ascii="Arial" w:hAnsi="Arial" w:cs="Arial"/>
@@ -19997,9 +20084,9 @@
           <w:szCs w:val="26"/>
           <w:u w:val="single"/>
         </w:rPr>
-        <w:t xml:space="preserve">Protótipo de Interface de </w:t>
-      </w:r>
-      <w:bookmarkEnd w:id="59"/>
+        <w:t>Protótipo de Interface d</w:t>
+      </w:r>
+      <w:bookmarkEnd w:id="57"/>
       <w:r>
         <w:rPr>
           <w:rFonts w:ascii="Arial" w:hAnsi="Arial" w:cs="Arial"/>
@@ -20008,7 +20095,17 @@
           <w:szCs w:val="26"/>
           <w:u w:val="single"/>
         </w:rPr>
-        <w:t>Consulta de Histórico de Tarefas</w:t>
+        <w:t xml:space="preserve">a tela </w:t>
+      </w:r>
+      <w:r>
+        <w:rPr>
+          <w:rFonts w:ascii="Arial" w:hAnsi="Arial" w:cs="Arial"/>
+          <w:color w:val="auto"/>
+          <w:sz w:val="26"/>
+          <w:szCs w:val="26"/>
+          <w:u w:val="single"/>
+        </w:rPr>
+        <w:t>Histórico de Tarefas</w:t>
       </w:r>
     </w:p>
     <w:p>
@@ -20085,7 +20182,19 @@
         <w:t xml:space="preserve">: </w:t>
       </w:r>
       <w:r>
-        <w:t>as tarefas que foram "Aprovadas" (cujos valores foram convertidos em saldo para o cofrinho) e as tarefas que foram "Recusadas" (atividades que não cumpriram os critérios exigidos).</w:t>
+        <w:t>"Aprovada" (cujos valores foram convertidos em saldo para o cofrinho) e "Re</w:t>
+      </w:r>
+      <w:r>
+        <w:t>provada</w:t>
+      </w:r>
+      <w:r>
+        <w:t>" (atividades que não cumpriram os critérios exigidos</w:t>
+      </w:r>
+      <w:r>
+        <w:t xml:space="preserve"> pelos Responsáveis</w:t>
+      </w:r>
+      <w:r>
+        <w:t>).</w:t>
       </w:r>
     </w:p>
     <w:p>
@@ -20103,7 +20212,7 @@
           <w:u w:val="single"/>
         </w:rPr>
       </w:pPr>
-      <w:bookmarkStart w:id="60" w:name="_Toc230841582"/>
+      <w:bookmarkStart w:id="58" w:name="_Toc230841582"/>
       <w:r>
         <w:rPr>
           <w:rFonts w:ascii="Arial" w:hAnsi="Arial" w:cs="Arial"/>
@@ -20113,9 +20222,8 @@
           <w:u w:val="single"/>
         </w:rPr>
         <w:lastRenderedPageBreak/>
-        <w:t>Protótipo de Interface de Relatório</w:t>
-      </w:r>
-      <w:bookmarkEnd w:id="60"/>
+        <w:t>Protótipo de Interface d</w:t>
+      </w:r>
       <w:r>
         <w:rPr>
           <w:rFonts w:ascii="Arial" w:hAnsi="Arial" w:cs="Arial"/>
@@ -20124,8 +20232,9 @@
           <w:szCs w:val="26"/>
           <w:u w:val="single"/>
         </w:rPr>
-        <w:t xml:space="preserve"> </w:t>
-      </w:r>
+        <w:t xml:space="preserve">a tela </w:t>
+      </w:r>
+      <w:bookmarkEnd w:id="58"/>
       <w:r>
         <w:rPr>
           <w:rFonts w:ascii="Arial" w:hAnsi="Arial" w:cs="Arial"/>
@@ -20134,17 +20243,7 @@
           <w:szCs w:val="26"/>
           <w:u w:val="single"/>
         </w:rPr>
-        <w:t xml:space="preserve">Familiar </w:t>
-      </w:r>
-      <w:r>
-        <w:rPr>
-          <w:rFonts w:ascii="Arial" w:hAnsi="Arial" w:cs="Arial"/>
-          <w:color w:val="auto"/>
-          <w:sz w:val="26"/>
-          <w:szCs w:val="26"/>
-          <w:u w:val="single"/>
-        </w:rPr>
-        <w:t>e Consulta de Saldos</w:t>
+        <w:t>Família</w:t>
       </w:r>
     </w:p>
     <w:p>
@@ -20190,8 +20289,17 @@
       </w:r>
     </w:p>
     <w:p>
-      <w:r>
-        <w:t xml:space="preserve">Descrição: A tela de Relatório Familiar e Consulta de Saldos </w:t>
+      <w:pPr>
+        <w:jc w:val="both"/>
+      </w:pPr>
+      <w:r>
+        <w:t xml:space="preserve">Descrição: A tela </w:t>
+      </w:r>
+      <w:r>
+        <w:t>Família</w:t>
+      </w:r>
+      <w:r>
+        <w:t xml:space="preserve"> </w:t>
       </w:r>
       <w:r>
         <w:t>permite uma visualização</w:t>
@@ -20212,13 +20320,13 @@
         <w:t xml:space="preserve"> desempenho e finanças de cada </w:t>
       </w:r>
       <w:r>
-        <w:t>dependente</w:t>
+        <w:t>Filho</w:t>
       </w:r>
       <w:r>
         <w:t xml:space="preserve">. Nela, é possível consultar </w:t>
       </w:r>
       <w:r>
-        <w:t>a quantidade</w:t>
+        <w:t>o número</w:t>
       </w:r>
       <w:r>
         <w:t xml:space="preserve"> total de tarefas concluídas por cada filho, bem como o saldo atualizado </w:t>
@@ -20243,7 +20351,7 @@
           <w:u w:val="single"/>
         </w:rPr>
       </w:pPr>
-      <w:bookmarkStart w:id="61" w:name="_Toc230841583"/>
+      <w:bookmarkStart w:id="59" w:name="_Toc230841583"/>
       <w:r>
         <w:rPr>
           <w:rFonts w:ascii="Arial" w:hAnsi="Arial" w:cs="Arial"/>
@@ -20252,7 +20360,7 @@
         </w:rPr>
         <w:t>Desenvolvimento da Aplicação</w:t>
       </w:r>
-      <w:bookmarkEnd w:id="61"/>
+      <w:bookmarkEnd w:id="59"/>
     </w:p>
     <w:p/>
     <w:p>
@@ -20260,7 +20368,13 @@
         <w:jc w:val="both"/>
       </w:pPr>
       <w:r>
-        <w:t xml:space="preserve">Após a consolidação das etapas de levantamento de requisitos, modelagem de dados e especificação dos protótipos visuais, o sistema Mesadinha avançou para a fase de implementação física. Esta seção detalha as escolhas tecnológicas que compõem a </w:t>
+        <w:t>Após a consolidação das etapas de levantamento de requisitos, modelagem de dados e especificação dos protótipos visuais, o sistema Mesadinha avançou para a fase de implementaçã</w:t>
+      </w:r>
+      <w:r>
+        <w:t>o</w:t>
+      </w:r>
+      <w:r>
+        <w:t xml:space="preserve">. Esta seção detalha as escolhas tecnológicas que compõem a </w:t>
       </w:r>
       <w:proofErr w:type="spellStart"/>
       <w:r>
@@ -20273,6 +20387,11 @@
       <w:r>
         <w:t>a sincronização de dados via API.</w:t>
       </w:r>
+    </w:p>
+    <w:p>
+      <w:pPr>
+        <w:jc w:val="both"/>
+      </w:pPr>
     </w:p>
     <w:p>
       <w:pPr>
@@ -20287,7 +20406,7 @@
           <w:u w:val="single"/>
         </w:rPr>
       </w:pPr>
-      <w:commentRangeStart w:id="62"/>
+      <w:commentRangeStart w:id="60"/>
       <w:r>
         <w:rPr>
           <w:rFonts w:ascii="Arial" w:hAnsi="Arial" w:cs="Arial"/>
@@ -20296,14 +20415,14 @@
         </w:rPr>
         <w:t>Stack Tecnológica e Justificativa de Ferramentas</w:t>
       </w:r>
-      <w:commentRangeEnd w:id="62"/>
+      <w:commentRangeEnd w:id="60"/>
       <w:r>
         <w:rPr>
           <w:rStyle w:val="Refdecomentrio"/>
           <w:rFonts w:asciiTheme="minorHAnsi" w:eastAsiaTheme="minorHAnsi" w:hAnsiTheme="minorHAnsi" w:cstheme="minorBidi"/>
           <w:color w:val="auto"/>
         </w:rPr>
-        <w:commentReference w:id="62"/>
+        <w:commentReference w:id="60"/>
       </w:r>
     </w:p>
     <w:p>
@@ -20375,11 +20494,9 @@
       <w:r>
         <w:t xml:space="preserve"> seja compilada nativamente para os sistemas operacionais Android e iOS, otimizando o tempo de engenharia do projeto.</w:t>
       </w:r>
-    </w:p>
-    <w:p>
-      <w:pPr>
-        <w:jc w:val="both"/>
-      </w:pPr>
+      <w:r>
+        <w:t xml:space="preserve"> </w:t>
+      </w:r>
       <w:r>
         <w:t xml:space="preserve">A utilização do </w:t>
       </w:r>
@@ -20389,97 +20506,72 @@
       </w:r>
       <w:proofErr w:type="spellEnd"/>
       <w:r>
-        <w:t xml:space="preserve"> trouxe mais segurança ao aplicativo através da definição de tipos fixos para os dados. Ao criarmos moldes estruturais (interfaces) para as informações mais complexas — como </w:t>
+        <w:t xml:space="preserve"> </w:t>
+      </w:r>
+      <w:r>
+        <w:t>no desenvolvimento do ecossistema justificou-se pela necessidade de conferir tipagem estrita de dados à aplicação, mitigando erros lógicos em tempo de execução (</w:t>
       </w:r>
       <w:proofErr w:type="spellStart"/>
       <w:r>
-        <w:t>Usuario</w:t>
+        <w:t>runtime</w:t>
       </w:r>
       <w:proofErr w:type="spellEnd"/>
       <w:r>
-        <w:t xml:space="preserve">, Tarefa e </w:t>
+        <w:t>).</w:t>
+      </w:r>
+      <w:r>
+        <w:t xml:space="preserve"> </w:t>
+      </w:r>
+      <w:r>
+        <w:t>A</w:t>
+      </w:r>
+      <w:r>
+        <w:t xml:space="preserve"> </w:t>
+      </w:r>
+      <w:r>
+        <w:t>estilização é estruturada de forma isolada por meio de arquivos dedicados de estilo (</w:t>
       </w:r>
       <w:proofErr w:type="spellStart"/>
       <w:r>
-        <w:t>Movimentacao</w:t>
+        <w:t>styles.ts</w:t>
       </w:r>
       <w:proofErr w:type="spellEnd"/>
       <w:r>
-        <w:t xml:space="preserve"> —, garantimos que as telas e as regras de armazenamento conversem sempre no mesmo padrão</w:t>
-      </w:r>
-      <w:r>
-        <w:t>, evitando</w:t>
-      </w:r>
-      <w:r>
-        <w:t xml:space="preserve"> que dados incompletos ou incorretos fossem transmitidos</w:t>
+        <w:t xml:space="preserve">) acoplados diretamente ao diretório de cada tela ou componente atômico. Utilizando o motor de renderização nativo do framework, os estilos são escritos em arquivos </w:t>
+      </w:r>
+      <w:proofErr w:type="spellStart"/>
+      <w:r>
+        <w:t>TypeScript</w:t>
+      </w:r>
+      <w:proofErr w:type="spellEnd"/>
+      <w:r>
+        <w:t xml:space="preserve"> puros e </w:t>
+      </w:r>
+      <w:proofErr w:type="spellStart"/>
+      <w:r>
+        <w:t>tipados</w:t>
+      </w:r>
+      <w:proofErr w:type="spellEnd"/>
+      <w:r>
+        <w:t xml:space="preserve">. </w:t>
+      </w:r>
+      <w:r>
+        <w:t xml:space="preserve">Para suportar o ecossistema distribuído do aplicativo </w:t>
+      </w:r>
+      <w:r>
+        <w:t>Mesadinha</w:t>
+      </w:r>
+      <w:r>
+        <w:t xml:space="preserve"> e gerenciar de forma centralizada as regras de negócio de controle familiar, foi desenvolvida uma </w:t>
+      </w:r>
+      <w:r>
+        <w:t xml:space="preserve">API </w:t>
+      </w:r>
+      <w:r>
+        <w:t>baseada na atividade DT Money, disponibilizada pelo Prof. Daniel</w:t>
       </w:r>
       <w:r>
         <w:t>.</w:t>
-      </w:r>
-    </w:p>
-    <w:p>
-      <w:pPr>
-        <w:jc w:val="both"/>
-      </w:pPr>
-      <w:r>
-        <w:t xml:space="preserve">Para a estilização e identidade visual dos componentes, utilizou-se a biblioteca </w:t>
-      </w:r>
-      <w:proofErr w:type="spellStart"/>
-      <w:r>
-        <w:t>styled-components</w:t>
-      </w:r>
-      <w:proofErr w:type="spellEnd"/>
-      <w:r>
-        <w:t>, permitindo o encapsulamento estético isolado de cada elemento e a criação de interfaces responsivas adaptadas para diferentes resoluções de tela.</w:t>
-      </w:r>
-    </w:p>
-    <w:p>
-      <w:pPr>
-        <w:jc w:val="both"/>
-      </w:pPr>
-      <w:r>
-        <w:lastRenderedPageBreak/>
-        <w:t xml:space="preserve">O ecossistema de </w:t>
-      </w:r>
-      <w:proofErr w:type="spellStart"/>
-      <w:r>
-        <w:t>back-end</w:t>
-      </w:r>
-      <w:proofErr w:type="spellEnd"/>
-      <w:r>
-        <w:t xml:space="preserve"> foi estruturado utilizando o framework </w:t>
-      </w:r>
-      <w:proofErr w:type="spellStart"/>
-      <w:r>
-        <w:t>Laravel</w:t>
-      </w:r>
-      <w:proofErr w:type="spellEnd"/>
-      <w:r>
-        <w:t xml:space="preserve"> 12, responsável por expor uma API </w:t>
-      </w:r>
-      <w:proofErr w:type="spellStart"/>
-      <w:r>
-        <w:t>Restful</w:t>
-      </w:r>
-      <w:proofErr w:type="spellEnd"/>
-      <w:r>
-        <w:t xml:space="preserve"> segura e centralizada. O </w:t>
-      </w:r>
-      <w:proofErr w:type="spellStart"/>
-      <w:r>
-        <w:t>Laravel</w:t>
-      </w:r>
-      <w:proofErr w:type="spellEnd"/>
-      <w:r>
-        <w:t xml:space="preserve"> foi selecionado por sua robustez no gerenciamento de rotas, facilidade na construção de controladores de negócio e pelo uso do ORM </w:t>
-      </w:r>
-      <w:proofErr w:type="spellStart"/>
-      <w:r>
-        <w:t>Eloquent</w:t>
-      </w:r>
-      <w:proofErr w:type="spellEnd"/>
-      <w:r>
-        <w:t>, que simplifica a persistência e a manipulação dos dados relacionais no servidor em nuvem.</w:t>
       </w:r>
     </w:p>
     <w:p>
@@ -20495,23 +20587,24 @@
           <w:u w:val="single"/>
         </w:rPr>
       </w:pPr>
-      <w:commentRangeStart w:id="63"/>
+      <w:commentRangeStart w:id="61"/>
       <w:r>
         <w:rPr>
           <w:rFonts w:ascii="Arial" w:hAnsi="Arial" w:cs="Arial"/>
           <w:color w:val="auto"/>
           <w:u w:val="single"/>
         </w:rPr>
+        <w:lastRenderedPageBreak/>
         <w:t>Arquitetura Modular e Organização de Diretórios</w:t>
       </w:r>
-      <w:commentRangeEnd w:id="63"/>
+      <w:commentRangeEnd w:id="61"/>
       <w:r>
         <w:rPr>
           <w:rStyle w:val="Refdecomentrio"/>
           <w:rFonts w:asciiTheme="minorHAnsi" w:eastAsiaTheme="minorHAnsi" w:hAnsiTheme="minorHAnsi" w:cstheme="minorBidi"/>
           <w:color w:val="auto"/>
         </w:rPr>
-        <w:commentReference w:id="63"/>
+        <w:commentReference w:id="61"/>
       </w:r>
     </w:p>
     <w:p>
@@ -20519,31 +20612,28 @@
         <w:jc w:val="both"/>
       </w:pPr>
       <w:r>
-        <w:t>A estrutura de arquivos foi organizada de forma modular</w:t>
-      </w:r>
-      <w:r>
-        <w:t xml:space="preserve">, </w:t>
-      </w:r>
-      <w:r>
-        <w:t>garant</w:t>
-      </w:r>
-      <w:r>
-        <w:t>indo</w:t>
+        <w:t xml:space="preserve">A arquitetura modular consiste na divisão de sistemas de </w:t>
+      </w:r>
+      <w:r>
+        <w:rPr>
+          <w:i/>
+          <w:iCs/>
+        </w:rPr>
+        <w:t>software</w:t>
+      </w:r>
+      <w:r>
+        <w:t xml:space="preserve"> complexos em partes menores, autônomas, independentes e altamente </w:t>
+      </w:r>
+      <w:proofErr w:type="spellStart"/>
+      <w:r>
+        <w:t>coesas.</w:t>
       </w:r>
       <w:r>
         <w:t xml:space="preserve"> </w:t>
       </w:r>
-      <w:r>
-        <w:t>o reaproveitamento do código</w:t>
-      </w:r>
-      <w:r>
-        <w:t xml:space="preserve">. </w:t>
-      </w:r>
-      <w:r>
-        <w:t>As funcionalidades do sistema ficam agrupadas no</w:t>
-      </w:r>
-      <w:r>
-        <w:t xml:space="preserve"> diretório </w:t>
+      <w:proofErr w:type="spellEnd"/>
+      <w:r>
+        <w:t xml:space="preserve">No ecossistema do projeto Mesadinha, essa separação foi implementada estruturando a base de código em camadas lógicas bem delimitadas dentro do diretório principal </w:t>
       </w:r>
       <w:proofErr w:type="spellStart"/>
       <w:r>
@@ -20551,7 +20641,13 @@
       </w:r>
       <w:proofErr w:type="spellEnd"/>
       <w:r>
-        <w:t>/, organizando o fluxo de dados desde a captura na interface até a persistência local. A topologia oficial das pastas do repositório está distribuída da seguinte forma:</w:t>
+        <w:t>/</w:t>
+      </w:r>
+      <w:r>
+        <w:t xml:space="preserve">. Segue </w:t>
+      </w:r>
+      <w:r>
+        <w:t>a distribuição de algumas das principais pastas:</w:t>
       </w:r>
     </w:p>
     <w:p>
@@ -20644,7 +20740,21 @@
       </w:r>
       <w:proofErr w:type="spellEnd"/>
       <w:r>
-        <w:t>/: Camada que centraliza a lógica de negócio do Mesadinha e intercepta as ações das telas para salvamento.</w:t>
+        <w:t>/:</w:t>
+      </w:r>
+      <w:r>
+        <w:t xml:space="preserve"> </w:t>
+      </w:r>
+      <w:r>
+        <w:t>Camada que centraliza as regras lógicas de negócio do front-</w:t>
+      </w:r>
+      <w:proofErr w:type="spellStart"/>
+      <w:r>
+        <w:t>end</w:t>
+      </w:r>
+      <w:proofErr w:type="spellEnd"/>
+      <w:r>
+        <w:t xml:space="preserve"> e atua como interceptadora das interações do usuário.</w:t>
       </w:r>
     </w:p>
     <w:p>
@@ -20662,51 +20772,39 @@
       </w:r>
       <w:proofErr w:type="spellStart"/>
       <w:r>
-        <w:t>constants</w:t>
+        <w:t>routes</w:t>
       </w:r>
       <w:proofErr w:type="spellEnd"/>
       <w:r>
-        <w:t xml:space="preserve">/: </w:t>
-      </w:r>
-      <w:r>
-        <w:t>C</w:t>
-      </w:r>
-      <w:r>
-        <w:t>ont</w:t>
-      </w:r>
-      <w:r>
-        <w:t>ém</w:t>
+        <w:t>/: Centraliza</w:t>
       </w:r>
       <w:proofErr w:type="gramEnd"/>
       <w:r>
+        <w:t xml:space="preserve"> os arquivos </w:t>
+      </w:r>
+      <w:proofErr w:type="spellStart"/>
+      <w:r>
+        <w:t>de roteam</w:t>
+      </w:r>
+      <w:proofErr w:type="spellEnd"/>
+      <w:r>
+        <w:t xml:space="preserve">ento, utilizando os navegadores nativos do </w:t>
+      </w:r>
+      <w:proofErr w:type="spellStart"/>
+      <w:r>
+        <w:t>React</w:t>
+      </w:r>
+      <w:proofErr w:type="spellEnd"/>
+      <w:r>
         <w:t xml:space="preserve"> </w:t>
       </w:r>
-      <w:r>
-        <w:t xml:space="preserve">o arquivo </w:t>
-      </w:r>
       <w:proofErr w:type="spellStart"/>
       <w:r>
-        <w:t>storageKeys.ts</w:t>
+        <w:t>Navigation</w:t>
       </w:r>
       <w:proofErr w:type="spellEnd"/>
       <w:r>
-        <w:t>, responsável por padronizar os prefixos das chaves de gravação do banco de dados (</w:t>
-      </w:r>
-      <w:proofErr w:type="spellStart"/>
-      <w:r>
-        <w:t>ex</w:t>
-      </w:r>
-      <w:proofErr w:type="spellEnd"/>
-      <w:r>
-        <w:t>: @</w:t>
-      </w:r>
-      <w:proofErr w:type="spellStart"/>
-      <w:r>
-        <w:t>mesadinha:usuarios</w:t>
-      </w:r>
-      <w:proofErr w:type="spellEnd"/>
-      <w:r>
-        <w:t>), impedindo colisões de dados no dispositivo.</w:t>
+        <w:t xml:space="preserve"> para estruturar a transição segura de telas após o login.</w:t>
       </w:r>
     </w:p>
     <w:p>
@@ -20724,39 +20822,26 @@
       </w:r>
       <w:proofErr w:type="spellStart"/>
       <w:r>
-        <w:t>routes</w:t>
+        <w:t>utils</w:t>
       </w:r>
       <w:proofErr w:type="spellEnd"/>
       <w:r>
-        <w:t>/: Centraliza</w:t>
+        <w:t>/: Reúne</w:t>
       </w:r>
       <w:proofErr w:type="gramEnd"/>
       <w:r>
-        <w:t xml:space="preserve"> os arquivos </w:t>
+        <w:t xml:space="preserve"> funções puras reutilizáveis de suporte ao tratamento de dados, como </w:t>
       </w:r>
       <w:proofErr w:type="spellStart"/>
       <w:r>
-        <w:t>de roteam</w:t>
+        <w:t>formatadores.ts</w:t>
       </w:r>
       <w:proofErr w:type="spellEnd"/>
       <w:r>
-        <w:t xml:space="preserve">ento, utilizando os navegadores nativos do </w:t>
-      </w:r>
-      <w:proofErr w:type="spellStart"/>
-      <w:r>
-        <w:t>React</w:t>
-      </w:r>
-      <w:proofErr w:type="spellEnd"/>
-      <w:r>
-        <w:t xml:space="preserve"> </w:t>
-      </w:r>
-      <w:proofErr w:type="spellStart"/>
-      <w:r>
-        <w:t>Navigation</w:t>
-      </w:r>
-      <w:proofErr w:type="spellEnd"/>
-      <w:r>
-        <w:t xml:space="preserve"> para estruturar a transição segura de telas após o login.</w:t>
+        <w:t xml:space="preserve"> (formatação para moeda Real R$)</w:t>
+      </w:r>
+      <w:r>
+        <w:t>.</w:t>
       </w:r>
     </w:p>
     <w:p>
@@ -20764,7 +20849,6 @@
         <w:jc w:val="both"/>
       </w:pPr>
       <w:proofErr w:type="spellStart"/>
-      <w:proofErr w:type="gramStart"/>
       <w:r>
         <w:t>src</w:t>
       </w:r>
@@ -20774,26 +20858,132 @@
       </w:r>
       <w:proofErr w:type="spellStart"/>
       <w:r>
-        <w:t>utils</w:t>
+        <w:t>domain</w:t>
       </w:r>
       <w:proofErr w:type="spellEnd"/>
       <w:r>
-        <w:t>/: Reúne</w:t>
-      </w:r>
-      <w:proofErr w:type="gramEnd"/>
-      <w:r>
-        <w:t xml:space="preserve"> funções puras reutilizáveis de suporte ao tratamento de dados, como </w:t>
+        <w:t xml:space="preserve">/: Módulo focado na inteligência e nas regras de negócio do </w:t>
       </w:r>
       <w:proofErr w:type="spellStart"/>
       <w:r>
-        <w:t>formatadores.ts</w:t>
+        <w:t>back-end</w:t>
       </w:r>
       <w:proofErr w:type="spellEnd"/>
       <w:r>
-        <w:t xml:space="preserve"> (formatação para moeda Real R$)</w:t>
-      </w:r>
-      <w:r>
-        <w:t>.</w:t>
+        <w:t xml:space="preserve"> (API). </w:t>
+      </w:r>
+    </w:p>
+    <w:p>
+      <w:pPr>
+        <w:jc w:val="both"/>
+      </w:pPr>
+    </w:p>
+    <w:p>
+      <w:pPr>
+        <w:pStyle w:val="Ttulo2"/>
+        <w:numPr>
+          <w:ilvl w:val="1"/>
+          <w:numId w:val="33"/>
+        </w:numPr>
+        <w:rPr>
+          <w:rFonts w:ascii="Arial" w:hAnsi="Arial" w:cs="Arial"/>
+          <w:color w:val="auto"/>
+          <w:u w:val="single"/>
+        </w:rPr>
+      </w:pPr>
+      <w:bookmarkStart w:id="62" w:name="_Toc230841584"/>
+      <w:commentRangeStart w:id="63"/>
+      <w:r>
+        <w:rPr>
+          <w:rFonts w:ascii="Arial" w:hAnsi="Arial" w:cs="Arial"/>
+          <w:color w:val="auto"/>
+          <w:u w:val="single"/>
+        </w:rPr>
+        <w:t>Testes e Validações</w:t>
+      </w:r>
+      <w:bookmarkEnd w:id="62"/>
+      <w:commentRangeEnd w:id="63"/>
+      <w:r>
+        <w:rPr>
+          <w:rStyle w:val="Refdecomentrio"/>
+          <w:rFonts w:asciiTheme="minorHAnsi" w:eastAsiaTheme="minorHAnsi" w:hAnsiTheme="minorHAnsi" w:cstheme="minorBidi"/>
+          <w:color w:val="auto"/>
+        </w:rPr>
+        <w:commentReference w:id="63"/>
+      </w:r>
+    </w:p>
+    <w:p>
+      <w:pPr>
+        <w:jc w:val="both"/>
+      </w:pPr>
+      <w:r>
+        <w:t>Nessa</w:t>
+      </w:r>
+      <w:r>
+        <w:t xml:space="preserve"> etapa de testes e validações</w:t>
+      </w:r>
+      <w:r>
+        <w:t xml:space="preserve">, verificamos </w:t>
+      </w:r>
+      <w:r>
+        <w:t xml:space="preserve">se o </w:t>
+      </w:r>
+      <w:r>
+        <w:t>projeto</w:t>
+      </w:r>
+      <w:r>
+        <w:t>, de forma geral,</w:t>
+      </w:r>
+      <w:r>
+        <w:t xml:space="preserve"> atende aos requisitos funcionais e às regras de negócio estabelecidas. Para </w:t>
+      </w:r>
+      <w:r>
+        <w:t>isso, nos concentramos</w:t>
+      </w:r>
+      <w:r>
+        <w:t xml:space="preserve"> na execução de </w:t>
+      </w:r>
+      <w:r>
+        <w:t>t</w:t>
+      </w:r>
+      <w:r>
+        <w:t xml:space="preserve">estes </w:t>
+      </w:r>
+      <w:r>
+        <w:t>para</w:t>
+      </w:r>
+      <w:r>
+        <w:t xml:space="preserve"> validar o comportamento do sistema a partir da perspectiva do usuário final, analisando as entradas de dados nas interfaces, o processamento das requisições na API e a persistência correta das informações no banco de dados.</w:t>
+      </w:r>
+      <w:r>
+        <w:t xml:space="preserve"> </w:t>
+      </w:r>
+      <w:r>
+        <w:t>Os testes foram conduzidos de forma manua</w:t>
+      </w:r>
+      <w:r>
+        <w:t>l</w:t>
+      </w:r>
+      <w:r>
+        <w:t xml:space="preserve">, simulando cenários reais da rotina </w:t>
+      </w:r>
+      <w:r>
+        <w:t>dos usuários</w:t>
+      </w:r>
+      <w:r>
+        <w:t>. O ambiente de homologação foi composto por dispositivos móveis emulados conectados à mesma rede da API local. Para estruturar as validações antes da captura de evidências visuais, foram definidos critérios de aceitação baseados em três pilares operacionais: a integridade do fluxo de autenticação</w:t>
+      </w:r>
+      <w:r>
+        <w:t xml:space="preserve">, </w:t>
+      </w:r>
+      <w:r>
+        <w:t>o ciclo de vida completo das tarefas (criação</w:t>
+      </w:r>
+      <w:r>
+        <w:t xml:space="preserve"> </w:t>
+      </w:r>
+      <w:r>
+        <w:t>e aprovação) e a consistência das transações financeiras do cofrinho virtual. Nas subseções a seguir, apresentam-se os casos de teste executados e a comprovação dos resultados obtidos.</w:t>
       </w:r>
     </w:p>
     <w:p>
@@ -20809,234 +20999,28 @@
           <w:u w:val="single"/>
         </w:rPr>
       </w:pPr>
-      <w:commentRangeStart w:id="64"/>
       <w:r>
         <w:rPr>
           <w:rFonts w:ascii="Arial" w:hAnsi="Arial" w:cs="Arial"/>
           <w:color w:val="auto"/>
           <w:u w:val="single"/>
         </w:rPr>
-        <w:t>Arquitetura de Integração de Dados via API e Sincronização em Nuvem</w:t>
-      </w:r>
-      <w:r>
-        <w:rPr>
-          <w:rFonts w:ascii="Arial" w:hAnsi="Arial" w:cs="Arial"/>
-          <w:color w:val="auto"/>
-          <w:u w:val="single"/>
-        </w:rPr>
-        <w:t xml:space="preserve"> </w:t>
-      </w:r>
-      <w:commentRangeEnd w:id="64"/>
-      <w:r>
-        <w:rPr>
-          <w:rStyle w:val="Refdecomentrio"/>
-          <w:rFonts w:asciiTheme="minorHAnsi" w:eastAsiaTheme="minorHAnsi" w:hAnsiTheme="minorHAnsi" w:cstheme="minorBidi"/>
-          <w:color w:val="auto"/>
-        </w:rPr>
-        <w:commentReference w:id="64"/>
-      </w:r>
-    </w:p>
-    <w:p/>
-    <w:p>
-      <w:r>
-        <w:t>A camada de persistência e distribuição de dados do aplicativo Mesadinha foi implementada seguindo o modelo cliente-servidor, utilizando a integração do front-</w:t>
-      </w:r>
-      <w:proofErr w:type="spellStart"/>
-      <w:r>
-        <w:t>end</w:t>
-      </w:r>
-      <w:proofErr w:type="spellEnd"/>
-      <w:r>
-        <w:t xml:space="preserve"> móvel com a API </w:t>
-      </w:r>
-      <w:proofErr w:type="spellStart"/>
-      <w:r>
-        <w:t>Restful</w:t>
-      </w:r>
-      <w:proofErr w:type="spellEnd"/>
-      <w:r>
-        <w:t xml:space="preserve"> desenvolvida em </w:t>
-      </w:r>
-      <w:proofErr w:type="spellStart"/>
-      <w:r>
-        <w:t>Laravel</w:t>
-      </w:r>
-      <w:proofErr w:type="spellEnd"/>
-      <w:r>
-        <w:t>. A escolha por essa arquitetura foi indispensável para viabilizar um ambiente distribuído e multiusuário em tempo real, permitindo que múltiplos dispositivos (como o celular do Responsável e o celular do Dependente) acessem e modifiquem o mesmo banco de dados de forma síncrona através da internet.</w:t>
+        <w:lastRenderedPageBreak/>
+        <w:t>Autenticação</w:t>
       </w:r>
     </w:p>
     <w:p>
-      <w:r>
-        <w:t>A consistência relacional e as propriedades ACID (Atomicidade, Consistência, Isolamento e Durabilidade) são controladas de forma centralizada no lado do servidor. Quando o front-</w:t>
-      </w:r>
-      <w:proofErr w:type="spellStart"/>
-      <w:r>
-        <w:t>end</w:t>
-      </w:r>
-      <w:proofErr w:type="spellEnd"/>
-      <w:r>
-        <w:t xml:space="preserve"> em </w:t>
-      </w:r>
-      <w:proofErr w:type="spellStart"/>
-      <w:r>
-        <w:t>React</w:t>
-      </w:r>
-      <w:proofErr w:type="spellEnd"/>
-      <w:r>
-        <w:t xml:space="preserve"> </w:t>
-      </w:r>
-      <w:proofErr w:type="spellStart"/>
-      <w:r>
-        <w:t>Native</w:t>
-      </w:r>
-      <w:proofErr w:type="spellEnd"/>
-      <w:r>
-        <w:t xml:space="preserve"> realiza uma requisição HTTP assíncrona (utilizando métodos como GET para consultar o mural ou POST para cadastrar uma atividade), a API processa os dados recebidos em formato JSON e executa as regras de negócio de forma atômica.</w:t>
-      </w:r>
-    </w:p>
-    <w:p/>
-    <w:p>
-      <w:r>
-        <w:t xml:space="preserve">Como exemplo prático desse fluxo integrado, no momento em que o usuário Responsável aprova uma atividade na interface de histórico, o aplicativo dispara uma requisição para a API. O </w:t>
-      </w:r>
-      <w:proofErr w:type="spellStart"/>
-      <w:r>
-        <w:t>back-end</w:t>
-      </w:r>
-      <w:proofErr w:type="spellEnd"/>
-      <w:r>
-        <w:t xml:space="preserve"> recebe a instrução e executa uma transação unificada no banco de dados: altera o status da tarefa para concluída, atualiza o saldo correspondente na tabela de carteiras do filho associado (via chave </w:t>
-      </w:r>
-      <w:r>
-        <w:lastRenderedPageBreak/>
-        <w:t>estrangeira) e insere um novo registro histórico na tabela de movimentações. O servidor então retorna o status de sucesso para o aplicativo, que atualiza a interface gráfica instantaneamente, mitigando riscos de perda de dados e garantindo a evolução segura do cofrinho virtual da criança.</w:t>
-      </w:r>
-    </w:p>
-    <w:p>
-      <w:pPr>
-        <w:pStyle w:val="Ttulo2"/>
-        <w:numPr>
-          <w:ilvl w:val="1"/>
-          <w:numId w:val="33"/>
-        </w:numPr>
-        <w:rPr>
-          <w:rFonts w:ascii="Arial" w:hAnsi="Arial" w:cs="Arial"/>
-          <w:color w:val="auto"/>
-          <w:u w:val="single"/>
-        </w:rPr>
-      </w:pPr>
-      <w:bookmarkStart w:id="65" w:name="_Toc230841584"/>
-      <w:commentRangeStart w:id="66"/>
-      <w:r>
-        <w:rPr>
-          <w:rFonts w:ascii="Arial" w:hAnsi="Arial" w:cs="Arial"/>
-          <w:color w:val="auto"/>
-          <w:u w:val="single"/>
-        </w:rPr>
-        <w:t>Testes e Validações</w:t>
-      </w:r>
-      <w:bookmarkEnd w:id="65"/>
-      <w:commentRangeEnd w:id="66"/>
-      <w:r>
-        <w:rPr>
-          <w:rStyle w:val="Refdecomentrio"/>
-          <w:rFonts w:asciiTheme="minorHAnsi" w:eastAsiaTheme="minorHAnsi" w:hAnsiTheme="minorHAnsi" w:cstheme="minorBidi"/>
-          <w:color w:val="auto"/>
-        </w:rPr>
-        <w:commentReference w:id="66"/>
-      </w:r>
-    </w:p>
-    <w:p>
       <w:pPr>
         <w:jc w:val="both"/>
       </w:pPr>
       <w:r>
-        <w:t>Nessa</w:t>
-      </w:r>
-      <w:r>
-        <w:t xml:space="preserve"> etapa de testes e validações</w:t>
-      </w:r>
-      <w:r>
-        <w:t xml:space="preserve">, verificamos </w:t>
-      </w:r>
-      <w:r>
-        <w:t xml:space="preserve">se o </w:t>
-      </w:r>
-      <w:r>
-        <w:t>projeto</w:t>
-      </w:r>
-      <w:r>
-        <w:t>, de forma geral,</w:t>
-      </w:r>
-      <w:r>
-        <w:t xml:space="preserve"> atende aos requisitos funcionais e às regras de negócio estabelecidas. Para </w:t>
-      </w:r>
-      <w:r>
-        <w:t>isso, nos concentramos</w:t>
-      </w:r>
-      <w:r>
-        <w:t xml:space="preserve"> na execução de </w:t>
-      </w:r>
-      <w:r>
-        <w:t>t</w:t>
-      </w:r>
-      <w:r>
-        <w:t xml:space="preserve">estes </w:t>
-      </w:r>
-      <w:r>
-        <w:t>para</w:t>
-      </w:r>
-      <w:r>
-        <w:t xml:space="preserve"> validar o comportamento do sistema a partir da perspectiva do usuário final, analisando as entradas de dados nas interfaces, o processamento das requisições na API e a persistência correta das informações no banco de dados.</w:t>
-      </w:r>
-      <w:r>
-        <w:t xml:space="preserve"> </w:t>
-      </w:r>
-      <w:r>
-        <w:t>Os testes foram conduzidos de forma manual e iterativa, simulando cenários reais da rotina familiar. O ambiente de homologação foi composto por dispositivos móveis emulados conectados à mesma rede da API local. Para estruturar as validações antes da captura de evidências visuais, foram definidos critérios de aceitação baseados em três pilares operacionais: a integridade do fluxo de autenticação, o ciclo de vida completo das tarefas (criação</w:t>
-      </w:r>
-      <w:r>
-        <w:t xml:space="preserve"> </w:t>
-      </w:r>
-      <w:r>
-        <w:t>e aprovação) e a consistência das transações financeiras do cofrinho virtual. Nas subseções a seguir, apresentam-se os casos de teste executados e a comprovação dos resultados obtidos.</w:t>
-      </w:r>
-    </w:p>
-    <w:p>
-      <w:pPr>
-        <w:pStyle w:val="Ttulo2"/>
-        <w:numPr>
-          <w:ilvl w:val="2"/>
-          <w:numId w:val="33"/>
-        </w:numPr>
-        <w:rPr>
-          <w:rFonts w:ascii="Arial" w:hAnsi="Arial" w:cs="Arial"/>
-          <w:color w:val="auto"/>
-          <w:u w:val="single"/>
-        </w:rPr>
-      </w:pPr>
-      <w:r>
-        <w:rPr>
-          <w:rFonts w:ascii="Arial" w:hAnsi="Arial" w:cs="Arial"/>
-          <w:color w:val="auto"/>
-          <w:u w:val="single"/>
-        </w:rPr>
-        <w:t>Autenticação</w:t>
-      </w:r>
-    </w:p>
-    <w:p>
-      <w:pPr>
-        <w:jc w:val="both"/>
-      </w:pPr>
-      <w:r>
         <w:rPr>
           <w:noProof/>
         </w:rPr>
         <w:drawing>
-          <wp:inline distT="0" distB="0" distL="0" distR="0" wp14:anchorId="5CAFEE0B" wp14:editId="630EBA4F">
-            <wp:extent cx="1111270" cy="2454729"/>
-            <wp:effectExtent l="0" t="0" r="0" b="3175"/>
+          <wp:inline distT="0" distB="0" distL="0" distR="0" wp14:anchorId="5CAFEE0B" wp14:editId="4E25FCD3">
+            <wp:extent cx="1587500" cy="3506691"/>
+            <wp:effectExtent l="0" t="0" r="0" b="0"/>
             <wp:docPr id="5" name="Imagem 5" descr="C:\Users\maria\OneDrive\Área de Trabalho\OneDrive_1_14-06-2026\Campo_Vazio.png"/>
             <wp:cNvGraphicFramePr>
               <a:graphicFrameLocks xmlns:a="http://schemas.openxmlformats.org/drawingml/2006/main" noChangeAspect="1"/>
@@ -21066,7 +21050,7 @@
                   <pic:spPr bwMode="auto">
                     <a:xfrm>
                       <a:off x="0" y="0"/>
-                      <a:ext cx="1127124" cy="2489748"/>
+                      <a:ext cx="1614692" cy="3566756"/>
                     </a:xfrm>
                     <a:prstGeom prst="rect">
                       <a:avLst/>
@@ -21116,7 +21100,6 @@
         <w:rPr>
           <w:noProof/>
         </w:rPr>
-        <w:lastRenderedPageBreak/>
         <w:drawing>
           <wp:inline distT="0" distB="0" distL="0" distR="0" wp14:anchorId="45B169A5" wp14:editId="2742020E">
             <wp:extent cx="1158549" cy="2547257"/>
@@ -21194,6 +21177,7 @@
         <w:rPr>
           <w:noProof/>
         </w:rPr>
+        <w:lastRenderedPageBreak/>
         <w:drawing>
           <wp:inline distT="0" distB="0" distL="0" distR="0" wp14:anchorId="09A70FD3" wp14:editId="62360A45">
             <wp:extent cx="1110343" cy="2453180"/>
@@ -21271,7 +21255,6 @@
         <w:rPr>
           <w:noProof/>
         </w:rPr>
-        <w:lastRenderedPageBreak/>
         <w:drawing>
           <wp:inline distT="0" distB="0" distL="0" distR="0" wp14:anchorId="0F4973FE" wp14:editId="6D9194D2">
             <wp:extent cx="1187115" cy="2618014"/>
@@ -21349,6 +21332,7 @@
         <w:rPr>
           <w:noProof/>
         </w:rPr>
+        <w:lastRenderedPageBreak/>
         <w:drawing>
           <wp:inline distT="0" distB="0" distL="0" distR="0" wp14:anchorId="1956EB90" wp14:editId="2271F2C0">
             <wp:extent cx="1135503" cy="2498271"/>
@@ -21431,7 +21415,6 @@
         <w:rPr>
           <w:noProof/>
         </w:rPr>
-        <w:lastRenderedPageBreak/>
         <w:drawing>
           <wp:inline distT="0" distB="0" distL="0" distR="0" wp14:anchorId="61F426C7" wp14:editId="78B136C9">
             <wp:extent cx="1039261" cy="2291443"/>
@@ -21577,6 +21560,7 @@
         <w:rPr>
           <w:noProof/>
         </w:rPr>
+        <w:lastRenderedPageBreak/>
         <w:drawing>
           <wp:inline distT="0" distB="0" distL="0" distR="0" wp14:anchorId="63F18F90" wp14:editId="38B55436">
             <wp:extent cx="1529896" cy="3412672"/>
@@ -21707,29 +21691,6 @@
     </w:p>
     <w:p>
       <w:pPr>
-        <w:pStyle w:val="Ttulo2"/>
-        <w:numPr>
-          <w:ilvl w:val="2"/>
-          <w:numId w:val="33"/>
-        </w:numPr>
-        <w:rPr>
-          <w:rFonts w:ascii="Arial" w:hAnsi="Arial" w:cs="Arial"/>
-          <w:color w:val="auto"/>
-          <w:u w:val="single"/>
-        </w:rPr>
-      </w:pPr>
-      <w:r>
-        <w:rPr>
-          <w:rFonts w:ascii="Arial" w:hAnsi="Arial" w:cs="Arial"/>
-          <w:color w:val="auto"/>
-          <w:u w:val="single"/>
-        </w:rPr>
-        <w:lastRenderedPageBreak/>
-        <w:t>Cadastro de Filhos</w:t>
-      </w:r>
-    </w:p>
-    <w:p>
-      <w:pPr>
         <w:pStyle w:val="NormalWeb"/>
       </w:pPr>
       <w:r>
@@ -21813,6 +21774,7 @@
         <w:rPr>
           <w:noProof/>
         </w:rPr>
+        <w:lastRenderedPageBreak/>
         <w:drawing>
           <wp:inline distT="0" distB="0" distL="0" distR="0" wp14:anchorId="0535819E" wp14:editId="66D7CC25">
             <wp:extent cx="1185709" cy="2607128"/>
@@ -21890,7 +21852,6 @@
         <w:rPr>
           <w:noProof/>
         </w:rPr>
-        <w:lastRenderedPageBreak/>
         <w:drawing>
           <wp:inline distT="0" distB="0" distL="0" distR="0" wp14:anchorId="71C3C97D" wp14:editId="65AADD07">
             <wp:extent cx="1618776" cy="3581400"/>
@@ -21968,6 +21929,7 @@
         <w:rPr>
           <w:noProof/>
         </w:rPr>
+        <w:lastRenderedPageBreak/>
         <w:drawing>
           <wp:inline distT="0" distB="0" distL="0" distR="0" wp14:anchorId="5E1B4A40" wp14:editId="34B92166">
             <wp:extent cx="1410449" cy="3135085"/>
@@ -22053,7 +22015,6 @@
           <w:color w:val="auto"/>
           <w:u w:val="single"/>
         </w:rPr>
-        <w:lastRenderedPageBreak/>
         <w:t>Fluxo de tarefas</w:t>
       </w:r>
     </w:p>
@@ -22208,6 +22169,7 @@
         <w:rPr>
           <w:noProof/>
         </w:rPr>
+        <w:lastRenderedPageBreak/>
         <w:drawing>
           <wp:inline distT="0" distB="0" distL="0" distR="0" wp14:anchorId="005CAFDC" wp14:editId="08599424">
             <wp:extent cx="1412350" cy="3145971"/>
@@ -22368,7 +22330,6 @@
         <w:rPr>
           <w:noProof/>
         </w:rPr>
-        <w:lastRenderedPageBreak/>
         <w:drawing>
           <wp:inline distT="0" distB="0" distL="0" distR="0" wp14:anchorId="4D6B00F0" wp14:editId="3F47B43D">
             <wp:extent cx="1274044" cy="2830285"/>
@@ -22476,9 +22437,10 @@
         <w:rPr>
           <w:noProof/>
         </w:rPr>
+        <w:lastRenderedPageBreak/>
         <w:drawing>
-          <wp:inline distT="0" distB="0" distL="0" distR="0" wp14:anchorId="4D3C5307" wp14:editId="14A68919">
-            <wp:extent cx="1320053" cy="2950028"/>
+          <wp:inline distT="0" distB="0" distL="0" distR="0" wp14:anchorId="4D3C5307" wp14:editId="697DFCD4">
+            <wp:extent cx="1771650" cy="3959248"/>
             <wp:effectExtent l="0" t="0" r="0" b="3175"/>
             <wp:docPr id="25" name="Imagem 25" descr="C:\Users\maria\OneDrive\Área de Trabalho\Tarefas\Tarefa_editada.png"/>
             <wp:cNvGraphicFramePr>
@@ -22509,7 +22471,7 @@
                   <pic:spPr bwMode="auto">
                     <a:xfrm>
                       <a:off x="0" y="0"/>
-                      <a:ext cx="1324310" cy="2959541"/>
+                      <a:ext cx="1782757" cy="3984069"/>
                     </a:xfrm>
                     <a:prstGeom prst="rect">
                       <a:avLst/>
@@ -22583,7 +22545,6 @@
         <w:rPr>
           <w:noProof/>
         </w:rPr>
-        <w:lastRenderedPageBreak/>
         <w:drawing>
           <wp:inline distT="0" distB="0" distL="0" distR="0" wp14:anchorId="23546478" wp14:editId="6453CFB9">
             <wp:extent cx="1194917" cy="2639785"/>
@@ -22763,6 +22724,7 @@
         <w:rPr>
           <w:noProof/>
         </w:rPr>
+        <w:lastRenderedPageBreak/>
         <w:drawing>
           <wp:inline distT="0" distB="0" distL="0" distR="0" wp14:anchorId="1C0D9E3D" wp14:editId="2C636C29">
             <wp:extent cx="1365535" cy="2971800"/>
@@ -22942,7 +22904,6 @@
         <w:rPr>
           <w:noProof/>
         </w:rPr>
-        <w:lastRenderedPageBreak/>
         <w:drawing>
           <wp:inline distT="0" distB="0" distL="0" distR="0" wp14:anchorId="2C816CD7" wp14:editId="03A81AFC">
             <wp:extent cx="1284196" cy="2841171"/>
@@ -23104,6 +23065,7 @@
         <w:rPr>
           <w:noProof/>
         </w:rPr>
+        <w:lastRenderedPageBreak/>
         <w:drawing>
           <wp:inline distT="0" distB="0" distL="0" distR="0" wp14:anchorId="3C268CCB" wp14:editId="07703920">
             <wp:extent cx="1252459" cy="2764971"/>
@@ -23265,7 +23227,6 @@
         <w:rPr>
           <w:noProof/>
         </w:rPr>
-        <w:lastRenderedPageBreak/>
         <w:drawing>
           <wp:inline distT="0" distB="0" distL="0" distR="0" wp14:anchorId="4DF3131C" wp14:editId="180B22CA">
             <wp:extent cx="1244011" cy="2781300"/>
@@ -23319,10 +23280,6 @@
     <w:p>
       <w:pPr>
         <w:pStyle w:val="NormalWeb"/>
-        <w:numPr>
-          <w:ilvl w:val="0"/>
-          <w:numId w:val="33"/>
-        </w:numPr>
         <w:rPr>
           <w:rFonts w:asciiTheme="minorHAnsi" w:eastAsiaTheme="minorHAnsi" w:hAnsiTheme="minorHAnsi" w:cstheme="minorBidi"/>
           <w:sz w:val="22"/>
@@ -23347,6 +23304,44 @@
           <w:lang w:eastAsia="en-US"/>
         </w:rPr>
         <w:t xml:space="preserve"> Excluir tarefa.</w:t>
+      </w:r>
+    </w:p>
+    <w:p>
+      <w:pPr>
+        <w:pStyle w:val="NormalWeb"/>
+        <w:rPr>
+          <w:rFonts w:asciiTheme="minorHAnsi" w:eastAsiaTheme="minorHAnsi" w:hAnsiTheme="minorHAnsi" w:cstheme="minorBidi"/>
+          <w:sz w:val="22"/>
+          <w:szCs w:val="22"/>
+          <w:lang w:eastAsia="en-US"/>
+        </w:rPr>
+      </w:pPr>
+      <w:r>
+        <w:rPr>
+          <w:rFonts w:asciiTheme="minorHAnsi" w:eastAsiaTheme="minorHAnsi" w:hAnsiTheme="minorHAnsi" w:cstheme="minorBidi"/>
+          <w:sz w:val="22"/>
+          <w:szCs w:val="22"/>
+          <w:lang w:eastAsia="en-US"/>
+        </w:rPr>
+        <w:t>Mensagem após t</w:t>
+      </w:r>
+      <w:r>
+        <w:rPr>
+          <w:rFonts w:asciiTheme="minorHAnsi" w:eastAsiaTheme="minorHAnsi" w:hAnsiTheme="minorHAnsi" w:cstheme="minorBidi"/>
+          <w:sz w:val="22"/>
+          <w:szCs w:val="22"/>
+          <w:lang w:eastAsia="en-US"/>
+        </w:rPr>
+        <w:t xml:space="preserve">entativa </w:t>
+      </w:r>
+      <w:r>
+        <w:rPr>
+          <w:rFonts w:asciiTheme="minorHAnsi" w:eastAsiaTheme="minorHAnsi" w:hAnsiTheme="minorHAnsi" w:cstheme="minorBidi"/>
+          <w:sz w:val="22"/>
+          <w:szCs w:val="22"/>
+          <w:lang w:eastAsia="en-US"/>
+        </w:rPr>
+        <w:t>excluir uma tarefa cadastrada.</w:t>
       </w:r>
     </w:p>
     <w:p>
@@ -23368,6 +23363,7 @@
           <w:color w:val="auto"/>
           <w:u w:val="single"/>
         </w:rPr>
+        <w:lastRenderedPageBreak/>
         <w:t>Movimentações no Cofrinho</w:t>
       </w:r>
     </w:p>
@@ -23432,20 +23428,60 @@
     <w:p>
       <w:pPr>
         <w:pStyle w:val="NormalWeb"/>
-      </w:pPr>
-      <w:r>
-        <w:t>Saldo atual do cofrinho (filho)</w:t>
+        <w:rPr>
+          <w:rFonts w:asciiTheme="minorHAnsi" w:eastAsiaTheme="minorHAnsi" w:hAnsiTheme="minorHAnsi" w:cstheme="minorBidi"/>
+          <w:sz w:val="22"/>
+          <w:szCs w:val="22"/>
+          <w:lang w:eastAsia="en-US"/>
+        </w:rPr>
+      </w:pPr>
+      <w:r>
+        <w:rPr>
+          <w:rFonts w:asciiTheme="minorHAnsi" w:eastAsiaTheme="minorHAnsi" w:hAnsiTheme="minorHAnsi" w:cstheme="minorBidi"/>
+          <w:sz w:val="22"/>
+          <w:szCs w:val="22"/>
+          <w:lang w:eastAsia="en-US"/>
+        </w:rPr>
+        <w:t xml:space="preserve">Tela de cofrinho: </w:t>
+      </w:r>
+      <w:r>
+        <w:rPr>
+          <w:rFonts w:asciiTheme="minorHAnsi" w:eastAsiaTheme="minorHAnsi" w:hAnsiTheme="minorHAnsi" w:cstheme="minorBidi"/>
+          <w:sz w:val="22"/>
+          <w:szCs w:val="22"/>
+          <w:lang w:eastAsia="en-US"/>
+        </w:rPr>
+        <w:t>Saldo aparece para filho.</w:t>
       </w:r>
     </w:p>
     <w:p>
       <w:pPr>
         <w:pStyle w:val="NormalWeb"/>
+        <w:rPr>
+          <w:rFonts w:asciiTheme="minorHAnsi" w:eastAsiaTheme="minorHAnsi" w:hAnsiTheme="minorHAnsi" w:cstheme="minorBidi"/>
+          <w:sz w:val="22"/>
+          <w:szCs w:val="22"/>
+          <w:lang w:eastAsia="en-US"/>
+        </w:rPr>
+      </w:pPr>
+      <w:r>
+        <w:rPr>
+          <w:rFonts w:asciiTheme="minorHAnsi" w:eastAsiaTheme="minorHAnsi" w:hAnsiTheme="minorHAnsi" w:cstheme="minorBidi"/>
+          <w:sz w:val="22"/>
+          <w:szCs w:val="22"/>
+          <w:lang w:eastAsia="en-US"/>
+        </w:rPr>
+        <w:t>Visualização do saldo atual do filho antes de realizar o saque.</w:t>
+      </w:r>
+    </w:p>
+    <w:p>
+      <w:pPr>
+        <w:pStyle w:val="NormalWeb"/>
       </w:pPr>
       <w:r>
         <w:rPr>
           <w:noProof/>
         </w:rPr>
-        <w:lastRenderedPageBreak/>
         <w:drawing>
           <wp:inline distT="0" distB="0" distL="0" distR="0" wp14:anchorId="125C426C" wp14:editId="7B776D63">
             <wp:extent cx="1260950" cy="2797628"/>
@@ -23499,19 +23535,70 @@
     <w:p>
       <w:pPr>
         <w:pStyle w:val="NormalWeb"/>
-      </w:pPr>
-      <w:r>
-        <w:t>Mensagem após saque bem-sucedido feito pelo responsável</w:t>
+        <w:rPr>
+          <w:rFonts w:asciiTheme="minorHAnsi" w:eastAsiaTheme="minorHAnsi" w:hAnsiTheme="minorHAnsi" w:cstheme="minorBidi"/>
+          <w:sz w:val="22"/>
+          <w:szCs w:val="22"/>
+          <w:lang w:eastAsia="en-US"/>
+        </w:rPr>
+      </w:pPr>
+      <w:r>
+        <w:rPr>
+          <w:rFonts w:asciiTheme="minorHAnsi" w:eastAsiaTheme="minorHAnsi" w:hAnsiTheme="minorHAnsi" w:cstheme="minorBidi"/>
+          <w:sz w:val="22"/>
+          <w:szCs w:val="22"/>
+          <w:lang w:eastAsia="en-US"/>
+        </w:rPr>
+        <w:t xml:space="preserve">Tela de cofrinho: </w:t>
+      </w:r>
+      <w:r>
+        <w:rPr>
+          <w:rFonts w:asciiTheme="minorHAnsi" w:eastAsiaTheme="minorHAnsi" w:hAnsiTheme="minorHAnsi" w:cstheme="minorBidi"/>
+          <w:sz w:val="22"/>
+          <w:szCs w:val="22"/>
+          <w:lang w:eastAsia="en-US"/>
+        </w:rPr>
+        <w:t>Realização de saque.</w:t>
       </w:r>
     </w:p>
     <w:p>
       <w:pPr>
         <w:pStyle w:val="NormalWeb"/>
+        <w:rPr>
+          <w:rFonts w:asciiTheme="minorHAnsi" w:eastAsiaTheme="minorHAnsi" w:hAnsiTheme="minorHAnsi" w:cstheme="minorBidi"/>
+          <w:sz w:val="22"/>
+          <w:szCs w:val="22"/>
+          <w:lang w:eastAsia="en-US"/>
+        </w:rPr>
+      </w:pPr>
+      <w:r>
+        <w:rPr>
+          <w:rFonts w:asciiTheme="minorHAnsi" w:eastAsiaTheme="minorHAnsi" w:hAnsiTheme="minorHAnsi" w:cstheme="minorBidi"/>
+          <w:sz w:val="22"/>
+          <w:szCs w:val="22"/>
+          <w:lang w:eastAsia="en-US"/>
+        </w:rPr>
+        <w:t>Mensagem após saque bem-sucedido feito pelo responsável</w:t>
+      </w:r>
+      <w:r>
+        <w:rPr>
+          <w:rFonts w:asciiTheme="minorHAnsi" w:eastAsiaTheme="minorHAnsi" w:hAnsiTheme="minorHAnsi" w:cstheme="minorBidi"/>
+          <w:sz w:val="22"/>
+          <w:szCs w:val="22"/>
+          <w:lang w:eastAsia="en-US"/>
+        </w:rPr>
+        <w:t>.</w:t>
+      </w:r>
+    </w:p>
+    <w:p>
+      <w:pPr>
+        <w:pStyle w:val="NormalWeb"/>
       </w:pPr>
       <w:r>
         <w:rPr>
           <w:noProof/>
         </w:rPr>
+        <w:lastRenderedPageBreak/>
         <w:drawing>
           <wp:inline distT="0" distB="0" distL="0" distR="0" wp14:anchorId="458E0A38" wp14:editId="36D3EBE3">
             <wp:extent cx="1212173" cy="2705100"/>
@@ -23565,20 +23652,114 @@
     <w:p>
       <w:pPr>
         <w:pStyle w:val="NormalWeb"/>
-      </w:pPr>
-      <w:r>
-        <w:t>Mensagem tentativa de sacar valor zerado</w:t>
+        <w:rPr>
+          <w:rFonts w:asciiTheme="minorHAnsi" w:eastAsiaTheme="minorHAnsi" w:hAnsiTheme="minorHAnsi" w:cstheme="minorBidi"/>
+          <w:sz w:val="22"/>
+          <w:szCs w:val="22"/>
+          <w:lang w:eastAsia="en-US"/>
+        </w:rPr>
+      </w:pPr>
+      <w:r>
+        <w:rPr>
+          <w:rFonts w:asciiTheme="minorHAnsi" w:eastAsiaTheme="minorHAnsi" w:hAnsiTheme="minorHAnsi" w:cstheme="minorBidi"/>
+          <w:sz w:val="22"/>
+          <w:szCs w:val="22"/>
+          <w:lang w:eastAsia="en-US"/>
+        </w:rPr>
+        <w:t xml:space="preserve">Tela de cofrinho: </w:t>
+      </w:r>
+      <w:r>
+        <w:rPr>
+          <w:rFonts w:asciiTheme="minorHAnsi" w:eastAsiaTheme="minorHAnsi" w:hAnsiTheme="minorHAnsi" w:cstheme="minorBidi"/>
+          <w:sz w:val="22"/>
+          <w:szCs w:val="22"/>
+          <w:lang w:eastAsia="en-US"/>
+        </w:rPr>
+        <w:t>S</w:t>
+      </w:r>
+      <w:r>
+        <w:rPr>
+          <w:rFonts w:asciiTheme="minorHAnsi" w:eastAsiaTheme="minorHAnsi" w:hAnsiTheme="minorHAnsi" w:cstheme="minorBidi"/>
+          <w:sz w:val="22"/>
+          <w:szCs w:val="22"/>
+          <w:lang w:eastAsia="en-US"/>
+        </w:rPr>
+        <w:t>aque</w:t>
+      </w:r>
+      <w:r>
+        <w:rPr>
+          <w:rFonts w:asciiTheme="minorHAnsi" w:eastAsiaTheme="minorHAnsi" w:hAnsiTheme="minorHAnsi" w:cstheme="minorBidi"/>
+          <w:sz w:val="22"/>
+          <w:szCs w:val="22"/>
+          <w:lang w:eastAsia="en-US"/>
+        </w:rPr>
+        <w:t xml:space="preserve"> de valor zerado.</w:t>
       </w:r>
     </w:p>
     <w:p>
       <w:pPr>
         <w:pStyle w:val="NormalWeb"/>
+        <w:rPr>
+          <w:rFonts w:asciiTheme="minorHAnsi" w:eastAsiaTheme="minorHAnsi" w:hAnsiTheme="minorHAnsi" w:cstheme="minorBidi"/>
+          <w:sz w:val="22"/>
+          <w:szCs w:val="22"/>
+          <w:lang w:eastAsia="en-US"/>
+        </w:rPr>
+      </w:pPr>
+      <w:r>
+        <w:rPr>
+          <w:rFonts w:asciiTheme="minorHAnsi" w:eastAsiaTheme="minorHAnsi" w:hAnsiTheme="minorHAnsi" w:cstheme="minorBidi"/>
+          <w:sz w:val="22"/>
+          <w:szCs w:val="22"/>
+          <w:lang w:eastAsia="en-US"/>
+        </w:rPr>
+        <w:t xml:space="preserve">Mensagem após </w:t>
+      </w:r>
+      <w:r>
+        <w:rPr>
+          <w:rFonts w:asciiTheme="minorHAnsi" w:eastAsiaTheme="minorHAnsi" w:hAnsiTheme="minorHAnsi" w:cstheme="minorBidi"/>
+          <w:sz w:val="22"/>
+          <w:szCs w:val="22"/>
+          <w:lang w:eastAsia="en-US"/>
+        </w:rPr>
+        <w:t xml:space="preserve">tentativa de sacar </w:t>
+      </w:r>
+      <w:r>
+        <w:rPr>
+          <w:rFonts w:asciiTheme="minorHAnsi" w:eastAsiaTheme="minorHAnsi" w:hAnsiTheme="minorHAnsi" w:cstheme="minorBidi"/>
+          <w:sz w:val="22"/>
+          <w:szCs w:val="22"/>
+          <w:lang w:eastAsia="en-US"/>
+        </w:rPr>
+        <w:t xml:space="preserve">um </w:t>
+      </w:r>
+      <w:r>
+        <w:rPr>
+          <w:rFonts w:asciiTheme="minorHAnsi" w:eastAsiaTheme="minorHAnsi" w:hAnsiTheme="minorHAnsi" w:cstheme="minorBidi"/>
+          <w:sz w:val="22"/>
+          <w:szCs w:val="22"/>
+          <w:lang w:eastAsia="en-US"/>
+        </w:rPr>
+        <w:t>valor zerado</w:t>
+      </w:r>
+      <w:r>
+        <w:rPr>
+          <w:rFonts w:asciiTheme="minorHAnsi" w:eastAsiaTheme="minorHAnsi" w:hAnsiTheme="minorHAnsi" w:cstheme="minorBidi"/>
+          <w:sz w:val="22"/>
+          <w:szCs w:val="22"/>
+          <w:lang w:eastAsia="en-US"/>
+        </w:rPr>
+        <w:t>.</w:t>
+      </w:r>
+    </w:p>
+    <w:p>
+      <w:pPr>
+        <w:pStyle w:val="NormalWeb"/>
       </w:pPr>
       <w:r>
         <w:rPr>
           <w:noProof/>
         </w:rPr>
-        <w:lastRenderedPageBreak/>
         <w:drawing>
           <wp:inline distT="0" distB="0" distL="0" distR="0" wp14:anchorId="0E58D564" wp14:editId="49B2ACEA">
             <wp:extent cx="1229821" cy="2699657"/>
@@ -23632,23 +23813,110 @@
     <w:p>
       <w:pPr>
         <w:pStyle w:val="NormalWeb"/>
-      </w:pPr>
-      <w:r>
-        <w:t>Mensagem tentativa de sacar valor maior que o saldo</w:t>
+        <w:rPr>
+          <w:rFonts w:asciiTheme="minorHAnsi" w:eastAsiaTheme="minorHAnsi" w:hAnsiTheme="minorHAnsi" w:cstheme="minorBidi"/>
+          <w:sz w:val="22"/>
+          <w:szCs w:val="22"/>
+          <w:lang w:eastAsia="en-US"/>
+        </w:rPr>
+      </w:pPr>
+      <w:r>
+        <w:rPr>
+          <w:rFonts w:asciiTheme="minorHAnsi" w:eastAsiaTheme="minorHAnsi" w:hAnsiTheme="minorHAnsi" w:cstheme="minorBidi"/>
+          <w:sz w:val="22"/>
+          <w:szCs w:val="22"/>
+          <w:lang w:eastAsia="en-US"/>
+        </w:rPr>
+        <w:t xml:space="preserve">Tela de cofrinho: </w:t>
+      </w:r>
+      <w:r>
+        <w:rPr>
+          <w:rFonts w:asciiTheme="minorHAnsi" w:eastAsiaTheme="minorHAnsi" w:hAnsiTheme="minorHAnsi" w:cstheme="minorBidi"/>
+          <w:sz w:val="22"/>
+          <w:szCs w:val="22"/>
+          <w:lang w:eastAsia="en-US"/>
+        </w:rPr>
+        <w:t>Valor de</w:t>
+      </w:r>
+      <w:r>
+        <w:rPr>
+          <w:rFonts w:asciiTheme="minorHAnsi" w:eastAsiaTheme="minorHAnsi" w:hAnsiTheme="minorHAnsi" w:cstheme="minorBidi"/>
+          <w:sz w:val="22"/>
+          <w:szCs w:val="22"/>
+          <w:lang w:eastAsia="en-US"/>
+        </w:rPr>
+        <w:t xml:space="preserve"> saque</w:t>
+      </w:r>
+      <w:r>
+        <w:rPr>
+          <w:rFonts w:asciiTheme="minorHAnsi" w:eastAsiaTheme="minorHAnsi" w:hAnsiTheme="minorHAnsi" w:cstheme="minorBidi"/>
+          <w:sz w:val="22"/>
+          <w:szCs w:val="22"/>
+          <w:lang w:eastAsia="en-US"/>
+        </w:rPr>
+        <w:t xml:space="preserve"> maior que saldo.</w:t>
       </w:r>
     </w:p>
     <w:p>
       <w:pPr>
         <w:pStyle w:val="NormalWeb"/>
+        <w:rPr>
+          <w:rFonts w:asciiTheme="minorHAnsi" w:eastAsiaTheme="minorHAnsi" w:hAnsiTheme="minorHAnsi" w:cstheme="minorBidi"/>
+          <w:sz w:val="22"/>
+          <w:szCs w:val="22"/>
+          <w:lang w:eastAsia="en-US"/>
+        </w:rPr>
+      </w:pPr>
+      <w:r>
+        <w:rPr>
+          <w:rFonts w:asciiTheme="minorHAnsi" w:eastAsiaTheme="minorHAnsi" w:hAnsiTheme="minorHAnsi" w:cstheme="minorBidi"/>
+          <w:sz w:val="22"/>
+          <w:szCs w:val="22"/>
+          <w:lang w:eastAsia="en-US"/>
+        </w:rPr>
+        <w:t xml:space="preserve">Mensagem após tentativa de sacar </w:t>
+      </w:r>
+      <w:r>
+        <w:rPr>
+          <w:rFonts w:asciiTheme="minorHAnsi" w:eastAsiaTheme="minorHAnsi" w:hAnsiTheme="minorHAnsi" w:cstheme="minorBidi"/>
+          <w:sz w:val="22"/>
+          <w:szCs w:val="22"/>
+          <w:lang w:eastAsia="en-US"/>
+        </w:rPr>
+        <w:t xml:space="preserve">um </w:t>
+      </w:r>
+      <w:r>
+        <w:rPr>
+          <w:rFonts w:asciiTheme="minorHAnsi" w:eastAsiaTheme="minorHAnsi" w:hAnsiTheme="minorHAnsi" w:cstheme="minorBidi"/>
+          <w:sz w:val="22"/>
+          <w:szCs w:val="22"/>
+          <w:lang w:eastAsia="en-US"/>
+        </w:rPr>
+        <w:t>valor maior que o saldo</w:t>
+      </w:r>
+      <w:r>
+        <w:rPr>
+          <w:rFonts w:asciiTheme="minorHAnsi" w:eastAsiaTheme="minorHAnsi" w:hAnsiTheme="minorHAnsi" w:cstheme="minorBidi"/>
+          <w:sz w:val="22"/>
+          <w:szCs w:val="22"/>
+          <w:lang w:eastAsia="en-US"/>
+        </w:rPr>
+        <w:t xml:space="preserve"> disponível no cofrinho.</w:t>
+      </w:r>
+    </w:p>
+    <w:p>
+      <w:pPr>
+        <w:pStyle w:val="NormalWeb"/>
       </w:pPr>
       <w:r>
         <w:rPr>
           <w:noProof/>
         </w:rPr>
+        <w:lastRenderedPageBreak/>
         <w:drawing>
-          <wp:inline distT="0" distB="0" distL="0" distR="0" wp14:anchorId="7F07157E" wp14:editId="78964838">
-            <wp:extent cx="1372916" cy="3026228"/>
-            <wp:effectExtent l="0" t="0" r="0" b="3175"/>
+          <wp:inline distT="0" distB="0" distL="0" distR="0" wp14:anchorId="7F07157E" wp14:editId="6C9AA209">
+            <wp:extent cx="1631950" cy="3597201"/>
+            <wp:effectExtent l="0" t="0" r="6350" b="3810"/>
             <wp:docPr id="36" name="Imagem 36" descr="C:\Users\maria\OneDrive\Área de Trabalho\Cofrinho\Transações.png"/>
             <wp:cNvGraphicFramePr>
               <a:graphicFrameLocks xmlns:a="http://schemas.openxmlformats.org/drawingml/2006/main" noChangeAspect="1"/>
@@ -23678,7 +23946,7 @@
                   <pic:spPr bwMode="auto">
                     <a:xfrm>
                       <a:off x="0" y="0"/>
-                      <a:ext cx="1379390" cy="3040499"/>
+                      <a:ext cx="1642411" cy="3620259"/>
                     </a:xfrm>
                     <a:prstGeom prst="rect">
                       <a:avLst/>
@@ -23698,9 +23966,114 @@
     <w:p>
       <w:pPr>
         <w:pStyle w:val="NormalWeb"/>
-      </w:pPr>
-      <w:r>
-        <w:t>Visualização das movimentações no cofrinho (filho)</w:t>
+        <w:rPr>
+          <w:rFonts w:asciiTheme="minorHAnsi" w:eastAsiaTheme="minorHAnsi" w:hAnsiTheme="minorHAnsi" w:cstheme="minorBidi"/>
+          <w:sz w:val="22"/>
+          <w:szCs w:val="22"/>
+          <w:lang w:eastAsia="en-US"/>
+        </w:rPr>
+      </w:pPr>
+      <w:bookmarkStart w:id="64" w:name="_Toc230841586"/>
+      <w:r>
+        <w:rPr>
+          <w:rFonts w:asciiTheme="minorHAnsi" w:eastAsiaTheme="minorHAnsi" w:hAnsiTheme="minorHAnsi" w:cstheme="minorBidi"/>
+          <w:sz w:val="22"/>
+          <w:szCs w:val="22"/>
+          <w:lang w:eastAsia="en-US"/>
+        </w:rPr>
+        <w:t xml:space="preserve">Tela de cofrinho: </w:t>
+      </w:r>
+      <w:r>
+        <w:rPr>
+          <w:rFonts w:asciiTheme="minorHAnsi" w:eastAsiaTheme="minorHAnsi" w:hAnsiTheme="minorHAnsi" w:cstheme="minorBidi"/>
+          <w:sz w:val="22"/>
+          <w:szCs w:val="22"/>
+          <w:lang w:eastAsia="en-US"/>
+        </w:rPr>
+        <w:t xml:space="preserve">Saldo </w:t>
+      </w:r>
+      <w:r>
+        <w:rPr>
+          <w:rFonts w:asciiTheme="minorHAnsi" w:eastAsiaTheme="minorHAnsi" w:hAnsiTheme="minorHAnsi" w:cstheme="minorBidi"/>
+          <w:sz w:val="22"/>
+          <w:szCs w:val="22"/>
+          <w:lang w:eastAsia="en-US"/>
+        </w:rPr>
+        <w:t>do filho após saque</w:t>
+      </w:r>
+      <w:r>
+        <w:rPr>
+          <w:rFonts w:asciiTheme="minorHAnsi" w:eastAsiaTheme="minorHAnsi" w:hAnsiTheme="minorHAnsi" w:cstheme="minorBidi"/>
+          <w:sz w:val="22"/>
+          <w:szCs w:val="22"/>
+          <w:lang w:eastAsia="en-US"/>
+        </w:rPr>
+        <w:t>.</w:t>
+      </w:r>
+    </w:p>
+    <w:p>
+      <w:pPr>
+        <w:pStyle w:val="NormalWeb"/>
+        <w:rPr>
+          <w:rFonts w:asciiTheme="minorHAnsi" w:eastAsiaTheme="minorHAnsi" w:hAnsiTheme="minorHAnsi" w:cstheme="minorBidi"/>
+          <w:sz w:val="22"/>
+          <w:szCs w:val="22"/>
+          <w:lang w:eastAsia="en-US"/>
+        </w:rPr>
+      </w:pPr>
+      <w:r>
+        <w:rPr>
+          <w:rFonts w:asciiTheme="minorHAnsi" w:eastAsiaTheme="minorHAnsi" w:hAnsiTheme="minorHAnsi" w:cstheme="minorBidi"/>
+          <w:sz w:val="22"/>
+          <w:szCs w:val="22"/>
+          <w:lang w:eastAsia="en-US"/>
+        </w:rPr>
+        <w:t xml:space="preserve">Visualização do saldo atual do filho </w:t>
+      </w:r>
+      <w:r>
+        <w:rPr>
+          <w:rFonts w:asciiTheme="minorHAnsi" w:eastAsiaTheme="minorHAnsi" w:hAnsiTheme="minorHAnsi" w:cstheme="minorBidi"/>
+          <w:sz w:val="22"/>
+          <w:szCs w:val="22"/>
+          <w:lang w:eastAsia="en-US"/>
+        </w:rPr>
+        <w:t xml:space="preserve">após </w:t>
+      </w:r>
+      <w:r>
+        <w:rPr>
+          <w:rFonts w:asciiTheme="minorHAnsi" w:eastAsiaTheme="minorHAnsi" w:hAnsiTheme="minorHAnsi" w:cstheme="minorBidi"/>
+          <w:sz w:val="22"/>
+          <w:szCs w:val="22"/>
+          <w:lang w:eastAsia="en-US"/>
+        </w:rPr>
+        <w:t xml:space="preserve">realizar </w:t>
+      </w:r>
+      <w:r>
+        <w:rPr>
+          <w:rFonts w:asciiTheme="minorHAnsi" w:eastAsiaTheme="minorHAnsi" w:hAnsiTheme="minorHAnsi" w:cstheme="minorBidi"/>
+          <w:sz w:val="22"/>
+          <w:szCs w:val="22"/>
+          <w:lang w:eastAsia="en-US"/>
+        </w:rPr>
+        <w:t xml:space="preserve">um </w:t>
+      </w:r>
+      <w:r>
+        <w:rPr>
+          <w:rFonts w:asciiTheme="minorHAnsi" w:eastAsiaTheme="minorHAnsi" w:hAnsiTheme="minorHAnsi" w:cstheme="minorBidi"/>
+          <w:sz w:val="22"/>
+          <w:szCs w:val="22"/>
+          <w:lang w:eastAsia="en-US"/>
+        </w:rPr>
+        <w:t>saque</w:t>
+      </w:r>
+      <w:r>
+        <w:rPr>
+          <w:rFonts w:asciiTheme="minorHAnsi" w:eastAsiaTheme="minorHAnsi" w:hAnsiTheme="minorHAnsi" w:cstheme="minorBidi"/>
+          <w:sz w:val="22"/>
+          <w:szCs w:val="22"/>
+          <w:lang w:eastAsia="en-US"/>
+        </w:rPr>
+        <w:t xml:space="preserve"> bem-sucedido de R$15,00.</w:t>
       </w:r>
     </w:p>
     <w:p>
@@ -23716,7 +24089,6 @@
           <w:u w:val="single"/>
         </w:rPr>
       </w:pPr>
-      <w:bookmarkStart w:id="67" w:name="_Toc230841586"/>
       <w:r>
         <w:rPr>
           <w:rFonts w:ascii="Arial" w:hAnsi="Arial" w:cs="Arial"/>
@@ -23725,95 +24097,533 @@
         </w:rPr>
         <w:t>Apresentação dos Resultados</w:t>
       </w:r>
-      <w:bookmarkEnd w:id="67"/>
+      <w:bookmarkEnd w:id="64"/>
     </w:p>
     <w:p>
-      <w:r>
-        <w:t>Prints e descrições das telas. Faça uma breve análise textual comparando os protótipos de alta fidelidade que você documentou na seção 2.5 com as telas finais que você acabou de codificar.</w:t>
+      <w:pPr>
+        <w:pStyle w:val="Ttulo2"/>
+        <w:jc w:val="both"/>
+        <w:rPr>
+          <w:rFonts w:asciiTheme="minorHAnsi" w:eastAsiaTheme="minorHAnsi" w:hAnsiTheme="minorHAnsi" w:cstheme="minorBidi"/>
+          <w:color w:val="auto"/>
+          <w:sz w:val="22"/>
+          <w:szCs w:val="22"/>
+        </w:rPr>
+      </w:pPr>
+      <w:r>
+        <w:rPr>
+          <w:rFonts w:asciiTheme="minorHAnsi" w:eastAsiaTheme="minorHAnsi" w:hAnsiTheme="minorHAnsi" w:cstheme="minorBidi"/>
+          <w:color w:val="auto"/>
+          <w:sz w:val="22"/>
+          <w:szCs w:val="22"/>
+        </w:rPr>
+        <w:t xml:space="preserve">Esta seção apresenta os resultados obtidos a partir do desenvolvimento do sistema Mesadinha, exibindo </w:t>
+      </w:r>
+      <w:r>
+        <w:rPr>
+          <w:rFonts w:asciiTheme="minorHAnsi" w:eastAsiaTheme="minorHAnsi" w:hAnsiTheme="minorHAnsi" w:cstheme="minorBidi"/>
+          <w:color w:val="auto"/>
+          <w:sz w:val="22"/>
+          <w:szCs w:val="22"/>
+        </w:rPr>
+        <w:t>as telas finalizadas e operacionais</w:t>
+      </w:r>
+      <w:r>
+        <w:rPr>
+          <w:rFonts w:asciiTheme="minorHAnsi" w:eastAsiaTheme="minorHAnsi" w:hAnsiTheme="minorHAnsi" w:cstheme="minorBidi"/>
+          <w:color w:val="auto"/>
+          <w:sz w:val="22"/>
+          <w:szCs w:val="22"/>
+        </w:rPr>
+        <w:t>. Os resultados aqui descritos comprovam o sucesso da integração entre a interface e</w:t>
+      </w:r>
+      <w:r>
+        <w:rPr>
+          <w:rFonts w:asciiTheme="minorHAnsi" w:eastAsiaTheme="minorHAnsi" w:hAnsiTheme="minorHAnsi" w:cstheme="minorBidi"/>
+          <w:color w:val="auto"/>
+          <w:sz w:val="22"/>
+          <w:szCs w:val="22"/>
+        </w:rPr>
+        <w:t xml:space="preserve"> o </w:t>
+      </w:r>
+      <w:proofErr w:type="spellStart"/>
+      <w:r>
+        <w:rPr>
+          <w:rFonts w:asciiTheme="minorHAnsi" w:eastAsiaTheme="minorHAnsi" w:hAnsiTheme="minorHAnsi" w:cstheme="minorBidi"/>
+          <w:color w:val="auto"/>
+          <w:sz w:val="22"/>
+          <w:szCs w:val="22"/>
+        </w:rPr>
+        <w:t>backend</w:t>
+      </w:r>
+      <w:proofErr w:type="spellEnd"/>
+      <w:r>
+        <w:rPr>
+          <w:rFonts w:asciiTheme="minorHAnsi" w:eastAsiaTheme="minorHAnsi" w:hAnsiTheme="minorHAnsi" w:cstheme="minorBidi"/>
+          <w:color w:val="auto"/>
+          <w:sz w:val="22"/>
+          <w:szCs w:val="22"/>
+        </w:rPr>
+        <w:t>, consolidando o pleno atendimento aos requisitos funcionais e às regras de negócio estabelecidas no escopo do projeto.</w:t>
       </w:r>
     </w:p>
     <w:p>
-      <w:r>
-        <w:t xml:space="preserve">Destaque como o uso do </w:t>
+      <w:pPr>
+        <w:pStyle w:val="Ttulo2"/>
+        <w:jc w:val="both"/>
+        <w:rPr>
+          <w:rFonts w:asciiTheme="minorHAnsi" w:eastAsiaTheme="minorHAnsi" w:hAnsiTheme="minorHAnsi" w:cstheme="minorBidi"/>
+          <w:color w:val="auto"/>
+          <w:sz w:val="22"/>
+          <w:szCs w:val="22"/>
+        </w:rPr>
+      </w:pPr>
+      <w:r>
+        <w:rPr>
+          <w:rFonts w:asciiTheme="minorHAnsi" w:eastAsiaTheme="minorHAnsi" w:hAnsiTheme="minorHAnsi" w:cstheme="minorBidi"/>
+          <w:color w:val="auto"/>
+          <w:sz w:val="22"/>
+          <w:szCs w:val="22"/>
+        </w:rPr>
+        <w:t>Para avaliar o sucesso da implementação</w:t>
+      </w:r>
+      <w:r>
+        <w:rPr>
+          <w:rFonts w:asciiTheme="minorHAnsi" w:eastAsiaTheme="minorHAnsi" w:hAnsiTheme="minorHAnsi" w:cstheme="minorBidi"/>
+          <w:color w:val="auto"/>
+          <w:sz w:val="22"/>
+          <w:szCs w:val="22"/>
+        </w:rPr>
+        <w:t>,</w:t>
+      </w:r>
+      <w:r>
+        <w:rPr>
+          <w:rFonts w:asciiTheme="minorHAnsi" w:eastAsiaTheme="minorHAnsi" w:hAnsiTheme="minorHAnsi" w:cstheme="minorBidi"/>
+          <w:color w:val="auto"/>
+          <w:sz w:val="22"/>
+          <w:szCs w:val="22"/>
+        </w:rPr>
+        <w:t xml:space="preserve"> foi realizada uma análise comparativa de fidelidade entre os protótipos de alta fidelidade — previamente especificados na fase de design — e as interfaces gráficas finais </w:t>
       </w:r>
       <w:proofErr w:type="spellStart"/>
       <w:r>
-        <w:t>styled-components</w:t>
+        <w:rPr>
+          <w:rFonts w:asciiTheme="minorHAnsi" w:eastAsiaTheme="minorHAnsi" w:hAnsiTheme="minorHAnsi" w:cstheme="minorBidi"/>
+          <w:color w:val="auto"/>
+          <w:sz w:val="22"/>
+          <w:szCs w:val="22"/>
+        </w:rPr>
+        <w:t>renderizadas</w:t>
       </w:r>
       <w:proofErr w:type="spellEnd"/>
       <w:r>
-        <w:t xml:space="preserve"> no </w:t>
+        <w:rPr>
+          <w:rFonts w:asciiTheme="minorHAnsi" w:eastAsiaTheme="minorHAnsi" w:hAnsiTheme="minorHAnsi" w:cstheme="minorBidi"/>
+          <w:color w:val="auto"/>
+          <w:sz w:val="22"/>
+          <w:szCs w:val="22"/>
+        </w:rPr>
+        <w:t xml:space="preserve"> nos dispositivos de teste. </w:t>
+      </w:r>
+      <w:r>
+        <w:rPr>
+          <w:rFonts w:asciiTheme="minorHAnsi" w:eastAsiaTheme="minorHAnsi" w:hAnsiTheme="minorHAnsi" w:cstheme="minorBidi"/>
+          <w:color w:val="auto"/>
+          <w:sz w:val="22"/>
+          <w:szCs w:val="22"/>
+        </w:rPr>
+        <w:t>A estratégia de desenvolvimento de telas utilizou as especificações do protótipo como um guia estrutural de partida, permitindo, contudo, que o design e os elementos visuais evoluíssem ao longo da codificação conforme novas melhorias de usabilidade e refinamentos lógicos eram identificados pela equipe. A separação estética em arquivos de estilo (</w:t>
       </w:r>
       <w:proofErr w:type="spellStart"/>
       <w:r>
-        <w:t>React</w:t>
+        <w:rPr>
+          <w:rFonts w:asciiTheme="minorHAnsi" w:eastAsiaTheme="minorHAnsi" w:hAnsiTheme="minorHAnsi" w:cstheme="minorBidi"/>
+          <w:color w:val="auto"/>
+          <w:sz w:val="22"/>
+          <w:szCs w:val="22"/>
+        </w:rPr>
+        <w:t>styles.ts</w:t>
       </w:r>
       <w:proofErr w:type="spellEnd"/>
       <w:r>
-        <w:t xml:space="preserve"> </w:t>
+        <w:rPr>
+          <w:rFonts w:asciiTheme="minorHAnsi" w:eastAsiaTheme="minorHAnsi" w:hAnsiTheme="minorHAnsi" w:cstheme="minorBidi"/>
+          <w:color w:val="auto"/>
+          <w:sz w:val="22"/>
+          <w:szCs w:val="22"/>
+        </w:rPr>
+        <w:t>) dedicados conferiu flexibilidade a esse processo, viabilizando ajustes dinâmicos na paleta de core</w:t>
+      </w:r>
+      <w:r>
+        <w:rPr>
+          <w:rFonts w:asciiTheme="minorHAnsi" w:eastAsiaTheme="minorHAnsi" w:hAnsiTheme="minorHAnsi" w:cstheme="minorBidi"/>
+          <w:color w:val="auto"/>
+          <w:sz w:val="22"/>
+          <w:szCs w:val="22"/>
+        </w:rPr>
+        <w:t>s</w:t>
+      </w:r>
+      <w:r>
+        <w:rPr>
+          <w:rFonts w:asciiTheme="minorHAnsi" w:eastAsiaTheme="minorHAnsi" w:hAnsiTheme="minorHAnsi" w:cstheme="minorBidi"/>
+          <w:color w:val="auto"/>
+          <w:sz w:val="22"/>
+          <w:szCs w:val="22"/>
+        </w:rPr>
+        <w:t>, a otimização de espaçamentos (</w:t>
       </w:r>
       <w:proofErr w:type="spellStart"/>
       <w:r>
-        <w:t>Native</w:t>
+        <w:rPr>
+          <w:rFonts w:asciiTheme="minorHAnsi" w:eastAsiaTheme="minorHAnsi" w:hAnsiTheme="minorHAnsi" w:cstheme="minorBidi"/>
+          <w:color w:val="auto"/>
+          <w:sz w:val="22"/>
+          <w:szCs w:val="22"/>
+        </w:rPr>
+        <w:t>paddings</w:t>
       </w:r>
       <w:proofErr w:type="spellEnd"/>
       <w:r>
-        <w:t xml:space="preserve"> permitiu que você mantivesse a identidade visual idêntica à planejada (as cores, o espaçamento, o formato dos botões e os cartões de tarefas).</w:t>
+        <w:rPr>
+          <w:rFonts w:asciiTheme="minorHAnsi" w:eastAsiaTheme="minorHAnsi" w:hAnsiTheme="minorHAnsi" w:cstheme="minorBidi"/>
+          <w:color w:val="auto"/>
+          <w:sz w:val="22"/>
+          <w:szCs w:val="22"/>
+        </w:rPr>
+        <w:t xml:space="preserve"> e </w:t>
+      </w:r>
+      <w:proofErr w:type="spellStart"/>
+      <w:r>
+        <w:rPr>
+          <w:rFonts w:asciiTheme="minorHAnsi" w:eastAsiaTheme="minorHAnsi" w:hAnsiTheme="minorHAnsi" w:cstheme="minorBidi"/>
+          <w:color w:val="auto"/>
+          <w:sz w:val="22"/>
+          <w:szCs w:val="22"/>
+        </w:rPr>
+        <w:t>margins</w:t>
+      </w:r>
+      <w:proofErr w:type="spellEnd"/>
+      <w:r>
+        <w:rPr>
+          <w:rFonts w:asciiTheme="minorHAnsi" w:eastAsiaTheme="minorHAnsi" w:hAnsiTheme="minorHAnsi" w:cstheme="minorBidi"/>
+          <w:color w:val="auto"/>
+          <w:sz w:val="22"/>
+          <w:szCs w:val="22"/>
+        </w:rPr>
+        <w:t xml:space="preserve">), a readequação dos botões de ação (Button e </w:t>
+      </w:r>
+      <w:proofErr w:type="spellStart"/>
+      <w:r>
+        <w:rPr>
+          <w:rFonts w:asciiTheme="minorHAnsi" w:eastAsiaTheme="minorHAnsi" w:hAnsiTheme="minorHAnsi" w:cstheme="minorBidi"/>
+          <w:color w:val="auto"/>
+          <w:sz w:val="22"/>
+          <w:szCs w:val="22"/>
+        </w:rPr>
+        <w:t>ButtonIcon</w:t>
+      </w:r>
+      <w:proofErr w:type="spellEnd"/>
+      <w:r>
+        <w:rPr>
+          <w:rFonts w:asciiTheme="minorHAnsi" w:eastAsiaTheme="minorHAnsi" w:hAnsiTheme="minorHAnsi" w:cstheme="minorBidi"/>
+          <w:color w:val="auto"/>
+          <w:sz w:val="22"/>
+          <w:szCs w:val="22"/>
+        </w:rPr>
+        <w:t>) e a reconfiguração dos cartões informativos de atividades (</w:t>
+      </w:r>
+      <w:proofErr w:type="spellStart"/>
+      <w:r>
+        <w:rPr>
+          <w:rFonts w:asciiTheme="minorHAnsi" w:eastAsiaTheme="minorHAnsi" w:hAnsiTheme="minorHAnsi" w:cstheme="minorBidi"/>
+          <w:color w:val="auto"/>
+          <w:sz w:val="22"/>
+          <w:szCs w:val="22"/>
+        </w:rPr>
+        <w:t>CardTarefa</w:t>
+      </w:r>
+      <w:proofErr w:type="spellEnd"/>
+      <w:r>
+        <w:rPr>
+          <w:rFonts w:asciiTheme="minorHAnsi" w:eastAsiaTheme="minorHAnsi" w:hAnsiTheme="minorHAnsi" w:cstheme="minorBidi"/>
+          <w:color w:val="auto"/>
+          <w:sz w:val="22"/>
+          <w:szCs w:val="22"/>
+        </w:rPr>
+        <w:t xml:space="preserve">) para garantir uma experiência mais fluida no produto </w:t>
+      </w:r>
+      <w:r>
+        <w:rPr>
+          <w:rFonts w:asciiTheme="minorHAnsi" w:eastAsiaTheme="minorHAnsi" w:hAnsiTheme="minorHAnsi" w:cstheme="minorBidi"/>
+          <w:color w:val="auto"/>
+          <w:sz w:val="22"/>
+          <w:szCs w:val="22"/>
+        </w:rPr>
+        <w:t>final</w:t>
+      </w:r>
+      <w:r>
+        <w:rPr>
+          <w:rFonts w:asciiTheme="minorHAnsi" w:eastAsiaTheme="minorHAnsi" w:hAnsiTheme="minorHAnsi" w:cstheme="minorBidi"/>
+          <w:color w:val="auto"/>
+          <w:sz w:val="22"/>
+          <w:szCs w:val="22"/>
+        </w:rPr>
+        <w:t>. A seguir, apresentam-se as evidências visuais das principais telas do ecossistema acompanhadas de suas respectivas descrições operacionais.</w:t>
+      </w:r>
+    </w:p>
+    <w:p/>
+    <w:p>
+      <w:pPr>
+        <w:pStyle w:val="PargrafodaLista"/>
+        <w:numPr>
+          <w:ilvl w:val="2"/>
+          <w:numId w:val="33"/>
+        </w:numPr>
+      </w:pPr>
+      <w:r>
+        <w:t>Tela ambos</w:t>
       </w:r>
     </w:p>
     <w:p>
       <w:pPr>
-        <w:pStyle w:val="Ttulo2"/>
+        <w:pStyle w:val="NormalWeb"/>
+      </w:pPr>
+      <w:r>
+        <w:rPr>
+          <w:noProof/>
+        </w:rPr>
+        <w:lastRenderedPageBreak/>
+        <w:drawing>
+          <wp:inline distT="0" distB="0" distL="0" distR="0" wp14:anchorId="6CA61DBB" wp14:editId="286B47AB">
+            <wp:extent cx="1671757" cy="3765550"/>
+            <wp:effectExtent l="0" t="0" r="5080" b="6350"/>
+            <wp:docPr id="39" name="Imagem 39" descr="C:\Users\maria\OneDrive\Área de Trabalho\Resultados\Tela de Login.png"/>
+            <wp:cNvGraphicFramePr>
+              <a:graphicFrameLocks xmlns:a="http://schemas.openxmlformats.org/drawingml/2006/main" noChangeAspect="1"/>
+            </wp:cNvGraphicFramePr>
+            <a:graphic xmlns:a="http://schemas.openxmlformats.org/drawingml/2006/main">
+              <a:graphicData uri="http://schemas.openxmlformats.org/drawingml/2006/picture">
+                <pic:pic xmlns:pic="http://schemas.openxmlformats.org/drawingml/2006/picture">
+                  <pic:nvPicPr>
+                    <pic:cNvPr id="0" name="Picture 70" descr="C:\Users\maria\OneDrive\Área de Trabalho\Resultados\Tela de Login.png"/>
+                    <pic:cNvPicPr>
+                      <a:picLocks noChangeAspect="1" noChangeArrowheads="1"/>
+                    </pic:cNvPicPr>
+                  </pic:nvPicPr>
+                  <pic:blipFill>
+                    <a:blip r:embed="rId46">
+                      <a:extLst>
+                        <a:ext uri="{28A0092B-C50C-407E-A947-70E740481C1C}">
+                          <a14:useLocalDpi xmlns:a14="http://schemas.microsoft.com/office/drawing/2010/main" val="0"/>
+                        </a:ext>
+                      </a:extLst>
+                    </a:blip>
+                    <a:srcRect/>
+                    <a:stretch>
+                      <a:fillRect/>
+                    </a:stretch>
+                  </pic:blipFill>
+                  <pic:spPr bwMode="auto">
+                    <a:xfrm>
+                      <a:off x="0" y="0"/>
+                      <a:ext cx="1674348" cy="3771385"/>
+                    </a:xfrm>
+                    <a:prstGeom prst="rect">
+                      <a:avLst/>
+                    </a:prstGeom>
+                    <a:noFill/>
+                    <a:ln>
+                      <a:noFill/>
+                    </a:ln>
+                  </pic:spPr>
+                </pic:pic>
+              </a:graphicData>
+            </a:graphic>
+          </wp:inline>
+        </w:drawing>
+      </w:r>
+    </w:p>
+    <w:p>
+      <w:pPr>
+        <w:pStyle w:val="NormalWeb"/>
+      </w:pPr>
+      <w:r>
+        <w:t>Tela Login</w:t>
+      </w:r>
+    </w:p>
+    <w:p>
+      <w:pPr>
+        <w:pStyle w:val="NormalWeb"/>
         <w:numPr>
-          <w:ilvl w:val="1"/>
+          <w:ilvl w:val="2"/>
           <w:numId w:val="33"/>
         </w:numPr>
+      </w:pPr>
+      <w:r>
+        <w:t>Telas Responsáveis</w:t>
+      </w:r>
+    </w:p>
+    <w:p>
+      <w:pPr>
+        <w:pStyle w:val="NormalWeb"/>
+      </w:pPr>
+      <w:r>
+        <w:rPr>
+          <w:noProof/>
+        </w:rPr>
+        <w:drawing>
+          <wp:inline distT="0" distB="0" distL="0" distR="0" wp14:anchorId="5DEAE362" wp14:editId="6CAF0534">
+            <wp:extent cx="1281553" cy="2844800"/>
+            <wp:effectExtent l="0" t="0" r="0" b="0"/>
+            <wp:docPr id="40" name="Imagem 40" descr="C:\Users\maria\OneDrive\Área de Trabalho\Resultados\Lista de Tarefas.png"/>
+            <wp:cNvGraphicFramePr>
+              <a:graphicFrameLocks xmlns:a="http://schemas.openxmlformats.org/drawingml/2006/main" noChangeAspect="1"/>
+            </wp:cNvGraphicFramePr>
+            <a:graphic xmlns:a="http://schemas.openxmlformats.org/drawingml/2006/main">
+              <a:graphicData uri="http://schemas.openxmlformats.org/drawingml/2006/picture">
+                <pic:pic xmlns:pic="http://schemas.openxmlformats.org/drawingml/2006/picture">
+                  <pic:nvPicPr>
+                    <pic:cNvPr id="0" name="Picture 72" descr="C:\Users\maria\OneDrive\Área de Trabalho\Resultados\Lista de Tarefas.png"/>
+                    <pic:cNvPicPr>
+                      <a:picLocks noChangeAspect="1" noChangeArrowheads="1"/>
+                    </pic:cNvPicPr>
+                  </pic:nvPicPr>
+                  <pic:blipFill>
+                    <a:blip r:embed="rId47">
+                      <a:extLst>
+                        <a:ext uri="{28A0092B-C50C-407E-A947-70E740481C1C}">
+                          <a14:useLocalDpi xmlns:a14="http://schemas.microsoft.com/office/drawing/2010/main" val="0"/>
+                        </a:ext>
+                      </a:extLst>
+                    </a:blip>
+                    <a:srcRect/>
+                    <a:stretch>
+                      <a:fillRect/>
+                    </a:stretch>
+                  </pic:blipFill>
+                  <pic:spPr bwMode="auto">
+                    <a:xfrm>
+                      <a:off x="0" y="0"/>
+                      <a:ext cx="1287897" cy="2858882"/>
+                    </a:xfrm>
+                    <a:prstGeom prst="rect">
+                      <a:avLst/>
+                    </a:prstGeom>
+                    <a:noFill/>
+                    <a:ln>
+                      <a:noFill/>
+                    </a:ln>
+                  </pic:spPr>
+                </pic:pic>
+              </a:graphicData>
+            </a:graphic>
+          </wp:inline>
+        </w:drawing>
+      </w:r>
+    </w:p>
+    <w:p>
+      <w:pPr>
+        <w:pStyle w:val="NormalWeb"/>
+      </w:pPr>
+      <w:r>
+        <w:t>Tela Visualização de tarefas</w:t>
+      </w:r>
+    </w:p>
+    <w:p>
+      <w:pPr>
+        <w:pStyle w:val="NormalWeb"/>
+      </w:pPr>
+      <w:r>
+        <w:rPr>
+          <w:noProof/>
+        </w:rPr>
+        <w:lastRenderedPageBreak/>
+        <w:drawing>
+          <wp:inline distT="0" distB="0" distL="0" distR="0" wp14:anchorId="1BC02205" wp14:editId="5D1C84D2">
+            <wp:extent cx="1325497" cy="2959100"/>
+            <wp:effectExtent l="0" t="0" r="8255" b="0"/>
+            <wp:docPr id="41" name="Imagem 41" descr="C:\Users\maria\OneDrive\Área de Trabalho\Resultados\Filhos.png"/>
+            <wp:cNvGraphicFramePr>
+              <a:graphicFrameLocks xmlns:a="http://schemas.openxmlformats.org/drawingml/2006/main" noChangeAspect="1"/>
+            </wp:cNvGraphicFramePr>
+            <a:graphic xmlns:a="http://schemas.openxmlformats.org/drawingml/2006/main">
+              <a:graphicData uri="http://schemas.openxmlformats.org/drawingml/2006/picture">
+                <pic:pic xmlns:pic="http://schemas.openxmlformats.org/drawingml/2006/picture">
+                  <pic:nvPicPr>
+                    <pic:cNvPr id="0" name="Picture 74" descr="C:\Users\maria\OneDrive\Área de Trabalho\Resultados\Filhos.png"/>
+                    <pic:cNvPicPr>
+                      <a:picLocks noChangeAspect="1" noChangeArrowheads="1"/>
+                    </pic:cNvPicPr>
+                  </pic:nvPicPr>
+                  <pic:blipFill>
+                    <a:blip r:embed="rId48">
+                      <a:extLst>
+                        <a:ext uri="{28A0092B-C50C-407E-A947-70E740481C1C}">
+                          <a14:useLocalDpi xmlns:a14="http://schemas.microsoft.com/office/drawing/2010/main" val="0"/>
+                        </a:ext>
+                      </a:extLst>
+                    </a:blip>
+                    <a:srcRect/>
+                    <a:stretch>
+                      <a:fillRect/>
+                    </a:stretch>
+                  </pic:blipFill>
+                  <pic:spPr bwMode="auto">
+                    <a:xfrm>
+                      <a:off x="0" y="0"/>
+                      <a:ext cx="1329476" cy="2967982"/>
+                    </a:xfrm>
+                    <a:prstGeom prst="rect">
+                      <a:avLst/>
+                    </a:prstGeom>
+                    <a:noFill/>
+                    <a:ln>
+                      <a:noFill/>
+                    </a:ln>
+                  </pic:spPr>
+                </pic:pic>
+              </a:graphicData>
+            </a:graphic>
+          </wp:inline>
+        </w:drawing>
+      </w:r>
+    </w:p>
+    <w:p>
+      <w:pPr>
+        <w:pStyle w:val="NormalWeb"/>
+      </w:pPr>
+      <w:r>
+        <w:t xml:space="preserve">Tela </w:t>
+      </w:r>
+      <w:bookmarkStart w:id="65" w:name="_GoBack"/>
+      <w:bookmarkEnd w:id="65"/>
+    </w:p>
+    <w:p>
+      <w:pPr>
+        <w:pStyle w:val="NormalWeb"/>
+      </w:pPr>
+    </w:p>
+    <w:p/>
+    <w:p>
+      <w:pPr>
+        <w:pStyle w:val="Ttulo2"/>
+        <w:rPr>
+          <w:rFonts w:asciiTheme="minorHAnsi" w:eastAsiaTheme="minorHAnsi" w:hAnsiTheme="minorHAnsi" w:cstheme="minorBidi"/>
+          <w:color w:val="auto"/>
+          <w:sz w:val="22"/>
+          <w:szCs w:val="22"/>
+        </w:rPr>
+      </w:pPr>
+      <w:r>
         <w:rPr>
           <w:rFonts w:ascii="Arial" w:hAnsi="Arial" w:cs="Arial"/>
           <w:color w:val="auto"/>
           <w:u w:val="single"/>
         </w:rPr>
-      </w:pPr>
-      <w:r>
-        <w:rPr>
-          <w:rFonts w:ascii="Arial" w:hAnsi="Arial" w:cs="Arial"/>
-          <w:color w:val="auto"/>
-          <w:u w:val="single"/>
-        </w:rPr>
-        <w:t>Implementação de f</w:t>
-      </w:r>
-      <w:r>
-        <w:rPr>
-          <w:rFonts w:ascii="Arial" w:hAnsi="Arial" w:cs="Arial"/>
-          <w:color w:val="auto"/>
-          <w:u w:val="single"/>
-        </w:rPr>
-        <w:t>uncionalidades futuras</w:t>
+        <w:t>Implementação de funcionalidades futuras</w:t>
       </w:r>
     </w:p>
     <w:p/>
-    <w:p>
-      <w:pPr>
-        <w:spacing w:line="360" w:lineRule="auto"/>
-        <w:jc w:val="both"/>
-        <w:rPr>
-          <w:rFonts w:ascii="Arial" w:hAnsi="Arial" w:cs="Arial"/>
-          <w:sz w:val="24"/>
-          <w:szCs w:val="24"/>
-        </w:rPr>
-      </w:pPr>
-    </w:p>
-    <w:p>
-      <w:pPr>
-        <w:spacing w:line="360" w:lineRule="auto"/>
-        <w:jc w:val="both"/>
-        <w:rPr>
-          <w:rFonts w:ascii="Arial" w:hAnsi="Arial" w:cs="Arial"/>
-          <w:sz w:val="24"/>
-          <w:szCs w:val="24"/>
-        </w:rPr>
-      </w:pPr>
-    </w:p>
     <w:p>
       <w:pPr>
         <w:spacing w:line="360" w:lineRule="auto"/>
@@ -23825,15 +24635,6 @@
           <w:highlight w:val="yellow"/>
         </w:rPr>
       </w:pPr>
-      <w:r>
-        <w:rPr>
-          <w:rFonts w:ascii="Arial" w:hAnsi="Arial" w:cs="Arial"/>
-          <w:sz w:val="24"/>
-          <w:szCs w:val="24"/>
-          <w:highlight w:val="yellow"/>
-        </w:rPr>
-        <w:br w:type="page"/>
-      </w:r>
     </w:p>
     <w:p>
       <w:pPr>
@@ -23854,8 +24655,8 @@
           <w:szCs w:val="24"/>
         </w:rPr>
       </w:pPr>
-      <w:bookmarkStart w:id="68" w:name="_Toc162969855"/>
-      <w:bookmarkStart w:id="69" w:name="_Toc230841587"/>
+      <w:bookmarkStart w:id="66" w:name="_Toc162969855"/>
+      <w:bookmarkStart w:id="67" w:name="_Toc230841587"/>
       <w:r>
         <w:rPr>
           <w:rFonts w:ascii="Arial" w:hAnsi="Arial" w:cs="Arial"/>
@@ -23865,11 +24666,10 @@
           <w:sz w:val="24"/>
           <w:szCs w:val="24"/>
         </w:rPr>
-        <w:lastRenderedPageBreak/>
         <w:t>CONCLUSÃO</w:t>
       </w:r>
-      <w:bookmarkEnd w:id="68"/>
-      <w:bookmarkEnd w:id="69"/>
+      <w:bookmarkEnd w:id="66"/>
+      <w:bookmarkEnd w:id="67"/>
     </w:p>
     <w:p>
       <w:pPr>
@@ -23947,6 +24747,7 @@
           <w:sz w:val="24"/>
           <w:szCs w:val="24"/>
         </w:rPr>
+        <w:lastRenderedPageBreak/>
         <w:t xml:space="preserve">Diante do exposto, conclui-se que o aplicativo Mesadinha cumpre com êxito o seu propósito técnico e social. Sob a ótica tecnológica, o projeto consolidou com sucesso a integração de uma arquitetura cliente-servidor robusta utilizando </w:t>
       </w:r>
       <w:proofErr w:type="spellStart"/>
@@ -24059,7 +24860,7 @@
           <w:szCs w:val="24"/>
         </w:rPr>
       </w:pPr>
-      <w:bookmarkStart w:id="70" w:name="_Toc230841588"/>
+      <w:bookmarkStart w:id="68" w:name="_Toc230841588"/>
       <w:r>
         <w:rPr>
           <w:rFonts w:ascii="Arial" w:hAnsi="Arial" w:cs="Arial"/>
@@ -24072,7 +24873,7 @@
         <w:lastRenderedPageBreak/>
         <w:t>REFERÊNCIAS BIBLIOGRÁFICAS</w:t>
       </w:r>
-      <w:bookmarkEnd w:id="70"/>
+      <w:bookmarkEnd w:id="68"/>
     </w:p>
     <w:p>
       <w:pPr>
@@ -24098,7 +24899,7 @@
       <w:r>
         <w:t xml:space="preserve">. Disponível em: </w:t>
       </w:r>
-      <w:hyperlink r:id="rId46" w:tgtFrame="_blank" w:history="1">
+      <w:hyperlink r:id="rId49" w:tgtFrame="_blank" w:history="1">
         <w:r>
           <w:rPr>
             <w:rStyle w:val="Hyperlink"/>
@@ -24132,7 +24933,7 @@
       <w:r>
         <w:t xml:space="preserve">Disponível em: </w:t>
       </w:r>
-      <w:hyperlink r:id="rId47" w:tgtFrame="_blank" w:history="1">
+      <w:hyperlink r:id="rId50" w:tgtFrame="_blank" w:history="1">
         <w:r>
           <w:rPr>
             <w:rStyle w:val="Hyperlink"/>
@@ -24169,10 +24970,10 @@
       </w:r>
     </w:p>
     <w:sectPr>
-      <w:headerReference w:type="default" r:id="rId48"/>
-      <w:footerReference w:type="default" r:id="rId49"/>
-      <w:headerReference w:type="first" r:id="rId50"/>
-      <w:footerReference w:type="first" r:id="rId51"/>
+      <w:headerReference w:type="default" r:id="rId51"/>
+      <w:footerReference w:type="default" r:id="rId52"/>
+      <w:headerReference w:type="first" r:id="rId53"/>
+      <w:footerReference w:type="first" r:id="rId54"/>
       <w:pgSz w:w="11906" w:h="16838"/>
       <w:pgMar w:top="1701" w:right="1134" w:bottom="1134" w:left="1701" w:header="709" w:footer="709" w:gutter="0"/>
       <w:cols w:space="708"/>
@@ -24294,7 +25095,7 @@
       </w:r>
     </w:p>
   </w:comment>
-  <w:comment w:id="55" w:author="MARIANA HENRIQUE MOURA BARROSO" w:date="2026-06-14T13:30:00Z" w:initials="MHMB">
+  <w:comment w:id="60" w:author="MARIANA HENRIQUE MOURA BARROSO" w:date="2026-06-14T15:56:00Z" w:initials="MHMB">
     <w:p>
       <w:pPr>
         <w:pStyle w:val="Textodecomentrio"/>
@@ -24305,12 +25106,33 @@
         </w:rPr>
         <w:annotationRef/>
       </w:r>
-      <w:r>
-        <w:t>Verificar</w:t>
-      </w:r>
+      <w:proofErr w:type="spellStart"/>
+      <w:r>
+        <w:rPr>
+          <w:rStyle w:val="Forte"/>
+          <w:rFonts w:ascii="Arial" w:hAnsi="Arial" w:cs="Arial"/>
+        </w:rPr>
+        <w:t>Stack</w:t>
+      </w:r>
+      <w:proofErr w:type="spellEnd"/>
+      <w:r>
+        <w:rPr>
+          <w:rStyle w:val="Forte"/>
+          <w:rFonts w:ascii="Arial" w:hAnsi="Arial" w:cs="Arial"/>
+        </w:rPr>
+        <w:t xml:space="preserve"> tecnológica</w:t>
+      </w:r>
+      <w:r>
+        <w:t xml:space="preserve"> é o conjunto de ferramentas, linguagens de programação, frameworks e bancos de dados usados para construir e executar uma aplicação.</w:t>
+      </w:r>
+    </w:p>
+    <w:p>
+      <w:pPr>
+        <w:pStyle w:val="Textodecomentrio"/>
+      </w:pPr>
     </w:p>
   </w:comment>
-  <w:comment w:id="62" w:author="MARIANA HENRIQUE MOURA BARROSO" w:date="2026-06-14T15:56:00Z" w:initials="MHMB">
+  <w:comment w:id="61" w:author="MARIANA HENRIQUE MOURA BARROSO" w:date="2026-06-14T15:56:00Z" w:initials="MHMB">
     <w:p>
       <w:pPr>
         <w:pStyle w:val="Textodecomentrio"/>
@@ -24322,48 +25144,17 @@
         <w:annotationRef/>
       </w:r>
       <w:r>
-        <w:t>Verificar</w:t>
-      </w:r>
-    </w:p>
-    <w:p>
-      <w:pPr>
-        <w:pStyle w:val="Textodecomentrio"/>
-      </w:pPr>
+        <w:rPr>
+          <w:rFonts w:ascii="Arial" w:hAnsi="Arial" w:cs="Arial"/>
+        </w:rPr>
+        <w:t xml:space="preserve">A arquitetura modular </w:t>
+      </w:r>
+      <w:r>
+        <w:t>consiste em dividir sistemas complexos em partes menores, autônomas e coesas. Ela facilita a manutenção, acelera o desenvolvimento em equipe e permite a reutilização de código</w:t>
+      </w:r>
     </w:p>
   </w:comment>
-  <w:comment w:id="63" w:author="MARIANA HENRIQUE MOURA BARROSO" w:date="2026-06-14T15:56:00Z" w:initials="MHMB">
-    <w:p>
-      <w:pPr>
-        <w:pStyle w:val="Textodecomentrio"/>
-      </w:pPr>
-      <w:r>
-        <w:rPr>
-          <w:rStyle w:val="Refdecomentrio"/>
-        </w:rPr>
-        <w:annotationRef/>
-      </w:r>
-      <w:r>
-        <w:t>verificar</w:t>
-      </w:r>
-    </w:p>
-  </w:comment>
-  <w:comment w:id="64" w:author="MARIANA HENRIQUE MOURA BARROSO" w:date="2026-06-14T15:58:00Z" w:initials="MHMB">
-    <w:p>
-      <w:pPr>
-        <w:pStyle w:val="Textodecomentrio"/>
-      </w:pPr>
-      <w:r>
-        <w:rPr>
-          <w:rStyle w:val="Refdecomentrio"/>
-        </w:rPr>
-        <w:annotationRef/>
-      </w:r>
-      <w:r>
-        <w:t>verificar</w:t>
-      </w:r>
-    </w:p>
-  </w:comment>
-  <w:comment w:id="66" w:author="MARIANA HENRIQUE MOURA BARROSO" w:date="2026-06-14T16:00:00Z" w:initials="MHMB">
+  <w:comment w:id="63" w:author="MARIANA HENRIQUE MOURA BARROSO" w:date="2026-06-14T16:00:00Z" w:initials="MHMB">
     <w:p>
       <w:pPr>
         <w:pStyle w:val="Textodecomentrio"/>
@@ -24391,10 +25182,8 @@
   <w15:commentEx w15:paraId="19D206D9" w15:done="1"/>
   <w15:commentEx w15:paraId="58654891" w15:paraIdParent="19D206D9" w15:done="1"/>
   <w15:commentEx w15:paraId="365CE585" w15:done="1"/>
-  <w15:commentEx w15:paraId="775813CD" w15:done="0"/>
   <w15:commentEx w15:paraId="481EC2A7" w15:done="0"/>
   <w15:commentEx w15:paraId="5B31C35A" w15:done="0"/>
-  <w15:commentEx w15:paraId="3127CBDF" w15:done="0"/>
   <w15:commentEx w15:paraId="548BE80E" w15:done="0"/>
 </w15:commentsEx>
 </file>
@@ -24408,10 +25197,8 @@
   <w16cid:commentId w16cid:paraId="19D206D9" w16cid:durableId="2DD80F66"/>
   <w16cid:commentId w16cid:paraId="58654891" w16cid:durableId="2DD97719"/>
   <w16cid:commentId w16cid:paraId="365CE585" w16cid:durableId="2DD8107F"/>
-  <w16cid:commentId w16cid:paraId="775813CD" w16cid:durableId="2DD92B5D"/>
   <w16cid:commentId w16cid:paraId="481EC2A7" w16cid:durableId="2DD94DA2"/>
   <w16cid:commentId w16cid:paraId="5B31C35A" w16cid:durableId="2DD94DAA"/>
-  <w16cid:commentId w16cid:paraId="3127CBDF" w16cid:durableId="2DD94E1A"/>
   <w16cid:commentId w16cid:paraId="548BE80E" w16cid:durableId="2DD94E82"/>
 </w16cid:commentsIds>
 </file>
@@ -29613,6 +30400,17 @@
     <w:basedOn w:val="Fontepargpadro"/>
     <w:rsid w:val="00F47762"/>
   </w:style>
+  <w:style w:type="character" w:styleId="nfase">
+    <w:name w:val="Emphasis"/>
+    <w:basedOn w:val="Fontepargpadro"/>
+    <w:uiPriority w:val="20"/>
+    <w:qFormat/>
+    <w:rsid w:val="00980DE1"/>
+    <w:rPr>
+      <w:i/>
+      <w:iCs/>
+    </w:rPr>
+  </w:style>
 </w:styles>
 </file>
 
@@ -29882,7 +30680,7 @@
 </file>
 
 <file path=customXml/itemProps1.xml><?xml version="1.0" encoding="utf-8"?>
-<ds:datastoreItem xmlns:ds="http://schemas.openxmlformats.org/officeDocument/2006/customXml" ds:itemID="{E2EC5F36-E1F9-47F6-A91B-E1D7005D3DE1}">
+<ds:datastoreItem xmlns:ds="http://schemas.openxmlformats.org/officeDocument/2006/customXml" ds:itemID="{35B77DA1-AEEE-4604-A451-7082912E7891}">
   <ds:schemaRefs>
     <ds:schemaRef ds:uri="http://schemas.openxmlformats.org/officeDocument/2006/bibliography"/>
   </ds:schemaRefs>

--- a/Documentação - Sistemas Móveis.docx
+++ b/Documentação - Sistemas Móveis.docx
@@ -1,6 +1,6 @@
 
 <file path=word/document.xml><?xml version="1.0" encoding="utf-8"?>
-<w:document xmlns:wpc="http://schemas.microsoft.com/office/word/2010/wordprocessingCanvas" xmlns:cx="http://schemas.microsoft.com/office/drawing/2014/chartex" xmlns:cx1="http://schemas.microsoft.com/office/drawing/2015/9/8/chartex" xmlns:cx2="http://schemas.microsoft.com/office/drawing/2015/10/21/chartex" xmlns:cx3="http://schemas.microsoft.com/office/drawing/2016/5/9/chartex" xmlns:cx4="http://schemas.microsoft.com/office/drawing/2016/5/10/chartex" xmlns:cx5="http://schemas.microsoft.com/office/drawing/2016/5/11/chartex" xmlns:cx6="http://schemas.microsoft.com/office/drawing/2016/5/12/chartex" xmlns:cx7="http://schemas.microsoft.com/office/drawing/2016/5/13/chartex" xmlns:cx8="http://schemas.microsoft.com/office/drawing/2016/5/14/chartex" xmlns:mc="http://schemas.openxmlformats.org/markup-compatibility/2006" xmlns:aink="http://schemas.microsoft.com/office/drawing/2016/ink" xmlns:am3d="http://schemas.microsoft.com/office/drawing/2017/model3d" xmlns:o="urn:schemas-microsoft-com:office:office" xmlns:r="http://schemas.openxmlformats.org/officeDocument/2006/relationships" xmlns:m="http://schemas.openxmlformats.org/officeDocument/2006/math" xmlns:v="urn:schemas-microsoft-com:vml" xmlns:wp14="http://schemas.microsoft.com/office/word/2010/wordprocessingDrawing" xmlns:wp="http://schemas.openxmlformats.org/drawingml/2006/wordprocessingDrawing" xmlns:w10="urn:schemas-microsoft-com:office:word" xmlns:w="http://schemas.openxmlformats.org/wordprocessingml/2006/main" xmlns:w14="http://schemas.microsoft.com/office/word/2010/wordml" xmlns:w15="http://schemas.microsoft.com/office/word/2012/wordml" xmlns:w16cid="http://schemas.microsoft.com/office/word/2016/wordml/cid" xmlns:w16se="http://schemas.microsoft.com/office/word/2015/wordml/symex" xmlns:wpg="http://schemas.microsoft.com/office/word/2010/wordprocessingGroup" xmlns:wpi="http://schemas.microsoft.com/office/word/2010/wordprocessingInk" xmlns:wne="http://schemas.microsoft.com/office/word/2006/wordml" xmlns:wps="http://schemas.microsoft.com/office/word/2010/wordprocessingShape" mc:Ignorable="w14 w15 w16se w16cid wp14">
+<w:document xmlns:wpc="http://schemas.microsoft.com/office/word/2010/wordprocessingCanvas" xmlns:cx="http://schemas.microsoft.com/office/drawing/2014/chartex" xmlns:cx1="http://schemas.microsoft.com/office/drawing/2015/9/8/chartex" xmlns:cx2="http://schemas.microsoft.com/office/drawing/2015/10/21/chartex" xmlns:cx3="http://schemas.microsoft.com/office/drawing/2016/5/9/chartex" xmlns:cx4="http://schemas.microsoft.com/office/drawing/2016/5/10/chartex" xmlns:cx5="http://schemas.microsoft.com/office/drawing/2016/5/11/chartex" xmlns:cx6="http://schemas.microsoft.com/office/drawing/2016/5/12/chartex" xmlns:cx7="http://schemas.microsoft.com/office/drawing/2016/5/13/chartex" xmlns:cx8="http://schemas.microsoft.com/office/drawing/2016/5/14/chartex" xmlns:mc="http://schemas.openxmlformats.org/markup-compatibility/2006" xmlns:aink="http://schemas.microsoft.com/office/drawing/2016/ink" xmlns:am3d="http://schemas.microsoft.com/office/drawing/2017/model3d" xmlns:o="urn:schemas-microsoft-com:office:office" xmlns:oel="http://schemas.microsoft.com/office/2019/extlst" xmlns:r="http://schemas.openxmlformats.org/officeDocument/2006/relationships" xmlns:m="http://schemas.openxmlformats.org/officeDocument/2006/math" xmlns:v="urn:schemas-microsoft-com:vml" xmlns:wp14="http://schemas.microsoft.com/office/word/2010/wordprocessingDrawing" xmlns:wp="http://schemas.openxmlformats.org/drawingml/2006/wordprocessingDrawing" xmlns:w10="urn:schemas-microsoft-com:office:word" xmlns:w="http://schemas.openxmlformats.org/wordprocessingml/2006/main" xmlns:w14="http://schemas.microsoft.com/office/word/2010/wordml" xmlns:w15="http://schemas.microsoft.com/office/word/2012/wordml" xmlns:w16cex="http://schemas.microsoft.com/office/word/2018/wordml/cex" xmlns:w16cid="http://schemas.microsoft.com/office/word/2016/wordml/cid" xmlns:w16="http://schemas.microsoft.com/office/word/2018/wordml" xmlns:w16du="http://schemas.microsoft.com/office/word/2023/wordml/word16du" xmlns:w16sdtdh="http://schemas.microsoft.com/office/word/2020/wordml/sdtdatahash" xmlns:w16sdtfl="http://schemas.microsoft.com/office/word/2024/wordml/sdtformatlock" xmlns:w16se="http://schemas.microsoft.com/office/word/2015/wordml/symex" xmlns:wpg="http://schemas.microsoft.com/office/word/2010/wordprocessingGroup" xmlns:wpi="http://schemas.microsoft.com/office/word/2010/wordprocessingInk" xmlns:wne="http://schemas.microsoft.com/office/word/2006/wordml" xmlns:wps="http://schemas.microsoft.com/office/word/2010/wordprocessingShape" mc:Ignorable="w14 w15 w16se w16cid w16 w16cex w16sdtdh w16sdtfl w16du wp14">
   <w:body>
     <w:p>
       <w:pPr>
@@ -4688,8 +4688,11 @@
       <w:r>
         <w:rPr>
           <w:rStyle w:val="Refdecomentrio"/>
-          <w:rFonts w:asciiTheme="minorHAnsi" w:eastAsiaTheme="minorHAnsi" w:hAnsiTheme="minorHAnsi" w:cstheme="minorBidi"/>
+          <w:rFonts w:ascii="Arial" w:hAnsi="Arial" w:cs="Arial"/>
           <w:color w:val="auto"/>
+          <w:sz w:val="26"/>
+          <w:szCs w:val="26"/>
+          <w:u w:val="single"/>
         </w:rPr>
         <w:commentReference w:id="40"/>
       </w:r>
@@ -6798,8 +6801,11 @@
       <w:r>
         <w:rPr>
           <w:rStyle w:val="Refdecomentrio"/>
-          <w:rFonts w:asciiTheme="minorHAnsi" w:eastAsiaTheme="minorHAnsi" w:hAnsiTheme="minorHAnsi" w:cstheme="minorBidi"/>
+          <w:rFonts w:ascii="Arial" w:hAnsi="Arial" w:cs="Arial"/>
           <w:color w:val="auto"/>
+          <w:sz w:val="26"/>
+          <w:szCs w:val="26"/>
+          <w:u w:val="single"/>
         </w:rPr>
         <w:commentReference w:id="45"/>
       </w:r>
@@ -7020,8 +7026,11 @@
       <w:r>
         <w:rPr>
           <w:rStyle w:val="Refdecomentrio"/>
-          <w:rFonts w:asciiTheme="minorHAnsi" w:eastAsiaTheme="minorHAnsi" w:hAnsiTheme="minorHAnsi" w:cstheme="minorBidi"/>
+          <w:rFonts w:ascii="Arial" w:hAnsi="Arial" w:cs="Arial"/>
           <w:color w:val="auto"/>
+          <w:sz w:val="26"/>
+          <w:szCs w:val="26"/>
+          <w:u w:val="single"/>
         </w:rPr>
         <w:commentReference w:id="48"/>
       </w:r>
@@ -7172,8 +7181,11 @@
       <w:r>
         <w:rPr>
           <w:rStyle w:val="Refdecomentrio"/>
-          <w:rFonts w:asciiTheme="minorHAnsi" w:eastAsiaTheme="minorHAnsi" w:hAnsiTheme="minorHAnsi" w:cstheme="minorBidi"/>
+          <w:rFonts w:ascii="Arial" w:hAnsi="Arial" w:cs="Arial"/>
           <w:color w:val="auto"/>
+          <w:sz w:val="26"/>
+          <w:szCs w:val="26"/>
+          <w:u w:val="single"/>
         </w:rPr>
         <w:commentReference w:id="50"/>
       </w:r>
@@ -7221,7 +7233,6 @@
               <w:bottom w:val="single" w:sz="6" w:space="0" w:color="000000"/>
               <w:right w:val="single" w:sz="6" w:space="0" w:color="000000"/>
             </w:tcBorders>
-            <w:shd w:val="clear" w:color="auto" w:fill="auto"/>
             <w:vAlign w:val="center"/>
             <w:hideMark/>
           </w:tcPr>
@@ -7257,7 +7268,6 @@
               <w:bottom w:val="single" w:sz="6" w:space="0" w:color="000000"/>
               <w:right w:val="single" w:sz="6" w:space="0" w:color="000000"/>
             </w:tcBorders>
-            <w:shd w:val="clear" w:color="auto" w:fill="auto"/>
             <w:vAlign w:val="center"/>
             <w:hideMark/>
           </w:tcPr>
@@ -7293,7 +7303,6 @@
               <w:bottom w:val="single" w:sz="6" w:space="0" w:color="000000"/>
               <w:right w:val="single" w:sz="6" w:space="0" w:color="000000"/>
             </w:tcBorders>
-            <w:shd w:val="clear" w:color="auto" w:fill="auto"/>
             <w:vAlign w:val="center"/>
             <w:hideMark/>
           </w:tcPr>
@@ -7329,7 +7338,6 @@
               <w:bottom w:val="single" w:sz="6" w:space="0" w:color="000000"/>
               <w:right w:val="single" w:sz="6" w:space="0" w:color="000000"/>
             </w:tcBorders>
-            <w:shd w:val="clear" w:color="auto" w:fill="auto"/>
             <w:vAlign w:val="center"/>
             <w:hideMark/>
           </w:tcPr>
@@ -7365,7 +7373,6 @@
               <w:bottom w:val="single" w:sz="6" w:space="0" w:color="000000"/>
               <w:right w:val="single" w:sz="6" w:space="0" w:color="000000"/>
             </w:tcBorders>
-            <w:shd w:val="clear" w:color="auto" w:fill="auto"/>
             <w:vAlign w:val="center"/>
             <w:hideMark/>
           </w:tcPr>
@@ -7401,7 +7408,6 @@
               <w:bottom w:val="single" w:sz="6" w:space="0" w:color="000000"/>
               <w:right w:val="single" w:sz="6" w:space="0" w:color="000000"/>
             </w:tcBorders>
-            <w:shd w:val="clear" w:color="auto" w:fill="auto"/>
             <w:vAlign w:val="center"/>
             <w:hideMark/>
           </w:tcPr>
@@ -7437,7 +7443,6 @@
               <w:bottom w:val="single" w:sz="6" w:space="0" w:color="000000"/>
               <w:right w:val="single" w:sz="6" w:space="0" w:color="000000"/>
             </w:tcBorders>
-            <w:shd w:val="clear" w:color="auto" w:fill="auto"/>
             <w:vAlign w:val="center"/>
             <w:hideMark/>
           </w:tcPr>
@@ -7473,7 +7478,6 @@
               <w:bottom w:val="single" w:sz="6" w:space="0" w:color="000000"/>
               <w:right w:val="single" w:sz="6" w:space="0" w:color="000000"/>
             </w:tcBorders>
-            <w:shd w:val="clear" w:color="auto" w:fill="auto"/>
             <w:vAlign w:val="center"/>
             <w:hideMark/>
           </w:tcPr>
@@ -7509,7 +7513,6 @@
               <w:bottom w:val="single" w:sz="6" w:space="0" w:color="000000"/>
               <w:right w:val="single" w:sz="6" w:space="0" w:color="000000"/>
             </w:tcBorders>
-            <w:shd w:val="clear" w:color="auto" w:fill="auto"/>
             <w:vAlign w:val="center"/>
             <w:hideMark/>
           </w:tcPr>
@@ -7550,7 +7553,6 @@
               <w:left w:val="single" w:sz="6" w:space="0" w:color="000000"/>
               <w:right w:val="single" w:sz="6" w:space="0" w:color="000000"/>
             </w:tcBorders>
-            <w:shd w:val="clear" w:color="auto" w:fill="auto"/>
             <w:vAlign w:val="center"/>
             <w:hideMark/>
           </w:tcPr>
@@ -7595,23 +7597,21 @@
               <w:bottom w:val="single" w:sz="6" w:space="0" w:color="000000"/>
               <w:right w:val="single" w:sz="6" w:space="0" w:color="000000"/>
             </w:tcBorders>
-            <w:shd w:val="clear" w:color="auto" w:fill="auto"/>
-            <w:vAlign w:val="center"/>
-            <w:hideMark/>
-          </w:tcPr>
-          <w:p>
-            <w:pPr>
-              <w:spacing w:after="0" w:line="240" w:lineRule="auto"/>
-              <w:jc w:val="center"/>
-              <w:textAlignment w:val="baseline"/>
-              <w:rPr>
-                <w:rFonts w:ascii="Aptos" w:eastAsia="Times New Roman" w:hAnsi="Aptos" w:cs="Times New Roman"/>
-                <w:sz w:val="16"/>
-                <w:szCs w:val="16"/>
-                <w:lang w:eastAsia="pt-BR"/>
-              </w:rPr>
-            </w:pPr>
-            <w:proofErr w:type="spellStart"/>
+            <w:vAlign w:val="center"/>
+            <w:hideMark/>
+          </w:tcPr>
+          <w:p>
+            <w:pPr>
+              <w:spacing w:after="0" w:line="240" w:lineRule="auto"/>
+              <w:jc w:val="center"/>
+              <w:textAlignment w:val="baseline"/>
+              <w:rPr>
+                <w:rFonts w:ascii="Aptos" w:eastAsia="Times New Roman" w:hAnsi="Aptos" w:cs="Times New Roman"/>
+                <w:sz w:val="16"/>
+                <w:szCs w:val="16"/>
+                <w:lang w:eastAsia="pt-BR"/>
+              </w:rPr>
+            </w:pPr>
             <w:r>
               <w:rPr>
                 <w:rFonts w:ascii="Aptos" w:eastAsia="Times New Roman" w:hAnsi="Aptos" w:cs="Times New Roman"/>
@@ -7621,7 +7621,6 @@
               </w:rPr>
               <w:t>id_usuario</w:t>
             </w:r>
-            <w:proofErr w:type="spellEnd"/>
           </w:p>
         </w:tc>
         <w:tc>
@@ -7633,7 +7632,6 @@
               <w:bottom w:val="single" w:sz="6" w:space="0" w:color="000000"/>
               <w:right w:val="single" w:sz="6" w:space="0" w:color="000000"/>
             </w:tcBorders>
-            <w:shd w:val="clear" w:color="auto" w:fill="auto"/>
             <w:vAlign w:val="center"/>
             <w:hideMark/>
           </w:tcPr>
@@ -7669,7 +7667,6 @@
               <w:bottom w:val="single" w:sz="6" w:space="0" w:color="000000"/>
               <w:right w:val="single" w:sz="6" w:space="0" w:color="000000"/>
             </w:tcBorders>
-            <w:shd w:val="clear" w:color="auto" w:fill="auto"/>
             <w:vAlign w:val="center"/>
             <w:hideMark/>
           </w:tcPr>
@@ -7705,7 +7702,6 @@
               <w:bottom w:val="single" w:sz="6" w:space="0" w:color="000000"/>
               <w:right w:val="single" w:sz="6" w:space="0" w:color="000000"/>
             </w:tcBorders>
-            <w:shd w:val="clear" w:color="auto" w:fill="auto"/>
             <w:vAlign w:val="center"/>
             <w:hideMark/>
           </w:tcPr>
@@ -7741,7 +7737,6 @@
               <w:bottom w:val="single" w:sz="6" w:space="0" w:color="000000"/>
               <w:right w:val="single" w:sz="6" w:space="0" w:color="000000"/>
             </w:tcBorders>
-            <w:shd w:val="clear" w:color="auto" w:fill="auto"/>
             <w:vAlign w:val="center"/>
             <w:hideMark/>
           </w:tcPr>
@@ -7777,7 +7772,6 @@
               <w:bottom w:val="single" w:sz="6" w:space="0" w:color="000000"/>
               <w:right w:val="single" w:sz="6" w:space="0" w:color="000000"/>
             </w:tcBorders>
-            <w:shd w:val="clear" w:color="auto" w:fill="auto"/>
             <w:vAlign w:val="center"/>
             <w:hideMark/>
           </w:tcPr>
@@ -7813,7 +7807,6 @@
               <w:bottom w:val="single" w:sz="6" w:space="0" w:color="000000"/>
               <w:right w:val="single" w:sz="6" w:space="0" w:color="000000"/>
             </w:tcBorders>
-            <w:shd w:val="clear" w:color="auto" w:fill="auto"/>
             <w:vAlign w:val="center"/>
             <w:hideMark/>
           </w:tcPr>
@@ -7849,7 +7842,6 @@
               <w:bottom w:val="single" w:sz="6" w:space="0" w:color="000000"/>
               <w:right w:val="single" w:sz="6" w:space="0" w:color="000000"/>
             </w:tcBorders>
-            <w:shd w:val="clear" w:color="auto" w:fill="auto"/>
             <w:vAlign w:val="center"/>
             <w:hideMark/>
           </w:tcPr>
@@ -7880,7 +7872,6 @@
               <w:left w:val="single" w:sz="6" w:space="0" w:color="000000"/>
               <w:right w:val="single" w:sz="6" w:space="0" w:color="000000"/>
             </w:tcBorders>
-            <w:shd w:val="clear" w:color="auto" w:fill="auto"/>
             <w:vAlign w:val="center"/>
             <w:hideMark/>
           </w:tcPr>
@@ -7907,7 +7898,6 @@
               <w:bottom w:val="single" w:sz="6" w:space="0" w:color="000000"/>
               <w:right w:val="single" w:sz="6" w:space="0" w:color="000000"/>
             </w:tcBorders>
-            <w:shd w:val="clear" w:color="auto" w:fill="auto"/>
             <w:vAlign w:val="center"/>
             <w:hideMark/>
           </w:tcPr>
@@ -7943,7 +7933,6 @@
               <w:bottom w:val="single" w:sz="6" w:space="0" w:color="000000"/>
               <w:right w:val="single" w:sz="6" w:space="0" w:color="000000"/>
             </w:tcBorders>
-            <w:shd w:val="clear" w:color="auto" w:fill="auto"/>
             <w:vAlign w:val="center"/>
             <w:hideMark/>
           </w:tcPr>
@@ -7979,7 +7968,6 @@
               <w:bottom w:val="single" w:sz="6" w:space="0" w:color="000000"/>
               <w:right w:val="single" w:sz="6" w:space="0" w:color="000000"/>
             </w:tcBorders>
-            <w:shd w:val="clear" w:color="auto" w:fill="auto"/>
             <w:vAlign w:val="center"/>
             <w:hideMark/>
           </w:tcPr>
@@ -8015,7 +8003,6 @@
               <w:bottom w:val="single" w:sz="6" w:space="0" w:color="000000"/>
               <w:right w:val="single" w:sz="6" w:space="0" w:color="000000"/>
             </w:tcBorders>
-            <w:shd w:val="clear" w:color="auto" w:fill="auto"/>
             <w:vAlign w:val="center"/>
             <w:hideMark/>
           </w:tcPr>
@@ -8051,7 +8038,6 @@
               <w:bottom w:val="single" w:sz="6" w:space="0" w:color="000000"/>
               <w:right w:val="single" w:sz="6" w:space="0" w:color="000000"/>
             </w:tcBorders>
-            <w:shd w:val="clear" w:color="auto" w:fill="auto"/>
             <w:vAlign w:val="center"/>
             <w:hideMark/>
           </w:tcPr>
@@ -8087,7 +8073,6 @@
               <w:bottom w:val="single" w:sz="6" w:space="0" w:color="000000"/>
               <w:right w:val="single" w:sz="6" w:space="0" w:color="000000"/>
             </w:tcBorders>
-            <w:shd w:val="clear" w:color="auto" w:fill="auto"/>
             <w:vAlign w:val="center"/>
             <w:hideMark/>
           </w:tcPr>
@@ -8123,7 +8108,6 @@
               <w:bottom w:val="single" w:sz="6" w:space="0" w:color="000000"/>
               <w:right w:val="single" w:sz="6" w:space="0" w:color="000000"/>
             </w:tcBorders>
-            <w:shd w:val="clear" w:color="auto" w:fill="auto"/>
             <w:vAlign w:val="center"/>
             <w:hideMark/>
           </w:tcPr>
@@ -8159,7 +8143,6 @@
               <w:bottom w:val="single" w:sz="6" w:space="0" w:color="000000"/>
               <w:right w:val="single" w:sz="6" w:space="0" w:color="000000"/>
             </w:tcBorders>
-            <w:shd w:val="clear" w:color="auto" w:fill="auto"/>
             <w:vAlign w:val="center"/>
             <w:hideMark/>
           </w:tcPr>
@@ -8190,7 +8173,6 @@
               <w:left w:val="single" w:sz="6" w:space="0" w:color="000000"/>
               <w:right w:val="single" w:sz="6" w:space="0" w:color="000000"/>
             </w:tcBorders>
-            <w:shd w:val="clear" w:color="auto" w:fill="auto"/>
             <w:vAlign w:val="center"/>
             <w:hideMark/>
           </w:tcPr>
@@ -8217,23 +8199,21 @@
               <w:bottom w:val="single" w:sz="6" w:space="0" w:color="000000"/>
               <w:right w:val="single" w:sz="6" w:space="0" w:color="000000"/>
             </w:tcBorders>
-            <w:shd w:val="clear" w:color="auto" w:fill="auto"/>
-            <w:vAlign w:val="center"/>
-            <w:hideMark/>
-          </w:tcPr>
-          <w:p>
-            <w:pPr>
-              <w:spacing w:after="0" w:line="240" w:lineRule="auto"/>
-              <w:jc w:val="center"/>
-              <w:textAlignment w:val="baseline"/>
-              <w:rPr>
-                <w:rFonts w:ascii="Aptos" w:eastAsia="Times New Roman" w:hAnsi="Aptos" w:cs="Times New Roman"/>
-                <w:sz w:val="16"/>
-                <w:szCs w:val="16"/>
-                <w:lang w:eastAsia="pt-BR"/>
-              </w:rPr>
-            </w:pPr>
-            <w:proofErr w:type="spellStart"/>
+            <w:vAlign w:val="center"/>
+            <w:hideMark/>
+          </w:tcPr>
+          <w:p>
+            <w:pPr>
+              <w:spacing w:after="0" w:line="240" w:lineRule="auto"/>
+              <w:jc w:val="center"/>
+              <w:textAlignment w:val="baseline"/>
+              <w:rPr>
+                <w:rFonts w:ascii="Aptos" w:eastAsia="Times New Roman" w:hAnsi="Aptos" w:cs="Times New Roman"/>
+                <w:sz w:val="16"/>
+                <w:szCs w:val="16"/>
+                <w:lang w:eastAsia="pt-BR"/>
+              </w:rPr>
+            </w:pPr>
             <w:r>
               <w:rPr>
                 <w:rFonts w:ascii="Aptos" w:eastAsia="Times New Roman" w:hAnsi="Aptos" w:cs="Times New Roman"/>
@@ -8243,7 +8223,6 @@
               </w:rPr>
               <w:t>email</w:t>
             </w:r>
-            <w:proofErr w:type="spellEnd"/>
           </w:p>
         </w:tc>
         <w:tc>
@@ -8255,7 +8234,6 @@
               <w:bottom w:val="single" w:sz="6" w:space="0" w:color="000000"/>
               <w:right w:val="single" w:sz="6" w:space="0" w:color="000000"/>
             </w:tcBorders>
-            <w:shd w:val="clear" w:color="auto" w:fill="auto"/>
             <w:vAlign w:val="center"/>
             <w:hideMark/>
           </w:tcPr>
@@ -8291,7 +8269,6 @@
               <w:bottom w:val="single" w:sz="6" w:space="0" w:color="000000"/>
               <w:right w:val="single" w:sz="6" w:space="0" w:color="000000"/>
             </w:tcBorders>
-            <w:shd w:val="clear" w:color="auto" w:fill="auto"/>
             <w:vAlign w:val="center"/>
             <w:hideMark/>
           </w:tcPr>
@@ -8327,7 +8304,6 @@
               <w:bottom w:val="single" w:sz="6" w:space="0" w:color="000000"/>
               <w:right w:val="single" w:sz="6" w:space="0" w:color="000000"/>
             </w:tcBorders>
-            <w:shd w:val="clear" w:color="auto" w:fill="auto"/>
             <w:vAlign w:val="center"/>
             <w:hideMark/>
           </w:tcPr>
@@ -8363,7 +8339,6 @@
               <w:bottom w:val="single" w:sz="6" w:space="0" w:color="000000"/>
               <w:right w:val="single" w:sz="6" w:space="0" w:color="000000"/>
             </w:tcBorders>
-            <w:shd w:val="clear" w:color="auto" w:fill="auto"/>
             <w:vAlign w:val="center"/>
             <w:hideMark/>
           </w:tcPr>
@@ -8399,7 +8374,6 @@
               <w:bottom w:val="single" w:sz="6" w:space="0" w:color="000000"/>
               <w:right w:val="single" w:sz="6" w:space="0" w:color="000000"/>
             </w:tcBorders>
-            <w:shd w:val="clear" w:color="auto" w:fill="auto"/>
             <w:vAlign w:val="center"/>
             <w:hideMark/>
           </w:tcPr>
@@ -8435,7 +8409,6 @@
               <w:bottom w:val="single" w:sz="6" w:space="0" w:color="000000"/>
               <w:right w:val="single" w:sz="6" w:space="0" w:color="000000"/>
             </w:tcBorders>
-            <w:shd w:val="clear" w:color="auto" w:fill="auto"/>
             <w:vAlign w:val="center"/>
             <w:hideMark/>
           </w:tcPr>
@@ -8471,7 +8444,6 @@
               <w:bottom w:val="single" w:sz="6" w:space="0" w:color="000000"/>
               <w:right w:val="single" w:sz="6" w:space="0" w:color="000000"/>
             </w:tcBorders>
-            <w:shd w:val="clear" w:color="auto" w:fill="auto"/>
             <w:vAlign w:val="center"/>
             <w:hideMark/>
           </w:tcPr>
@@ -8502,7 +8474,6 @@
               <w:left w:val="single" w:sz="6" w:space="0" w:color="000000"/>
               <w:right w:val="single" w:sz="6" w:space="0" w:color="000000"/>
             </w:tcBorders>
-            <w:shd w:val="clear" w:color="auto" w:fill="auto"/>
             <w:vAlign w:val="center"/>
             <w:hideMark/>
           </w:tcPr>
@@ -8529,7 +8500,6 @@
               <w:bottom w:val="single" w:sz="6" w:space="0" w:color="000000"/>
               <w:right w:val="single" w:sz="6" w:space="0" w:color="000000"/>
             </w:tcBorders>
-            <w:shd w:val="clear" w:color="auto" w:fill="auto"/>
             <w:vAlign w:val="center"/>
             <w:hideMark/>
           </w:tcPr>
@@ -8565,7 +8535,6 @@
               <w:bottom w:val="single" w:sz="6" w:space="0" w:color="000000"/>
               <w:right w:val="single" w:sz="6" w:space="0" w:color="000000"/>
             </w:tcBorders>
-            <w:shd w:val="clear" w:color="auto" w:fill="auto"/>
             <w:vAlign w:val="center"/>
             <w:hideMark/>
           </w:tcPr>
@@ -8601,7 +8570,6 @@
               <w:bottom w:val="single" w:sz="6" w:space="0" w:color="000000"/>
               <w:right w:val="single" w:sz="6" w:space="0" w:color="000000"/>
             </w:tcBorders>
-            <w:shd w:val="clear" w:color="auto" w:fill="auto"/>
             <w:vAlign w:val="center"/>
             <w:hideMark/>
           </w:tcPr>
@@ -8637,7 +8605,6 @@
               <w:bottom w:val="single" w:sz="6" w:space="0" w:color="000000"/>
               <w:right w:val="single" w:sz="6" w:space="0" w:color="000000"/>
             </w:tcBorders>
-            <w:shd w:val="clear" w:color="auto" w:fill="auto"/>
             <w:vAlign w:val="center"/>
             <w:hideMark/>
           </w:tcPr>
@@ -8673,7 +8640,6 @@
               <w:bottom w:val="single" w:sz="6" w:space="0" w:color="000000"/>
               <w:right w:val="single" w:sz="6" w:space="0" w:color="000000"/>
             </w:tcBorders>
-            <w:shd w:val="clear" w:color="auto" w:fill="auto"/>
             <w:vAlign w:val="center"/>
             <w:hideMark/>
           </w:tcPr>
@@ -8709,7 +8675,6 @@
               <w:bottom w:val="single" w:sz="6" w:space="0" w:color="000000"/>
               <w:right w:val="single" w:sz="6" w:space="0" w:color="000000"/>
             </w:tcBorders>
-            <w:shd w:val="clear" w:color="auto" w:fill="auto"/>
             <w:vAlign w:val="center"/>
             <w:hideMark/>
           </w:tcPr>
@@ -8745,7 +8710,6 @@
               <w:bottom w:val="single" w:sz="6" w:space="0" w:color="000000"/>
               <w:right w:val="single" w:sz="6" w:space="0" w:color="000000"/>
             </w:tcBorders>
-            <w:shd w:val="clear" w:color="auto" w:fill="auto"/>
             <w:vAlign w:val="center"/>
             <w:hideMark/>
           </w:tcPr>
@@ -8781,7 +8745,6 @@
               <w:bottom w:val="single" w:sz="6" w:space="0" w:color="000000"/>
               <w:right w:val="single" w:sz="6" w:space="0" w:color="000000"/>
             </w:tcBorders>
-            <w:shd w:val="clear" w:color="auto" w:fill="auto"/>
             <w:vAlign w:val="center"/>
             <w:hideMark/>
           </w:tcPr>
@@ -8813,7 +8776,6 @@
               <w:bottom w:val="single" w:sz="6" w:space="0" w:color="000000"/>
               <w:right w:val="single" w:sz="6" w:space="0" w:color="000000"/>
             </w:tcBorders>
-            <w:shd w:val="clear" w:color="auto" w:fill="auto"/>
             <w:vAlign w:val="center"/>
             <w:hideMark/>
           </w:tcPr>
@@ -8840,23 +8802,21 @@
               <w:bottom w:val="single" w:sz="6" w:space="0" w:color="000000"/>
               <w:right w:val="single" w:sz="6" w:space="0" w:color="000000"/>
             </w:tcBorders>
-            <w:shd w:val="clear" w:color="auto" w:fill="auto"/>
-            <w:vAlign w:val="center"/>
-            <w:hideMark/>
-          </w:tcPr>
-          <w:p>
-            <w:pPr>
-              <w:spacing w:after="0" w:line="240" w:lineRule="auto"/>
-              <w:jc w:val="center"/>
-              <w:textAlignment w:val="baseline"/>
-              <w:rPr>
-                <w:rFonts w:ascii="Aptos" w:eastAsia="Times New Roman" w:hAnsi="Aptos" w:cs="Times New Roman"/>
-                <w:sz w:val="16"/>
-                <w:szCs w:val="16"/>
-                <w:lang w:eastAsia="pt-BR"/>
-              </w:rPr>
-            </w:pPr>
-            <w:proofErr w:type="spellStart"/>
+            <w:vAlign w:val="center"/>
+            <w:hideMark/>
+          </w:tcPr>
+          <w:p>
+            <w:pPr>
+              <w:spacing w:after="0" w:line="240" w:lineRule="auto"/>
+              <w:jc w:val="center"/>
+              <w:textAlignment w:val="baseline"/>
+              <w:rPr>
+                <w:rFonts w:ascii="Aptos" w:eastAsia="Times New Roman" w:hAnsi="Aptos" w:cs="Times New Roman"/>
+                <w:sz w:val="16"/>
+                <w:szCs w:val="16"/>
+                <w:lang w:eastAsia="pt-BR"/>
+              </w:rPr>
+            </w:pPr>
             <w:r>
               <w:rPr>
                 <w:rFonts w:ascii="Aptos" w:eastAsia="Times New Roman" w:hAnsi="Aptos" w:cs="Times New Roman"/>
@@ -8866,7 +8826,6 @@
               </w:rPr>
               <w:t>id_tipo</w:t>
             </w:r>
-            <w:proofErr w:type="spellEnd"/>
           </w:p>
         </w:tc>
         <w:tc>
@@ -8878,7 +8837,6 @@
               <w:bottom w:val="single" w:sz="6" w:space="0" w:color="000000"/>
               <w:right w:val="single" w:sz="6" w:space="0" w:color="000000"/>
             </w:tcBorders>
-            <w:shd w:val="clear" w:color="auto" w:fill="auto"/>
             <w:vAlign w:val="center"/>
             <w:hideMark/>
           </w:tcPr>
@@ -8914,7 +8872,6 @@
               <w:bottom w:val="single" w:sz="6" w:space="0" w:color="000000"/>
               <w:right w:val="single" w:sz="6" w:space="0" w:color="000000"/>
             </w:tcBorders>
-            <w:shd w:val="clear" w:color="auto" w:fill="auto"/>
             <w:vAlign w:val="center"/>
             <w:hideMark/>
           </w:tcPr>
@@ -8950,7 +8907,6 @@
               <w:bottom w:val="single" w:sz="6" w:space="0" w:color="000000"/>
               <w:right w:val="single" w:sz="6" w:space="0" w:color="000000"/>
             </w:tcBorders>
-            <w:shd w:val="clear" w:color="auto" w:fill="auto"/>
             <w:vAlign w:val="center"/>
             <w:hideMark/>
           </w:tcPr>
@@ -8986,7 +8942,6 @@
               <w:bottom w:val="single" w:sz="6" w:space="0" w:color="000000"/>
               <w:right w:val="single" w:sz="6" w:space="0" w:color="000000"/>
             </w:tcBorders>
-            <w:shd w:val="clear" w:color="auto" w:fill="auto"/>
             <w:vAlign w:val="center"/>
             <w:hideMark/>
           </w:tcPr>
@@ -9022,7 +8977,6 @@
               <w:bottom w:val="single" w:sz="6" w:space="0" w:color="000000"/>
               <w:right w:val="single" w:sz="6" w:space="0" w:color="000000"/>
             </w:tcBorders>
-            <w:shd w:val="clear" w:color="auto" w:fill="auto"/>
             <w:vAlign w:val="center"/>
             <w:hideMark/>
           </w:tcPr>
@@ -9058,7 +9012,6 @@
               <w:bottom w:val="single" w:sz="6" w:space="0" w:color="000000"/>
               <w:right w:val="single" w:sz="6" w:space="0" w:color="000000"/>
             </w:tcBorders>
-            <w:shd w:val="clear" w:color="auto" w:fill="auto"/>
             <w:vAlign w:val="center"/>
             <w:hideMark/>
           </w:tcPr>
@@ -9094,7 +9047,6 @@
               <w:bottom w:val="single" w:sz="6" w:space="0" w:color="000000"/>
               <w:right w:val="single" w:sz="6" w:space="0" w:color="000000"/>
             </w:tcBorders>
-            <w:shd w:val="clear" w:color="auto" w:fill="auto"/>
             <w:vAlign w:val="center"/>
             <w:hideMark/>
           </w:tcPr>
@@ -9166,7 +9118,6 @@
               <w:bottom w:val="single" w:sz="6" w:space="0" w:color="000000"/>
               <w:right w:val="single" w:sz="6" w:space="0" w:color="000000"/>
             </w:tcBorders>
-            <w:shd w:val="clear" w:color="auto" w:fill="auto"/>
             <w:vAlign w:val="center"/>
             <w:hideMark/>
           </w:tcPr>
@@ -9202,7 +9153,6 @@
               <w:bottom w:val="single" w:sz="6" w:space="0" w:color="000000"/>
               <w:right w:val="single" w:sz="6" w:space="0" w:color="000000"/>
             </w:tcBorders>
-            <w:shd w:val="clear" w:color="auto" w:fill="auto"/>
             <w:vAlign w:val="center"/>
             <w:hideMark/>
           </w:tcPr>
@@ -9238,7 +9188,6 @@
               <w:bottom w:val="single" w:sz="6" w:space="0" w:color="000000"/>
               <w:right w:val="single" w:sz="6" w:space="0" w:color="000000"/>
             </w:tcBorders>
-            <w:shd w:val="clear" w:color="auto" w:fill="auto"/>
             <w:vAlign w:val="center"/>
             <w:hideMark/>
           </w:tcPr>
@@ -9274,7 +9223,6 @@
               <w:bottom w:val="single" w:sz="6" w:space="0" w:color="000000"/>
               <w:right w:val="single" w:sz="6" w:space="0" w:color="000000"/>
             </w:tcBorders>
-            <w:shd w:val="clear" w:color="auto" w:fill="auto"/>
             <w:vAlign w:val="center"/>
             <w:hideMark/>
           </w:tcPr>
@@ -9310,7 +9258,6 @@
               <w:bottom w:val="single" w:sz="6" w:space="0" w:color="000000"/>
               <w:right w:val="single" w:sz="6" w:space="0" w:color="000000"/>
             </w:tcBorders>
-            <w:shd w:val="clear" w:color="auto" w:fill="auto"/>
             <w:vAlign w:val="center"/>
             <w:hideMark/>
           </w:tcPr>
@@ -9346,7 +9293,6 @@
               <w:bottom w:val="single" w:sz="6" w:space="0" w:color="000000"/>
               <w:right w:val="single" w:sz="6" w:space="0" w:color="000000"/>
             </w:tcBorders>
-            <w:shd w:val="clear" w:color="auto" w:fill="auto"/>
             <w:vAlign w:val="center"/>
             <w:hideMark/>
           </w:tcPr>
@@ -9382,7 +9328,6 @@
               <w:bottom w:val="single" w:sz="6" w:space="0" w:color="000000"/>
               <w:right w:val="single" w:sz="6" w:space="0" w:color="000000"/>
             </w:tcBorders>
-            <w:shd w:val="clear" w:color="auto" w:fill="auto"/>
             <w:vAlign w:val="center"/>
             <w:hideMark/>
           </w:tcPr>
@@ -9418,7 +9363,6 @@
               <w:bottom w:val="single" w:sz="6" w:space="0" w:color="000000"/>
               <w:right w:val="single" w:sz="6" w:space="0" w:color="000000"/>
             </w:tcBorders>
-            <w:shd w:val="clear" w:color="auto" w:fill="auto"/>
             <w:vAlign w:val="center"/>
             <w:hideMark/>
           </w:tcPr>
@@ -9454,7 +9398,6 @@
               <w:bottom w:val="single" w:sz="6" w:space="0" w:color="000000"/>
               <w:right w:val="single" w:sz="6" w:space="0" w:color="000000"/>
             </w:tcBorders>
-            <w:shd w:val="clear" w:color="auto" w:fill="auto"/>
             <w:vAlign w:val="center"/>
             <w:hideMark/>
           </w:tcPr>
@@ -9495,7 +9438,6 @@
               <w:left w:val="single" w:sz="6" w:space="0" w:color="000000"/>
               <w:right w:val="single" w:sz="6" w:space="0" w:color="000000"/>
             </w:tcBorders>
-            <w:shd w:val="clear" w:color="auto" w:fill="auto"/>
             <w:vAlign w:val="center"/>
             <w:hideMark/>
           </w:tcPr>
@@ -9531,23 +9473,21 @@
               <w:bottom w:val="single" w:sz="6" w:space="0" w:color="000000"/>
               <w:right w:val="single" w:sz="6" w:space="0" w:color="000000"/>
             </w:tcBorders>
-            <w:shd w:val="clear" w:color="auto" w:fill="auto"/>
-            <w:vAlign w:val="center"/>
-            <w:hideMark/>
-          </w:tcPr>
-          <w:p>
-            <w:pPr>
-              <w:spacing w:after="0" w:line="240" w:lineRule="auto"/>
-              <w:jc w:val="center"/>
-              <w:textAlignment w:val="baseline"/>
-              <w:rPr>
-                <w:rFonts w:ascii="Aptos" w:eastAsia="Times New Roman" w:hAnsi="Aptos" w:cs="Times New Roman"/>
-                <w:sz w:val="16"/>
-                <w:szCs w:val="16"/>
-                <w:lang w:eastAsia="pt-BR"/>
-              </w:rPr>
-            </w:pPr>
-            <w:proofErr w:type="spellStart"/>
+            <w:vAlign w:val="center"/>
+            <w:hideMark/>
+          </w:tcPr>
+          <w:p>
+            <w:pPr>
+              <w:spacing w:after="0" w:line="240" w:lineRule="auto"/>
+              <w:jc w:val="center"/>
+              <w:textAlignment w:val="baseline"/>
+              <w:rPr>
+                <w:rFonts w:ascii="Aptos" w:eastAsia="Times New Roman" w:hAnsi="Aptos" w:cs="Times New Roman"/>
+                <w:sz w:val="16"/>
+                <w:szCs w:val="16"/>
+                <w:lang w:eastAsia="pt-BR"/>
+              </w:rPr>
+            </w:pPr>
             <w:r>
               <w:rPr>
                 <w:rFonts w:ascii="Aptos" w:eastAsia="Times New Roman" w:hAnsi="Aptos" w:cs="Times New Roman"/>
@@ -9557,7 +9497,6 @@
               </w:rPr>
               <w:t>id_usuario_familia</w:t>
             </w:r>
-            <w:proofErr w:type="spellEnd"/>
           </w:p>
         </w:tc>
         <w:tc>
@@ -9569,7 +9508,6 @@
               <w:bottom w:val="single" w:sz="6" w:space="0" w:color="000000"/>
               <w:right w:val="single" w:sz="6" w:space="0" w:color="000000"/>
             </w:tcBorders>
-            <w:shd w:val="clear" w:color="auto" w:fill="auto"/>
             <w:vAlign w:val="center"/>
             <w:hideMark/>
           </w:tcPr>
@@ -9605,7 +9543,6 @@
               <w:bottom w:val="single" w:sz="6" w:space="0" w:color="000000"/>
               <w:right w:val="single" w:sz="6" w:space="0" w:color="000000"/>
             </w:tcBorders>
-            <w:shd w:val="clear" w:color="auto" w:fill="auto"/>
             <w:vAlign w:val="center"/>
             <w:hideMark/>
           </w:tcPr>
@@ -9641,7 +9578,6 @@
               <w:bottom w:val="single" w:sz="6" w:space="0" w:color="000000"/>
               <w:right w:val="single" w:sz="6" w:space="0" w:color="000000"/>
             </w:tcBorders>
-            <w:shd w:val="clear" w:color="auto" w:fill="auto"/>
             <w:vAlign w:val="center"/>
             <w:hideMark/>
           </w:tcPr>
@@ -9677,7 +9613,6 @@
               <w:bottom w:val="single" w:sz="6" w:space="0" w:color="000000"/>
               <w:right w:val="single" w:sz="6" w:space="0" w:color="000000"/>
             </w:tcBorders>
-            <w:shd w:val="clear" w:color="auto" w:fill="auto"/>
             <w:vAlign w:val="center"/>
             <w:hideMark/>
           </w:tcPr>
@@ -9713,7 +9648,6 @@
               <w:bottom w:val="single" w:sz="6" w:space="0" w:color="000000"/>
               <w:right w:val="single" w:sz="6" w:space="0" w:color="000000"/>
             </w:tcBorders>
-            <w:shd w:val="clear" w:color="auto" w:fill="auto"/>
             <w:vAlign w:val="center"/>
             <w:hideMark/>
           </w:tcPr>
@@ -9749,7 +9683,6 @@
               <w:bottom w:val="single" w:sz="6" w:space="0" w:color="000000"/>
               <w:right w:val="single" w:sz="6" w:space="0" w:color="000000"/>
             </w:tcBorders>
-            <w:shd w:val="clear" w:color="auto" w:fill="auto"/>
             <w:vAlign w:val="center"/>
             <w:hideMark/>
           </w:tcPr>
@@ -9785,7 +9718,6 @@
               <w:bottom w:val="single" w:sz="6" w:space="0" w:color="000000"/>
               <w:right w:val="single" w:sz="6" w:space="0" w:color="000000"/>
             </w:tcBorders>
-            <w:shd w:val="clear" w:color="auto" w:fill="auto"/>
             <w:vAlign w:val="center"/>
             <w:hideMark/>
           </w:tcPr>
@@ -9816,7 +9748,6 @@
               <w:left w:val="single" w:sz="6" w:space="0" w:color="000000"/>
               <w:right w:val="single" w:sz="6" w:space="0" w:color="000000"/>
             </w:tcBorders>
-            <w:shd w:val="clear" w:color="auto" w:fill="auto"/>
             <w:vAlign w:val="center"/>
             <w:hideMark/>
           </w:tcPr>
@@ -9843,23 +9774,21 @@
               <w:bottom w:val="single" w:sz="6" w:space="0" w:color="000000"/>
               <w:right w:val="single" w:sz="6" w:space="0" w:color="000000"/>
             </w:tcBorders>
-            <w:shd w:val="clear" w:color="auto" w:fill="auto"/>
-            <w:vAlign w:val="center"/>
-            <w:hideMark/>
-          </w:tcPr>
-          <w:p>
-            <w:pPr>
-              <w:spacing w:after="0" w:line="240" w:lineRule="auto"/>
-              <w:jc w:val="center"/>
-              <w:textAlignment w:val="baseline"/>
-              <w:rPr>
-                <w:rFonts w:ascii="Aptos" w:eastAsia="Times New Roman" w:hAnsi="Aptos" w:cs="Times New Roman"/>
-                <w:sz w:val="16"/>
-                <w:szCs w:val="16"/>
-                <w:lang w:eastAsia="pt-BR"/>
-              </w:rPr>
-            </w:pPr>
-            <w:proofErr w:type="spellStart"/>
+            <w:vAlign w:val="center"/>
+            <w:hideMark/>
+          </w:tcPr>
+          <w:p>
+            <w:pPr>
+              <w:spacing w:after="0" w:line="240" w:lineRule="auto"/>
+              <w:jc w:val="center"/>
+              <w:textAlignment w:val="baseline"/>
+              <w:rPr>
+                <w:rFonts w:ascii="Aptos" w:eastAsia="Times New Roman" w:hAnsi="Aptos" w:cs="Times New Roman"/>
+                <w:sz w:val="16"/>
+                <w:szCs w:val="16"/>
+                <w:lang w:eastAsia="pt-BR"/>
+              </w:rPr>
+            </w:pPr>
             <w:r>
               <w:rPr>
                 <w:rFonts w:ascii="Aptos" w:eastAsia="Times New Roman" w:hAnsi="Aptos" w:cs="Times New Roman"/>
@@ -9869,7 +9798,6 @@
               </w:rPr>
               <w:t>fk_usuario_id</w:t>
             </w:r>
-            <w:proofErr w:type="spellEnd"/>
           </w:p>
         </w:tc>
         <w:tc>
@@ -9881,7 +9809,6 @@
               <w:bottom w:val="single" w:sz="6" w:space="0" w:color="000000"/>
               <w:right w:val="single" w:sz="6" w:space="0" w:color="000000"/>
             </w:tcBorders>
-            <w:shd w:val="clear" w:color="auto" w:fill="auto"/>
             <w:vAlign w:val="center"/>
             <w:hideMark/>
           </w:tcPr>
@@ -9917,7 +9844,6 @@
               <w:bottom w:val="single" w:sz="6" w:space="0" w:color="000000"/>
               <w:right w:val="single" w:sz="6" w:space="0" w:color="000000"/>
             </w:tcBorders>
-            <w:shd w:val="clear" w:color="auto" w:fill="auto"/>
             <w:vAlign w:val="center"/>
             <w:hideMark/>
           </w:tcPr>
@@ -9953,7 +9879,6 @@
               <w:bottom w:val="single" w:sz="6" w:space="0" w:color="000000"/>
               <w:right w:val="single" w:sz="6" w:space="0" w:color="000000"/>
             </w:tcBorders>
-            <w:shd w:val="clear" w:color="auto" w:fill="auto"/>
             <w:vAlign w:val="center"/>
             <w:hideMark/>
           </w:tcPr>
@@ -9989,7 +9914,6 @@
               <w:bottom w:val="single" w:sz="6" w:space="0" w:color="000000"/>
               <w:right w:val="single" w:sz="6" w:space="0" w:color="000000"/>
             </w:tcBorders>
-            <w:shd w:val="clear" w:color="auto" w:fill="auto"/>
             <w:vAlign w:val="center"/>
             <w:hideMark/>
           </w:tcPr>
@@ -10025,7 +9949,6 @@
               <w:bottom w:val="single" w:sz="6" w:space="0" w:color="000000"/>
               <w:right w:val="single" w:sz="6" w:space="0" w:color="000000"/>
             </w:tcBorders>
-            <w:shd w:val="clear" w:color="auto" w:fill="auto"/>
             <w:vAlign w:val="center"/>
             <w:hideMark/>
           </w:tcPr>
@@ -10061,7 +9984,6 @@
               <w:bottom w:val="single" w:sz="6" w:space="0" w:color="000000"/>
               <w:right w:val="single" w:sz="6" w:space="0" w:color="000000"/>
             </w:tcBorders>
-            <w:shd w:val="clear" w:color="auto" w:fill="auto"/>
             <w:vAlign w:val="center"/>
             <w:hideMark/>
           </w:tcPr>
@@ -10097,7 +10019,6 @@
               <w:bottom w:val="single" w:sz="6" w:space="0" w:color="000000"/>
               <w:right w:val="single" w:sz="6" w:space="0" w:color="000000"/>
             </w:tcBorders>
-            <w:shd w:val="clear" w:color="auto" w:fill="auto"/>
             <w:vAlign w:val="center"/>
             <w:hideMark/>
           </w:tcPr>
@@ -10137,7 +10058,6 @@
               <w:left w:val="single" w:sz="6" w:space="0" w:color="000000"/>
               <w:right w:val="single" w:sz="6" w:space="0" w:color="000000"/>
             </w:tcBorders>
-            <w:shd w:val="clear" w:color="auto" w:fill="auto"/>
             <w:vAlign w:val="center"/>
             <w:hideMark/>
           </w:tcPr>
@@ -10164,23 +10084,21 @@
               <w:bottom w:val="single" w:sz="6" w:space="0" w:color="000000"/>
               <w:right w:val="single" w:sz="6" w:space="0" w:color="000000"/>
             </w:tcBorders>
-            <w:shd w:val="clear" w:color="auto" w:fill="auto"/>
-            <w:vAlign w:val="center"/>
-            <w:hideMark/>
-          </w:tcPr>
-          <w:p>
-            <w:pPr>
-              <w:spacing w:after="0" w:line="240" w:lineRule="auto"/>
-              <w:jc w:val="center"/>
-              <w:textAlignment w:val="baseline"/>
-              <w:rPr>
-                <w:rFonts w:ascii="Aptos" w:eastAsia="Times New Roman" w:hAnsi="Aptos" w:cs="Times New Roman"/>
-                <w:sz w:val="16"/>
-                <w:szCs w:val="16"/>
-                <w:lang w:eastAsia="pt-BR"/>
-              </w:rPr>
-            </w:pPr>
-            <w:proofErr w:type="spellStart"/>
+            <w:vAlign w:val="center"/>
+            <w:hideMark/>
+          </w:tcPr>
+          <w:p>
+            <w:pPr>
+              <w:spacing w:after="0" w:line="240" w:lineRule="auto"/>
+              <w:jc w:val="center"/>
+              <w:textAlignment w:val="baseline"/>
+              <w:rPr>
+                <w:rFonts w:ascii="Aptos" w:eastAsia="Times New Roman" w:hAnsi="Aptos" w:cs="Times New Roman"/>
+                <w:sz w:val="16"/>
+                <w:szCs w:val="16"/>
+                <w:lang w:eastAsia="pt-BR"/>
+              </w:rPr>
+            </w:pPr>
             <w:r>
               <w:rPr>
                 <w:rFonts w:ascii="Aptos" w:eastAsia="Times New Roman" w:hAnsi="Aptos" w:cs="Times New Roman"/>
@@ -10190,7 +10108,6 @@
               </w:rPr>
               <w:t>fk_familia_id</w:t>
             </w:r>
-            <w:proofErr w:type="spellEnd"/>
           </w:p>
         </w:tc>
         <w:tc>
@@ -10202,7 +10119,6 @@
               <w:bottom w:val="single" w:sz="6" w:space="0" w:color="000000"/>
               <w:right w:val="single" w:sz="6" w:space="0" w:color="000000"/>
             </w:tcBorders>
-            <w:shd w:val="clear" w:color="auto" w:fill="auto"/>
             <w:vAlign w:val="center"/>
             <w:hideMark/>
           </w:tcPr>
@@ -10238,7 +10154,6 @@
               <w:bottom w:val="single" w:sz="6" w:space="0" w:color="000000"/>
               <w:right w:val="single" w:sz="6" w:space="0" w:color="000000"/>
             </w:tcBorders>
-            <w:shd w:val="clear" w:color="auto" w:fill="auto"/>
             <w:vAlign w:val="center"/>
             <w:hideMark/>
           </w:tcPr>
@@ -10274,7 +10189,6 @@
               <w:bottom w:val="single" w:sz="6" w:space="0" w:color="000000"/>
               <w:right w:val="single" w:sz="6" w:space="0" w:color="000000"/>
             </w:tcBorders>
-            <w:shd w:val="clear" w:color="auto" w:fill="auto"/>
             <w:vAlign w:val="center"/>
             <w:hideMark/>
           </w:tcPr>
@@ -10310,7 +10224,6 @@
               <w:bottom w:val="single" w:sz="6" w:space="0" w:color="000000"/>
               <w:right w:val="single" w:sz="6" w:space="0" w:color="000000"/>
             </w:tcBorders>
-            <w:shd w:val="clear" w:color="auto" w:fill="auto"/>
             <w:vAlign w:val="center"/>
             <w:hideMark/>
           </w:tcPr>
@@ -10346,7 +10259,6 @@
               <w:bottom w:val="single" w:sz="6" w:space="0" w:color="000000"/>
               <w:right w:val="single" w:sz="6" w:space="0" w:color="000000"/>
             </w:tcBorders>
-            <w:shd w:val="clear" w:color="auto" w:fill="auto"/>
             <w:vAlign w:val="center"/>
             <w:hideMark/>
           </w:tcPr>
@@ -10382,7 +10294,6 @@
               <w:bottom w:val="single" w:sz="6" w:space="0" w:color="000000"/>
               <w:right w:val="single" w:sz="6" w:space="0" w:color="000000"/>
             </w:tcBorders>
-            <w:shd w:val="clear" w:color="auto" w:fill="auto"/>
             <w:vAlign w:val="center"/>
             <w:hideMark/>
           </w:tcPr>
@@ -10418,7 +10329,6 @@
               <w:bottom w:val="single" w:sz="6" w:space="0" w:color="000000"/>
               <w:right w:val="single" w:sz="6" w:space="0" w:color="000000"/>
             </w:tcBorders>
-            <w:shd w:val="clear" w:color="auto" w:fill="auto"/>
             <w:vAlign w:val="center"/>
             <w:hideMark/>
           </w:tcPr>
@@ -10459,7 +10369,6 @@
               <w:bottom w:val="single" w:sz="6" w:space="0" w:color="000000"/>
               <w:right w:val="single" w:sz="6" w:space="0" w:color="000000"/>
             </w:tcBorders>
-            <w:shd w:val="clear" w:color="auto" w:fill="auto"/>
             <w:vAlign w:val="center"/>
             <w:hideMark/>
           </w:tcPr>
@@ -10486,7 +10395,6 @@
               <w:bottom w:val="single" w:sz="6" w:space="0" w:color="000000"/>
               <w:right w:val="single" w:sz="6" w:space="0" w:color="000000"/>
             </w:tcBorders>
-            <w:shd w:val="clear" w:color="auto" w:fill="auto"/>
             <w:vAlign w:val="center"/>
             <w:hideMark/>
           </w:tcPr>
@@ -10522,7 +10430,6 @@
               <w:bottom w:val="single" w:sz="6" w:space="0" w:color="000000"/>
               <w:right w:val="single" w:sz="6" w:space="0" w:color="000000"/>
             </w:tcBorders>
-            <w:shd w:val="clear" w:color="auto" w:fill="auto"/>
             <w:vAlign w:val="center"/>
             <w:hideMark/>
           </w:tcPr>
@@ -10558,7 +10465,6 @@
               <w:bottom w:val="single" w:sz="6" w:space="0" w:color="000000"/>
               <w:right w:val="single" w:sz="6" w:space="0" w:color="000000"/>
             </w:tcBorders>
-            <w:shd w:val="clear" w:color="auto" w:fill="auto"/>
             <w:vAlign w:val="center"/>
             <w:hideMark/>
           </w:tcPr>
@@ -10594,7 +10500,6 @@
               <w:bottom w:val="single" w:sz="6" w:space="0" w:color="000000"/>
               <w:right w:val="single" w:sz="6" w:space="0" w:color="000000"/>
             </w:tcBorders>
-            <w:shd w:val="clear" w:color="auto" w:fill="auto"/>
             <w:vAlign w:val="center"/>
             <w:hideMark/>
           </w:tcPr>
@@ -10630,7 +10535,6 @@
               <w:bottom w:val="single" w:sz="6" w:space="0" w:color="000000"/>
               <w:right w:val="single" w:sz="6" w:space="0" w:color="000000"/>
             </w:tcBorders>
-            <w:shd w:val="clear" w:color="auto" w:fill="auto"/>
             <w:vAlign w:val="center"/>
             <w:hideMark/>
           </w:tcPr>
@@ -10666,7 +10570,6 @@
               <w:bottom w:val="single" w:sz="6" w:space="0" w:color="000000"/>
               <w:right w:val="single" w:sz="6" w:space="0" w:color="000000"/>
             </w:tcBorders>
-            <w:shd w:val="clear" w:color="auto" w:fill="auto"/>
             <w:vAlign w:val="center"/>
             <w:hideMark/>
           </w:tcPr>
@@ -10702,7 +10605,6 @@
               <w:bottom w:val="single" w:sz="6" w:space="0" w:color="000000"/>
               <w:right w:val="single" w:sz="6" w:space="0" w:color="000000"/>
             </w:tcBorders>
-            <w:shd w:val="clear" w:color="auto" w:fill="auto"/>
             <w:vAlign w:val="center"/>
             <w:hideMark/>
           </w:tcPr>
@@ -10738,7 +10640,6 @@
               <w:bottom w:val="single" w:sz="6" w:space="0" w:color="000000"/>
               <w:right w:val="single" w:sz="6" w:space="0" w:color="000000"/>
             </w:tcBorders>
-            <w:shd w:val="clear" w:color="auto" w:fill="auto"/>
             <w:vAlign w:val="center"/>
             <w:hideMark/>
           </w:tcPr>
@@ -10819,7 +10720,6 @@
               <w:bottom w:val="single" w:sz="6" w:space="0" w:color="000000"/>
               <w:right w:val="single" w:sz="6" w:space="0" w:color="000000"/>
             </w:tcBorders>
-            <w:shd w:val="clear" w:color="auto" w:fill="auto"/>
             <w:vAlign w:val="center"/>
             <w:hideMark/>
           </w:tcPr>
@@ -10855,7 +10755,6 @@
               <w:bottom w:val="single" w:sz="6" w:space="0" w:color="000000"/>
               <w:right w:val="single" w:sz="6" w:space="0" w:color="000000"/>
             </w:tcBorders>
-            <w:shd w:val="clear" w:color="auto" w:fill="auto"/>
             <w:vAlign w:val="center"/>
             <w:hideMark/>
           </w:tcPr>
@@ -10891,7 +10790,6 @@
               <w:bottom w:val="single" w:sz="6" w:space="0" w:color="000000"/>
               <w:right w:val="single" w:sz="6" w:space="0" w:color="000000"/>
             </w:tcBorders>
-            <w:shd w:val="clear" w:color="auto" w:fill="auto"/>
             <w:vAlign w:val="center"/>
             <w:hideMark/>
           </w:tcPr>
@@ -10927,7 +10825,6 @@
               <w:bottom w:val="single" w:sz="6" w:space="0" w:color="000000"/>
               <w:right w:val="single" w:sz="6" w:space="0" w:color="000000"/>
             </w:tcBorders>
-            <w:shd w:val="clear" w:color="auto" w:fill="auto"/>
             <w:vAlign w:val="center"/>
             <w:hideMark/>
           </w:tcPr>
@@ -10963,7 +10860,6 @@
               <w:bottom w:val="single" w:sz="6" w:space="0" w:color="000000"/>
               <w:right w:val="single" w:sz="6" w:space="0" w:color="000000"/>
             </w:tcBorders>
-            <w:shd w:val="clear" w:color="auto" w:fill="auto"/>
             <w:vAlign w:val="center"/>
             <w:hideMark/>
           </w:tcPr>
@@ -10999,7 +10895,6 @@
               <w:bottom w:val="single" w:sz="6" w:space="0" w:color="000000"/>
               <w:right w:val="single" w:sz="6" w:space="0" w:color="000000"/>
             </w:tcBorders>
-            <w:shd w:val="clear" w:color="auto" w:fill="auto"/>
             <w:vAlign w:val="center"/>
             <w:hideMark/>
           </w:tcPr>
@@ -11035,7 +10930,6 @@
               <w:bottom w:val="single" w:sz="6" w:space="0" w:color="000000"/>
               <w:right w:val="single" w:sz="6" w:space="0" w:color="000000"/>
             </w:tcBorders>
-            <w:shd w:val="clear" w:color="auto" w:fill="auto"/>
             <w:vAlign w:val="center"/>
             <w:hideMark/>
           </w:tcPr>
@@ -11071,7 +10965,6 @@
               <w:bottom w:val="single" w:sz="6" w:space="0" w:color="000000"/>
               <w:right w:val="single" w:sz="6" w:space="0" w:color="000000"/>
             </w:tcBorders>
-            <w:shd w:val="clear" w:color="auto" w:fill="auto"/>
             <w:vAlign w:val="center"/>
             <w:hideMark/>
           </w:tcPr>
@@ -11107,7 +11000,6 @@
               <w:bottom w:val="single" w:sz="6" w:space="0" w:color="000000"/>
               <w:right w:val="single" w:sz="6" w:space="0" w:color="000000"/>
             </w:tcBorders>
-            <w:shd w:val="clear" w:color="auto" w:fill="auto"/>
             <w:vAlign w:val="center"/>
             <w:hideMark/>
           </w:tcPr>
@@ -11148,7 +11040,6 @@
               <w:left w:val="single" w:sz="6" w:space="0" w:color="000000"/>
               <w:right w:val="single" w:sz="6" w:space="0" w:color="000000"/>
             </w:tcBorders>
-            <w:shd w:val="clear" w:color="auto" w:fill="auto"/>
             <w:vAlign w:val="center"/>
             <w:hideMark/>
           </w:tcPr>
@@ -11184,23 +11075,21 @@
               <w:bottom w:val="single" w:sz="6" w:space="0" w:color="000000"/>
               <w:right w:val="single" w:sz="6" w:space="0" w:color="000000"/>
             </w:tcBorders>
-            <w:shd w:val="clear" w:color="auto" w:fill="auto"/>
-            <w:vAlign w:val="center"/>
-            <w:hideMark/>
-          </w:tcPr>
-          <w:p>
-            <w:pPr>
-              <w:spacing w:after="0" w:line="240" w:lineRule="auto"/>
-              <w:jc w:val="center"/>
-              <w:textAlignment w:val="baseline"/>
-              <w:rPr>
-                <w:rFonts w:ascii="Aptos" w:eastAsia="Times New Roman" w:hAnsi="Aptos" w:cs="Times New Roman"/>
-                <w:sz w:val="16"/>
-                <w:szCs w:val="16"/>
-                <w:lang w:eastAsia="pt-BR"/>
-              </w:rPr>
-            </w:pPr>
-            <w:proofErr w:type="spellStart"/>
+            <w:vAlign w:val="center"/>
+            <w:hideMark/>
+          </w:tcPr>
+          <w:p>
+            <w:pPr>
+              <w:spacing w:after="0" w:line="240" w:lineRule="auto"/>
+              <w:jc w:val="center"/>
+              <w:textAlignment w:val="baseline"/>
+              <w:rPr>
+                <w:rFonts w:ascii="Aptos" w:eastAsia="Times New Roman" w:hAnsi="Aptos" w:cs="Times New Roman"/>
+                <w:sz w:val="16"/>
+                <w:szCs w:val="16"/>
+                <w:lang w:eastAsia="pt-BR"/>
+              </w:rPr>
+            </w:pPr>
             <w:r>
               <w:rPr>
                 <w:rFonts w:ascii="Aptos" w:eastAsia="Times New Roman" w:hAnsi="Aptos" w:cs="Times New Roman"/>
@@ -11210,7 +11099,6 @@
               </w:rPr>
               <w:t>id_familia</w:t>
             </w:r>
-            <w:proofErr w:type="spellEnd"/>
           </w:p>
         </w:tc>
         <w:tc>
@@ -11222,7 +11110,6 @@
               <w:bottom w:val="single" w:sz="6" w:space="0" w:color="000000"/>
               <w:right w:val="single" w:sz="6" w:space="0" w:color="000000"/>
             </w:tcBorders>
-            <w:shd w:val="clear" w:color="auto" w:fill="auto"/>
             <w:vAlign w:val="center"/>
             <w:hideMark/>
           </w:tcPr>
@@ -11258,7 +11145,6 @@
               <w:bottom w:val="single" w:sz="6" w:space="0" w:color="000000"/>
               <w:right w:val="single" w:sz="6" w:space="0" w:color="000000"/>
             </w:tcBorders>
-            <w:shd w:val="clear" w:color="auto" w:fill="auto"/>
             <w:vAlign w:val="center"/>
             <w:hideMark/>
           </w:tcPr>
@@ -11294,7 +11180,6 @@
               <w:bottom w:val="single" w:sz="6" w:space="0" w:color="000000"/>
               <w:right w:val="single" w:sz="6" w:space="0" w:color="000000"/>
             </w:tcBorders>
-            <w:shd w:val="clear" w:color="auto" w:fill="auto"/>
             <w:vAlign w:val="center"/>
             <w:hideMark/>
           </w:tcPr>
@@ -11330,7 +11215,6 @@
               <w:bottom w:val="single" w:sz="6" w:space="0" w:color="000000"/>
               <w:right w:val="single" w:sz="6" w:space="0" w:color="000000"/>
             </w:tcBorders>
-            <w:shd w:val="clear" w:color="auto" w:fill="auto"/>
             <w:vAlign w:val="center"/>
             <w:hideMark/>
           </w:tcPr>
@@ -11366,7 +11250,6 @@
               <w:bottom w:val="single" w:sz="6" w:space="0" w:color="000000"/>
               <w:right w:val="single" w:sz="6" w:space="0" w:color="000000"/>
             </w:tcBorders>
-            <w:shd w:val="clear" w:color="auto" w:fill="auto"/>
             <w:vAlign w:val="center"/>
             <w:hideMark/>
           </w:tcPr>
@@ -11402,7 +11285,6 @@
               <w:bottom w:val="single" w:sz="6" w:space="0" w:color="000000"/>
               <w:right w:val="single" w:sz="6" w:space="0" w:color="000000"/>
             </w:tcBorders>
-            <w:shd w:val="clear" w:color="auto" w:fill="auto"/>
             <w:vAlign w:val="center"/>
             <w:hideMark/>
           </w:tcPr>
@@ -11438,7 +11320,6 @@
               <w:bottom w:val="single" w:sz="6" w:space="0" w:color="000000"/>
               <w:right w:val="single" w:sz="6" w:space="0" w:color="000000"/>
             </w:tcBorders>
-            <w:shd w:val="clear" w:color="auto" w:fill="auto"/>
             <w:vAlign w:val="center"/>
             <w:hideMark/>
           </w:tcPr>
@@ -11470,7 +11351,6 @@
               <w:bottom w:val="single" w:sz="6" w:space="0" w:color="000000"/>
               <w:right w:val="single" w:sz="6" w:space="0" w:color="000000"/>
             </w:tcBorders>
-            <w:shd w:val="clear" w:color="auto" w:fill="auto"/>
             <w:vAlign w:val="center"/>
             <w:hideMark/>
           </w:tcPr>
@@ -11497,23 +11377,21 @@
               <w:bottom w:val="single" w:sz="6" w:space="0" w:color="000000"/>
               <w:right w:val="single" w:sz="6" w:space="0" w:color="000000"/>
             </w:tcBorders>
-            <w:shd w:val="clear" w:color="auto" w:fill="auto"/>
-            <w:vAlign w:val="center"/>
-            <w:hideMark/>
-          </w:tcPr>
-          <w:p>
-            <w:pPr>
-              <w:spacing w:after="0" w:line="240" w:lineRule="auto"/>
-              <w:jc w:val="center"/>
-              <w:textAlignment w:val="baseline"/>
-              <w:rPr>
-                <w:rFonts w:ascii="Aptos" w:eastAsia="Times New Roman" w:hAnsi="Aptos" w:cs="Times New Roman"/>
-                <w:sz w:val="16"/>
-                <w:szCs w:val="16"/>
-                <w:lang w:eastAsia="pt-BR"/>
-              </w:rPr>
-            </w:pPr>
-            <w:proofErr w:type="spellStart"/>
+            <w:vAlign w:val="center"/>
+            <w:hideMark/>
+          </w:tcPr>
+          <w:p>
+            <w:pPr>
+              <w:spacing w:after="0" w:line="240" w:lineRule="auto"/>
+              <w:jc w:val="center"/>
+              <w:textAlignment w:val="baseline"/>
+              <w:rPr>
+                <w:rFonts w:ascii="Aptos" w:eastAsia="Times New Roman" w:hAnsi="Aptos" w:cs="Times New Roman"/>
+                <w:sz w:val="16"/>
+                <w:szCs w:val="16"/>
+                <w:lang w:eastAsia="pt-BR"/>
+              </w:rPr>
+            </w:pPr>
             <w:r>
               <w:rPr>
                 <w:rFonts w:ascii="Aptos" w:eastAsia="Times New Roman" w:hAnsi="Aptos" w:cs="Times New Roman"/>
@@ -11523,7 +11401,6 @@
               </w:rPr>
               <w:t>fk_usuario_responsavel</w:t>
             </w:r>
-            <w:proofErr w:type="spellEnd"/>
           </w:p>
         </w:tc>
         <w:tc>
@@ -11535,7 +11412,6 @@
               <w:bottom w:val="single" w:sz="6" w:space="0" w:color="000000"/>
               <w:right w:val="single" w:sz="6" w:space="0" w:color="000000"/>
             </w:tcBorders>
-            <w:shd w:val="clear" w:color="auto" w:fill="auto"/>
             <w:vAlign w:val="center"/>
             <w:hideMark/>
           </w:tcPr>
@@ -11571,7 +11447,6 @@
               <w:bottom w:val="single" w:sz="6" w:space="0" w:color="000000"/>
               <w:right w:val="single" w:sz="6" w:space="0" w:color="000000"/>
             </w:tcBorders>
-            <w:shd w:val="clear" w:color="auto" w:fill="auto"/>
             <w:vAlign w:val="center"/>
             <w:hideMark/>
           </w:tcPr>
@@ -11607,7 +11482,6 @@
               <w:bottom w:val="single" w:sz="6" w:space="0" w:color="000000"/>
               <w:right w:val="single" w:sz="6" w:space="0" w:color="000000"/>
             </w:tcBorders>
-            <w:shd w:val="clear" w:color="auto" w:fill="auto"/>
             <w:vAlign w:val="center"/>
             <w:hideMark/>
           </w:tcPr>
@@ -11643,7 +11517,6 @@
               <w:bottom w:val="single" w:sz="6" w:space="0" w:color="000000"/>
               <w:right w:val="single" w:sz="6" w:space="0" w:color="000000"/>
             </w:tcBorders>
-            <w:shd w:val="clear" w:color="auto" w:fill="auto"/>
             <w:vAlign w:val="center"/>
             <w:hideMark/>
           </w:tcPr>
@@ -11679,7 +11552,6 @@
               <w:bottom w:val="single" w:sz="6" w:space="0" w:color="000000"/>
               <w:right w:val="single" w:sz="6" w:space="0" w:color="000000"/>
             </w:tcBorders>
-            <w:shd w:val="clear" w:color="auto" w:fill="auto"/>
             <w:vAlign w:val="center"/>
             <w:hideMark/>
           </w:tcPr>
@@ -11715,7 +11587,6 @@
               <w:bottom w:val="single" w:sz="6" w:space="0" w:color="000000"/>
               <w:right w:val="single" w:sz="6" w:space="0" w:color="000000"/>
             </w:tcBorders>
-            <w:shd w:val="clear" w:color="auto" w:fill="auto"/>
             <w:vAlign w:val="center"/>
             <w:hideMark/>
           </w:tcPr>
@@ -11751,7 +11622,6 @@
               <w:bottom w:val="single" w:sz="6" w:space="0" w:color="000000"/>
               <w:right w:val="single" w:sz="6" w:space="0" w:color="000000"/>
             </w:tcBorders>
-            <w:shd w:val="clear" w:color="auto" w:fill="auto"/>
             <w:vAlign w:val="center"/>
             <w:hideMark/>
           </w:tcPr>
@@ -11823,7 +11693,6 @@
               <w:bottom w:val="single" w:sz="6" w:space="0" w:color="000000"/>
               <w:right w:val="single" w:sz="6" w:space="0" w:color="000000"/>
             </w:tcBorders>
-            <w:shd w:val="clear" w:color="auto" w:fill="auto"/>
             <w:vAlign w:val="center"/>
             <w:hideMark/>
           </w:tcPr>
@@ -11859,7 +11728,6 @@
               <w:bottom w:val="single" w:sz="6" w:space="0" w:color="000000"/>
               <w:right w:val="single" w:sz="6" w:space="0" w:color="000000"/>
             </w:tcBorders>
-            <w:shd w:val="clear" w:color="auto" w:fill="auto"/>
             <w:vAlign w:val="center"/>
             <w:hideMark/>
           </w:tcPr>
@@ -11895,7 +11763,6 @@
               <w:bottom w:val="single" w:sz="6" w:space="0" w:color="000000"/>
               <w:right w:val="single" w:sz="6" w:space="0" w:color="000000"/>
             </w:tcBorders>
-            <w:shd w:val="clear" w:color="auto" w:fill="auto"/>
             <w:vAlign w:val="center"/>
             <w:hideMark/>
           </w:tcPr>
@@ -11931,7 +11798,6 @@
               <w:bottom w:val="single" w:sz="6" w:space="0" w:color="000000"/>
               <w:right w:val="single" w:sz="6" w:space="0" w:color="000000"/>
             </w:tcBorders>
-            <w:shd w:val="clear" w:color="auto" w:fill="auto"/>
             <w:vAlign w:val="center"/>
             <w:hideMark/>
           </w:tcPr>
@@ -11967,7 +11833,6 @@
               <w:bottom w:val="single" w:sz="6" w:space="0" w:color="000000"/>
               <w:right w:val="single" w:sz="6" w:space="0" w:color="000000"/>
             </w:tcBorders>
-            <w:shd w:val="clear" w:color="auto" w:fill="auto"/>
             <w:vAlign w:val="center"/>
             <w:hideMark/>
           </w:tcPr>
@@ -12003,7 +11868,6 @@
               <w:bottom w:val="single" w:sz="6" w:space="0" w:color="000000"/>
               <w:right w:val="single" w:sz="6" w:space="0" w:color="000000"/>
             </w:tcBorders>
-            <w:shd w:val="clear" w:color="auto" w:fill="auto"/>
             <w:vAlign w:val="center"/>
             <w:hideMark/>
           </w:tcPr>
@@ -12039,7 +11903,6 @@
               <w:bottom w:val="single" w:sz="6" w:space="0" w:color="000000"/>
               <w:right w:val="single" w:sz="6" w:space="0" w:color="000000"/>
             </w:tcBorders>
-            <w:shd w:val="clear" w:color="auto" w:fill="auto"/>
             <w:vAlign w:val="center"/>
             <w:hideMark/>
           </w:tcPr>
@@ -12075,7 +11938,6 @@
               <w:bottom w:val="single" w:sz="6" w:space="0" w:color="000000"/>
               <w:right w:val="single" w:sz="6" w:space="0" w:color="000000"/>
             </w:tcBorders>
-            <w:shd w:val="clear" w:color="auto" w:fill="auto"/>
             <w:vAlign w:val="center"/>
             <w:hideMark/>
           </w:tcPr>
@@ -12111,7 +11973,6 @@
               <w:bottom w:val="single" w:sz="6" w:space="0" w:color="000000"/>
               <w:right w:val="single" w:sz="6" w:space="0" w:color="000000"/>
             </w:tcBorders>
-            <w:shd w:val="clear" w:color="auto" w:fill="auto"/>
             <w:vAlign w:val="center"/>
             <w:hideMark/>
           </w:tcPr>
@@ -12152,7 +12013,6 @@
               <w:left w:val="single" w:sz="6" w:space="0" w:color="000000"/>
               <w:right w:val="single" w:sz="6" w:space="0" w:color="000000"/>
             </w:tcBorders>
-            <w:shd w:val="clear" w:color="auto" w:fill="auto"/>
             <w:vAlign w:val="center"/>
             <w:hideMark/>
           </w:tcPr>
@@ -12188,23 +12048,21 @@
               <w:bottom w:val="single" w:sz="6" w:space="0" w:color="000000"/>
               <w:right w:val="single" w:sz="6" w:space="0" w:color="000000"/>
             </w:tcBorders>
-            <w:shd w:val="clear" w:color="auto" w:fill="auto"/>
-            <w:vAlign w:val="center"/>
-            <w:hideMark/>
-          </w:tcPr>
-          <w:p>
-            <w:pPr>
-              <w:spacing w:after="0" w:line="240" w:lineRule="auto"/>
-              <w:jc w:val="center"/>
-              <w:textAlignment w:val="baseline"/>
-              <w:rPr>
-                <w:rFonts w:ascii="Aptos" w:eastAsia="Times New Roman" w:hAnsi="Aptos" w:cs="Times New Roman"/>
-                <w:sz w:val="16"/>
-                <w:szCs w:val="16"/>
-                <w:lang w:eastAsia="pt-BR"/>
-              </w:rPr>
-            </w:pPr>
-            <w:proofErr w:type="spellStart"/>
+            <w:vAlign w:val="center"/>
+            <w:hideMark/>
+          </w:tcPr>
+          <w:p>
+            <w:pPr>
+              <w:spacing w:after="0" w:line="240" w:lineRule="auto"/>
+              <w:jc w:val="center"/>
+              <w:textAlignment w:val="baseline"/>
+              <w:rPr>
+                <w:rFonts w:ascii="Aptos" w:eastAsia="Times New Roman" w:hAnsi="Aptos" w:cs="Times New Roman"/>
+                <w:sz w:val="16"/>
+                <w:szCs w:val="16"/>
+                <w:lang w:eastAsia="pt-BR"/>
+              </w:rPr>
+            </w:pPr>
             <w:r>
               <w:rPr>
                 <w:rFonts w:ascii="Aptos" w:eastAsia="Times New Roman" w:hAnsi="Aptos" w:cs="Times New Roman"/>
@@ -12214,7 +12072,6 @@
               </w:rPr>
               <w:t>id_tarefa</w:t>
             </w:r>
-            <w:proofErr w:type="spellEnd"/>
           </w:p>
         </w:tc>
         <w:tc>
@@ -12226,7 +12083,6 @@
               <w:bottom w:val="single" w:sz="6" w:space="0" w:color="000000"/>
               <w:right w:val="single" w:sz="6" w:space="0" w:color="000000"/>
             </w:tcBorders>
-            <w:shd w:val="clear" w:color="auto" w:fill="auto"/>
             <w:vAlign w:val="center"/>
             <w:hideMark/>
           </w:tcPr>
@@ -12262,7 +12118,6 @@
               <w:bottom w:val="single" w:sz="6" w:space="0" w:color="000000"/>
               <w:right w:val="single" w:sz="6" w:space="0" w:color="000000"/>
             </w:tcBorders>
-            <w:shd w:val="clear" w:color="auto" w:fill="auto"/>
             <w:vAlign w:val="center"/>
             <w:hideMark/>
           </w:tcPr>
@@ -12298,7 +12153,6 @@
               <w:bottom w:val="single" w:sz="6" w:space="0" w:color="000000"/>
               <w:right w:val="single" w:sz="6" w:space="0" w:color="000000"/>
             </w:tcBorders>
-            <w:shd w:val="clear" w:color="auto" w:fill="auto"/>
             <w:vAlign w:val="center"/>
             <w:hideMark/>
           </w:tcPr>
@@ -12334,7 +12188,6 @@
               <w:bottom w:val="single" w:sz="6" w:space="0" w:color="000000"/>
               <w:right w:val="single" w:sz="6" w:space="0" w:color="000000"/>
             </w:tcBorders>
-            <w:shd w:val="clear" w:color="auto" w:fill="auto"/>
             <w:vAlign w:val="center"/>
             <w:hideMark/>
           </w:tcPr>
@@ -12370,7 +12223,6 @@
               <w:bottom w:val="single" w:sz="6" w:space="0" w:color="000000"/>
               <w:right w:val="single" w:sz="6" w:space="0" w:color="000000"/>
             </w:tcBorders>
-            <w:shd w:val="clear" w:color="auto" w:fill="auto"/>
             <w:vAlign w:val="center"/>
             <w:hideMark/>
           </w:tcPr>
@@ -12406,7 +12258,6 @@
               <w:bottom w:val="single" w:sz="6" w:space="0" w:color="000000"/>
               <w:right w:val="single" w:sz="6" w:space="0" w:color="000000"/>
             </w:tcBorders>
-            <w:shd w:val="clear" w:color="auto" w:fill="auto"/>
             <w:vAlign w:val="center"/>
             <w:hideMark/>
           </w:tcPr>
@@ -12442,7 +12293,6 @@
               <w:bottom w:val="single" w:sz="6" w:space="0" w:color="000000"/>
               <w:right w:val="single" w:sz="6" w:space="0" w:color="000000"/>
             </w:tcBorders>
-            <w:shd w:val="clear" w:color="auto" w:fill="auto"/>
             <w:vAlign w:val="center"/>
             <w:hideMark/>
           </w:tcPr>
@@ -12473,7 +12323,6 @@
               <w:left w:val="single" w:sz="6" w:space="0" w:color="000000"/>
               <w:right w:val="single" w:sz="6" w:space="0" w:color="000000"/>
             </w:tcBorders>
-            <w:shd w:val="clear" w:color="auto" w:fill="auto"/>
             <w:vAlign w:val="center"/>
             <w:hideMark/>
           </w:tcPr>
@@ -12500,23 +12349,21 @@
               <w:bottom w:val="single" w:sz="6" w:space="0" w:color="000000"/>
               <w:right w:val="single" w:sz="6" w:space="0" w:color="000000"/>
             </w:tcBorders>
-            <w:shd w:val="clear" w:color="auto" w:fill="auto"/>
-            <w:vAlign w:val="center"/>
-            <w:hideMark/>
-          </w:tcPr>
-          <w:p>
-            <w:pPr>
-              <w:spacing w:after="0" w:line="240" w:lineRule="auto"/>
-              <w:jc w:val="center"/>
-              <w:textAlignment w:val="baseline"/>
-              <w:rPr>
-                <w:rFonts w:ascii="Aptos" w:eastAsia="Times New Roman" w:hAnsi="Aptos" w:cs="Times New Roman"/>
-                <w:sz w:val="16"/>
-                <w:szCs w:val="16"/>
-                <w:lang w:eastAsia="pt-BR"/>
-              </w:rPr>
-            </w:pPr>
-            <w:proofErr w:type="spellStart"/>
+            <w:vAlign w:val="center"/>
+            <w:hideMark/>
+          </w:tcPr>
+          <w:p>
+            <w:pPr>
+              <w:spacing w:after="0" w:line="240" w:lineRule="auto"/>
+              <w:jc w:val="center"/>
+              <w:textAlignment w:val="baseline"/>
+              <w:rPr>
+                <w:rFonts w:ascii="Aptos" w:eastAsia="Times New Roman" w:hAnsi="Aptos" w:cs="Times New Roman"/>
+                <w:sz w:val="16"/>
+                <w:szCs w:val="16"/>
+                <w:lang w:eastAsia="pt-BR"/>
+              </w:rPr>
+            </w:pPr>
             <w:r>
               <w:rPr>
                 <w:rFonts w:ascii="Aptos" w:eastAsia="Times New Roman" w:hAnsi="Aptos" w:cs="Times New Roman"/>
@@ -12526,7 +12373,6 @@
               </w:rPr>
               <w:t>valor_recompensa</w:t>
             </w:r>
-            <w:proofErr w:type="spellEnd"/>
           </w:p>
         </w:tc>
         <w:tc>
@@ -12538,7 +12384,6 @@
               <w:bottom w:val="single" w:sz="6" w:space="0" w:color="000000"/>
               <w:right w:val="single" w:sz="6" w:space="0" w:color="000000"/>
             </w:tcBorders>
-            <w:shd w:val="clear" w:color="auto" w:fill="auto"/>
             <w:vAlign w:val="center"/>
             <w:hideMark/>
           </w:tcPr>
@@ -12574,7 +12419,6 @@
               <w:bottom w:val="single" w:sz="6" w:space="0" w:color="000000"/>
               <w:right w:val="single" w:sz="6" w:space="0" w:color="000000"/>
             </w:tcBorders>
-            <w:shd w:val="clear" w:color="auto" w:fill="auto"/>
             <w:vAlign w:val="center"/>
             <w:hideMark/>
           </w:tcPr>
@@ -12610,7 +12454,6 @@
               <w:bottom w:val="single" w:sz="6" w:space="0" w:color="000000"/>
               <w:right w:val="single" w:sz="6" w:space="0" w:color="000000"/>
             </w:tcBorders>
-            <w:shd w:val="clear" w:color="auto" w:fill="auto"/>
             <w:vAlign w:val="center"/>
             <w:hideMark/>
           </w:tcPr>
@@ -12646,7 +12489,6 @@
               <w:bottom w:val="single" w:sz="6" w:space="0" w:color="000000"/>
               <w:right w:val="single" w:sz="6" w:space="0" w:color="000000"/>
             </w:tcBorders>
-            <w:shd w:val="clear" w:color="auto" w:fill="auto"/>
             <w:vAlign w:val="center"/>
             <w:hideMark/>
           </w:tcPr>
@@ -12682,7 +12524,6 @@
               <w:bottom w:val="single" w:sz="6" w:space="0" w:color="000000"/>
               <w:right w:val="single" w:sz="6" w:space="0" w:color="000000"/>
             </w:tcBorders>
-            <w:shd w:val="clear" w:color="auto" w:fill="auto"/>
             <w:vAlign w:val="center"/>
             <w:hideMark/>
           </w:tcPr>
@@ -12718,7 +12559,6 @@
               <w:bottom w:val="single" w:sz="6" w:space="0" w:color="000000"/>
               <w:right w:val="single" w:sz="6" w:space="0" w:color="000000"/>
             </w:tcBorders>
-            <w:shd w:val="clear" w:color="auto" w:fill="auto"/>
             <w:vAlign w:val="center"/>
             <w:hideMark/>
           </w:tcPr>
@@ -12754,7 +12594,6 @@
               <w:bottom w:val="single" w:sz="6" w:space="0" w:color="000000"/>
               <w:right w:val="single" w:sz="6" w:space="0" w:color="000000"/>
             </w:tcBorders>
-            <w:shd w:val="clear" w:color="auto" w:fill="auto"/>
             <w:vAlign w:val="center"/>
             <w:hideMark/>
           </w:tcPr>
@@ -12785,7 +12624,32 @@
               <w:left w:val="single" w:sz="6" w:space="0" w:color="000000"/>
               <w:right w:val="single" w:sz="6" w:space="0" w:color="000000"/>
             </w:tcBorders>
-            <w:shd w:val="clear" w:color="auto" w:fill="auto"/>
+            <w:vAlign w:val="center"/>
+            <w:hideMark/>
+          </w:tcPr>
+          <w:p>
+            <w:pPr>
+              <w:spacing w:after="0" w:line="240" w:lineRule="auto"/>
+              <w:jc w:val="center"/>
+              <w:textAlignment w:val="baseline"/>
+              <w:rPr>
+                <w:rFonts w:ascii="Aptos" w:eastAsia="Times New Roman" w:hAnsi="Aptos" w:cs="Times New Roman"/>
+                <w:sz w:val="16"/>
+                <w:szCs w:val="16"/>
+                <w:lang w:eastAsia="pt-BR"/>
+              </w:rPr>
+            </w:pPr>
+          </w:p>
+        </w:tc>
+        <w:tc>
+          <w:tcPr>
+            <w:tcW w:w="1601" w:type="dxa"/>
+            <w:tcBorders>
+              <w:top w:val="single" w:sz="6" w:space="0" w:color="000000"/>
+              <w:left w:val="single" w:sz="6" w:space="0" w:color="000000"/>
+              <w:bottom w:val="single" w:sz="6" w:space="0" w:color="000000"/>
+              <w:right w:val="single" w:sz="6" w:space="0" w:color="000000"/>
+            </w:tcBorders>
             <w:vAlign w:val="center"/>
             <w:hideMark/>
           </w:tcPr>
@@ -12802,35 +12666,7 @@
               </w:rPr>
             </w:pPr>
             <w:commentRangeStart w:id="51"/>
-          </w:p>
-        </w:tc>
-        <w:tc>
-          <w:tcPr>
-            <w:tcW w:w="1601" w:type="dxa"/>
-            <w:tcBorders>
-              <w:top w:val="single" w:sz="6" w:space="0" w:color="000000"/>
-              <w:left w:val="single" w:sz="6" w:space="0" w:color="000000"/>
-              <w:bottom w:val="single" w:sz="6" w:space="0" w:color="000000"/>
-              <w:right w:val="single" w:sz="6" w:space="0" w:color="000000"/>
-            </w:tcBorders>
-            <w:shd w:val="clear" w:color="auto" w:fill="auto"/>
-            <w:vAlign w:val="center"/>
-            <w:hideMark/>
-          </w:tcPr>
-          <w:p>
-            <w:pPr>
-              <w:spacing w:after="0" w:line="240" w:lineRule="auto"/>
-              <w:jc w:val="center"/>
-              <w:textAlignment w:val="baseline"/>
-              <w:rPr>
-                <w:rFonts w:ascii="Aptos" w:eastAsia="Times New Roman" w:hAnsi="Aptos" w:cs="Times New Roman"/>
-                <w:sz w:val="16"/>
-                <w:szCs w:val="16"/>
-                <w:lang w:eastAsia="pt-BR"/>
-              </w:rPr>
-            </w:pPr>
             <w:commentRangeStart w:id="52"/>
-            <w:proofErr w:type="spellStart"/>
             <w:r>
               <w:rPr>
                 <w:rFonts w:ascii="Aptos" w:eastAsia="Times New Roman" w:hAnsi="Aptos" w:cs="Times New Roman"/>
@@ -12840,7 +12676,6 @@
               </w:rPr>
               <w:t>data_limite</w:t>
             </w:r>
-            <w:proofErr w:type="spellEnd"/>
           </w:p>
         </w:tc>
         <w:tc>
@@ -12852,7 +12687,6 @@
               <w:bottom w:val="single" w:sz="6" w:space="0" w:color="000000"/>
               <w:right w:val="single" w:sz="6" w:space="0" w:color="000000"/>
             </w:tcBorders>
-            <w:shd w:val="clear" w:color="auto" w:fill="auto"/>
             <w:vAlign w:val="center"/>
             <w:hideMark/>
           </w:tcPr>
@@ -12888,7 +12722,6 @@
               <w:bottom w:val="single" w:sz="6" w:space="0" w:color="000000"/>
               <w:right w:val="single" w:sz="6" w:space="0" w:color="000000"/>
             </w:tcBorders>
-            <w:shd w:val="clear" w:color="auto" w:fill="auto"/>
             <w:vAlign w:val="center"/>
             <w:hideMark/>
           </w:tcPr>
@@ -12924,7 +12757,6 @@
               <w:bottom w:val="single" w:sz="6" w:space="0" w:color="000000"/>
               <w:right w:val="single" w:sz="6" w:space="0" w:color="000000"/>
             </w:tcBorders>
-            <w:shd w:val="clear" w:color="auto" w:fill="auto"/>
             <w:vAlign w:val="center"/>
             <w:hideMark/>
           </w:tcPr>
@@ -12960,7 +12792,6 @@
               <w:bottom w:val="single" w:sz="6" w:space="0" w:color="000000"/>
               <w:right w:val="single" w:sz="6" w:space="0" w:color="000000"/>
             </w:tcBorders>
-            <w:shd w:val="clear" w:color="auto" w:fill="auto"/>
             <w:vAlign w:val="center"/>
             <w:hideMark/>
           </w:tcPr>
@@ -12996,7 +12827,6 @@
               <w:bottom w:val="single" w:sz="6" w:space="0" w:color="000000"/>
               <w:right w:val="single" w:sz="6" w:space="0" w:color="000000"/>
             </w:tcBorders>
-            <w:shd w:val="clear" w:color="auto" w:fill="auto"/>
             <w:vAlign w:val="center"/>
             <w:hideMark/>
           </w:tcPr>
@@ -13023,7 +12853,7 @@
             </w:r>
           </w:p>
         </w:tc>
-        <w:commentRangeEnd w:id="52"/>
+        <w:commentRangeEnd w:id="51"/>
         <w:tc>
           <w:tcPr>
             <w:tcW w:w="1092" w:type="dxa"/>
@@ -13033,7 +12863,6 @@
               <w:bottom w:val="single" w:sz="6" w:space="0" w:color="000000"/>
               <w:right w:val="single" w:sz="6" w:space="0" w:color="000000"/>
             </w:tcBorders>
-            <w:shd w:val="clear" w:color="auto" w:fill="auto"/>
             <w:vAlign w:val="center"/>
             <w:hideMark/>
           </w:tcPr>
@@ -13055,16 +12884,19 @@
                 <w:rFonts w:ascii="Aptos" w:eastAsia="Times New Roman" w:hAnsi="Aptos" w:cs="Times New Roman"/>
                 <w:lang w:eastAsia="pt-BR"/>
               </w:rPr>
+              <w:commentReference w:id="51"/>
+            </w:r>
+            <w:commentRangeEnd w:id="52"/>
+            <w:r>
+              <w:rPr>
+                <w:rStyle w:val="Refdecomentrio"/>
+                <w:rFonts w:ascii="Aptos" w:eastAsia="Times New Roman" w:hAnsi="Aptos" w:cs="Times New Roman"/>
+                <w:lang w:eastAsia="pt-BR"/>
+              </w:rPr>
               <w:commentReference w:id="52"/>
             </w:r>
             <w:r>
               <w:rPr>
-                <w:rStyle w:val="Refdecomentrio"/>
-              </w:rPr>
-              <w:commentReference w:id="51"/>
-            </w:r>
-            <w:r>
-              <w:rPr>
                 <w:rFonts w:ascii="Aptos" w:eastAsia="Times New Roman" w:hAnsi="Aptos" w:cs="Times New Roman"/>
                 <w:sz w:val="16"/>
                 <w:szCs w:val="16"/>
@@ -13083,318 +12915,6 @@
               <w:bottom w:val="single" w:sz="6" w:space="0" w:color="000000"/>
               <w:right w:val="single" w:sz="6" w:space="0" w:color="000000"/>
             </w:tcBorders>
-            <w:shd w:val="clear" w:color="auto" w:fill="auto"/>
-            <w:vAlign w:val="center"/>
-            <w:hideMark/>
-          </w:tcPr>
-          <w:p>
-            <w:pPr>
-              <w:spacing w:after="0" w:line="240" w:lineRule="auto"/>
-              <w:jc w:val="center"/>
-              <w:textAlignment w:val="baseline"/>
-              <w:rPr>
-                <w:rFonts w:ascii="Aptos" w:eastAsia="Times New Roman" w:hAnsi="Aptos" w:cs="Times New Roman"/>
-                <w:sz w:val="16"/>
-                <w:szCs w:val="16"/>
-                <w:lang w:eastAsia="pt-BR"/>
-              </w:rPr>
-            </w:pPr>
-          </w:p>
-        </w:tc>
-      </w:tr>
-      <w:commentRangeEnd w:id="51"/>
-      <w:tr>
-        <w:trPr>
-          <w:trHeight w:val="285"/>
-        </w:trPr>
-        <w:tc>
-          <w:tcPr>
-            <w:tcW w:w="1290" w:type="dxa"/>
-            <w:vMerge/>
-            <w:tcBorders>
-              <w:left w:val="single" w:sz="6" w:space="0" w:color="000000"/>
-              <w:right w:val="single" w:sz="6" w:space="0" w:color="000000"/>
-            </w:tcBorders>
-            <w:shd w:val="clear" w:color="auto" w:fill="auto"/>
-            <w:vAlign w:val="center"/>
-            <w:hideMark/>
-          </w:tcPr>
-          <w:p>
-            <w:pPr>
-              <w:spacing w:after="0" w:line="240" w:lineRule="auto"/>
-              <w:jc w:val="center"/>
-              <w:textAlignment w:val="baseline"/>
-              <w:rPr>
-                <w:rFonts w:ascii="Aptos" w:eastAsia="Times New Roman" w:hAnsi="Aptos" w:cs="Times New Roman"/>
-                <w:sz w:val="16"/>
-                <w:szCs w:val="16"/>
-                <w:lang w:eastAsia="pt-BR"/>
-              </w:rPr>
-            </w:pPr>
-          </w:p>
-        </w:tc>
-        <w:tc>
-          <w:tcPr>
-            <w:tcW w:w="1601" w:type="dxa"/>
-            <w:tcBorders>
-              <w:top w:val="single" w:sz="6" w:space="0" w:color="000000"/>
-              <w:left w:val="single" w:sz="6" w:space="0" w:color="000000"/>
-              <w:bottom w:val="single" w:sz="6" w:space="0" w:color="000000"/>
-              <w:right w:val="single" w:sz="6" w:space="0" w:color="000000"/>
-            </w:tcBorders>
-            <w:shd w:val="clear" w:color="auto" w:fill="auto"/>
-            <w:vAlign w:val="center"/>
-            <w:hideMark/>
-          </w:tcPr>
-          <w:p>
-            <w:pPr>
-              <w:spacing w:after="0" w:line="240" w:lineRule="auto"/>
-              <w:jc w:val="center"/>
-              <w:textAlignment w:val="baseline"/>
-              <w:rPr>
-                <w:rFonts w:ascii="Aptos" w:eastAsia="Times New Roman" w:hAnsi="Aptos" w:cs="Times New Roman"/>
-                <w:sz w:val="16"/>
-                <w:szCs w:val="16"/>
-                <w:lang w:eastAsia="pt-BR"/>
-              </w:rPr>
-            </w:pPr>
-            <w:r>
-              <w:rPr>
-                <w:rFonts w:ascii="Aptos" w:eastAsia="Times New Roman" w:hAnsi="Aptos" w:cs="Times New Roman"/>
-                <w:sz w:val="16"/>
-                <w:szCs w:val="16"/>
-                <w:lang w:eastAsia="pt-BR"/>
-              </w:rPr>
-              <w:t>titulo</w:t>
-            </w:r>
-          </w:p>
-        </w:tc>
-        <w:tc>
-          <w:tcPr>
-            <w:tcW w:w="1210" w:type="dxa"/>
-            <w:tcBorders>
-              <w:top w:val="single" w:sz="6" w:space="0" w:color="000000"/>
-              <w:left w:val="single" w:sz="6" w:space="0" w:color="000000"/>
-              <w:bottom w:val="single" w:sz="6" w:space="0" w:color="000000"/>
-              <w:right w:val="single" w:sz="6" w:space="0" w:color="000000"/>
-            </w:tcBorders>
-            <w:shd w:val="clear" w:color="auto" w:fill="auto"/>
-            <w:vAlign w:val="center"/>
-            <w:hideMark/>
-          </w:tcPr>
-          <w:p>
-            <w:pPr>
-              <w:spacing w:after="0" w:line="240" w:lineRule="auto"/>
-              <w:jc w:val="center"/>
-              <w:textAlignment w:val="baseline"/>
-              <w:rPr>
-                <w:rFonts w:ascii="Aptos" w:eastAsia="Times New Roman" w:hAnsi="Aptos" w:cs="Times New Roman"/>
-                <w:sz w:val="16"/>
-                <w:szCs w:val="16"/>
-                <w:lang w:eastAsia="pt-BR"/>
-              </w:rPr>
-            </w:pPr>
-            <w:r>
-              <w:rPr>
-                <w:rFonts w:ascii="Aptos" w:eastAsia="Times New Roman" w:hAnsi="Aptos" w:cs="Times New Roman"/>
-                <w:sz w:val="16"/>
-                <w:szCs w:val="16"/>
-                <w:lang w:eastAsia="pt-BR"/>
-              </w:rPr>
-              <w:t>Título da tarefa</w:t>
-            </w:r>
-          </w:p>
-        </w:tc>
-        <w:tc>
-          <w:tcPr>
-            <w:tcW w:w="751" w:type="dxa"/>
-            <w:tcBorders>
-              <w:top w:val="single" w:sz="6" w:space="0" w:color="000000"/>
-              <w:left w:val="single" w:sz="6" w:space="0" w:color="000000"/>
-              <w:bottom w:val="single" w:sz="6" w:space="0" w:color="000000"/>
-              <w:right w:val="single" w:sz="6" w:space="0" w:color="000000"/>
-            </w:tcBorders>
-            <w:shd w:val="clear" w:color="auto" w:fill="auto"/>
-            <w:vAlign w:val="center"/>
-            <w:hideMark/>
-          </w:tcPr>
-          <w:p>
-            <w:pPr>
-              <w:spacing w:after="0" w:line="240" w:lineRule="auto"/>
-              <w:jc w:val="center"/>
-              <w:textAlignment w:val="baseline"/>
-              <w:rPr>
-                <w:rFonts w:ascii="Aptos" w:eastAsia="Times New Roman" w:hAnsi="Aptos" w:cs="Times New Roman"/>
-                <w:sz w:val="16"/>
-                <w:szCs w:val="16"/>
-                <w:lang w:eastAsia="pt-BR"/>
-              </w:rPr>
-            </w:pPr>
-            <w:r>
-              <w:rPr>
-                <w:rFonts w:ascii="Aptos" w:eastAsia="Times New Roman" w:hAnsi="Aptos" w:cs="Times New Roman"/>
-                <w:sz w:val="16"/>
-                <w:szCs w:val="16"/>
-                <w:lang w:eastAsia="pt-BR"/>
-              </w:rPr>
-              <w:t>VARCHAR</w:t>
-            </w:r>
-          </w:p>
-        </w:tc>
-        <w:tc>
-          <w:tcPr>
-            <w:tcW w:w="704" w:type="dxa"/>
-            <w:tcBorders>
-              <w:top w:val="single" w:sz="6" w:space="0" w:color="000000"/>
-              <w:left w:val="single" w:sz="6" w:space="0" w:color="000000"/>
-              <w:bottom w:val="single" w:sz="6" w:space="0" w:color="000000"/>
-              <w:right w:val="single" w:sz="6" w:space="0" w:color="000000"/>
-            </w:tcBorders>
-            <w:shd w:val="clear" w:color="auto" w:fill="auto"/>
-            <w:vAlign w:val="center"/>
-            <w:hideMark/>
-          </w:tcPr>
-          <w:p>
-            <w:pPr>
-              <w:spacing w:after="0" w:line="240" w:lineRule="auto"/>
-              <w:jc w:val="center"/>
-              <w:textAlignment w:val="baseline"/>
-              <w:rPr>
-                <w:rFonts w:ascii="Aptos" w:eastAsia="Times New Roman" w:hAnsi="Aptos" w:cs="Times New Roman"/>
-                <w:sz w:val="16"/>
-                <w:szCs w:val="16"/>
-                <w:lang w:eastAsia="pt-BR"/>
-              </w:rPr>
-            </w:pPr>
-            <w:r>
-              <w:rPr>
-                <w:rFonts w:ascii="Aptos" w:eastAsia="Times New Roman" w:hAnsi="Aptos" w:cs="Times New Roman"/>
-                <w:sz w:val="16"/>
-                <w:szCs w:val="16"/>
-                <w:lang w:eastAsia="pt-BR"/>
-              </w:rPr>
-              <w:t>-</w:t>
-            </w:r>
-          </w:p>
-        </w:tc>
-        <w:tc>
-          <w:tcPr>
-            <w:tcW w:w="804" w:type="dxa"/>
-            <w:tcBorders>
-              <w:top w:val="single" w:sz="6" w:space="0" w:color="000000"/>
-              <w:left w:val="single" w:sz="6" w:space="0" w:color="000000"/>
-              <w:bottom w:val="single" w:sz="6" w:space="0" w:color="000000"/>
-              <w:right w:val="single" w:sz="6" w:space="0" w:color="000000"/>
-            </w:tcBorders>
-            <w:shd w:val="clear" w:color="auto" w:fill="auto"/>
-            <w:vAlign w:val="center"/>
-            <w:hideMark/>
-          </w:tcPr>
-          <w:p>
-            <w:pPr>
-              <w:spacing w:after="0" w:line="240" w:lineRule="auto"/>
-              <w:jc w:val="center"/>
-              <w:textAlignment w:val="baseline"/>
-              <w:rPr>
-                <w:rFonts w:ascii="Aptos" w:eastAsia="Times New Roman" w:hAnsi="Aptos" w:cs="Times New Roman"/>
-                <w:sz w:val="16"/>
-                <w:szCs w:val="16"/>
-                <w:lang w:eastAsia="pt-BR"/>
-              </w:rPr>
-            </w:pPr>
-            <w:r>
-              <w:rPr>
-                <w:rFonts w:ascii="Aptos" w:eastAsia="Times New Roman" w:hAnsi="Aptos" w:cs="Times New Roman"/>
-                <w:sz w:val="16"/>
-                <w:szCs w:val="16"/>
-                <w:lang w:eastAsia="pt-BR"/>
-              </w:rPr>
-              <w:t>SIM</w:t>
-            </w:r>
-          </w:p>
-        </w:tc>
-        <w:tc>
-          <w:tcPr>
-            <w:tcW w:w="643" w:type="dxa"/>
-            <w:tcBorders>
-              <w:top w:val="single" w:sz="6" w:space="0" w:color="000000"/>
-              <w:left w:val="single" w:sz="6" w:space="0" w:color="000000"/>
-              <w:bottom w:val="single" w:sz="6" w:space="0" w:color="000000"/>
-              <w:right w:val="single" w:sz="6" w:space="0" w:color="000000"/>
-            </w:tcBorders>
-            <w:shd w:val="clear" w:color="auto" w:fill="auto"/>
-            <w:vAlign w:val="center"/>
-            <w:hideMark/>
-          </w:tcPr>
-          <w:p>
-            <w:pPr>
-              <w:spacing w:after="0" w:line="240" w:lineRule="auto"/>
-              <w:jc w:val="center"/>
-              <w:textAlignment w:val="baseline"/>
-              <w:rPr>
-                <w:rFonts w:ascii="Aptos" w:eastAsia="Times New Roman" w:hAnsi="Aptos" w:cs="Times New Roman"/>
-                <w:sz w:val="16"/>
-                <w:szCs w:val="16"/>
-                <w:lang w:eastAsia="pt-BR"/>
-              </w:rPr>
-            </w:pPr>
-            <w:r>
-              <w:rPr>
-                <w:rFonts w:ascii="Aptos" w:eastAsia="Times New Roman" w:hAnsi="Aptos" w:cs="Times New Roman"/>
-                <w:sz w:val="16"/>
-                <w:szCs w:val="16"/>
-                <w:lang w:eastAsia="pt-BR"/>
-              </w:rPr>
-              <w:t>-</w:t>
-            </w:r>
-          </w:p>
-        </w:tc>
-        <w:tc>
-          <w:tcPr>
-            <w:tcW w:w="1092" w:type="dxa"/>
-            <w:tcBorders>
-              <w:top w:val="single" w:sz="6" w:space="0" w:color="000000"/>
-              <w:left w:val="single" w:sz="6" w:space="0" w:color="000000"/>
-              <w:bottom w:val="single" w:sz="6" w:space="0" w:color="000000"/>
-              <w:right w:val="single" w:sz="6" w:space="0" w:color="000000"/>
-            </w:tcBorders>
-            <w:shd w:val="clear" w:color="auto" w:fill="auto"/>
-            <w:vAlign w:val="center"/>
-            <w:hideMark/>
-          </w:tcPr>
-          <w:p>
-            <w:pPr>
-              <w:spacing w:after="0" w:line="240" w:lineRule="auto"/>
-              <w:jc w:val="center"/>
-              <w:textAlignment w:val="baseline"/>
-              <w:rPr>
-                <w:rFonts w:ascii="Aptos" w:eastAsia="Times New Roman" w:hAnsi="Aptos" w:cs="Times New Roman"/>
-                <w:sz w:val="16"/>
-                <w:szCs w:val="16"/>
-                <w:lang w:eastAsia="pt-BR"/>
-              </w:rPr>
-            </w:pPr>
-            <w:r>
-              <w:rPr>
-                <w:rFonts w:ascii="Aptos" w:eastAsia="Times New Roman" w:hAnsi="Aptos" w:cs="Times New Roman"/>
-                <w:sz w:val="16"/>
-                <w:szCs w:val="16"/>
-                <w:lang w:eastAsia="pt-BR"/>
-              </w:rPr>
-              <w:t>-</w:t>
-            </w:r>
-          </w:p>
-        </w:tc>
-        <w:tc>
-          <w:tcPr>
-            <w:tcW w:w="1160" w:type="dxa"/>
-            <w:tcBorders>
-              <w:top w:val="single" w:sz="6" w:space="0" w:color="000000"/>
-              <w:left w:val="single" w:sz="6" w:space="0" w:color="000000"/>
-              <w:bottom w:val="single" w:sz="6" w:space="0" w:color="000000"/>
-              <w:right w:val="single" w:sz="6" w:space="0" w:color="000000"/>
-            </w:tcBorders>
-            <w:shd w:val="clear" w:color="auto" w:fill="auto"/>
             <w:vAlign w:val="center"/>
             <w:hideMark/>
           </w:tcPr>
@@ -13425,7 +12945,6 @@
               <w:left w:val="single" w:sz="6" w:space="0" w:color="000000"/>
               <w:right w:val="single" w:sz="6" w:space="0" w:color="000000"/>
             </w:tcBorders>
-            <w:shd w:val="clear" w:color="auto" w:fill="auto"/>
             <w:vAlign w:val="center"/>
             <w:hideMark/>
           </w:tcPr>
@@ -13452,33 +12971,30 @@
               <w:bottom w:val="single" w:sz="6" w:space="0" w:color="000000"/>
               <w:right w:val="single" w:sz="6" w:space="0" w:color="000000"/>
             </w:tcBorders>
-            <w:shd w:val="clear" w:color="auto" w:fill="auto"/>
-            <w:vAlign w:val="center"/>
-            <w:hideMark/>
-          </w:tcPr>
-          <w:p>
-            <w:pPr>
-              <w:spacing w:after="0" w:line="240" w:lineRule="auto"/>
-              <w:jc w:val="center"/>
-              <w:textAlignment w:val="baseline"/>
-              <w:rPr>
-                <w:rFonts w:ascii="Aptos" w:eastAsia="Times New Roman" w:hAnsi="Aptos" w:cs="Times New Roman"/>
-                <w:sz w:val="16"/>
-                <w:szCs w:val="16"/>
-                <w:lang w:eastAsia="pt-BR"/>
-              </w:rPr>
-            </w:pPr>
-            <w:proofErr w:type="spellStart"/>
-            <w:r>
-              <w:rPr>
-                <w:rFonts w:ascii="Aptos" w:eastAsia="Times New Roman" w:hAnsi="Aptos" w:cs="Times New Roman"/>
-                <w:sz w:val="16"/>
-                <w:szCs w:val="16"/>
-                <w:lang w:eastAsia="pt-BR"/>
-              </w:rPr>
-              <w:t>descricao</w:t>
-            </w:r>
-            <w:proofErr w:type="spellEnd"/>
+            <w:vAlign w:val="center"/>
+            <w:hideMark/>
+          </w:tcPr>
+          <w:p>
+            <w:pPr>
+              <w:spacing w:after="0" w:line="240" w:lineRule="auto"/>
+              <w:jc w:val="center"/>
+              <w:textAlignment w:val="baseline"/>
+              <w:rPr>
+                <w:rFonts w:ascii="Aptos" w:eastAsia="Times New Roman" w:hAnsi="Aptos" w:cs="Times New Roman"/>
+                <w:sz w:val="16"/>
+                <w:szCs w:val="16"/>
+                <w:lang w:eastAsia="pt-BR"/>
+              </w:rPr>
+            </w:pPr>
+            <w:r>
+              <w:rPr>
+                <w:rFonts w:ascii="Aptos" w:eastAsia="Times New Roman" w:hAnsi="Aptos" w:cs="Times New Roman"/>
+                <w:sz w:val="16"/>
+                <w:szCs w:val="16"/>
+                <w:lang w:eastAsia="pt-BR"/>
+              </w:rPr>
+              <w:t>titulo</w:t>
+            </w:r>
           </w:p>
         </w:tc>
         <w:tc>
@@ -13490,30 +13006,29 @@
               <w:bottom w:val="single" w:sz="6" w:space="0" w:color="000000"/>
               <w:right w:val="single" w:sz="6" w:space="0" w:color="000000"/>
             </w:tcBorders>
-            <w:shd w:val="clear" w:color="auto" w:fill="auto"/>
-            <w:vAlign w:val="center"/>
-            <w:hideMark/>
-          </w:tcPr>
-          <w:p>
-            <w:pPr>
-              <w:spacing w:after="0" w:line="240" w:lineRule="auto"/>
-              <w:jc w:val="center"/>
-              <w:textAlignment w:val="baseline"/>
-              <w:rPr>
-                <w:rFonts w:ascii="Aptos" w:eastAsia="Times New Roman" w:hAnsi="Aptos" w:cs="Times New Roman"/>
-                <w:sz w:val="16"/>
-                <w:szCs w:val="16"/>
-                <w:lang w:eastAsia="pt-BR"/>
-              </w:rPr>
-            </w:pPr>
-            <w:r>
-              <w:rPr>
-                <w:rFonts w:ascii="Aptos" w:eastAsia="Times New Roman" w:hAnsi="Aptos" w:cs="Times New Roman"/>
-                <w:sz w:val="16"/>
-                <w:szCs w:val="16"/>
-                <w:lang w:eastAsia="pt-BR"/>
-              </w:rPr>
-              <w:t>Descrição da tarefa</w:t>
+            <w:vAlign w:val="center"/>
+            <w:hideMark/>
+          </w:tcPr>
+          <w:p>
+            <w:pPr>
+              <w:spacing w:after="0" w:line="240" w:lineRule="auto"/>
+              <w:jc w:val="center"/>
+              <w:textAlignment w:val="baseline"/>
+              <w:rPr>
+                <w:rFonts w:ascii="Aptos" w:eastAsia="Times New Roman" w:hAnsi="Aptos" w:cs="Times New Roman"/>
+                <w:sz w:val="16"/>
+                <w:szCs w:val="16"/>
+                <w:lang w:eastAsia="pt-BR"/>
+              </w:rPr>
+            </w:pPr>
+            <w:r>
+              <w:rPr>
+                <w:rFonts w:ascii="Aptos" w:eastAsia="Times New Roman" w:hAnsi="Aptos" w:cs="Times New Roman"/>
+                <w:sz w:val="16"/>
+                <w:szCs w:val="16"/>
+                <w:lang w:eastAsia="pt-BR"/>
+              </w:rPr>
+              <w:t>Título da tarefa</w:t>
             </w:r>
           </w:p>
         </w:tc>
@@ -13526,30 +13041,29 @@
               <w:bottom w:val="single" w:sz="6" w:space="0" w:color="000000"/>
               <w:right w:val="single" w:sz="6" w:space="0" w:color="000000"/>
             </w:tcBorders>
-            <w:shd w:val="clear" w:color="auto" w:fill="auto"/>
-            <w:vAlign w:val="center"/>
-            <w:hideMark/>
-          </w:tcPr>
-          <w:p>
-            <w:pPr>
-              <w:spacing w:after="0" w:line="240" w:lineRule="auto"/>
-              <w:jc w:val="center"/>
-              <w:textAlignment w:val="baseline"/>
-              <w:rPr>
-                <w:rFonts w:ascii="Aptos" w:eastAsia="Times New Roman" w:hAnsi="Aptos" w:cs="Times New Roman"/>
-                <w:sz w:val="16"/>
-                <w:szCs w:val="16"/>
-                <w:lang w:eastAsia="pt-BR"/>
-              </w:rPr>
-            </w:pPr>
-            <w:r>
-              <w:rPr>
-                <w:rFonts w:ascii="Aptos" w:eastAsia="Times New Roman" w:hAnsi="Aptos" w:cs="Times New Roman"/>
-                <w:sz w:val="16"/>
-                <w:szCs w:val="16"/>
-                <w:lang w:eastAsia="pt-BR"/>
-              </w:rPr>
-              <w:t>VRACHAR</w:t>
+            <w:vAlign w:val="center"/>
+            <w:hideMark/>
+          </w:tcPr>
+          <w:p>
+            <w:pPr>
+              <w:spacing w:after="0" w:line="240" w:lineRule="auto"/>
+              <w:jc w:val="center"/>
+              <w:textAlignment w:val="baseline"/>
+              <w:rPr>
+                <w:rFonts w:ascii="Aptos" w:eastAsia="Times New Roman" w:hAnsi="Aptos" w:cs="Times New Roman"/>
+                <w:sz w:val="16"/>
+                <w:szCs w:val="16"/>
+                <w:lang w:eastAsia="pt-BR"/>
+              </w:rPr>
+            </w:pPr>
+            <w:r>
+              <w:rPr>
+                <w:rFonts w:ascii="Aptos" w:eastAsia="Times New Roman" w:hAnsi="Aptos" w:cs="Times New Roman"/>
+                <w:sz w:val="16"/>
+                <w:szCs w:val="16"/>
+                <w:lang w:eastAsia="pt-BR"/>
+              </w:rPr>
+              <w:t>VARCHAR</w:t>
             </w:r>
           </w:p>
         </w:tc>
@@ -13562,30 +13076,29 @@
               <w:bottom w:val="single" w:sz="6" w:space="0" w:color="000000"/>
               <w:right w:val="single" w:sz="6" w:space="0" w:color="000000"/>
             </w:tcBorders>
-            <w:shd w:val="clear" w:color="auto" w:fill="auto"/>
-            <w:vAlign w:val="center"/>
-            <w:hideMark/>
-          </w:tcPr>
-          <w:p>
-            <w:pPr>
-              <w:spacing w:after="0" w:line="240" w:lineRule="auto"/>
-              <w:jc w:val="center"/>
-              <w:textAlignment w:val="baseline"/>
-              <w:rPr>
-                <w:rFonts w:ascii="Aptos" w:eastAsia="Times New Roman" w:hAnsi="Aptos" w:cs="Times New Roman"/>
-                <w:sz w:val="16"/>
-                <w:szCs w:val="16"/>
-                <w:lang w:eastAsia="pt-BR"/>
-              </w:rPr>
-            </w:pPr>
-            <w:r>
-              <w:rPr>
-                <w:rFonts w:ascii="Aptos" w:eastAsia="Times New Roman" w:hAnsi="Aptos" w:cs="Times New Roman"/>
-                <w:sz w:val="16"/>
-                <w:szCs w:val="16"/>
-                <w:lang w:eastAsia="pt-BR"/>
-              </w:rPr>
-              <w:t>250</w:t>
+            <w:vAlign w:val="center"/>
+            <w:hideMark/>
+          </w:tcPr>
+          <w:p>
+            <w:pPr>
+              <w:spacing w:after="0" w:line="240" w:lineRule="auto"/>
+              <w:jc w:val="center"/>
+              <w:textAlignment w:val="baseline"/>
+              <w:rPr>
+                <w:rFonts w:ascii="Aptos" w:eastAsia="Times New Roman" w:hAnsi="Aptos" w:cs="Times New Roman"/>
+                <w:sz w:val="16"/>
+                <w:szCs w:val="16"/>
+                <w:lang w:eastAsia="pt-BR"/>
+              </w:rPr>
+            </w:pPr>
+            <w:r>
+              <w:rPr>
+                <w:rFonts w:ascii="Aptos" w:eastAsia="Times New Roman" w:hAnsi="Aptos" w:cs="Times New Roman"/>
+                <w:sz w:val="16"/>
+                <w:szCs w:val="16"/>
+                <w:lang w:eastAsia="pt-BR"/>
+              </w:rPr>
+              <w:t>-</w:t>
             </w:r>
           </w:p>
         </w:tc>
@@ -13598,30 +13111,29 @@
               <w:bottom w:val="single" w:sz="6" w:space="0" w:color="000000"/>
               <w:right w:val="single" w:sz="6" w:space="0" w:color="000000"/>
             </w:tcBorders>
-            <w:shd w:val="clear" w:color="auto" w:fill="auto"/>
-            <w:vAlign w:val="center"/>
-            <w:hideMark/>
-          </w:tcPr>
-          <w:p>
-            <w:pPr>
-              <w:spacing w:after="0" w:line="240" w:lineRule="auto"/>
-              <w:jc w:val="center"/>
-              <w:textAlignment w:val="baseline"/>
-              <w:rPr>
-                <w:rFonts w:ascii="Aptos" w:eastAsia="Times New Roman" w:hAnsi="Aptos" w:cs="Times New Roman"/>
-                <w:sz w:val="16"/>
-                <w:szCs w:val="16"/>
-                <w:lang w:eastAsia="pt-BR"/>
-              </w:rPr>
-            </w:pPr>
-            <w:r>
-              <w:rPr>
-                <w:rFonts w:ascii="Aptos" w:eastAsia="Times New Roman" w:hAnsi="Aptos" w:cs="Times New Roman"/>
-                <w:sz w:val="16"/>
-                <w:szCs w:val="16"/>
-                <w:lang w:eastAsia="pt-BR"/>
-              </w:rPr>
-              <w:t>NÃO</w:t>
+            <w:vAlign w:val="center"/>
+            <w:hideMark/>
+          </w:tcPr>
+          <w:p>
+            <w:pPr>
+              <w:spacing w:after="0" w:line="240" w:lineRule="auto"/>
+              <w:jc w:val="center"/>
+              <w:textAlignment w:val="baseline"/>
+              <w:rPr>
+                <w:rFonts w:ascii="Aptos" w:eastAsia="Times New Roman" w:hAnsi="Aptos" w:cs="Times New Roman"/>
+                <w:sz w:val="16"/>
+                <w:szCs w:val="16"/>
+                <w:lang w:eastAsia="pt-BR"/>
+              </w:rPr>
+            </w:pPr>
+            <w:r>
+              <w:rPr>
+                <w:rFonts w:ascii="Aptos" w:eastAsia="Times New Roman" w:hAnsi="Aptos" w:cs="Times New Roman"/>
+                <w:sz w:val="16"/>
+                <w:szCs w:val="16"/>
+                <w:lang w:eastAsia="pt-BR"/>
+              </w:rPr>
+              <w:t>SIM</w:t>
             </w:r>
           </w:p>
         </w:tc>
@@ -13634,7 +13146,6 @@
               <w:bottom w:val="single" w:sz="6" w:space="0" w:color="000000"/>
               <w:right w:val="single" w:sz="6" w:space="0" w:color="000000"/>
             </w:tcBorders>
-            <w:shd w:val="clear" w:color="auto" w:fill="auto"/>
             <w:vAlign w:val="center"/>
             <w:hideMark/>
           </w:tcPr>
@@ -13670,7 +13181,6 @@
               <w:bottom w:val="single" w:sz="6" w:space="0" w:color="000000"/>
               <w:right w:val="single" w:sz="6" w:space="0" w:color="000000"/>
             </w:tcBorders>
-            <w:shd w:val="clear" w:color="auto" w:fill="auto"/>
             <w:vAlign w:val="center"/>
             <w:hideMark/>
           </w:tcPr>
@@ -13706,7 +13216,6 @@
               <w:bottom w:val="single" w:sz="6" w:space="0" w:color="000000"/>
               <w:right w:val="single" w:sz="6" w:space="0" w:color="000000"/>
             </w:tcBorders>
-            <w:shd w:val="clear" w:color="auto" w:fill="auto"/>
             <w:vAlign w:val="center"/>
             <w:hideMark/>
           </w:tcPr>
@@ -13737,7 +13246,6 @@
               <w:left w:val="single" w:sz="6" w:space="0" w:color="000000"/>
               <w:right w:val="single" w:sz="6" w:space="0" w:color="000000"/>
             </w:tcBorders>
-            <w:shd w:val="clear" w:color="auto" w:fill="auto"/>
             <w:vAlign w:val="center"/>
             <w:hideMark/>
           </w:tcPr>
@@ -13764,33 +13272,30 @@
               <w:bottom w:val="single" w:sz="6" w:space="0" w:color="000000"/>
               <w:right w:val="single" w:sz="6" w:space="0" w:color="000000"/>
             </w:tcBorders>
-            <w:shd w:val="clear" w:color="auto" w:fill="auto"/>
-            <w:vAlign w:val="center"/>
-            <w:hideMark/>
-          </w:tcPr>
-          <w:p>
-            <w:pPr>
-              <w:spacing w:after="0" w:line="240" w:lineRule="auto"/>
-              <w:jc w:val="center"/>
-              <w:textAlignment w:val="baseline"/>
-              <w:rPr>
-                <w:rFonts w:ascii="Aptos" w:eastAsia="Times New Roman" w:hAnsi="Aptos" w:cs="Times New Roman"/>
-                <w:sz w:val="16"/>
-                <w:szCs w:val="16"/>
-                <w:lang w:eastAsia="pt-BR"/>
-              </w:rPr>
-            </w:pPr>
-            <w:proofErr w:type="spellStart"/>
-            <w:r>
-              <w:rPr>
-                <w:rFonts w:ascii="Aptos" w:eastAsia="Times New Roman" w:hAnsi="Aptos" w:cs="Times New Roman"/>
-                <w:sz w:val="16"/>
-                <w:szCs w:val="16"/>
-                <w:lang w:eastAsia="pt-BR"/>
-              </w:rPr>
-              <w:t>fk_status_tarefa</w:t>
-            </w:r>
-            <w:proofErr w:type="spellEnd"/>
+            <w:vAlign w:val="center"/>
+            <w:hideMark/>
+          </w:tcPr>
+          <w:p>
+            <w:pPr>
+              <w:spacing w:after="0" w:line="240" w:lineRule="auto"/>
+              <w:jc w:val="center"/>
+              <w:textAlignment w:val="baseline"/>
+              <w:rPr>
+                <w:rFonts w:ascii="Aptos" w:eastAsia="Times New Roman" w:hAnsi="Aptos" w:cs="Times New Roman"/>
+                <w:sz w:val="16"/>
+                <w:szCs w:val="16"/>
+                <w:lang w:eastAsia="pt-BR"/>
+              </w:rPr>
+            </w:pPr>
+            <w:r>
+              <w:rPr>
+                <w:rFonts w:ascii="Aptos" w:eastAsia="Times New Roman" w:hAnsi="Aptos" w:cs="Times New Roman"/>
+                <w:sz w:val="16"/>
+                <w:szCs w:val="16"/>
+                <w:lang w:eastAsia="pt-BR"/>
+              </w:rPr>
+              <w:t>descricao</w:t>
+            </w:r>
           </w:p>
         </w:tc>
         <w:tc>
@@ -13802,30 +13307,29 @@
               <w:bottom w:val="single" w:sz="6" w:space="0" w:color="000000"/>
               <w:right w:val="single" w:sz="6" w:space="0" w:color="000000"/>
             </w:tcBorders>
-            <w:shd w:val="clear" w:color="auto" w:fill="auto"/>
-            <w:vAlign w:val="center"/>
-            <w:hideMark/>
-          </w:tcPr>
-          <w:p>
-            <w:pPr>
-              <w:spacing w:after="0" w:line="240" w:lineRule="auto"/>
-              <w:jc w:val="center"/>
-              <w:textAlignment w:val="baseline"/>
-              <w:rPr>
-                <w:rFonts w:ascii="Aptos" w:eastAsia="Times New Roman" w:hAnsi="Aptos" w:cs="Times New Roman"/>
-                <w:sz w:val="16"/>
-                <w:szCs w:val="16"/>
-                <w:lang w:eastAsia="pt-BR"/>
-              </w:rPr>
-            </w:pPr>
-            <w:r>
-              <w:rPr>
-                <w:rFonts w:ascii="Aptos" w:eastAsia="Times New Roman" w:hAnsi="Aptos" w:cs="Times New Roman"/>
-                <w:sz w:val="16"/>
-                <w:szCs w:val="16"/>
-                <w:lang w:eastAsia="pt-BR"/>
-              </w:rPr>
-              <w:t>Chave da tabela STATUS_TAREFA</w:t>
+            <w:vAlign w:val="center"/>
+            <w:hideMark/>
+          </w:tcPr>
+          <w:p>
+            <w:pPr>
+              <w:spacing w:after="0" w:line="240" w:lineRule="auto"/>
+              <w:jc w:val="center"/>
+              <w:textAlignment w:val="baseline"/>
+              <w:rPr>
+                <w:rFonts w:ascii="Aptos" w:eastAsia="Times New Roman" w:hAnsi="Aptos" w:cs="Times New Roman"/>
+                <w:sz w:val="16"/>
+                <w:szCs w:val="16"/>
+                <w:lang w:eastAsia="pt-BR"/>
+              </w:rPr>
+            </w:pPr>
+            <w:r>
+              <w:rPr>
+                <w:rFonts w:ascii="Aptos" w:eastAsia="Times New Roman" w:hAnsi="Aptos" w:cs="Times New Roman"/>
+                <w:sz w:val="16"/>
+                <w:szCs w:val="16"/>
+                <w:lang w:eastAsia="pt-BR"/>
+              </w:rPr>
+              <w:t>Descrição da tarefa</w:t>
             </w:r>
           </w:p>
         </w:tc>
@@ -13838,30 +13342,29 @@
               <w:bottom w:val="single" w:sz="6" w:space="0" w:color="000000"/>
               <w:right w:val="single" w:sz="6" w:space="0" w:color="000000"/>
             </w:tcBorders>
-            <w:shd w:val="clear" w:color="auto" w:fill="auto"/>
-            <w:vAlign w:val="center"/>
-            <w:hideMark/>
-          </w:tcPr>
-          <w:p>
-            <w:pPr>
-              <w:spacing w:after="0" w:line="240" w:lineRule="auto"/>
-              <w:jc w:val="center"/>
-              <w:textAlignment w:val="baseline"/>
-              <w:rPr>
-                <w:rFonts w:ascii="Aptos" w:eastAsia="Times New Roman" w:hAnsi="Aptos" w:cs="Times New Roman"/>
-                <w:sz w:val="16"/>
-                <w:szCs w:val="16"/>
-                <w:lang w:eastAsia="pt-BR"/>
-              </w:rPr>
-            </w:pPr>
-            <w:r>
-              <w:rPr>
-                <w:rFonts w:ascii="Aptos" w:eastAsia="Times New Roman" w:hAnsi="Aptos" w:cs="Times New Roman"/>
-                <w:sz w:val="16"/>
-                <w:szCs w:val="16"/>
-                <w:lang w:eastAsia="pt-BR"/>
-              </w:rPr>
-              <w:t>INT</w:t>
+            <w:vAlign w:val="center"/>
+            <w:hideMark/>
+          </w:tcPr>
+          <w:p>
+            <w:pPr>
+              <w:spacing w:after="0" w:line="240" w:lineRule="auto"/>
+              <w:jc w:val="center"/>
+              <w:textAlignment w:val="baseline"/>
+              <w:rPr>
+                <w:rFonts w:ascii="Aptos" w:eastAsia="Times New Roman" w:hAnsi="Aptos" w:cs="Times New Roman"/>
+                <w:sz w:val="16"/>
+                <w:szCs w:val="16"/>
+                <w:lang w:eastAsia="pt-BR"/>
+              </w:rPr>
+            </w:pPr>
+            <w:r>
+              <w:rPr>
+                <w:rFonts w:ascii="Aptos" w:eastAsia="Times New Roman" w:hAnsi="Aptos" w:cs="Times New Roman"/>
+                <w:sz w:val="16"/>
+                <w:szCs w:val="16"/>
+                <w:lang w:eastAsia="pt-BR"/>
+              </w:rPr>
+              <w:t>VRACHAR</w:t>
             </w:r>
           </w:p>
         </w:tc>
@@ -13874,7 +13377,76 @@
               <w:bottom w:val="single" w:sz="6" w:space="0" w:color="000000"/>
               <w:right w:val="single" w:sz="6" w:space="0" w:color="000000"/>
             </w:tcBorders>
-            <w:shd w:val="clear" w:color="auto" w:fill="auto"/>
+            <w:vAlign w:val="center"/>
+            <w:hideMark/>
+          </w:tcPr>
+          <w:p>
+            <w:pPr>
+              <w:spacing w:after="0" w:line="240" w:lineRule="auto"/>
+              <w:jc w:val="center"/>
+              <w:textAlignment w:val="baseline"/>
+              <w:rPr>
+                <w:rFonts w:ascii="Aptos" w:eastAsia="Times New Roman" w:hAnsi="Aptos" w:cs="Times New Roman"/>
+                <w:sz w:val="16"/>
+                <w:szCs w:val="16"/>
+                <w:lang w:eastAsia="pt-BR"/>
+              </w:rPr>
+            </w:pPr>
+            <w:r>
+              <w:rPr>
+                <w:rFonts w:ascii="Aptos" w:eastAsia="Times New Roman" w:hAnsi="Aptos" w:cs="Times New Roman"/>
+                <w:sz w:val="16"/>
+                <w:szCs w:val="16"/>
+                <w:lang w:eastAsia="pt-BR"/>
+              </w:rPr>
+              <w:t>250</w:t>
+            </w:r>
+          </w:p>
+        </w:tc>
+        <w:tc>
+          <w:tcPr>
+            <w:tcW w:w="804" w:type="dxa"/>
+            <w:tcBorders>
+              <w:top w:val="single" w:sz="6" w:space="0" w:color="000000"/>
+              <w:left w:val="single" w:sz="6" w:space="0" w:color="000000"/>
+              <w:bottom w:val="single" w:sz="6" w:space="0" w:color="000000"/>
+              <w:right w:val="single" w:sz="6" w:space="0" w:color="000000"/>
+            </w:tcBorders>
+            <w:vAlign w:val="center"/>
+            <w:hideMark/>
+          </w:tcPr>
+          <w:p>
+            <w:pPr>
+              <w:spacing w:after="0" w:line="240" w:lineRule="auto"/>
+              <w:jc w:val="center"/>
+              <w:textAlignment w:val="baseline"/>
+              <w:rPr>
+                <w:rFonts w:ascii="Aptos" w:eastAsia="Times New Roman" w:hAnsi="Aptos" w:cs="Times New Roman"/>
+                <w:sz w:val="16"/>
+                <w:szCs w:val="16"/>
+                <w:lang w:eastAsia="pt-BR"/>
+              </w:rPr>
+            </w:pPr>
+            <w:r>
+              <w:rPr>
+                <w:rFonts w:ascii="Aptos" w:eastAsia="Times New Roman" w:hAnsi="Aptos" w:cs="Times New Roman"/>
+                <w:sz w:val="16"/>
+                <w:szCs w:val="16"/>
+                <w:lang w:eastAsia="pt-BR"/>
+              </w:rPr>
+              <w:t>NÃO</w:t>
+            </w:r>
+          </w:p>
+        </w:tc>
+        <w:tc>
+          <w:tcPr>
+            <w:tcW w:w="643" w:type="dxa"/>
+            <w:tcBorders>
+              <w:top w:val="single" w:sz="6" w:space="0" w:color="000000"/>
+              <w:left w:val="single" w:sz="6" w:space="0" w:color="000000"/>
+              <w:bottom w:val="single" w:sz="6" w:space="0" w:color="000000"/>
+              <w:right w:val="single" w:sz="6" w:space="0" w:color="000000"/>
+            </w:tcBorders>
             <w:vAlign w:val="center"/>
             <w:hideMark/>
           </w:tcPr>
@@ -13903,50 +13475,13 @@
         </w:tc>
         <w:tc>
           <w:tcPr>
-            <w:tcW w:w="804" w:type="dxa"/>
-            <w:tcBorders>
-              <w:top w:val="single" w:sz="6" w:space="0" w:color="000000"/>
-              <w:left w:val="single" w:sz="6" w:space="0" w:color="000000"/>
-              <w:bottom w:val="single" w:sz="6" w:space="0" w:color="000000"/>
-              <w:right w:val="single" w:sz="6" w:space="0" w:color="000000"/>
-            </w:tcBorders>
-            <w:shd w:val="clear" w:color="auto" w:fill="auto"/>
-            <w:vAlign w:val="center"/>
-            <w:hideMark/>
-          </w:tcPr>
-          <w:p>
-            <w:pPr>
-              <w:spacing w:after="0" w:line="240" w:lineRule="auto"/>
-              <w:jc w:val="center"/>
-              <w:textAlignment w:val="baseline"/>
-              <w:rPr>
-                <w:rFonts w:ascii="Aptos" w:eastAsia="Times New Roman" w:hAnsi="Aptos" w:cs="Times New Roman"/>
-                <w:sz w:val="16"/>
-                <w:szCs w:val="16"/>
-                <w:lang w:eastAsia="pt-BR"/>
-              </w:rPr>
-            </w:pPr>
-            <w:r>
-              <w:rPr>
-                <w:rFonts w:ascii="Aptos" w:eastAsia="Times New Roman" w:hAnsi="Aptos" w:cs="Times New Roman"/>
-                <w:sz w:val="16"/>
-                <w:szCs w:val="16"/>
-                <w:lang w:eastAsia="pt-BR"/>
-              </w:rPr>
-              <w:t>SIM</w:t>
-            </w:r>
-          </w:p>
-        </w:tc>
-        <w:tc>
-          <w:tcPr>
-            <w:tcW w:w="643" w:type="dxa"/>
-            <w:tcBorders>
-              <w:top w:val="single" w:sz="6" w:space="0" w:color="000000"/>
-              <w:left w:val="single" w:sz="6" w:space="0" w:color="000000"/>
-              <w:bottom w:val="single" w:sz="6" w:space="0" w:color="000000"/>
-              <w:right w:val="single" w:sz="6" w:space="0" w:color="000000"/>
-            </w:tcBorders>
-            <w:shd w:val="clear" w:color="auto" w:fill="auto"/>
+            <w:tcW w:w="1092" w:type="dxa"/>
+            <w:tcBorders>
+              <w:top w:val="single" w:sz="6" w:space="0" w:color="000000"/>
+              <w:left w:val="single" w:sz="6" w:space="0" w:color="000000"/>
+              <w:bottom w:val="single" w:sz="6" w:space="0" w:color="000000"/>
+              <w:right w:val="single" w:sz="6" w:space="0" w:color="000000"/>
+            </w:tcBorders>
             <w:vAlign w:val="center"/>
             <w:hideMark/>
           </w:tcPr>
@@ -13975,42 +13510,6 @@
         </w:tc>
         <w:tc>
           <w:tcPr>
-            <w:tcW w:w="1092" w:type="dxa"/>
-            <w:tcBorders>
-              <w:top w:val="single" w:sz="6" w:space="0" w:color="000000"/>
-              <w:left w:val="single" w:sz="6" w:space="0" w:color="000000"/>
-              <w:bottom w:val="single" w:sz="6" w:space="0" w:color="000000"/>
-              <w:right w:val="single" w:sz="6" w:space="0" w:color="000000"/>
-            </w:tcBorders>
-            <w:shd w:val="clear" w:color="auto" w:fill="auto"/>
-            <w:vAlign w:val="center"/>
-            <w:hideMark/>
-          </w:tcPr>
-          <w:p>
-            <w:pPr>
-              <w:spacing w:after="0" w:line="240" w:lineRule="auto"/>
-              <w:jc w:val="center"/>
-              <w:textAlignment w:val="baseline"/>
-              <w:rPr>
-                <w:rFonts w:ascii="Aptos" w:eastAsia="Times New Roman" w:hAnsi="Aptos" w:cs="Times New Roman"/>
-                <w:sz w:val="16"/>
-                <w:szCs w:val="16"/>
-                <w:lang w:eastAsia="pt-BR"/>
-              </w:rPr>
-            </w:pPr>
-            <w:r>
-              <w:rPr>
-                <w:rFonts w:ascii="Aptos" w:eastAsia="Times New Roman" w:hAnsi="Aptos" w:cs="Times New Roman"/>
-                <w:sz w:val="16"/>
-                <w:szCs w:val="16"/>
-                <w:lang w:eastAsia="pt-BR"/>
-              </w:rPr>
-              <w:t>SIM</w:t>
-            </w:r>
-          </w:p>
-        </w:tc>
-        <w:tc>
-          <w:tcPr>
             <w:tcW w:w="1160" w:type="dxa"/>
             <w:tcBorders>
               <w:top w:val="single" w:sz="6" w:space="0" w:color="000000"/>
@@ -14018,31 +13517,21 @@
               <w:bottom w:val="single" w:sz="6" w:space="0" w:color="000000"/>
               <w:right w:val="single" w:sz="6" w:space="0" w:color="000000"/>
             </w:tcBorders>
-            <w:shd w:val="clear" w:color="auto" w:fill="auto"/>
-            <w:vAlign w:val="center"/>
-            <w:hideMark/>
-          </w:tcPr>
-          <w:p>
-            <w:pPr>
-              <w:spacing w:after="0" w:line="240" w:lineRule="auto"/>
-              <w:jc w:val="center"/>
-              <w:textAlignment w:val="baseline"/>
-              <w:rPr>
-                <w:rFonts w:ascii="Aptos" w:eastAsia="Times New Roman" w:hAnsi="Aptos" w:cs="Times New Roman"/>
-                <w:sz w:val="16"/>
-                <w:szCs w:val="16"/>
-                <w:lang w:eastAsia="pt-BR"/>
-              </w:rPr>
-            </w:pPr>
-            <w:r>
-              <w:rPr>
-                <w:rFonts w:ascii="Aptos" w:eastAsia="Times New Roman" w:hAnsi="Aptos" w:cs="Times New Roman"/>
-                <w:sz w:val="16"/>
-                <w:szCs w:val="16"/>
-                <w:lang w:eastAsia="pt-BR"/>
-              </w:rPr>
-              <w:t>Associado a tabela STATUS_TAREFA</w:t>
-            </w:r>
+            <w:vAlign w:val="center"/>
+            <w:hideMark/>
+          </w:tcPr>
+          <w:p>
+            <w:pPr>
+              <w:spacing w:after="0" w:line="240" w:lineRule="auto"/>
+              <w:jc w:val="center"/>
+              <w:textAlignment w:val="baseline"/>
+              <w:rPr>
+                <w:rFonts w:ascii="Aptos" w:eastAsia="Times New Roman" w:hAnsi="Aptos" w:cs="Times New Roman"/>
+                <w:sz w:val="16"/>
+                <w:szCs w:val="16"/>
+                <w:lang w:eastAsia="pt-BR"/>
+              </w:rPr>
+            </w:pPr>
           </w:p>
         </w:tc>
       </w:tr>
@@ -14058,7 +13547,6 @@
               <w:left w:val="single" w:sz="6" w:space="0" w:color="000000"/>
               <w:right w:val="single" w:sz="6" w:space="0" w:color="000000"/>
             </w:tcBorders>
-            <w:shd w:val="clear" w:color="auto" w:fill="auto"/>
             <w:vAlign w:val="center"/>
             <w:hideMark/>
           </w:tcPr>
@@ -14085,33 +13573,30 @@
               <w:bottom w:val="single" w:sz="6" w:space="0" w:color="000000"/>
               <w:right w:val="single" w:sz="6" w:space="0" w:color="000000"/>
             </w:tcBorders>
-            <w:shd w:val="clear" w:color="auto" w:fill="auto"/>
-            <w:vAlign w:val="center"/>
-            <w:hideMark/>
-          </w:tcPr>
-          <w:p>
-            <w:pPr>
-              <w:spacing w:after="0" w:line="240" w:lineRule="auto"/>
-              <w:jc w:val="center"/>
-              <w:textAlignment w:val="baseline"/>
-              <w:rPr>
-                <w:rFonts w:ascii="Aptos" w:eastAsia="Times New Roman" w:hAnsi="Aptos" w:cs="Times New Roman"/>
-                <w:sz w:val="16"/>
-                <w:szCs w:val="16"/>
-                <w:lang w:eastAsia="pt-BR"/>
-              </w:rPr>
-            </w:pPr>
-            <w:proofErr w:type="spellStart"/>
-            <w:r>
-              <w:rPr>
-                <w:rFonts w:ascii="Aptos" w:eastAsia="Times New Roman" w:hAnsi="Aptos" w:cs="Times New Roman"/>
-                <w:sz w:val="16"/>
-                <w:szCs w:val="16"/>
-                <w:lang w:eastAsia="pt-BR"/>
-              </w:rPr>
-              <w:t>fk_usuario_responsavel</w:t>
-            </w:r>
-            <w:proofErr w:type="spellEnd"/>
+            <w:vAlign w:val="center"/>
+            <w:hideMark/>
+          </w:tcPr>
+          <w:p>
+            <w:pPr>
+              <w:spacing w:after="0" w:line="240" w:lineRule="auto"/>
+              <w:jc w:val="center"/>
+              <w:textAlignment w:val="baseline"/>
+              <w:rPr>
+                <w:rFonts w:ascii="Aptos" w:eastAsia="Times New Roman" w:hAnsi="Aptos" w:cs="Times New Roman"/>
+                <w:sz w:val="16"/>
+                <w:szCs w:val="16"/>
+                <w:lang w:eastAsia="pt-BR"/>
+              </w:rPr>
+            </w:pPr>
+            <w:r>
+              <w:rPr>
+                <w:rFonts w:ascii="Aptos" w:eastAsia="Times New Roman" w:hAnsi="Aptos" w:cs="Times New Roman"/>
+                <w:sz w:val="16"/>
+                <w:szCs w:val="16"/>
+                <w:lang w:eastAsia="pt-BR"/>
+              </w:rPr>
+              <w:t>fk_status_tarefa</w:t>
+            </w:r>
           </w:p>
         </w:tc>
         <w:tc>
@@ -14123,30 +13608,29 @@
               <w:bottom w:val="single" w:sz="6" w:space="0" w:color="000000"/>
               <w:right w:val="single" w:sz="6" w:space="0" w:color="000000"/>
             </w:tcBorders>
-            <w:shd w:val="clear" w:color="auto" w:fill="auto"/>
-            <w:vAlign w:val="center"/>
-            <w:hideMark/>
-          </w:tcPr>
-          <w:p>
-            <w:pPr>
-              <w:spacing w:after="0" w:line="240" w:lineRule="auto"/>
-              <w:jc w:val="center"/>
-              <w:textAlignment w:val="baseline"/>
-              <w:rPr>
-                <w:rFonts w:ascii="Aptos" w:eastAsia="Times New Roman" w:hAnsi="Aptos" w:cs="Times New Roman"/>
-                <w:sz w:val="16"/>
-                <w:szCs w:val="16"/>
-                <w:lang w:eastAsia="pt-BR"/>
-              </w:rPr>
-            </w:pPr>
-            <w:r>
-              <w:rPr>
-                <w:rFonts w:ascii="Aptos" w:eastAsia="Times New Roman" w:hAnsi="Aptos" w:cs="Times New Roman"/>
-                <w:sz w:val="16"/>
-                <w:szCs w:val="16"/>
-                <w:lang w:eastAsia="pt-BR"/>
-              </w:rPr>
-              <w:t>Chave da tabela USUARIO</w:t>
+            <w:vAlign w:val="center"/>
+            <w:hideMark/>
+          </w:tcPr>
+          <w:p>
+            <w:pPr>
+              <w:spacing w:after="0" w:line="240" w:lineRule="auto"/>
+              <w:jc w:val="center"/>
+              <w:textAlignment w:val="baseline"/>
+              <w:rPr>
+                <w:rFonts w:ascii="Aptos" w:eastAsia="Times New Roman" w:hAnsi="Aptos" w:cs="Times New Roman"/>
+                <w:sz w:val="16"/>
+                <w:szCs w:val="16"/>
+                <w:lang w:eastAsia="pt-BR"/>
+              </w:rPr>
+            </w:pPr>
+            <w:r>
+              <w:rPr>
+                <w:rFonts w:ascii="Aptos" w:eastAsia="Times New Roman" w:hAnsi="Aptos" w:cs="Times New Roman"/>
+                <w:sz w:val="16"/>
+                <w:szCs w:val="16"/>
+                <w:lang w:eastAsia="pt-BR"/>
+              </w:rPr>
+              <w:t>Chave da tabela STATUS_TAREFA</w:t>
             </w:r>
           </w:p>
         </w:tc>
@@ -14159,7 +13643,6 @@
               <w:bottom w:val="single" w:sz="6" w:space="0" w:color="000000"/>
               <w:right w:val="single" w:sz="6" w:space="0" w:color="000000"/>
             </w:tcBorders>
-            <w:shd w:val="clear" w:color="auto" w:fill="auto"/>
             <w:vAlign w:val="center"/>
             <w:hideMark/>
           </w:tcPr>
@@ -14195,7 +13678,6 @@
               <w:bottom w:val="single" w:sz="6" w:space="0" w:color="000000"/>
               <w:right w:val="single" w:sz="6" w:space="0" w:color="000000"/>
             </w:tcBorders>
-            <w:shd w:val="clear" w:color="auto" w:fill="auto"/>
             <w:vAlign w:val="center"/>
             <w:hideMark/>
           </w:tcPr>
@@ -14231,7 +13713,6 @@
               <w:bottom w:val="single" w:sz="6" w:space="0" w:color="000000"/>
               <w:right w:val="single" w:sz="6" w:space="0" w:color="000000"/>
             </w:tcBorders>
-            <w:shd w:val="clear" w:color="auto" w:fill="auto"/>
             <w:vAlign w:val="center"/>
             <w:hideMark/>
           </w:tcPr>
@@ -14267,7 +13748,6 @@
               <w:bottom w:val="single" w:sz="6" w:space="0" w:color="000000"/>
               <w:right w:val="single" w:sz="6" w:space="0" w:color="000000"/>
             </w:tcBorders>
-            <w:shd w:val="clear" w:color="auto" w:fill="auto"/>
             <w:vAlign w:val="center"/>
             <w:hideMark/>
           </w:tcPr>
@@ -14303,7 +13783,6 @@
               <w:bottom w:val="single" w:sz="6" w:space="0" w:color="000000"/>
               <w:right w:val="single" w:sz="6" w:space="0" w:color="000000"/>
             </w:tcBorders>
-            <w:shd w:val="clear" w:color="auto" w:fill="auto"/>
             <w:vAlign w:val="center"/>
             <w:hideMark/>
           </w:tcPr>
@@ -14339,30 +13818,29 @@
               <w:bottom w:val="single" w:sz="6" w:space="0" w:color="000000"/>
               <w:right w:val="single" w:sz="6" w:space="0" w:color="000000"/>
             </w:tcBorders>
-            <w:shd w:val="clear" w:color="auto" w:fill="auto"/>
-            <w:vAlign w:val="center"/>
-            <w:hideMark/>
-          </w:tcPr>
-          <w:p>
-            <w:pPr>
-              <w:spacing w:after="0" w:line="240" w:lineRule="auto"/>
-              <w:jc w:val="center"/>
-              <w:textAlignment w:val="baseline"/>
-              <w:rPr>
-                <w:rFonts w:ascii="Aptos" w:eastAsia="Times New Roman" w:hAnsi="Aptos" w:cs="Times New Roman"/>
-                <w:sz w:val="16"/>
-                <w:szCs w:val="16"/>
-                <w:lang w:eastAsia="pt-BR"/>
-              </w:rPr>
-            </w:pPr>
-            <w:r>
-              <w:rPr>
-                <w:rFonts w:ascii="Aptos" w:eastAsia="Times New Roman" w:hAnsi="Aptos" w:cs="Times New Roman"/>
-                <w:sz w:val="16"/>
-                <w:szCs w:val="16"/>
-                <w:lang w:eastAsia="pt-BR"/>
-              </w:rPr>
-              <w:t>Associado a tabela USUARIO</w:t>
+            <w:vAlign w:val="center"/>
+            <w:hideMark/>
+          </w:tcPr>
+          <w:p>
+            <w:pPr>
+              <w:spacing w:after="0" w:line="240" w:lineRule="auto"/>
+              <w:jc w:val="center"/>
+              <w:textAlignment w:val="baseline"/>
+              <w:rPr>
+                <w:rFonts w:ascii="Aptos" w:eastAsia="Times New Roman" w:hAnsi="Aptos" w:cs="Times New Roman"/>
+                <w:sz w:val="16"/>
+                <w:szCs w:val="16"/>
+                <w:lang w:eastAsia="pt-BR"/>
+              </w:rPr>
+            </w:pPr>
+            <w:r>
+              <w:rPr>
+                <w:rFonts w:ascii="Aptos" w:eastAsia="Times New Roman" w:hAnsi="Aptos" w:cs="Times New Roman"/>
+                <w:sz w:val="16"/>
+                <w:szCs w:val="16"/>
+                <w:lang w:eastAsia="pt-BR"/>
+              </w:rPr>
+              <w:t>Associado a tabela STATUS_TAREFA</w:t>
             </w:r>
           </w:p>
         </w:tc>
@@ -14379,7 +13857,6 @@
               <w:left w:val="single" w:sz="6" w:space="0" w:color="000000"/>
               <w:right w:val="single" w:sz="6" w:space="0" w:color="000000"/>
             </w:tcBorders>
-            <w:shd w:val="clear" w:color="auto" w:fill="auto"/>
             <w:vAlign w:val="center"/>
             <w:hideMark/>
           </w:tcPr>
@@ -14406,33 +13883,30 @@
               <w:bottom w:val="single" w:sz="6" w:space="0" w:color="000000"/>
               <w:right w:val="single" w:sz="6" w:space="0" w:color="000000"/>
             </w:tcBorders>
-            <w:shd w:val="clear" w:color="auto" w:fill="auto"/>
-            <w:vAlign w:val="center"/>
-            <w:hideMark/>
-          </w:tcPr>
-          <w:p>
-            <w:pPr>
-              <w:spacing w:after="0" w:line="240" w:lineRule="auto"/>
-              <w:jc w:val="center"/>
-              <w:textAlignment w:val="baseline"/>
-              <w:rPr>
-                <w:rFonts w:ascii="Aptos" w:eastAsia="Times New Roman" w:hAnsi="Aptos" w:cs="Times New Roman"/>
-                <w:sz w:val="16"/>
-                <w:szCs w:val="16"/>
-                <w:lang w:eastAsia="pt-BR"/>
-              </w:rPr>
-            </w:pPr>
-            <w:proofErr w:type="spellStart"/>
-            <w:r>
-              <w:rPr>
-                <w:rFonts w:ascii="Aptos" w:eastAsia="Times New Roman" w:hAnsi="Aptos" w:cs="Times New Roman"/>
-                <w:sz w:val="16"/>
-                <w:szCs w:val="16"/>
-                <w:lang w:eastAsia="pt-BR"/>
-              </w:rPr>
-              <w:t>fk_usuario_crianca</w:t>
-            </w:r>
-            <w:proofErr w:type="spellEnd"/>
+            <w:vAlign w:val="center"/>
+            <w:hideMark/>
+          </w:tcPr>
+          <w:p>
+            <w:pPr>
+              <w:spacing w:after="0" w:line="240" w:lineRule="auto"/>
+              <w:jc w:val="center"/>
+              <w:textAlignment w:val="baseline"/>
+              <w:rPr>
+                <w:rFonts w:ascii="Aptos" w:eastAsia="Times New Roman" w:hAnsi="Aptos" w:cs="Times New Roman"/>
+                <w:sz w:val="16"/>
+                <w:szCs w:val="16"/>
+                <w:lang w:eastAsia="pt-BR"/>
+              </w:rPr>
+            </w:pPr>
+            <w:r>
+              <w:rPr>
+                <w:rFonts w:ascii="Aptos" w:eastAsia="Times New Roman" w:hAnsi="Aptos" w:cs="Times New Roman"/>
+                <w:sz w:val="16"/>
+                <w:szCs w:val="16"/>
+                <w:lang w:eastAsia="pt-BR"/>
+              </w:rPr>
+              <w:t>fk_usuario_responsavel</w:t>
+            </w:r>
           </w:p>
         </w:tc>
         <w:tc>
@@ -14444,7 +13918,6 @@
               <w:bottom w:val="single" w:sz="6" w:space="0" w:color="000000"/>
               <w:right w:val="single" w:sz="6" w:space="0" w:color="000000"/>
             </w:tcBorders>
-            <w:shd w:val="clear" w:color="auto" w:fill="auto"/>
             <w:vAlign w:val="center"/>
             <w:hideMark/>
           </w:tcPr>
@@ -14480,7 +13953,6 @@
               <w:bottom w:val="single" w:sz="6" w:space="0" w:color="000000"/>
               <w:right w:val="single" w:sz="6" w:space="0" w:color="000000"/>
             </w:tcBorders>
-            <w:shd w:val="clear" w:color="auto" w:fill="auto"/>
             <w:vAlign w:val="center"/>
             <w:hideMark/>
           </w:tcPr>
@@ -14516,7 +13988,6 @@
               <w:bottom w:val="single" w:sz="6" w:space="0" w:color="000000"/>
               <w:right w:val="single" w:sz="6" w:space="0" w:color="000000"/>
             </w:tcBorders>
-            <w:shd w:val="clear" w:color="auto" w:fill="auto"/>
             <w:vAlign w:val="center"/>
             <w:hideMark/>
           </w:tcPr>
@@ -14552,7 +14023,6 @@
               <w:bottom w:val="single" w:sz="6" w:space="0" w:color="000000"/>
               <w:right w:val="single" w:sz="6" w:space="0" w:color="000000"/>
             </w:tcBorders>
-            <w:shd w:val="clear" w:color="auto" w:fill="auto"/>
             <w:vAlign w:val="center"/>
             <w:hideMark/>
           </w:tcPr>
@@ -14588,7 +14058,6 @@
               <w:bottom w:val="single" w:sz="6" w:space="0" w:color="000000"/>
               <w:right w:val="single" w:sz="6" w:space="0" w:color="000000"/>
             </w:tcBorders>
-            <w:shd w:val="clear" w:color="auto" w:fill="auto"/>
             <w:vAlign w:val="center"/>
             <w:hideMark/>
           </w:tcPr>
@@ -14624,7 +14093,6 @@
               <w:bottom w:val="single" w:sz="6" w:space="0" w:color="000000"/>
               <w:right w:val="single" w:sz="6" w:space="0" w:color="000000"/>
             </w:tcBorders>
-            <w:shd w:val="clear" w:color="auto" w:fill="auto"/>
             <w:vAlign w:val="center"/>
             <w:hideMark/>
           </w:tcPr>
@@ -14660,7 +14128,6 @@
               <w:bottom w:val="single" w:sz="6" w:space="0" w:color="000000"/>
               <w:right w:val="single" w:sz="6" w:space="0" w:color="000000"/>
             </w:tcBorders>
-            <w:shd w:val="clear" w:color="auto" w:fill="auto"/>
             <w:vAlign w:val="center"/>
             <w:hideMark/>
           </w:tcPr>
@@ -14698,10 +14165,8 @@
             <w:vMerge/>
             <w:tcBorders>
               <w:left w:val="single" w:sz="6" w:space="0" w:color="000000"/>
-              <w:bottom w:val="single" w:sz="6" w:space="0" w:color="000000"/>
-              <w:right w:val="single" w:sz="6" w:space="0" w:color="000000"/>
-            </w:tcBorders>
-            <w:shd w:val="clear" w:color="auto" w:fill="auto"/>
+              <w:right w:val="single" w:sz="6" w:space="0" w:color="000000"/>
+            </w:tcBorders>
             <w:vAlign w:val="center"/>
             <w:hideMark/>
           </w:tcPr>
@@ -14728,23 +14193,332 @@
               <w:bottom w:val="single" w:sz="6" w:space="0" w:color="000000"/>
               <w:right w:val="single" w:sz="6" w:space="0" w:color="000000"/>
             </w:tcBorders>
-            <w:shd w:val="clear" w:color="auto" w:fill="auto"/>
-            <w:vAlign w:val="center"/>
-            <w:hideMark/>
-          </w:tcPr>
-          <w:p>
-            <w:pPr>
-              <w:spacing w:after="0" w:line="240" w:lineRule="auto"/>
-              <w:jc w:val="center"/>
-              <w:textAlignment w:val="baseline"/>
-              <w:rPr>
-                <w:rFonts w:ascii="Aptos" w:eastAsia="Times New Roman" w:hAnsi="Aptos" w:cs="Times New Roman"/>
-                <w:sz w:val="16"/>
-                <w:szCs w:val="16"/>
-                <w:lang w:eastAsia="pt-BR"/>
-              </w:rPr>
-            </w:pPr>
-            <w:proofErr w:type="spellStart"/>
+            <w:vAlign w:val="center"/>
+            <w:hideMark/>
+          </w:tcPr>
+          <w:p>
+            <w:pPr>
+              <w:spacing w:after="0" w:line="240" w:lineRule="auto"/>
+              <w:jc w:val="center"/>
+              <w:textAlignment w:val="baseline"/>
+              <w:rPr>
+                <w:rFonts w:ascii="Aptos" w:eastAsia="Times New Roman" w:hAnsi="Aptos" w:cs="Times New Roman"/>
+                <w:sz w:val="16"/>
+                <w:szCs w:val="16"/>
+                <w:lang w:eastAsia="pt-BR"/>
+              </w:rPr>
+            </w:pPr>
+            <w:r>
+              <w:rPr>
+                <w:rFonts w:ascii="Aptos" w:eastAsia="Times New Roman" w:hAnsi="Aptos" w:cs="Times New Roman"/>
+                <w:sz w:val="16"/>
+                <w:szCs w:val="16"/>
+                <w:lang w:eastAsia="pt-BR"/>
+              </w:rPr>
+              <w:t>fk_usuario_crianca</w:t>
+            </w:r>
+          </w:p>
+        </w:tc>
+        <w:tc>
+          <w:tcPr>
+            <w:tcW w:w="1210" w:type="dxa"/>
+            <w:tcBorders>
+              <w:top w:val="single" w:sz="6" w:space="0" w:color="000000"/>
+              <w:left w:val="single" w:sz="6" w:space="0" w:color="000000"/>
+              <w:bottom w:val="single" w:sz="6" w:space="0" w:color="000000"/>
+              <w:right w:val="single" w:sz="6" w:space="0" w:color="000000"/>
+            </w:tcBorders>
+            <w:vAlign w:val="center"/>
+            <w:hideMark/>
+          </w:tcPr>
+          <w:p>
+            <w:pPr>
+              <w:spacing w:after="0" w:line="240" w:lineRule="auto"/>
+              <w:jc w:val="center"/>
+              <w:textAlignment w:val="baseline"/>
+              <w:rPr>
+                <w:rFonts w:ascii="Aptos" w:eastAsia="Times New Roman" w:hAnsi="Aptos" w:cs="Times New Roman"/>
+                <w:sz w:val="16"/>
+                <w:szCs w:val="16"/>
+                <w:lang w:eastAsia="pt-BR"/>
+              </w:rPr>
+            </w:pPr>
+            <w:r>
+              <w:rPr>
+                <w:rFonts w:ascii="Aptos" w:eastAsia="Times New Roman" w:hAnsi="Aptos" w:cs="Times New Roman"/>
+                <w:sz w:val="16"/>
+                <w:szCs w:val="16"/>
+                <w:lang w:eastAsia="pt-BR"/>
+              </w:rPr>
+              <w:t>Chave da tabela USUARIO</w:t>
+            </w:r>
+          </w:p>
+        </w:tc>
+        <w:tc>
+          <w:tcPr>
+            <w:tcW w:w="751" w:type="dxa"/>
+            <w:tcBorders>
+              <w:top w:val="single" w:sz="6" w:space="0" w:color="000000"/>
+              <w:left w:val="single" w:sz="6" w:space="0" w:color="000000"/>
+              <w:bottom w:val="single" w:sz="6" w:space="0" w:color="000000"/>
+              <w:right w:val="single" w:sz="6" w:space="0" w:color="000000"/>
+            </w:tcBorders>
+            <w:vAlign w:val="center"/>
+            <w:hideMark/>
+          </w:tcPr>
+          <w:p>
+            <w:pPr>
+              <w:spacing w:after="0" w:line="240" w:lineRule="auto"/>
+              <w:jc w:val="center"/>
+              <w:textAlignment w:val="baseline"/>
+              <w:rPr>
+                <w:rFonts w:ascii="Aptos" w:eastAsia="Times New Roman" w:hAnsi="Aptos" w:cs="Times New Roman"/>
+                <w:sz w:val="16"/>
+                <w:szCs w:val="16"/>
+                <w:lang w:eastAsia="pt-BR"/>
+              </w:rPr>
+            </w:pPr>
+            <w:r>
+              <w:rPr>
+                <w:rFonts w:ascii="Aptos" w:eastAsia="Times New Roman" w:hAnsi="Aptos" w:cs="Times New Roman"/>
+                <w:sz w:val="16"/>
+                <w:szCs w:val="16"/>
+                <w:lang w:eastAsia="pt-BR"/>
+              </w:rPr>
+              <w:t>INT</w:t>
+            </w:r>
+          </w:p>
+        </w:tc>
+        <w:tc>
+          <w:tcPr>
+            <w:tcW w:w="704" w:type="dxa"/>
+            <w:tcBorders>
+              <w:top w:val="single" w:sz="6" w:space="0" w:color="000000"/>
+              <w:left w:val="single" w:sz="6" w:space="0" w:color="000000"/>
+              <w:bottom w:val="single" w:sz="6" w:space="0" w:color="000000"/>
+              <w:right w:val="single" w:sz="6" w:space="0" w:color="000000"/>
+            </w:tcBorders>
+            <w:vAlign w:val="center"/>
+            <w:hideMark/>
+          </w:tcPr>
+          <w:p>
+            <w:pPr>
+              <w:spacing w:after="0" w:line="240" w:lineRule="auto"/>
+              <w:jc w:val="center"/>
+              <w:textAlignment w:val="baseline"/>
+              <w:rPr>
+                <w:rFonts w:ascii="Aptos" w:eastAsia="Times New Roman" w:hAnsi="Aptos" w:cs="Times New Roman"/>
+                <w:sz w:val="16"/>
+                <w:szCs w:val="16"/>
+                <w:lang w:eastAsia="pt-BR"/>
+              </w:rPr>
+            </w:pPr>
+            <w:r>
+              <w:rPr>
+                <w:rFonts w:ascii="Aptos" w:eastAsia="Times New Roman" w:hAnsi="Aptos" w:cs="Times New Roman"/>
+                <w:sz w:val="16"/>
+                <w:szCs w:val="16"/>
+                <w:lang w:eastAsia="pt-BR"/>
+              </w:rPr>
+              <w:t>-</w:t>
+            </w:r>
+          </w:p>
+        </w:tc>
+        <w:tc>
+          <w:tcPr>
+            <w:tcW w:w="804" w:type="dxa"/>
+            <w:tcBorders>
+              <w:top w:val="single" w:sz="6" w:space="0" w:color="000000"/>
+              <w:left w:val="single" w:sz="6" w:space="0" w:color="000000"/>
+              <w:bottom w:val="single" w:sz="6" w:space="0" w:color="000000"/>
+              <w:right w:val="single" w:sz="6" w:space="0" w:color="000000"/>
+            </w:tcBorders>
+            <w:vAlign w:val="center"/>
+            <w:hideMark/>
+          </w:tcPr>
+          <w:p>
+            <w:pPr>
+              <w:spacing w:after="0" w:line="240" w:lineRule="auto"/>
+              <w:jc w:val="center"/>
+              <w:textAlignment w:val="baseline"/>
+              <w:rPr>
+                <w:rFonts w:ascii="Aptos" w:eastAsia="Times New Roman" w:hAnsi="Aptos" w:cs="Times New Roman"/>
+                <w:sz w:val="16"/>
+                <w:szCs w:val="16"/>
+                <w:lang w:eastAsia="pt-BR"/>
+              </w:rPr>
+            </w:pPr>
+            <w:r>
+              <w:rPr>
+                <w:rFonts w:ascii="Aptos" w:eastAsia="Times New Roman" w:hAnsi="Aptos" w:cs="Times New Roman"/>
+                <w:sz w:val="16"/>
+                <w:szCs w:val="16"/>
+                <w:lang w:eastAsia="pt-BR"/>
+              </w:rPr>
+              <w:t>SIM</w:t>
+            </w:r>
+          </w:p>
+        </w:tc>
+        <w:tc>
+          <w:tcPr>
+            <w:tcW w:w="643" w:type="dxa"/>
+            <w:tcBorders>
+              <w:top w:val="single" w:sz="6" w:space="0" w:color="000000"/>
+              <w:left w:val="single" w:sz="6" w:space="0" w:color="000000"/>
+              <w:bottom w:val="single" w:sz="6" w:space="0" w:color="000000"/>
+              <w:right w:val="single" w:sz="6" w:space="0" w:color="000000"/>
+            </w:tcBorders>
+            <w:vAlign w:val="center"/>
+            <w:hideMark/>
+          </w:tcPr>
+          <w:p>
+            <w:pPr>
+              <w:spacing w:after="0" w:line="240" w:lineRule="auto"/>
+              <w:jc w:val="center"/>
+              <w:textAlignment w:val="baseline"/>
+              <w:rPr>
+                <w:rFonts w:ascii="Aptos" w:eastAsia="Times New Roman" w:hAnsi="Aptos" w:cs="Times New Roman"/>
+                <w:sz w:val="16"/>
+                <w:szCs w:val="16"/>
+                <w:lang w:eastAsia="pt-BR"/>
+              </w:rPr>
+            </w:pPr>
+            <w:r>
+              <w:rPr>
+                <w:rFonts w:ascii="Aptos" w:eastAsia="Times New Roman" w:hAnsi="Aptos" w:cs="Times New Roman"/>
+                <w:sz w:val="16"/>
+                <w:szCs w:val="16"/>
+                <w:lang w:eastAsia="pt-BR"/>
+              </w:rPr>
+              <w:t>-</w:t>
+            </w:r>
+          </w:p>
+        </w:tc>
+        <w:tc>
+          <w:tcPr>
+            <w:tcW w:w="1092" w:type="dxa"/>
+            <w:tcBorders>
+              <w:top w:val="single" w:sz="6" w:space="0" w:color="000000"/>
+              <w:left w:val="single" w:sz="6" w:space="0" w:color="000000"/>
+              <w:bottom w:val="single" w:sz="6" w:space="0" w:color="000000"/>
+              <w:right w:val="single" w:sz="6" w:space="0" w:color="000000"/>
+            </w:tcBorders>
+            <w:vAlign w:val="center"/>
+            <w:hideMark/>
+          </w:tcPr>
+          <w:p>
+            <w:pPr>
+              <w:spacing w:after="0" w:line="240" w:lineRule="auto"/>
+              <w:jc w:val="center"/>
+              <w:textAlignment w:val="baseline"/>
+              <w:rPr>
+                <w:rFonts w:ascii="Aptos" w:eastAsia="Times New Roman" w:hAnsi="Aptos" w:cs="Times New Roman"/>
+                <w:sz w:val="16"/>
+                <w:szCs w:val="16"/>
+                <w:lang w:eastAsia="pt-BR"/>
+              </w:rPr>
+            </w:pPr>
+            <w:r>
+              <w:rPr>
+                <w:rFonts w:ascii="Aptos" w:eastAsia="Times New Roman" w:hAnsi="Aptos" w:cs="Times New Roman"/>
+                <w:sz w:val="16"/>
+                <w:szCs w:val="16"/>
+                <w:lang w:eastAsia="pt-BR"/>
+              </w:rPr>
+              <w:t>SIM</w:t>
+            </w:r>
+          </w:p>
+        </w:tc>
+        <w:tc>
+          <w:tcPr>
+            <w:tcW w:w="1160" w:type="dxa"/>
+            <w:tcBorders>
+              <w:top w:val="single" w:sz="6" w:space="0" w:color="000000"/>
+              <w:left w:val="single" w:sz="6" w:space="0" w:color="000000"/>
+              <w:bottom w:val="single" w:sz="6" w:space="0" w:color="000000"/>
+              <w:right w:val="single" w:sz="6" w:space="0" w:color="000000"/>
+            </w:tcBorders>
+            <w:vAlign w:val="center"/>
+            <w:hideMark/>
+          </w:tcPr>
+          <w:p>
+            <w:pPr>
+              <w:spacing w:after="0" w:line="240" w:lineRule="auto"/>
+              <w:jc w:val="center"/>
+              <w:textAlignment w:val="baseline"/>
+              <w:rPr>
+                <w:rFonts w:ascii="Aptos" w:eastAsia="Times New Roman" w:hAnsi="Aptos" w:cs="Times New Roman"/>
+                <w:sz w:val="16"/>
+                <w:szCs w:val="16"/>
+                <w:lang w:eastAsia="pt-BR"/>
+              </w:rPr>
+            </w:pPr>
+            <w:r>
+              <w:rPr>
+                <w:rFonts w:ascii="Aptos" w:eastAsia="Times New Roman" w:hAnsi="Aptos" w:cs="Times New Roman"/>
+                <w:sz w:val="16"/>
+                <w:szCs w:val="16"/>
+                <w:lang w:eastAsia="pt-BR"/>
+              </w:rPr>
+              <w:t>Associado a tabela USUARIO</w:t>
+            </w:r>
+          </w:p>
+        </w:tc>
+      </w:tr>
+      <w:tr>
+        <w:trPr>
+          <w:trHeight w:val="285"/>
+        </w:trPr>
+        <w:tc>
+          <w:tcPr>
+            <w:tcW w:w="1290" w:type="dxa"/>
+            <w:vMerge/>
+            <w:tcBorders>
+              <w:left w:val="single" w:sz="6" w:space="0" w:color="000000"/>
+              <w:bottom w:val="single" w:sz="6" w:space="0" w:color="000000"/>
+              <w:right w:val="single" w:sz="6" w:space="0" w:color="000000"/>
+            </w:tcBorders>
+            <w:vAlign w:val="center"/>
+            <w:hideMark/>
+          </w:tcPr>
+          <w:p>
+            <w:pPr>
+              <w:spacing w:after="0" w:line="240" w:lineRule="auto"/>
+              <w:jc w:val="center"/>
+              <w:textAlignment w:val="baseline"/>
+              <w:rPr>
+                <w:rFonts w:ascii="Aptos" w:eastAsia="Times New Roman" w:hAnsi="Aptos" w:cs="Times New Roman"/>
+                <w:sz w:val="16"/>
+                <w:szCs w:val="16"/>
+                <w:lang w:eastAsia="pt-BR"/>
+              </w:rPr>
+            </w:pPr>
+          </w:p>
+        </w:tc>
+        <w:tc>
+          <w:tcPr>
+            <w:tcW w:w="1601" w:type="dxa"/>
+            <w:tcBorders>
+              <w:top w:val="single" w:sz="6" w:space="0" w:color="000000"/>
+              <w:left w:val="single" w:sz="6" w:space="0" w:color="000000"/>
+              <w:bottom w:val="single" w:sz="6" w:space="0" w:color="000000"/>
+              <w:right w:val="single" w:sz="6" w:space="0" w:color="000000"/>
+            </w:tcBorders>
+            <w:vAlign w:val="center"/>
+            <w:hideMark/>
+          </w:tcPr>
+          <w:p>
+            <w:pPr>
+              <w:spacing w:after="0" w:line="240" w:lineRule="auto"/>
+              <w:jc w:val="center"/>
+              <w:textAlignment w:val="baseline"/>
+              <w:rPr>
+                <w:rFonts w:ascii="Aptos" w:eastAsia="Times New Roman" w:hAnsi="Aptos" w:cs="Times New Roman"/>
+                <w:sz w:val="16"/>
+                <w:szCs w:val="16"/>
+                <w:lang w:eastAsia="pt-BR"/>
+              </w:rPr>
+            </w:pPr>
             <w:r>
               <w:rPr>
                 <w:rFonts w:ascii="Aptos" w:eastAsia="Times New Roman" w:hAnsi="Aptos" w:cs="Times New Roman"/>
@@ -14754,7 +14528,6 @@
               </w:rPr>
               <w:t>fk_familia_id</w:t>
             </w:r>
-            <w:proofErr w:type="spellEnd"/>
           </w:p>
         </w:tc>
         <w:tc>
@@ -14766,7 +14539,6 @@
               <w:bottom w:val="single" w:sz="6" w:space="0" w:color="000000"/>
               <w:right w:val="single" w:sz="6" w:space="0" w:color="000000"/>
             </w:tcBorders>
-            <w:shd w:val="clear" w:color="auto" w:fill="auto"/>
             <w:vAlign w:val="center"/>
             <w:hideMark/>
           </w:tcPr>
@@ -14802,7 +14574,6 @@
               <w:bottom w:val="single" w:sz="6" w:space="0" w:color="000000"/>
               <w:right w:val="single" w:sz="6" w:space="0" w:color="000000"/>
             </w:tcBorders>
-            <w:shd w:val="clear" w:color="auto" w:fill="auto"/>
             <w:vAlign w:val="center"/>
             <w:hideMark/>
           </w:tcPr>
@@ -14838,7 +14609,6 @@
               <w:bottom w:val="single" w:sz="6" w:space="0" w:color="000000"/>
               <w:right w:val="single" w:sz="6" w:space="0" w:color="000000"/>
             </w:tcBorders>
-            <w:shd w:val="clear" w:color="auto" w:fill="auto"/>
             <w:vAlign w:val="center"/>
             <w:hideMark/>
           </w:tcPr>
@@ -14874,7 +14644,6 @@
               <w:bottom w:val="single" w:sz="6" w:space="0" w:color="000000"/>
               <w:right w:val="single" w:sz="6" w:space="0" w:color="000000"/>
             </w:tcBorders>
-            <w:shd w:val="clear" w:color="auto" w:fill="auto"/>
             <w:vAlign w:val="center"/>
             <w:hideMark/>
           </w:tcPr>
@@ -14910,7 +14679,6 @@
               <w:bottom w:val="single" w:sz="6" w:space="0" w:color="000000"/>
               <w:right w:val="single" w:sz="6" w:space="0" w:color="000000"/>
             </w:tcBorders>
-            <w:shd w:val="clear" w:color="auto" w:fill="auto"/>
             <w:vAlign w:val="center"/>
             <w:hideMark/>
           </w:tcPr>
@@ -14946,7 +14714,6 @@
               <w:bottom w:val="single" w:sz="6" w:space="0" w:color="000000"/>
               <w:right w:val="single" w:sz="6" w:space="0" w:color="000000"/>
             </w:tcBorders>
-            <w:shd w:val="clear" w:color="auto" w:fill="auto"/>
             <w:vAlign w:val="center"/>
             <w:hideMark/>
           </w:tcPr>
@@ -14982,7 +14749,6 @@
               <w:bottom w:val="single" w:sz="6" w:space="0" w:color="000000"/>
               <w:right w:val="single" w:sz="6" w:space="0" w:color="000000"/>
             </w:tcBorders>
-            <w:shd w:val="clear" w:color="auto" w:fill="auto"/>
             <w:vAlign w:val="center"/>
             <w:hideMark/>
           </w:tcPr>
@@ -15054,7 +14820,6 @@
               <w:bottom w:val="single" w:sz="6" w:space="0" w:color="000000"/>
               <w:right w:val="single" w:sz="6" w:space="0" w:color="000000"/>
             </w:tcBorders>
-            <w:shd w:val="clear" w:color="auto" w:fill="auto"/>
             <w:vAlign w:val="center"/>
             <w:hideMark/>
           </w:tcPr>
@@ -15090,7 +14855,6 @@
               <w:bottom w:val="single" w:sz="6" w:space="0" w:color="000000"/>
               <w:right w:val="single" w:sz="6" w:space="0" w:color="000000"/>
             </w:tcBorders>
-            <w:shd w:val="clear" w:color="auto" w:fill="auto"/>
             <w:vAlign w:val="center"/>
             <w:hideMark/>
           </w:tcPr>
@@ -15126,7 +14890,6 @@
               <w:bottom w:val="single" w:sz="6" w:space="0" w:color="000000"/>
               <w:right w:val="single" w:sz="6" w:space="0" w:color="000000"/>
             </w:tcBorders>
-            <w:shd w:val="clear" w:color="auto" w:fill="auto"/>
             <w:vAlign w:val="center"/>
             <w:hideMark/>
           </w:tcPr>
@@ -15162,7 +14925,6 @@
               <w:bottom w:val="single" w:sz="6" w:space="0" w:color="000000"/>
               <w:right w:val="single" w:sz="6" w:space="0" w:color="000000"/>
             </w:tcBorders>
-            <w:shd w:val="clear" w:color="auto" w:fill="auto"/>
             <w:vAlign w:val="center"/>
             <w:hideMark/>
           </w:tcPr>
@@ -15198,7 +14960,6 @@
               <w:bottom w:val="single" w:sz="6" w:space="0" w:color="000000"/>
               <w:right w:val="single" w:sz="6" w:space="0" w:color="000000"/>
             </w:tcBorders>
-            <w:shd w:val="clear" w:color="auto" w:fill="auto"/>
             <w:vAlign w:val="center"/>
             <w:hideMark/>
           </w:tcPr>
@@ -15234,7 +14995,6 @@
               <w:bottom w:val="single" w:sz="6" w:space="0" w:color="000000"/>
               <w:right w:val="single" w:sz="6" w:space="0" w:color="000000"/>
             </w:tcBorders>
-            <w:shd w:val="clear" w:color="auto" w:fill="auto"/>
             <w:vAlign w:val="center"/>
             <w:hideMark/>
           </w:tcPr>
@@ -15270,7 +15030,6 @@
               <w:bottom w:val="single" w:sz="6" w:space="0" w:color="000000"/>
               <w:right w:val="single" w:sz="6" w:space="0" w:color="000000"/>
             </w:tcBorders>
-            <w:shd w:val="clear" w:color="auto" w:fill="auto"/>
             <w:vAlign w:val="center"/>
             <w:hideMark/>
           </w:tcPr>
@@ -15306,7 +15065,6 @@
               <w:bottom w:val="single" w:sz="6" w:space="0" w:color="000000"/>
               <w:right w:val="single" w:sz="6" w:space="0" w:color="000000"/>
             </w:tcBorders>
-            <w:shd w:val="clear" w:color="auto" w:fill="auto"/>
             <w:vAlign w:val="center"/>
             <w:hideMark/>
           </w:tcPr>
@@ -15342,7 +15100,6 @@
               <w:bottom w:val="single" w:sz="6" w:space="0" w:color="000000"/>
               <w:right w:val="single" w:sz="6" w:space="0" w:color="000000"/>
             </w:tcBorders>
-            <w:shd w:val="clear" w:color="auto" w:fill="auto"/>
             <w:vAlign w:val="center"/>
             <w:hideMark/>
           </w:tcPr>
@@ -15383,7 +15140,6 @@
               <w:left w:val="single" w:sz="6" w:space="0" w:color="000000"/>
               <w:right w:val="single" w:sz="6" w:space="0" w:color="000000"/>
             </w:tcBorders>
-            <w:shd w:val="clear" w:color="auto" w:fill="auto"/>
             <w:vAlign w:val="center"/>
             <w:hideMark/>
           </w:tcPr>
@@ -15419,23 +15175,21 @@
               <w:bottom w:val="single" w:sz="6" w:space="0" w:color="000000"/>
               <w:right w:val="single" w:sz="6" w:space="0" w:color="000000"/>
             </w:tcBorders>
-            <w:shd w:val="clear" w:color="auto" w:fill="auto"/>
-            <w:vAlign w:val="center"/>
-            <w:hideMark/>
-          </w:tcPr>
-          <w:p>
-            <w:pPr>
-              <w:spacing w:after="0" w:line="240" w:lineRule="auto"/>
-              <w:jc w:val="center"/>
-              <w:textAlignment w:val="baseline"/>
-              <w:rPr>
-                <w:rFonts w:ascii="Aptos" w:eastAsia="Times New Roman" w:hAnsi="Aptos" w:cs="Times New Roman"/>
-                <w:sz w:val="16"/>
-                <w:szCs w:val="16"/>
-                <w:lang w:eastAsia="pt-BR"/>
-              </w:rPr>
-            </w:pPr>
-            <w:proofErr w:type="spellStart"/>
+            <w:vAlign w:val="center"/>
+            <w:hideMark/>
+          </w:tcPr>
+          <w:p>
+            <w:pPr>
+              <w:spacing w:after="0" w:line="240" w:lineRule="auto"/>
+              <w:jc w:val="center"/>
+              <w:textAlignment w:val="baseline"/>
+              <w:rPr>
+                <w:rFonts w:ascii="Aptos" w:eastAsia="Times New Roman" w:hAnsi="Aptos" w:cs="Times New Roman"/>
+                <w:sz w:val="16"/>
+                <w:szCs w:val="16"/>
+                <w:lang w:eastAsia="pt-BR"/>
+              </w:rPr>
+            </w:pPr>
             <w:r>
               <w:rPr>
                 <w:rFonts w:ascii="Aptos" w:eastAsia="Times New Roman" w:hAnsi="Aptos" w:cs="Times New Roman"/>
@@ -15454,7 +15208,6 @@
               </w:rPr>
               <w:t>d_status</w:t>
             </w:r>
-            <w:proofErr w:type="spellEnd"/>
           </w:p>
         </w:tc>
         <w:tc>
@@ -15466,7 +15219,6 @@
               <w:bottom w:val="single" w:sz="6" w:space="0" w:color="000000"/>
               <w:right w:val="single" w:sz="6" w:space="0" w:color="000000"/>
             </w:tcBorders>
-            <w:shd w:val="clear" w:color="auto" w:fill="auto"/>
             <w:vAlign w:val="center"/>
             <w:hideMark/>
           </w:tcPr>
@@ -15502,7 +15254,6 @@
               <w:bottom w:val="single" w:sz="6" w:space="0" w:color="000000"/>
               <w:right w:val="single" w:sz="6" w:space="0" w:color="000000"/>
             </w:tcBorders>
-            <w:shd w:val="clear" w:color="auto" w:fill="auto"/>
             <w:vAlign w:val="center"/>
             <w:hideMark/>
           </w:tcPr>
@@ -15538,7 +15289,6 @@
               <w:bottom w:val="single" w:sz="6" w:space="0" w:color="000000"/>
               <w:right w:val="single" w:sz="6" w:space="0" w:color="000000"/>
             </w:tcBorders>
-            <w:shd w:val="clear" w:color="auto" w:fill="auto"/>
             <w:vAlign w:val="center"/>
             <w:hideMark/>
           </w:tcPr>
@@ -15574,7 +15324,6 @@
               <w:bottom w:val="single" w:sz="6" w:space="0" w:color="000000"/>
               <w:right w:val="single" w:sz="6" w:space="0" w:color="000000"/>
             </w:tcBorders>
-            <w:shd w:val="clear" w:color="auto" w:fill="auto"/>
             <w:vAlign w:val="center"/>
             <w:hideMark/>
           </w:tcPr>
@@ -15610,7 +15359,6 @@
               <w:bottom w:val="single" w:sz="6" w:space="0" w:color="000000"/>
               <w:right w:val="single" w:sz="6" w:space="0" w:color="000000"/>
             </w:tcBorders>
-            <w:shd w:val="clear" w:color="auto" w:fill="auto"/>
             <w:vAlign w:val="center"/>
             <w:hideMark/>
           </w:tcPr>
@@ -15646,7 +15394,6 @@
               <w:bottom w:val="single" w:sz="6" w:space="0" w:color="000000"/>
               <w:right w:val="single" w:sz="6" w:space="0" w:color="000000"/>
             </w:tcBorders>
-            <w:shd w:val="clear" w:color="auto" w:fill="auto"/>
             <w:vAlign w:val="center"/>
             <w:hideMark/>
           </w:tcPr>
@@ -15682,7 +15429,6 @@
               <w:bottom w:val="single" w:sz="6" w:space="0" w:color="000000"/>
               <w:right w:val="single" w:sz="6" w:space="0" w:color="000000"/>
             </w:tcBorders>
-            <w:shd w:val="clear" w:color="auto" w:fill="auto"/>
             <w:vAlign w:val="center"/>
             <w:hideMark/>
           </w:tcPr>
@@ -15714,7 +15460,6 @@
               <w:bottom w:val="single" w:sz="6" w:space="0" w:color="000000"/>
               <w:right w:val="single" w:sz="6" w:space="0" w:color="000000"/>
             </w:tcBorders>
-            <w:shd w:val="clear" w:color="auto" w:fill="auto"/>
             <w:vAlign w:val="center"/>
             <w:hideMark/>
           </w:tcPr>
@@ -15741,7 +15486,6 @@
               <w:bottom w:val="single" w:sz="6" w:space="0" w:color="000000"/>
               <w:right w:val="single" w:sz="6" w:space="0" w:color="000000"/>
             </w:tcBorders>
-            <w:shd w:val="clear" w:color="auto" w:fill="auto"/>
             <w:vAlign w:val="center"/>
             <w:hideMark/>
           </w:tcPr>
@@ -15758,7 +15502,6 @@
               </w:rPr>
             </w:pPr>
             <w:commentRangeStart w:id="53"/>
-            <w:proofErr w:type="spellStart"/>
             <w:r>
               <w:rPr>
                 <w:rFonts w:ascii="Aptos" w:eastAsia="Times New Roman" w:hAnsi="Aptos" w:cs="Times New Roman"/>
@@ -15768,7 +15511,6 @@
               </w:rPr>
               <w:t>descricao</w:t>
             </w:r>
-            <w:proofErr w:type="spellEnd"/>
           </w:p>
         </w:tc>
         <w:tc>
@@ -15780,7 +15522,6 @@
               <w:bottom w:val="single" w:sz="6" w:space="0" w:color="000000"/>
               <w:right w:val="single" w:sz="6" w:space="0" w:color="000000"/>
             </w:tcBorders>
-            <w:shd w:val="clear" w:color="auto" w:fill="auto"/>
             <w:vAlign w:val="center"/>
             <w:hideMark/>
           </w:tcPr>
@@ -15816,7 +15557,6 @@
               <w:bottom w:val="single" w:sz="6" w:space="0" w:color="000000"/>
               <w:right w:val="single" w:sz="6" w:space="0" w:color="000000"/>
             </w:tcBorders>
-            <w:shd w:val="clear" w:color="auto" w:fill="auto"/>
             <w:vAlign w:val="center"/>
             <w:hideMark/>
           </w:tcPr>
@@ -15852,7 +15592,6 @@
               <w:bottom w:val="single" w:sz="6" w:space="0" w:color="000000"/>
               <w:right w:val="single" w:sz="6" w:space="0" w:color="000000"/>
             </w:tcBorders>
-            <w:shd w:val="clear" w:color="auto" w:fill="auto"/>
             <w:vAlign w:val="center"/>
             <w:hideMark/>
           </w:tcPr>
@@ -15888,7 +15627,6 @@
               <w:bottom w:val="single" w:sz="6" w:space="0" w:color="000000"/>
               <w:right w:val="single" w:sz="6" w:space="0" w:color="000000"/>
             </w:tcBorders>
-            <w:shd w:val="clear" w:color="auto" w:fill="auto"/>
             <w:vAlign w:val="center"/>
             <w:hideMark/>
           </w:tcPr>
@@ -15924,7 +15662,6 @@
               <w:bottom w:val="single" w:sz="6" w:space="0" w:color="000000"/>
               <w:right w:val="single" w:sz="6" w:space="0" w:color="000000"/>
             </w:tcBorders>
-            <w:shd w:val="clear" w:color="auto" w:fill="auto"/>
             <w:vAlign w:val="center"/>
             <w:hideMark/>
           </w:tcPr>
@@ -15960,7 +15697,6 @@
               <w:bottom w:val="single" w:sz="6" w:space="0" w:color="000000"/>
               <w:right w:val="single" w:sz="6" w:space="0" w:color="000000"/>
             </w:tcBorders>
-            <w:shd w:val="clear" w:color="auto" w:fill="auto"/>
             <w:vAlign w:val="center"/>
             <w:hideMark/>
           </w:tcPr>
@@ -16005,7 +15741,6 @@
               <w:bottom w:val="single" w:sz="6" w:space="0" w:color="000000"/>
               <w:right w:val="single" w:sz="6" w:space="0" w:color="000000"/>
             </w:tcBorders>
-            <w:shd w:val="clear" w:color="auto" w:fill="auto"/>
             <w:vAlign w:val="center"/>
             <w:hideMark/>
           </w:tcPr>
@@ -16068,7 +15803,6 @@
               <w:bottom w:val="single" w:sz="6" w:space="0" w:color="000000"/>
               <w:right w:val="single" w:sz="6" w:space="0" w:color="000000"/>
             </w:tcBorders>
-            <w:shd w:val="clear" w:color="auto" w:fill="auto"/>
             <w:vAlign w:val="center"/>
             <w:hideMark/>
           </w:tcPr>
@@ -16104,7 +15838,6 @@
               <w:bottom w:val="single" w:sz="6" w:space="0" w:color="000000"/>
               <w:right w:val="single" w:sz="6" w:space="0" w:color="000000"/>
             </w:tcBorders>
-            <w:shd w:val="clear" w:color="auto" w:fill="auto"/>
             <w:vAlign w:val="center"/>
             <w:hideMark/>
           </w:tcPr>
@@ -16140,7 +15873,6 @@
               <w:bottom w:val="single" w:sz="6" w:space="0" w:color="000000"/>
               <w:right w:val="single" w:sz="6" w:space="0" w:color="000000"/>
             </w:tcBorders>
-            <w:shd w:val="clear" w:color="auto" w:fill="auto"/>
             <w:vAlign w:val="center"/>
             <w:hideMark/>
           </w:tcPr>
@@ -16176,7 +15908,6 @@
               <w:bottom w:val="single" w:sz="6" w:space="0" w:color="000000"/>
               <w:right w:val="single" w:sz="6" w:space="0" w:color="000000"/>
             </w:tcBorders>
-            <w:shd w:val="clear" w:color="auto" w:fill="auto"/>
             <w:vAlign w:val="center"/>
             <w:hideMark/>
           </w:tcPr>
@@ -16212,7 +15943,6 @@
               <w:bottom w:val="single" w:sz="6" w:space="0" w:color="000000"/>
               <w:right w:val="single" w:sz="6" w:space="0" w:color="000000"/>
             </w:tcBorders>
-            <w:shd w:val="clear" w:color="auto" w:fill="auto"/>
             <w:vAlign w:val="center"/>
             <w:hideMark/>
           </w:tcPr>
@@ -16248,7 +15978,6 @@
               <w:bottom w:val="single" w:sz="6" w:space="0" w:color="000000"/>
               <w:right w:val="single" w:sz="6" w:space="0" w:color="000000"/>
             </w:tcBorders>
-            <w:shd w:val="clear" w:color="auto" w:fill="auto"/>
             <w:vAlign w:val="center"/>
             <w:hideMark/>
           </w:tcPr>
@@ -16284,7 +16013,6 @@
               <w:bottom w:val="single" w:sz="6" w:space="0" w:color="000000"/>
               <w:right w:val="single" w:sz="6" w:space="0" w:color="000000"/>
             </w:tcBorders>
-            <w:shd w:val="clear" w:color="auto" w:fill="auto"/>
             <w:vAlign w:val="center"/>
             <w:hideMark/>
           </w:tcPr>
@@ -16320,7 +16048,6 @@
               <w:bottom w:val="single" w:sz="6" w:space="0" w:color="000000"/>
               <w:right w:val="single" w:sz="6" w:space="0" w:color="000000"/>
             </w:tcBorders>
-            <w:shd w:val="clear" w:color="auto" w:fill="auto"/>
             <w:vAlign w:val="center"/>
             <w:hideMark/>
           </w:tcPr>
@@ -16356,7 +16083,6 @@
               <w:bottom w:val="single" w:sz="6" w:space="0" w:color="000000"/>
               <w:right w:val="single" w:sz="6" w:space="0" w:color="000000"/>
             </w:tcBorders>
-            <w:shd w:val="clear" w:color="auto" w:fill="auto"/>
             <w:vAlign w:val="center"/>
             <w:hideMark/>
           </w:tcPr>
@@ -16397,7 +16123,6 @@
               <w:left w:val="single" w:sz="6" w:space="0" w:color="000000"/>
               <w:right w:val="single" w:sz="6" w:space="0" w:color="000000"/>
             </w:tcBorders>
-            <w:shd w:val="clear" w:color="auto" w:fill="auto"/>
             <w:vAlign w:val="center"/>
             <w:hideMark/>
           </w:tcPr>
@@ -16433,23 +16158,21 @@
               <w:bottom w:val="single" w:sz="6" w:space="0" w:color="000000"/>
               <w:right w:val="single" w:sz="6" w:space="0" w:color="000000"/>
             </w:tcBorders>
-            <w:shd w:val="clear" w:color="auto" w:fill="auto"/>
-            <w:vAlign w:val="center"/>
-            <w:hideMark/>
-          </w:tcPr>
-          <w:p>
-            <w:pPr>
-              <w:spacing w:after="0" w:line="240" w:lineRule="auto"/>
-              <w:jc w:val="center"/>
-              <w:textAlignment w:val="baseline"/>
-              <w:rPr>
-                <w:rFonts w:ascii="Aptos" w:eastAsia="Times New Roman" w:hAnsi="Aptos" w:cs="Times New Roman"/>
-                <w:sz w:val="16"/>
-                <w:szCs w:val="16"/>
-                <w:lang w:eastAsia="pt-BR"/>
-              </w:rPr>
-            </w:pPr>
-            <w:proofErr w:type="spellStart"/>
+            <w:vAlign w:val="center"/>
+            <w:hideMark/>
+          </w:tcPr>
+          <w:p>
+            <w:pPr>
+              <w:spacing w:after="0" w:line="240" w:lineRule="auto"/>
+              <w:jc w:val="center"/>
+              <w:textAlignment w:val="baseline"/>
+              <w:rPr>
+                <w:rFonts w:ascii="Aptos" w:eastAsia="Times New Roman" w:hAnsi="Aptos" w:cs="Times New Roman"/>
+                <w:sz w:val="16"/>
+                <w:szCs w:val="16"/>
+                <w:lang w:eastAsia="pt-BR"/>
+              </w:rPr>
+            </w:pPr>
             <w:r>
               <w:rPr>
                 <w:rFonts w:ascii="Aptos" w:eastAsia="Times New Roman" w:hAnsi="Aptos" w:cs="Times New Roman"/>
@@ -16459,7 +16182,6 @@
               </w:rPr>
               <w:t>id_carteira</w:t>
             </w:r>
-            <w:proofErr w:type="spellEnd"/>
           </w:p>
         </w:tc>
         <w:tc>
@@ -16471,7 +16193,6 @@
               <w:bottom w:val="single" w:sz="6" w:space="0" w:color="000000"/>
               <w:right w:val="single" w:sz="6" w:space="0" w:color="000000"/>
             </w:tcBorders>
-            <w:shd w:val="clear" w:color="auto" w:fill="auto"/>
             <w:vAlign w:val="center"/>
             <w:hideMark/>
           </w:tcPr>
@@ -16507,7 +16228,6 @@
               <w:bottom w:val="single" w:sz="6" w:space="0" w:color="000000"/>
               <w:right w:val="single" w:sz="6" w:space="0" w:color="000000"/>
             </w:tcBorders>
-            <w:shd w:val="clear" w:color="auto" w:fill="auto"/>
             <w:vAlign w:val="center"/>
             <w:hideMark/>
           </w:tcPr>
@@ -16543,7 +16263,6 @@
               <w:bottom w:val="single" w:sz="6" w:space="0" w:color="000000"/>
               <w:right w:val="single" w:sz="6" w:space="0" w:color="000000"/>
             </w:tcBorders>
-            <w:shd w:val="clear" w:color="auto" w:fill="auto"/>
             <w:vAlign w:val="center"/>
             <w:hideMark/>
           </w:tcPr>
@@ -16579,7 +16298,6 @@
               <w:bottom w:val="single" w:sz="6" w:space="0" w:color="000000"/>
               <w:right w:val="single" w:sz="6" w:space="0" w:color="000000"/>
             </w:tcBorders>
-            <w:shd w:val="clear" w:color="auto" w:fill="auto"/>
             <w:vAlign w:val="center"/>
             <w:hideMark/>
           </w:tcPr>
@@ -16615,7 +16333,6 @@
               <w:bottom w:val="single" w:sz="6" w:space="0" w:color="000000"/>
               <w:right w:val="single" w:sz="6" w:space="0" w:color="000000"/>
             </w:tcBorders>
-            <w:shd w:val="clear" w:color="auto" w:fill="auto"/>
             <w:vAlign w:val="center"/>
             <w:hideMark/>
           </w:tcPr>
@@ -16651,7 +16368,6 @@
               <w:bottom w:val="single" w:sz="6" w:space="0" w:color="000000"/>
               <w:right w:val="single" w:sz="6" w:space="0" w:color="000000"/>
             </w:tcBorders>
-            <w:shd w:val="clear" w:color="auto" w:fill="auto"/>
             <w:vAlign w:val="center"/>
             <w:hideMark/>
           </w:tcPr>
@@ -16687,7 +16403,6 @@
               <w:bottom w:val="single" w:sz="6" w:space="0" w:color="000000"/>
               <w:right w:val="single" w:sz="6" w:space="0" w:color="000000"/>
             </w:tcBorders>
-            <w:shd w:val="clear" w:color="auto" w:fill="auto"/>
             <w:vAlign w:val="center"/>
             <w:hideMark/>
           </w:tcPr>
@@ -16718,7 +16433,6 @@
               <w:left w:val="single" w:sz="6" w:space="0" w:color="000000"/>
               <w:right w:val="single" w:sz="6" w:space="0" w:color="000000"/>
             </w:tcBorders>
-            <w:shd w:val="clear" w:color="auto" w:fill="auto"/>
             <w:vAlign w:val="center"/>
             <w:hideMark/>
           </w:tcPr>
@@ -16745,7 +16459,6 @@
               <w:bottom w:val="single" w:sz="6" w:space="0" w:color="000000"/>
               <w:right w:val="single" w:sz="6" w:space="0" w:color="000000"/>
             </w:tcBorders>
-            <w:shd w:val="clear" w:color="auto" w:fill="auto"/>
             <w:vAlign w:val="center"/>
             <w:hideMark/>
           </w:tcPr>
@@ -16781,7 +16494,6 @@
               <w:bottom w:val="single" w:sz="6" w:space="0" w:color="000000"/>
               <w:right w:val="single" w:sz="6" w:space="0" w:color="000000"/>
             </w:tcBorders>
-            <w:shd w:val="clear" w:color="auto" w:fill="auto"/>
             <w:vAlign w:val="center"/>
             <w:hideMark/>
           </w:tcPr>
@@ -16817,7 +16529,6 @@
               <w:bottom w:val="single" w:sz="6" w:space="0" w:color="000000"/>
               <w:right w:val="single" w:sz="6" w:space="0" w:color="000000"/>
             </w:tcBorders>
-            <w:shd w:val="clear" w:color="auto" w:fill="auto"/>
             <w:vAlign w:val="center"/>
             <w:hideMark/>
           </w:tcPr>
@@ -16853,7 +16564,6 @@
               <w:bottom w:val="single" w:sz="6" w:space="0" w:color="000000"/>
               <w:right w:val="single" w:sz="6" w:space="0" w:color="000000"/>
             </w:tcBorders>
-            <w:shd w:val="clear" w:color="auto" w:fill="auto"/>
             <w:vAlign w:val="center"/>
             <w:hideMark/>
           </w:tcPr>
@@ -16889,7 +16599,6 @@
               <w:bottom w:val="single" w:sz="6" w:space="0" w:color="000000"/>
               <w:right w:val="single" w:sz="6" w:space="0" w:color="000000"/>
             </w:tcBorders>
-            <w:shd w:val="clear" w:color="auto" w:fill="auto"/>
             <w:vAlign w:val="center"/>
             <w:hideMark/>
           </w:tcPr>
@@ -16925,7 +16634,6 @@
               <w:bottom w:val="single" w:sz="6" w:space="0" w:color="000000"/>
               <w:right w:val="single" w:sz="6" w:space="0" w:color="000000"/>
             </w:tcBorders>
-            <w:shd w:val="clear" w:color="auto" w:fill="auto"/>
             <w:vAlign w:val="center"/>
             <w:hideMark/>
           </w:tcPr>
@@ -16961,7 +16669,6 @@
               <w:bottom w:val="single" w:sz="6" w:space="0" w:color="000000"/>
               <w:right w:val="single" w:sz="6" w:space="0" w:color="000000"/>
             </w:tcBorders>
-            <w:shd w:val="clear" w:color="auto" w:fill="auto"/>
             <w:vAlign w:val="center"/>
             <w:hideMark/>
           </w:tcPr>
@@ -16997,7 +16704,6 @@
               <w:bottom w:val="single" w:sz="6" w:space="0" w:color="000000"/>
               <w:right w:val="single" w:sz="6" w:space="0" w:color="000000"/>
             </w:tcBorders>
-            <w:shd w:val="clear" w:color="auto" w:fill="auto"/>
             <w:vAlign w:val="center"/>
             <w:hideMark/>
           </w:tcPr>
@@ -17029,7 +16735,6 @@
               <w:bottom w:val="single" w:sz="6" w:space="0" w:color="000000"/>
               <w:right w:val="single" w:sz="6" w:space="0" w:color="000000"/>
             </w:tcBorders>
-            <w:shd w:val="clear" w:color="auto" w:fill="auto"/>
             <w:vAlign w:val="center"/>
             <w:hideMark/>
           </w:tcPr>
@@ -17056,23 +16761,21 @@
               <w:bottom w:val="single" w:sz="6" w:space="0" w:color="000000"/>
               <w:right w:val="single" w:sz="6" w:space="0" w:color="000000"/>
             </w:tcBorders>
-            <w:shd w:val="clear" w:color="auto" w:fill="auto"/>
-            <w:vAlign w:val="center"/>
-            <w:hideMark/>
-          </w:tcPr>
-          <w:p>
-            <w:pPr>
-              <w:spacing w:after="0" w:line="240" w:lineRule="auto"/>
-              <w:jc w:val="center"/>
-              <w:textAlignment w:val="baseline"/>
-              <w:rPr>
-                <w:rFonts w:ascii="Aptos" w:eastAsia="Times New Roman" w:hAnsi="Aptos" w:cs="Times New Roman"/>
-                <w:sz w:val="16"/>
-                <w:szCs w:val="16"/>
-                <w:lang w:eastAsia="pt-BR"/>
-              </w:rPr>
-            </w:pPr>
-            <w:proofErr w:type="spellStart"/>
+            <w:vAlign w:val="center"/>
+            <w:hideMark/>
+          </w:tcPr>
+          <w:p>
+            <w:pPr>
+              <w:spacing w:after="0" w:line="240" w:lineRule="auto"/>
+              <w:jc w:val="center"/>
+              <w:textAlignment w:val="baseline"/>
+              <w:rPr>
+                <w:rFonts w:ascii="Aptos" w:eastAsia="Times New Roman" w:hAnsi="Aptos" w:cs="Times New Roman"/>
+                <w:sz w:val="16"/>
+                <w:szCs w:val="16"/>
+                <w:lang w:eastAsia="pt-BR"/>
+              </w:rPr>
+            </w:pPr>
             <w:r>
               <w:rPr>
                 <w:rFonts w:ascii="Aptos" w:eastAsia="Times New Roman" w:hAnsi="Aptos" w:cs="Times New Roman"/>
@@ -17082,7 +16785,6 @@
               </w:rPr>
               <w:t>fk_usuario_id</w:t>
             </w:r>
-            <w:proofErr w:type="spellEnd"/>
           </w:p>
         </w:tc>
         <w:tc>
@@ -17094,7 +16796,6 @@
               <w:bottom w:val="single" w:sz="6" w:space="0" w:color="000000"/>
               <w:right w:val="single" w:sz="6" w:space="0" w:color="000000"/>
             </w:tcBorders>
-            <w:shd w:val="clear" w:color="auto" w:fill="auto"/>
             <w:vAlign w:val="center"/>
             <w:hideMark/>
           </w:tcPr>
@@ -17130,7 +16831,6 @@
               <w:bottom w:val="single" w:sz="6" w:space="0" w:color="000000"/>
               <w:right w:val="single" w:sz="6" w:space="0" w:color="000000"/>
             </w:tcBorders>
-            <w:shd w:val="clear" w:color="auto" w:fill="auto"/>
             <w:vAlign w:val="center"/>
             <w:hideMark/>
           </w:tcPr>
@@ -17166,7 +16866,6 @@
               <w:bottom w:val="single" w:sz="6" w:space="0" w:color="000000"/>
               <w:right w:val="single" w:sz="6" w:space="0" w:color="000000"/>
             </w:tcBorders>
-            <w:shd w:val="clear" w:color="auto" w:fill="auto"/>
             <w:vAlign w:val="center"/>
             <w:hideMark/>
           </w:tcPr>
@@ -17202,7 +16901,6 @@
               <w:bottom w:val="single" w:sz="6" w:space="0" w:color="000000"/>
               <w:right w:val="single" w:sz="6" w:space="0" w:color="000000"/>
             </w:tcBorders>
-            <w:shd w:val="clear" w:color="auto" w:fill="auto"/>
             <w:vAlign w:val="center"/>
             <w:hideMark/>
           </w:tcPr>
@@ -17238,7 +16936,6 @@
               <w:bottom w:val="single" w:sz="6" w:space="0" w:color="000000"/>
               <w:right w:val="single" w:sz="6" w:space="0" w:color="000000"/>
             </w:tcBorders>
-            <w:shd w:val="clear" w:color="auto" w:fill="auto"/>
             <w:vAlign w:val="center"/>
             <w:hideMark/>
           </w:tcPr>
@@ -17274,7 +16971,6 @@
               <w:bottom w:val="single" w:sz="6" w:space="0" w:color="000000"/>
               <w:right w:val="single" w:sz="6" w:space="0" w:color="000000"/>
             </w:tcBorders>
-            <w:shd w:val="clear" w:color="auto" w:fill="auto"/>
             <w:vAlign w:val="center"/>
             <w:hideMark/>
           </w:tcPr>
@@ -17310,7 +17006,6 @@
               <w:bottom w:val="single" w:sz="6" w:space="0" w:color="000000"/>
               <w:right w:val="single" w:sz="6" w:space="0" w:color="000000"/>
             </w:tcBorders>
-            <w:shd w:val="clear" w:color="auto" w:fill="auto"/>
             <w:vAlign w:val="center"/>
             <w:hideMark/>
           </w:tcPr>
@@ -17382,7 +17077,6 @@
               <w:bottom w:val="single" w:sz="6" w:space="0" w:color="000000"/>
               <w:right w:val="single" w:sz="6" w:space="0" w:color="000000"/>
             </w:tcBorders>
-            <w:shd w:val="clear" w:color="auto" w:fill="auto"/>
             <w:vAlign w:val="center"/>
             <w:hideMark/>
           </w:tcPr>
@@ -17419,7 +17113,6 @@
               <w:bottom w:val="single" w:sz="6" w:space="0" w:color="000000"/>
               <w:right w:val="single" w:sz="6" w:space="0" w:color="000000"/>
             </w:tcBorders>
-            <w:shd w:val="clear" w:color="auto" w:fill="auto"/>
             <w:vAlign w:val="center"/>
             <w:hideMark/>
           </w:tcPr>
@@ -17455,7 +17148,6 @@
               <w:bottom w:val="single" w:sz="6" w:space="0" w:color="000000"/>
               <w:right w:val="single" w:sz="6" w:space="0" w:color="000000"/>
             </w:tcBorders>
-            <w:shd w:val="clear" w:color="auto" w:fill="auto"/>
             <w:vAlign w:val="center"/>
             <w:hideMark/>
           </w:tcPr>
@@ -17491,7 +17183,6 @@
               <w:bottom w:val="single" w:sz="6" w:space="0" w:color="000000"/>
               <w:right w:val="single" w:sz="6" w:space="0" w:color="000000"/>
             </w:tcBorders>
-            <w:shd w:val="clear" w:color="auto" w:fill="auto"/>
             <w:vAlign w:val="center"/>
             <w:hideMark/>
           </w:tcPr>
@@ -17527,7 +17218,6 @@
               <w:bottom w:val="single" w:sz="6" w:space="0" w:color="000000"/>
               <w:right w:val="single" w:sz="6" w:space="0" w:color="000000"/>
             </w:tcBorders>
-            <w:shd w:val="clear" w:color="auto" w:fill="auto"/>
             <w:vAlign w:val="center"/>
             <w:hideMark/>
           </w:tcPr>
@@ -17563,7 +17253,6 @@
               <w:bottom w:val="single" w:sz="6" w:space="0" w:color="000000"/>
               <w:right w:val="single" w:sz="6" w:space="0" w:color="000000"/>
             </w:tcBorders>
-            <w:shd w:val="clear" w:color="auto" w:fill="auto"/>
             <w:vAlign w:val="center"/>
             <w:hideMark/>
           </w:tcPr>
@@ -17599,7 +17288,6 @@
               <w:bottom w:val="single" w:sz="6" w:space="0" w:color="000000"/>
               <w:right w:val="single" w:sz="6" w:space="0" w:color="000000"/>
             </w:tcBorders>
-            <w:shd w:val="clear" w:color="auto" w:fill="auto"/>
             <w:vAlign w:val="center"/>
             <w:hideMark/>
           </w:tcPr>
@@ -17635,7 +17323,6 @@
               <w:bottom w:val="single" w:sz="6" w:space="0" w:color="000000"/>
               <w:right w:val="single" w:sz="6" w:space="0" w:color="000000"/>
             </w:tcBorders>
-            <w:shd w:val="clear" w:color="auto" w:fill="auto"/>
             <w:vAlign w:val="center"/>
             <w:hideMark/>
           </w:tcPr>
@@ -17671,7 +17358,6 @@
               <w:bottom w:val="single" w:sz="6" w:space="0" w:color="000000"/>
               <w:right w:val="single" w:sz="6" w:space="0" w:color="000000"/>
             </w:tcBorders>
-            <w:shd w:val="clear" w:color="auto" w:fill="auto"/>
             <w:vAlign w:val="center"/>
             <w:hideMark/>
           </w:tcPr>
@@ -17712,7 +17398,6 @@
               <w:left w:val="single" w:sz="6" w:space="0" w:color="000000"/>
               <w:right w:val="single" w:sz="6" w:space="0" w:color="000000"/>
             </w:tcBorders>
-            <w:shd w:val="clear" w:color="auto" w:fill="auto"/>
             <w:vAlign w:val="center"/>
             <w:hideMark/>
           </w:tcPr>
@@ -17748,23 +17433,21 @@
               <w:bottom w:val="single" w:sz="6" w:space="0" w:color="000000"/>
               <w:right w:val="single" w:sz="6" w:space="0" w:color="000000"/>
             </w:tcBorders>
-            <w:shd w:val="clear" w:color="auto" w:fill="auto"/>
-            <w:vAlign w:val="center"/>
-            <w:hideMark/>
-          </w:tcPr>
-          <w:p>
-            <w:pPr>
-              <w:spacing w:after="0" w:line="240" w:lineRule="auto"/>
-              <w:jc w:val="center"/>
-              <w:textAlignment w:val="baseline"/>
-              <w:rPr>
-                <w:rFonts w:ascii="Aptos" w:eastAsia="Times New Roman" w:hAnsi="Aptos" w:cs="Times New Roman"/>
-                <w:sz w:val="16"/>
-                <w:szCs w:val="16"/>
-                <w:lang w:eastAsia="pt-BR"/>
-              </w:rPr>
-            </w:pPr>
-            <w:proofErr w:type="spellStart"/>
+            <w:vAlign w:val="center"/>
+            <w:hideMark/>
+          </w:tcPr>
+          <w:p>
+            <w:pPr>
+              <w:spacing w:after="0" w:line="240" w:lineRule="auto"/>
+              <w:jc w:val="center"/>
+              <w:textAlignment w:val="baseline"/>
+              <w:rPr>
+                <w:rFonts w:ascii="Aptos" w:eastAsia="Times New Roman" w:hAnsi="Aptos" w:cs="Times New Roman"/>
+                <w:sz w:val="16"/>
+                <w:szCs w:val="16"/>
+                <w:lang w:eastAsia="pt-BR"/>
+              </w:rPr>
+            </w:pPr>
             <w:r>
               <w:rPr>
                 <w:rFonts w:ascii="Aptos" w:eastAsia="Times New Roman" w:hAnsi="Aptos" w:cs="Times New Roman"/>
@@ -17774,7 +17457,6 @@
               </w:rPr>
               <w:t>id_movimentacao</w:t>
             </w:r>
-            <w:proofErr w:type="spellEnd"/>
           </w:p>
         </w:tc>
         <w:tc>
@@ -17786,7 +17468,6 @@
               <w:bottom w:val="single" w:sz="6" w:space="0" w:color="000000"/>
               <w:right w:val="single" w:sz="6" w:space="0" w:color="000000"/>
             </w:tcBorders>
-            <w:shd w:val="clear" w:color="auto" w:fill="auto"/>
             <w:vAlign w:val="center"/>
             <w:hideMark/>
           </w:tcPr>
@@ -17822,7 +17503,6 @@
               <w:bottom w:val="single" w:sz="6" w:space="0" w:color="000000"/>
               <w:right w:val="single" w:sz="6" w:space="0" w:color="000000"/>
             </w:tcBorders>
-            <w:shd w:val="clear" w:color="auto" w:fill="auto"/>
             <w:vAlign w:val="center"/>
             <w:hideMark/>
           </w:tcPr>
@@ -17858,7 +17538,6 @@
               <w:bottom w:val="single" w:sz="6" w:space="0" w:color="000000"/>
               <w:right w:val="single" w:sz="6" w:space="0" w:color="000000"/>
             </w:tcBorders>
-            <w:shd w:val="clear" w:color="auto" w:fill="auto"/>
             <w:vAlign w:val="center"/>
             <w:hideMark/>
           </w:tcPr>
@@ -17894,7 +17573,6 @@
               <w:bottom w:val="single" w:sz="6" w:space="0" w:color="000000"/>
               <w:right w:val="single" w:sz="6" w:space="0" w:color="000000"/>
             </w:tcBorders>
-            <w:shd w:val="clear" w:color="auto" w:fill="auto"/>
             <w:vAlign w:val="center"/>
             <w:hideMark/>
           </w:tcPr>
@@ -17930,7 +17608,6 @@
               <w:bottom w:val="single" w:sz="6" w:space="0" w:color="000000"/>
               <w:right w:val="single" w:sz="6" w:space="0" w:color="000000"/>
             </w:tcBorders>
-            <w:shd w:val="clear" w:color="auto" w:fill="auto"/>
             <w:vAlign w:val="center"/>
             <w:hideMark/>
           </w:tcPr>
@@ -17966,7 +17643,6 @@
               <w:bottom w:val="single" w:sz="6" w:space="0" w:color="000000"/>
               <w:right w:val="single" w:sz="6" w:space="0" w:color="000000"/>
             </w:tcBorders>
-            <w:shd w:val="clear" w:color="auto" w:fill="auto"/>
             <w:vAlign w:val="center"/>
             <w:hideMark/>
           </w:tcPr>
@@ -18002,7 +17678,6 @@
               <w:bottom w:val="single" w:sz="6" w:space="0" w:color="000000"/>
               <w:right w:val="single" w:sz="6" w:space="0" w:color="000000"/>
             </w:tcBorders>
-            <w:shd w:val="clear" w:color="auto" w:fill="auto"/>
             <w:vAlign w:val="center"/>
             <w:hideMark/>
           </w:tcPr>
@@ -18033,7 +17708,6 @@
               <w:left w:val="single" w:sz="6" w:space="0" w:color="000000"/>
               <w:right w:val="single" w:sz="6" w:space="0" w:color="000000"/>
             </w:tcBorders>
-            <w:shd w:val="clear" w:color="auto" w:fill="auto"/>
             <w:vAlign w:val="center"/>
             <w:hideMark/>
           </w:tcPr>
@@ -18060,23 +17734,21 @@
               <w:bottom w:val="single" w:sz="6" w:space="0" w:color="000000"/>
               <w:right w:val="single" w:sz="6" w:space="0" w:color="000000"/>
             </w:tcBorders>
-            <w:shd w:val="clear" w:color="auto" w:fill="auto"/>
-            <w:vAlign w:val="center"/>
-            <w:hideMark/>
-          </w:tcPr>
-          <w:p>
-            <w:pPr>
-              <w:spacing w:after="0" w:line="240" w:lineRule="auto"/>
-              <w:jc w:val="center"/>
-              <w:textAlignment w:val="baseline"/>
-              <w:rPr>
-                <w:rFonts w:ascii="Aptos" w:eastAsia="Times New Roman" w:hAnsi="Aptos" w:cs="Times New Roman"/>
-                <w:sz w:val="16"/>
-                <w:szCs w:val="16"/>
-                <w:lang w:eastAsia="pt-BR"/>
-              </w:rPr>
-            </w:pPr>
-            <w:proofErr w:type="spellStart"/>
+            <w:vAlign w:val="center"/>
+            <w:hideMark/>
+          </w:tcPr>
+          <w:p>
+            <w:pPr>
+              <w:spacing w:after="0" w:line="240" w:lineRule="auto"/>
+              <w:jc w:val="center"/>
+              <w:textAlignment w:val="baseline"/>
+              <w:rPr>
+                <w:rFonts w:ascii="Aptos" w:eastAsia="Times New Roman" w:hAnsi="Aptos" w:cs="Times New Roman"/>
+                <w:sz w:val="16"/>
+                <w:szCs w:val="16"/>
+                <w:lang w:eastAsia="pt-BR"/>
+              </w:rPr>
+            </w:pPr>
             <w:r>
               <w:rPr>
                 <w:rFonts w:ascii="Aptos" w:eastAsia="Times New Roman" w:hAnsi="Aptos" w:cs="Times New Roman"/>
@@ -18086,7 +17758,6 @@
               </w:rPr>
               <w:t>tipo_movimentacao</w:t>
             </w:r>
-            <w:proofErr w:type="spellEnd"/>
           </w:p>
         </w:tc>
         <w:tc>
@@ -18098,7 +17769,6 @@
               <w:bottom w:val="single" w:sz="6" w:space="0" w:color="000000"/>
               <w:right w:val="single" w:sz="6" w:space="0" w:color="000000"/>
             </w:tcBorders>
-            <w:shd w:val="clear" w:color="auto" w:fill="auto"/>
             <w:vAlign w:val="center"/>
             <w:hideMark/>
           </w:tcPr>
@@ -18134,7 +17804,6 @@
               <w:bottom w:val="single" w:sz="6" w:space="0" w:color="000000"/>
               <w:right w:val="single" w:sz="6" w:space="0" w:color="000000"/>
             </w:tcBorders>
-            <w:shd w:val="clear" w:color="auto" w:fill="auto"/>
             <w:vAlign w:val="center"/>
             <w:hideMark/>
           </w:tcPr>
@@ -18170,7 +17839,6 @@
               <w:bottom w:val="single" w:sz="6" w:space="0" w:color="000000"/>
               <w:right w:val="single" w:sz="6" w:space="0" w:color="000000"/>
             </w:tcBorders>
-            <w:shd w:val="clear" w:color="auto" w:fill="auto"/>
             <w:vAlign w:val="center"/>
             <w:hideMark/>
           </w:tcPr>
@@ -18206,7 +17874,6 @@
               <w:bottom w:val="single" w:sz="6" w:space="0" w:color="000000"/>
               <w:right w:val="single" w:sz="6" w:space="0" w:color="000000"/>
             </w:tcBorders>
-            <w:shd w:val="clear" w:color="auto" w:fill="auto"/>
             <w:vAlign w:val="center"/>
             <w:hideMark/>
           </w:tcPr>
@@ -18242,7 +17909,6 @@
               <w:bottom w:val="single" w:sz="6" w:space="0" w:color="000000"/>
               <w:right w:val="single" w:sz="6" w:space="0" w:color="000000"/>
             </w:tcBorders>
-            <w:shd w:val="clear" w:color="auto" w:fill="auto"/>
             <w:vAlign w:val="center"/>
             <w:hideMark/>
           </w:tcPr>
@@ -18278,7 +17944,6 @@
               <w:bottom w:val="single" w:sz="6" w:space="0" w:color="000000"/>
               <w:right w:val="single" w:sz="6" w:space="0" w:color="000000"/>
             </w:tcBorders>
-            <w:shd w:val="clear" w:color="auto" w:fill="auto"/>
             <w:vAlign w:val="center"/>
             <w:hideMark/>
           </w:tcPr>
@@ -18314,7 +17979,6 @@
               <w:bottom w:val="single" w:sz="6" w:space="0" w:color="000000"/>
               <w:right w:val="single" w:sz="6" w:space="0" w:color="000000"/>
             </w:tcBorders>
-            <w:shd w:val="clear" w:color="auto" w:fill="auto"/>
             <w:vAlign w:val="center"/>
             <w:hideMark/>
           </w:tcPr>
@@ -18345,7 +18009,6 @@
               <w:left w:val="single" w:sz="6" w:space="0" w:color="000000"/>
               <w:right w:val="single" w:sz="6" w:space="0" w:color="000000"/>
             </w:tcBorders>
-            <w:shd w:val="clear" w:color="auto" w:fill="auto"/>
             <w:vAlign w:val="center"/>
             <w:hideMark/>
           </w:tcPr>
@@ -18372,7 +18035,6 @@
               <w:bottom w:val="single" w:sz="6" w:space="0" w:color="000000"/>
               <w:right w:val="single" w:sz="6" w:space="0" w:color="000000"/>
             </w:tcBorders>
-            <w:shd w:val="clear" w:color="auto" w:fill="auto"/>
             <w:vAlign w:val="center"/>
             <w:hideMark/>
           </w:tcPr>
@@ -18408,7 +18070,6 @@
               <w:bottom w:val="single" w:sz="6" w:space="0" w:color="000000"/>
               <w:right w:val="single" w:sz="6" w:space="0" w:color="000000"/>
             </w:tcBorders>
-            <w:shd w:val="clear" w:color="auto" w:fill="auto"/>
             <w:vAlign w:val="center"/>
             <w:hideMark/>
           </w:tcPr>
@@ -18444,7 +18105,6 @@
               <w:bottom w:val="single" w:sz="6" w:space="0" w:color="000000"/>
               <w:right w:val="single" w:sz="6" w:space="0" w:color="000000"/>
             </w:tcBorders>
-            <w:shd w:val="clear" w:color="auto" w:fill="auto"/>
             <w:vAlign w:val="center"/>
             <w:hideMark/>
           </w:tcPr>
@@ -18480,7 +18140,6 @@
               <w:bottom w:val="single" w:sz="6" w:space="0" w:color="000000"/>
               <w:right w:val="single" w:sz="6" w:space="0" w:color="000000"/>
             </w:tcBorders>
-            <w:shd w:val="clear" w:color="auto" w:fill="auto"/>
             <w:vAlign w:val="center"/>
             <w:hideMark/>
           </w:tcPr>
@@ -18516,7 +18175,6 @@
               <w:bottom w:val="single" w:sz="6" w:space="0" w:color="000000"/>
               <w:right w:val="single" w:sz="6" w:space="0" w:color="000000"/>
             </w:tcBorders>
-            <w:shd w:val="clear" w:color="auto" w:fill="auto"/>
             <w:vAlign w:val="center"/>
             <w:hideMark/>
           </w:tcPr>
@@ -18552,7 +18210,6 @@
               <w:bottom w:val="single" w:sz="6" w:space="0" w:color="000000"/>
               <w:right w:val="single" w:sz="6" w:space="0" w:color="000000"/>
             </w:tcBorders>
-            <w:shd w:val="clear" w:color="auto" w:fill="auto"/>
             <w:vAlign w:val="center"/>
             <w:hideMark/>
           </w:tcPr>
@@ -18588,7 +18245,6 @@
               <w:bottom w:val="single" w:sz="6" w:space="0" w:color="000000"/>
               <w:right w:val="single" w:sz="6" w:space="0" w:color="000000"/>
             </w:tcBorders>
-            <w:shd w:val="clear" w:color="auto" w:fill="auto"/>
             <w:vAlign w:val="center"/>
             <w:hideMark/>
           </w:tcPr>
@@ -18624,7 +18280,6 @@
               <w:bottom w:val="single" w:sz="6" w:space="0" w:color="000000"/>
               <w:right w:val="single" w:sz="6" w:space="0" w:color="000000"/>
             </w:tcBorders>
-            <w:shd w:val="clear" w:color="auto" w:fill="auto"/>
             <w:vAlign w:val="center"/>
             <w:hideMark/>
           </w:tcPr>
@@ -18655,7 +18310,6 @@
               <w:left w:val="single" w:sz="6" w:space="0" w:color="000000"/>
               <w:right w:val="single" w:sz="6" w:space="0" w:color="000000"/>
             </w:tcBorders>
-            <w:shd w:val="clear" w:color="auto" w:fill="auto"/>
             <w:vAlign w:val="center"/>
             <w:hideMark/>
           </w:tcPr>
@@ -18682,7 +18336,6 @@
               <w:bottom w:val="single" w:sz="6" w:space="0" w:color="000000"/>
               <w:right w:val="single" w:sz="6" w:space="0" w:color="000000"/>
             </w:tcBorders>
-            <w:shd w:val="clear" w:color="auto" w:fill="auto"/>
             <w:vAlign w:val="center"/>
             <w:hideMark/>
           </w:tcPr>
@@ -18718,7 +18371,6 @@
               <w:bottom w:val="single" w:sz="6" w:space="0" w:color="000000"/>
               <w:right w:val="single" w:sz="6" w:space="0" w:color="000000"/>
             </w:tcBorders>
-            <w:shd w:val="clear" w:color="auto" w:fill="auto"/>
             <w:vAlign w:val="center"/>
             <w:hideMark/>
           </w:tcPr>
@@ -18754,7 +18406,6 @@
               <w:bottom w:val="single" w:sz="6" w:space="0" w:color="000000"/>
               <w:right w:val="single" w:sz="6" w:space="0" w:color="000000"/>
             </w:tcBorders>
-            <w:shd w:val="clear" w:color="auto" w:fill="auto"/>
             <w:vAlign w:val="center"/>
             <w:hideMark/>
           </w:tcPr>
@@ -18790,7 +18441,6 @@
               <w:bottom w:val="single" w:sz="6" w:space="0" w:color="000000"/>
               <w:right w:val="single" w:sz="6" w:space="0" w:color="000000"/>
             </w:tcBorders>
-            <w:shd w:val="clear" w:color="auto" w:fill="auto"/>
             <w:vAlign w:val="center"/>
             <w:hideMark/>
           </w:tcPr>
@@ -18826,7 +18476,6 @@
               <w:bottom w:val="single" w:sz="6" w:space="0" w:color="000000"/>
               <w:right w:val="single" w:sz="6" w:space="0" w:color="000000"/>
             </w:tcBorders>
-            <w:shd w:val="clear" w:color="auto" w:fill="auto"/>
             <w:vAlign w:val="center"/>
             <w:hideMark/>
           </w:tcPr>
@@ -18862,7 +18511,6 @@
               <w:bottom w:val="single" w:sz="6" w:space="0" w:color="000000"/>
               <w:right w:val="single" w:sz="6" w:space="0" w:color="000000"/>
             </w:tcBorders>
-            <w:shd w:val="clear" w:color="auto" w:fill="auto"/>
             <w:vAlign w:val="center"/>
             <w:hideMark/>
           </w:tcPr>
@@ -18898,7 +18546,6 @@
               <w:bottom w:val="single" w:sz="6" w:space="0" w:color="000000"/>
               <w:right w:val="single" w:sz="6" w:space="0" w:color="000000"/>
             </w:tcBorders>
-            <w:shd w:val="clear" w:color="auto" w:fill="auto"/>
             <w:vAlign w:val="center"/>
             <w:hideMark/>
           </w:tcPr>
@@ -18934,7 +18581,6 @@
               <w:bottom w:val="single" w:sz="6" w:space="0" w:color="000000"/>
               <w:right w:val="single" w:sz="6" w:space="0" w:color="000000"/>
             </w:tcBorders>
-            <w:shd w:val="clear" w:color="auto" w:fill="auto"/>
             <w:vAlign w:val="center"/>
             <w:hideMark/>
           </w:tcPr>
@@ -18965,7 +18611,6 @@
               <w:left w:val="single" w:sz="6" w:space="0" w:color="000000"/>
               <w:right w:val="single" w:sz="6" w:space="0" w:color="000000"/>
             </w:tcBorders>
-            <w:shd w:val="clear" w:color="auto" w:fill="auto"/>
             <w:vAlign w:val="center"/>
             <w:hideMark/>
           </w:tcPr>
@@ -18992,23 +18637,21 @@
               <w:bottom w:val="single" w:sz="6" w:space="0" w:color="000000"/>
               <w:right w:val="single" w:sz="6" w:space="0" w:color="000000"/>
             </w:tcBorders>
-            <w:shd w:val="clear" w:color="auto" w:fill="auto"/>
-            <w:vAlign w:val="center"/>
-            <w:hideMark/>
-          </w:tcPr>
-          <w:p>
-            <w:pPr>
-              <w:spacing w:after="0" w:line="240" w:lineRule="auto"/>
-              <w:jc w:val="center"/>
-              <w:textAlignment w:val="baseline"/>
-              <w:rPr>
-                <w:rFonts w:ascii="Aptos" w:eastAsia="Times New Roman" w:hAnsi="Aptos" w:cs="Times New Roman"/>
-                <w:sz w:val="16"/>
-                <w:szCs w:val="16"/>
-                <w:lang w:eastAsia="pt-BR"/>
-              </w:rPr>
-            </w:pPr>
-            <w:proofErr w:type="spellStart"/>
+            <w:vAlign w:val="center"/>
+            <w:hideMark/>
+          </w:tcPr>
+          <w:p>
+            <w:pPr>
+              <w:spacing w:after="0" w:line="240" w:lineRule="auto"/>
+              <w:jc w:val="center"/>
+              <w:textAlignment w:val="baseline"/>
+              <w:rPr>
+                <w:rFonts w:ascii="Aptos" w:eastAsia="Times New Roman" w:hAnsi="Aptos" w:cs="Times New Roman"/>
+                <w:sz w:val="16"/>
+                <w:szCs w:val="16"/>
+                <w:lang w:eastAsia="pt-BR"/>
+              </w:rPr>
+            </w:pPr>
             <w:r>
               <w:rPr>
                 <w:rFonts w:ascii="Aptos" w:eastAsia="Times New Roman" w:hAnsi="Aptos" w:cs="Times New Roman"/>
@@ -19018,7 +18661,6 @@
               </w:rPr>
               <w:t>fk_tarefa_id</w:t>
             </w:r>
-            <w:proofErr w:type="spellEnd"/>
           </w:p>
         </w:tc>
         <w:tc>
@@ -19030,7 +18672,6 @@
               <w:bottom w:val="single" w:sz="6" w:space="0" w:color="000000"/>
               <w:right w:val="single" w:sz="6" w:space="0" w:color="000000"/>
             </w:tcBorders>
-            <w:shd w:val="clear" w:color="auto" w:fill="auto"/>
             <w:vAlign w:val="center"/>
             <w:hideMark/>
           </w:tcPr>
@@ -19066,7 +18707,6 @@
               <w:bottom w:val="single" w:sz="6" w:space="0" w:color="000000"/>
               <w:right w:val="single" w:sz="6" w:space="0" w:color="000000"/>
             </w:tcBorders>
-            <w:shd w:val="clear" w:color="auto" w:fill="auto"/>
             <w:vAlign w:val="center"/>
             <w:hideMark/>
           </w:tcPr>
@@ -19102,7 +18742,6 @@
               <w:bottom w:val="single" w:sz="6" w:space="0" w:color="000000"/>
               <w:right w:val="single" w:sz="6" w:space="0" w:color="000000"/>
             </w:tcBorders>
-            <w:shd w:val="clear" w:color="auto" w:fill="auto"/>
             <w:vAlign w:val="center"/>
             <w:hideMark/>
           </w:tcPr>
@@ -19138,7 +18777,6 @@
               <w:bottom w:val="single" w:sz="6" w:space="0" w:color="000000"/>
               <w:right w:val="single" w:sz="6" w:space="0" w:color="000000"/>
             </w:tcBorders>
-            <w:shd w:val="clear" w:color="auto" w:fill="auto"/>
             <w:vAlign w:val="center"/>
             <w:hideMark/>
           </w:tcPr>
@@ -19174,7 +18812,6 @@
               <w:bottom w:val="single" w:sz="6" w:space="0" w:color="000000"/>
               <w:right w:val="single" w:sz="6" w:space="0" w:color="000000"/>
             </w:tcBorders>
-            <w:shd w:val="clear" w:color="auto" w:fill="auto"/>
             <w:vAlign w:val="center"/>
             <w:hideMark/>
           </w:tcPr>
@@ -19210,7 +18847,6 @@
               <w:bottom w:val="single" w:sz="6" w:space="0" w:color="000000"/>
               <w:right w:val="single" w:sz="6" w:space="0" w:color="000000"/>
             </w:tcBorders>
-            <w:shd w:val="clear" w:color="auto" w:fill="auto"/>
             <w:vAlign w:val="center"/>
             <w:hideMark/>
           </w:tcPr>
@@ -19246,7 +18882,6 @@
               <w:bottom w:val="single" w:sz="6" w:space="0" w:color="000000"/>
               <w:right w:val="single" w:sz="6" w:space="0" w:color="000000"/>
             </w:tcBorders>
-            <w:shd w:val="clear" w:color="auto" w:fill="auto"/>
             <w:vAlign w:val="center"/>
             <w:hideMark/>
           </w:tcPr>
@@ -19287,7 +18922,6 @@
               <w:bottom w:val="single" w:sz="6" w:space="0" w:color="000000"/>
               <w:right w:val="single" w:sz="6" w:space="0" w:color="000000"/>
             </w:tcBorders>
-            <w:shd w:val="clear" w:color="auto" w:fill="auto"/>
             <w:vAlign w:val="center"/>
             <w:hideMark/>
           </w:tcPr>
@@ -19314,23 +18948,21 @@
               <w:bottom w:val="single" w:sz="6" w:space="0" w:color="000000"/>
               <w:right w:val="single" w:sz="6" w:space="0" w:color="000000"/>
             </w:tcBorders>
-            <w:shd w:val="clear" w:color="auto" w:fill="auto"/>
-            <w:vAlign w:val="center"/>
-            <w:hideMark/>
-          </w:tcPr>
-          <w:p>
-            <w:pPr>
-              <w:spacing w:after="0" w:line="240" w:lineRule="auto"/>
-              <w:jc w:val="center"/>
-              <w:textAlignment w:val="baseline"/>
-              <w:rPr>
-                <w:rFonts w:ascii="Aptos" w:eastAsia="Times New Roman" w:hAnsi="Aptos" w:cs="Times New Roman"/>
-                <w:sz w:val="16"/>
-                <w:szCs w:val="16"/>
-                <w:lang w:eastAsia="pt-BR"/>
-              </w:rPr>
-            </w:pPr>
-            <w:proofErr w:type="spellStart"/>
+            <w:vAlign w:val="center"/>
+            <w:hideMark/>
+          </w:tcPr>
+          <w:p>
+            <w:pPr>
+              <w:spacing w:after="0" w:line="240" w:lineRule="auto"/>
+              <w:jc w:val="center"/>
+              <w:textAlignment w:val="baseline"/>
+              <w:rPr>
+                <w:rFonts w:ascii="Aptos" w:eastAsia="Times New Roman" w:hAnsi="Aptos" w:cs="Times New Roman"/>
+                <w:sz w:val="16"/>
+                <w:szCs w:val="16"/>
+                <w:lang w:eastAsia="pt-BR"/>
+              </w:rPr>
+            </w:pPr>
             <w:r>
               <w:rPr>
                 <w:rFonts w:ascii="Aptos" w:eastAsia="Times New Roman" w:hAnsi="Aptos" w:cs="Times New Roman"/>
@@ -19340,7 +18972,6 @@
               </w:rPr>
               <w:t>fk_carteira_id</w:t>
             </w:r>
-            <w:proofErr w:type="spellEnd"/>
           </w:p>
         </w:tc>
         <w:tc>
@@ -19352,7 +18983,6 @@
               <w:bottom w:val="single" w:sz="6" w:space="0" w:color="000000"/>
               <w:right w:val="single" w:sz="6" w:space="0" w:color="000000"/>
             </w:tcBorders>
-            <w:shd w:val="clear" w:color="auto" w:fill="auto"/>
             <w:vAlign w:val="center"/>
             <w:hideMark/>
           </w:tcPr>
@@ -19388,7 +19018,6 @@
               <w:bottom w:val="single" w:sz="6" w:space="0" w:color="000000"/>
               <w:right w:val="single" w:sz="6" w:space="0" w:color="000000"/>
             </w:tcBorders>
-            <w:shd w:val="clear" w:color="auto" w:fill="auto"/>
             <w:vAlign w:val="center"/>
             <w:hideMark/>
           </w:tcPr>
@@ -19424,7 +19053,6 @@
               <w:bottom w:val="single" w:sz="6" w:space="0" w:color="000000"/>
               <w:right w:val="single" w:sz="6" w:space="0" w:color="000000"/>
             </w:tcBorders>
-            <w:shd w:val="clear" w:color="auto" w:fill="auto"/>
             <w:vAlign w:val="center"/>
             <w:hideMark/>
           </w:tcPr>
@@ -19460,7 +19088,6 @@
               <w:bottom w:val="single" w:sz="6" w:space="0" w:color="000000"/>
               <w:right w:val="single" w:sz="6" w:space="0" w:color="000000"/>
             </w:tcBorders>
-            <w:shd w:val="clear" w:color="auto" w:fill="auto"/>
             <w:vAlign w:val="center"/>
             <w:hideMark/>
           </w:tcPr>
@@ -19496,7 +19123,6 @@
               <w:bottom w:val="single" w:sz="6" w:space="0" w:color="000000"/>
               <w:right w:val="single" w:sz="6" w:space="0" w:color="000000"/>
             </w:tcBorders>
-            <w:shd w:val="clear" w:color="auto" w:fill="auto"/>
             <w:vAlign w:val="center"/>
             <w:hideMark/>
           </w:tcPr>
@@ -19532,7 +19158,6 @@
               <w:bottom w:val="single" w:sz="6" w:space="0" w:color="000000"/>
               <w:right w:val="single" w:sz="6" w:space="0" w:color="000000"/>
             </w:tcBorders>
-            <w:shd w:val="clear" w:color="auto" w:fill="auto"/>
             <w:vAlign w:val="center"/>
             <w:hideMark/>
           </w:tcPr>
@@ -19568,7 +19193,6 @@
               <w:bottom w:val="single" w:sz="6" w:space="0" w:color="000000"/>
               <w:right w:val="single" w:sz="6" w:space="0" w:color="000000"/>
             </w:tcBorders>
-            <w:shd w:val="clear" w:color="auto" w:fill="auto"/>
             <w:vAlign w:val="center"/>
             <w:hideMark/>
           </w:tcPr>
@@ -20374,15 +19998,7 @@
         <w:t>o</w:t>
       </w:r>
       <w:r>
-        <w:t xml:space="preserve">. Esta seção detalha as escolhas tecnológicas que compõem a </w:t>
-      </w:r>
-      <w:proofErr w:type="spellStart"/>
-      <w:r>
-        <w:t>stack</w:t>
-      </w:r>
-      <w:proofErr w:type="spellEnd"/>
-      <w:r>
-        <w:t xml:space="preserve"> do projeto, a arquitetura de diretórios adotada e </w:t>
+        <w:t xml:space="preserve">. Esta seção detalha as escolhas tecnológicas que compõem a stack do projeto, a arquitetura de diretórios adotada e </w:t>
       </w:r>
       <w:r>
         <w:t>a sincronização de dados via API.</w:t>
@@ -20419,8 +20035,11 @@
       <w:r>
         <w:rPr>
           <w:rStyle w:val="Refdecomentrio"/>
-          <w:rFonts w:asciiTheme="minorHAnsi" w:eastAsiaTheme="minorHAnsi" w:hAnsiTheme="minorHAnsi" w:cstheme="minorBidi"/>
+          <w:rFonts w:ascii="Arial" w:hAnsi="Arial" w:cs="Arial"/>
           <w:color w:val="auto"/>
+          <w:sz w:val="26"/>
+          <w:szCs w:val="26"/>
+          <w:u w:val="single"/>
         </w:rPr>
         <w:commentReference w:id="60"/>
       </w:r>
@@ -20430,130 +20049,34 @@
         <w:jc w:val="both"/>
       </w:pPr>
       <w:r>
-        <w:t xml:space="preserve">O desenvolvimento do ecossistema móvel foi executado utilizando o framework </w:t>
-      </w:r>
-      <w:proofErr w:type="spellStart"/>
-      <w:r>
-        <w:t>React</w:t>
-      </w:r>
-      <w:proofErr w:type="spellEnd"/>
+        <w:t>O desenvolvimento do ecossistema móvel foi executado utilizando o framework React Native em conjunto com a linguagem TypeScript e a plataforma Expo</w:t>
+      </w:r>
+      <w:r>
+        <w:t xml:space="preserve">. </w:t>
+      </w:r>
+      <w:r>
+        <w:t>A escolha do React Native justificou-se pela sua capacidade de desenvolvimento multiplataforma (cross-platform), viabilizando que uma única base de código em JavaScript seja compilada nativamente para os sistemas operacionais Android e iOS, otimizando o tempo de engenharia do projeto.</w:t>
+      </w:r>
       <w:r>
         <w:t xml:space="preserve"> </w:t>
       </w:r>
-      <w:proofErr w:type="spellStart"/>
-      <w:r>
-        <w:t>Native</w:t>
-      </w:r>
-      <w:proofErr w:type="spellEnd"/>
-      <w:r>
-        <w:t xml:space="preserve"> em conjunto com a linguagem </w:t>
-      </w:r>
-      <w:proofErr w:type="spellStart"/>
-      <w:r>
-        <w:t>TypeScript</w:t>
-      </w:r>
-      <w:proofErr w:type="spellEnd"/>
-      <w:r>
-        <w:t xml:space="preserve"> e a plataforma Expo</w:t>
-      </w:r>
-      <w:r>
-        <w:t xml:space="preserve">. </w:t>
-      </w:r>
-      <w:r>
-        <w:t xml:space="preserve">A escolha do </w:t>
-      </w:r>
-      <w:proofErr w:type="spellStart"/>
-      <w:r>
-        <w:t>React</w:t>
-      </w:r>
-      <w:proofErr w:type="spellEnd"/>
+      <w:r>
+        <w:t xml:space="preserve">A utilização do TypeScript </w:t>
+      </w:r>
+      <w:r>
+        <w:t>no desenvolvimento do ecossistema justificou-se pela necessidade de conferir tipagem estrita de dados à aplicação, mitigando erros lógicos em tempo de execução (runtime).</w:t>
+      </w:r>
       <w:r>
         <w:t xml:space="preserve"> </w:t>
       </w:r>
-      <w:proofErr w:type="spellStart"/>
-      <w:r>
-        <w:t>Native</w:t>
-      </w:r>
-      <w:proofErr w:type="spellEnd"/>
-      <w:r>
-        <w:t xml:space="preserve"> justificou-se pela sua capacidade de desenvolvimento multiplataforma (</w:t>
-      </w:r>
-      <w:proofErr w:type="spellStart"/>
-      <w:r>
-        <w:t>cross-platform</w:t>
-      </w:r>
-      <w:proofErr w:type="spellEnd"/>
-      <w:r>
-        <w:t xml:space="preserve">), viabilizando que uma única base de código em </w:t>
-      </w:r>
-      <w:proofErr w:type="spellStart"/>
-      <w:r>
-        <w:t>JavaScript</w:t>
-      </w:r>
-      <w:proofErr w:type="spellEnd"/>
-      <w:r>
-        <w:t xml:space="preserve"> seja compilada nativamente para os sistemas operacionais Android e iOS, otimizando o tempo de engenharia do projeto.</w:t>
+      <w:r>
+        <w:t>A</w:t>
       </w:r>
       <w:r>
         <w:t xml:space="preserve"> </w:t>
       </w:r>
       <w:r>
-        <w:t xml:space="preserve">A utilização do </w:t>
-      </w:r>
-      <w:proofErr w:type="spellStart"/>
-      <w:r>
-        <w:t>TypeScript</w:t>
-      </w:r>
-      <w:proofErr w:type="spellEnd"/>
-      <w:r>
-        <w:t xml:space="preserve"> </w:t>
-      </w:r>
-      <w:r>
-        <w:t>no desenvolvimento do ecossistema justificou-se pela necessidade de conferir tipagem estrita de dados à aplicação, mitigando erros lógicos em tempo de execução (</w:t>
-      </w:r>
-      <w:proofErr w:type="spellStart"/>
-      <w:r>
-        <w:t>runtime</w:t>
-      </w:r>
-      <w:proofErr w:type="spellEnd"/>
-      <w:r>
-        <w:t>).</w:t>
-      </w:r>
-      <w:r>
-        <w:t xml:space="preserve"> </w:t>
-      </w:r>
-      <w:r>
-        <w:t>A</w:t>
-      </w:r>
-      <w:r>
-        <w:t xml:space="preserve"> </w:t>
-      </w:r>
-      <w:r>
-        <w:t>estilização é estruturada de forma isolada por meio de arquivos dedicados de estilo (</w:t>
-      </w:r>
-      <w:proofErr w:type="spellStart"/>
-      <w:r>
-        <w:t>styles.ts</w:t>
-      </w:r>
-      <w:proofErr w:type="spellEnd"/>
-      <w:r>
-        <w:t xml:space="preserve">) acoplados diretamente ao diretório de cada tela ou componente atômico. Utilizando o motor de renderização nativo do framework, os estilos são escritos em arquivos </w:t>
-      </w:r>
-      <w:proofErr w:type="spellStart"/>
-      <w:r>
-        <w:t>TypeScript</w:t>
-      </w:r>
-      <w:proofErr w:type="spellEnd"/>
-      <w:r>
-        <w:t xml:space="preserve"> puros e </w:t>
-      </w:r>
-      <w:proofErr w:type="spellStart"/>
-      <w:r>
-        <w:t>tipados</w:t>
-      </w:r>
-      <w:proofErr w:type="spellEnd"/>
-      <w:r>
-        <w:t xml:space="preserve">. </w:t>
+        <w:t xml:space="preserve">estilização é estruturada de forma isolada por meio de arquivos dedicados de estilo (styles.ts) acoplados diretamente ao diretório de cada tela ou componente atômico. Utilizando o motor de renderização nativo do framework, os estilos são escritos em arquivos TypeScript puros e tipados. </w:t>
       </w:r>
       <w:r>
         <w:t xml:space="preserve">Para suportar o ecossistema distribuído do aplicativo </w:t>
@@ -20601,8 +20124,11 @@
       <w:r>
         <w:rPr>
           <w:rStyle w:val="Refdecomentrio"/>
-          <w:rFonts w:asciiTheme="minorHAnsi" w:eastAsiaTheme="minorHAnsi" w:hAnsiTheme="minorHAnsi" w:cstheme="minorBidi"/>
+          <w:rFonts w:ascii="Arial" w:hAnsi="Arial" w:cs="Arial"/>
           <w:color w:val="auto"/>
+          <w:sz w:val="26"/>
+          <w:szCs w:val="26"/>
+          <w:u w:val="single"/>
         </w:rPr>
         <w:commentReference w:id="61"/>
       </w:r>
@@ -20622,26 +20148,10 @@
         <w:t>software</w:t>
       </w:r>
       <w:r>
-        <w:t xml:space="preserve"> complexos em partes menores, autônomas, independentes e altamente </w:t>
-      </w:r>
-      <w:proofErr w:type="spellStart"/>
-      <w:r>
-        <w:t>coesas.</w:t>
-      </w:r>
-      <w:r>
-        <w:t xml:space="preserve"> </w:t>
-      </w:r>
-      <w:proofErr w:type="spellEnd"/>
-      <w:r>
-        <w:t xml:space="preserve">No ecossistema do projeto Mesadinha, essa separação foi implementada estruturando a base de código em camadas lógicas bem delimitadas dentro do diretório principal </w:t>
-      </w:r>
-      <w:proofErr w:type="spellStart"/>
-      <w:r>
-        <w:t>src</w:t>
-      </w:r>
-      <w:proofErr w:type="spellEnd"/>
-      <w:r>
-        <w:t>/</w:t>
+        <w:t xml:space="preserve"> complexos em partes menores, autônomas, independentes e altamente coesas. </w:t>
+      </w:r>
+      <w:r>
+        <w:t>No ecossistema do projeto Mesadinha, essa separação foi implementada estruturando a base de código em camadas lógicas bem delimitadas dentro do diretório principal src/</w:t>
       </w:r>
       <w:r>
         <w:t xml:space="preserve">. Segue </w:t>
@@ -20654,66 +20164,22 @@
       <w:pPr>
         <w:jc w:val="both"/>
       </w:pPr>
-      <w:proofErr w:type="spellStart"/>
-      <w:proofErr w:type="gramStart"/>
-      <w:r>
-        <w:t>src</w:t>
-      </w:r>
-      <w:proofErr w:type="spellEnd"/>
-      <w:r>
-        <w:t>/app/</w:t>
-      </w:r>
-      <w:proofErr w:type="spellStart"/>
-      <w:r>
-        <w:t>screens</w:t>
-      </w:r>
-      <w:proofErr w:type="spellEnd"/>
-      <w:r>
-        <w:t>/: Esta</w:t>
-      </w:r>
-      <w:proofErr w:type="gramEnd"/>
-      <w:r>
-        <w:t xml:space="preserve"> camada abriga os controladores visuais de tela </w:t>
+      <w:r>
+        <w:t xml:space="preserve">src/app/screens/: Esta camada abriga os controladores visuais de tela </w:t>
       </w:r>
       <w:r>
         <w:t>d</w:t>
       </w:r>
       <w:r>
-        <w:t>o aplicativo. Cada tela possui seu próprio diretório contendo o arquivo estrutural (</w:t>
-      </w:r>
-      <w:proofErr w:type="spellStart"/>
-      <w:r>
-        <w:t>index.tsx</w:t>
-      </w:r>
-      <w:proofErr w:type="spellEnd"/>
-      <w:r>
-        <w:t>) e o arquivo de estilização isolada (</w:t>
-      </w:r>
-      <w:proofErr w:type="spellStart"/>
-      <w:r>
-        <w:t>styles.ts</w:t>
-      </w:r>
-      <w:proofErr w:type="spellEnd"/>
-      <w:r>
-        <w:t>).</w:t>
+        <w:t>o aplicativo. Cada tela possui seu próprio diretório contendo o arquivo estrutural (index.tsx) e o arquivo de estilização isolada (styles.ts).</w:t>
       </w:r>
     </w:p>
     <w:p>
       <w:pPr>
         <w:jc w:val="both"/>
       </w:pPr>
-      <w:proofErr w:type="spellStart"/>
-      <w:proofErr w:type="gramStart"/>
-      <w:r>
-        <w:t>src</w:t>
-      </w:r>
-      <w:proofErr w:type="spellEnd"/>
-      <w:r>
-        <w:t>/componentes/: Agrupa</w:t>
-      </w:r>
-      <w:proofErr w:type="gramEnd"/>
-      <w:r>
-        <w:t xml:space="preserve"> os componentes de interface </w:t>
+      <w:r>
+        <w:t xml:space="preserve">src/componentes/: Agrupa os componentes de interface </w:t>
       </w:r>
       <w:r>
         <w:t>básicos</w:t>
@@ -20726,119 +20192,30 @@
       <w:pPr>
         <w:jc w:val="both"/>
       </w:pPr>
-      <w:proofErr w:type="spellStart"/>
-      <w:r>
-        <w:t>src</w:t>
-      </w:r>
-      <w:proofErr w:type="spellEnd"/>
-      <w:r>
-        <w:t>/</w:t>
-      </w:r>
-      <w:proofErr w:type="spellStart"/>
-      <w:r>
-        <w:t>services</w:t>
-      </w:r>
-      <w:proofErr w:type="spellEnd"/>
-      <w:r>
-        <w:t>/:</w:t>
+      <w:r>
+        <w:t>src/services/:</w:t>
       </w:r>
       <w:r>
         <w:t xml:space="preserve"> </w:t>
       </w:r>
       <w:r>
-        <w:t>Camada que centraliza as regras lógicas de negócio do front-</w:t>
-      </w:r>
-      <w:proofErr w:type="spellStart"/>
-      <w:r>
-        <w:t>end</w:t>
-      </w:r>
-      <w:proofErr w:type="spellEnd"/>
-      <w:r>
-        <w:t xml:space="preserve"> e atua como interceptadora das interações do usuário.</w:t>
+        <w:t>Camada que centraliza as regras lógicas de negócio do front-end e atua como interceptadora das interações do usuário.</w:t>
       </w:r>
     </w:p>
     <w:p>
       <w:pPr>
         <w:jc w:val="both"/>
       </w:pPr>
-      <w:proofErr w:type="spellStart"/>
-      <w:proofErr w:type="gramStart"/>
-      <w:r>
-        <w:t>src</w:t>
-      </w:r>
-      <w:proofErr w:type="spellEnd"/>
-      <w:r>
-        <w:t>/</w:t>
-      </w:r>
-      <w:proofErr w:type="spellStart"/>
-      <w:r>
-        <w:t>routes</w:t>
-      </w:r>
-      <w:proofErr w:type="spellEnd"/>
-      <w:r>
-        <w:t>/: Centraliza</w:t>
-      </w:r>
-      <w:proofErr w:type="gramEnd"/>
-      <w:r>
-        <w:t xml:space="preserve"> os arquivos </w:t>
-      </w:r>
-      <w:proofErr w:type="spellStart"/>
-      <w:r>
-        <w:t>de roteam</w:t>
-      </w:r>
-      <w:proofErr w:type="spellEnd"/>
-      <w:r>
-        <w:t xml:space="preserve">ento, utilizando os navegadores nativos do </w:t>
-      </w:r>
-      <w:proofErr w:type="spellStart"/>
-      <w:r>
-        <w:t>React</w:t>
-      </w:r>
-      <w:proofErr w:type="spellEnd"/>
-      <w:r>
-        <w:t xml:space="preserve"> </w:t>
-      </w:r>
-      <w:proofErr w:type="spellStart"/>
-      <w:r>
-        <w:t>Navigation</w:t>
-      </w:r>
-      <w:proofErr w:type="spellEnd"/>
-      <w:r>
-        <w:t xml:space="preserve"> para estruturar a transição segura de telas após o login.</w:t>
+      <w:r>
+        <w:t>src/routes/: Centraliza os arquivos de roteamento, utilizando os navegadores nativos do React Navigation para estruturar a transição segura de telas após o login.</w:t>
       </w:r>
     </w:p>
     <w:p>
       <w:pPr>
         <w:jc w:val="both"/>
       </w:pPr>
-      <w:proofErr w:type="spellStart"/>
-      <w:proofErr w:type="gramStart"/>
-      <w:r>
-        <w:t>src</w:t>
-      </w:r>
-      <w:proofErr w:type="spellEnd"/>
-      <w:r>
-        <w:t>/</w:t>
-      </w:r>
-      <w:proofErr w:type="spellStart"/>
-      <w:r>
-        <w:t>utils</w:t>
-      </w:r>
-      <w:proofErr w:type="spellEnd"/>
-      <w:r>
-        <w:t>/: Reúne</w:t>
-      </w:r>
-      <w:proofErr w:type="gramEnd"/>
-      <w:r>
-        <w:t xml:space="preserve"> funções puras reutilizáveis de suporte ao tratamento de dados, como </w:t>
-      </w:r>
-      <w:proofErr w:type="spellStart"/>
-      <w:r>
-        <w:t>formatadores.ts</w:t>
-      </w:r>
-      <w:proofErr w:type="spellEnd"/>
-      <w:r>
-        <w:t xml:space="preserve"> (formatação para moeda Real R$)</w:t>
+      <w:r>
+        <w:t>src/utils/: Reúne funções puras reutilizáveis de suporte ao tratamento de dados, como formatadores.ts (formatação para moeda Real R$)</w:t>
       </w:r>
       <w:r>
         <w:t>.</w:t>
@@ -20848,29 +20225,8 @@
       <w:pPr>
         <w:jc w:val="both"/>
       </w:pPr>
-      <w:proofErr w:type="spellStart"/>
-      <w:r>
-        <w:t>src</w:t>
-      </w:r>
-      <w:proofErr w:type="spellEnd"/>
-      <w:r>
-        <w:t>/</w:t>
-      </w:r>
-      <w:proofErr w:type="spellStart"/>
-      <w:r>
-        <w:t>domain</w:t>
-      </w:r>
-      <w:proofErr w:type="spellEnd"/>
-      <w:r>
-        <w:t xml:space="preserve">/: Módulo focado na inteligência e nas regras de negócio do </w:t>
-      </w:r>
-      <w:proofErr w:type="spellStart"/>
-      <w:r>
-        <w:t>back-end</w:t>
-      </w:r>
-      <w:proofErr w:type="spellEnd"/>
-      <w:r>
-        <w:t xml:space="preserve"> (API). </w:t>
+      <w:r>
+        <w:t xml:space="preserve">src/domain/: Módulo focado na inteligência e nas regras de negócio do back-end (API). </w:t>
       </w:r>
     </w:p>
     <w:p>
@@ -20906,8 +20262,11 @@
       <w:r>
         <w:rPr>
           <w:rStyle w:val="Refdecomentrio"/>
-          <w:rFonts w:asciiTheme="minorHAnsi" w:eastAsiaTheme="minorHAnsi" w:hAnsiTheme="minorHAnsi" w:cstheme="minorBidi"/>
+          <w:rFonts w:ascii="Arial" w:hAnsi="Arial" w:cs="Arial"/>
           <w:color w:val="auto"/>
+          <w:sz w:val="26"/>
+          <w:szCs w:val="26"/>
+          <w:u w:val="single"/>
         </w:rPr>
         <w:commentReference w:id="63"/>
       </w:r>
@@ -21334,7 +20693,7 @@
         </w:rPr>
         <w:lastRenderedPageBreak/>
         <w:drawing>
-          <wp:inline distT="0" distB="0" distL="0" distR="0" wp14:anchorId="1956EB90" wp14:editId="2271F2C0">
+          <wp:inline distT="0" distB="0" distL="0" distR="0" wp14:anchorId="1956EB90" wp14:editId="4786C5CB">
             <wp:extent cx="1135503" cy="2498271"/>
             <wp:effectExtent l="0" t="0" r="7620" b="0"/>
             <wp:docPr id="10" name="Imagem 10" descr="C:\Users\maria\OneDrive\Área de Trabalho\OneDrive_1_14-06-2026\Email_Inválido.png"/>
@@ -23675,25 +23034,7 @@
           <w:szCs w:val="22"/>
           <w:lang w:eastAsia="en-US"/>
         </w:rPr>
-        <w:t>S</w:t>
-      </w:r>
-      <w:r>
-        <w:rPr>
-          <w:rFonts w:asciiTheme="minorHAnsi" w:eastAsiaTheme="minorHAnsi" w:hAnsiTheme="minorHAnsi" w:cstheme="minorBidi"/>
-          <w:sz w:val="22"/>
-          <w:szCs w:val="22"/>
-          <w:lang w:eastAsia="en-US"/>
-        </w:rPr>
-        <w:t>aque</w:t>
-      </w:r>
-      <w:r>
-        <w:rPr>
-          <w:rFonts w:asciiTheme="minorHAnsi" w:eastAsiaTheme="minorHAnsi" w:hAnsiTheme="minorHAnsi" w:cstheme="minorBidi"/>
-          <w:sz w:val="22"/>
-          <w:szCs w:val="22"/>
-          <w:lang w:eastAsia="en-US"/>
-        </w:rPr>
-        <w:t xml:space="preserve"> de valor zerado.</w:t>
+        <w:t>Saque de valor zerado.</w:t>
       </w:r>
     </w:p>
     <w:p>
@@ -23836,25 +23177,7 @@
           <w:szCs w:val="22"/>
           <w:lang w:eastAsia="en-US"/>
         </w:rPr>
-        <w:t>Valor de</w:t>
-      </w:r>
-      <w:r>
-        <w:rPr>
-          <w:rFonts w:asciiTheme="minorHAnsi" w:eastAsiaTheme="minorHAnsi" w:hAnsiTheme="minorHAnsi" w:cstheme="minorBidi"/>
-          <w:sz w:val="22"/>
-          <w:szCs w:val="22"/>
-          <w:lang w:eastAsia="en-US"/>
-        </w:rPr>
-        <w:t xml:space="preserve"> saque</w:t>
-      </w:r>
-      <w:r>
-        <w:rPr>
-          <w:rFonts w:asciiTheme="minorHAnsi" w:eastAsiaTheme="minorHAnsi" w:hAnsiTheme="minorHAnsi" w:cstheme="minorBidi"/>
-          <w:sz w:val="22"/>
-          <w:szCs w:val="22"/>
-          <w:lang w:eastAsia="en-US"/>
-        </w:rPr>
-        <w:t xml:space="preserve"> maior que saldo.</w:t>
+        <w:t>Valor de saque maior que saldo.</w:t>
       </w:r>
     </w:p>
     <w:p>
@@ -23990,17 +23313,19 @@
           <w:szCs w:val="22"/>
           <w:lang w:eastAsia="en-US"/>
         </w:rPr>
-        <w:t xml:space="preserve">Saldo </w:t>
-      </w:r>
-      <w:r>
+        <w:t>Saldo do filho após saque.</w:t>
+      </w:r>
+    </w:p>
+    <w:p>
+      <w:pPr>
+        <w:pStyle w:val="NormalWeb"/>
         <w:rPr>
           <w:rFonts w:asciiTheme="minorHAnsi" w:eastAsiaTheme="minorHAnsi" w:hAnsiTheme="minorHAnsi" w:cstheme="minorBidi"/>
           <w:sz w:val="22"/>
           <w:szCs w:val="22"/>
           <w:lang w:eastAsia="en-US"/>
         </w:rPr>
-        <w:t>do filho após saque</w:t>
-      </w:r>
+      </w:pPr>
       <w:r>
         <w:rPr>
           <w:rFonts w:asciiTheme="minorHAnsi" w:eastAsiaTheme="minorHAnsi" w:hAnsiTheme="minorHAnsi" w:cstheme="minorBidi"/>
@@ -24008,72 +23333,7 @@
           <w:szCs w:val="22"/>
           <w:lang w:eastAsia="en-US"/>
         </w:rPr>
-        <w:t>.</w:t>
-      </w:r>
-    </w:p>
-    <w:p>
-      <w:pPr>
-        <w:pStyle w:val="NormalWeb"/>
-        <w:rPr>
-          <w:rFonts w:asciiTheme="minorHAnsi" w:eastAsiaTheme="minorHAnsi" w:hAnsiTheme="minorHAnsi" w:cstheme="minorBidi"/>
-          <w:sz w:val="22"/>
-          <w:szCs w:val="22"/>
-          <w:lang w:eastAsia="en-US"/>
-        </w:rPr>
-      </w:pPr>
-      <w:r>
-        <w:rPr>
-          <w:rFonts w:asciiTheme="minorHAnsi" w:eastAsiaTheme="minorHAnsi" w:hAnsiTheme="minorHAnsi" w:cstheme="minorBidi"/>
-          <w:sz w:val="22"/>
-          <w:szCs w:val="22"/>
-          <w:lang w:eastAsia="en-US"/>
-        </w:rPr>
-        <w:t xml:space="preserve">Visualização do saldo atual do filho </w:t>
-      </w:r>
-      <w:r>
-        <w:rPr>
-          <w:rFonts w:asciiTheme="minorHAnsi" w:eastAsiaTheme="minorHAnsi" w:hAnsiTheme="minorHAnsi" w:cstheme="minorBidi"/>
-          <w:sz w:val="22"/>
-          <w:szCs w:val="22"/>
-          <w:lang w:eastAsia="en-US"/>
-        </w:rPr>
-        <w:t xml:space="preserve">após </w:t>
-      </w:r>
-      <w:r>
-        <w:rPr>
-          <w:rFonts w:asciiTheme="minorHAnsi" w:eastAsiaTheme="minorHAnsi" w:hAnsiTheme="minorHAnsi" w:cstheme="minorBidi"/>
-          <w:sz w:val="22"/>
-          <w:szCs w:val="22"/>
-          <w:lang w:eastAsia="en-US"/>
-        </w:rPr>
-        <w:t xml:space="preserve">realizar </w:t>
-      </w:r>
-      <w:r>
-        <w:rPr>
-          <w:rFonts w:asciiTheme="minorHAnsi" w:eastAsiaTheme="minorHAnsi" w:hAnsiTheme="minorHAnsi" w:cstheme="minorBidi"/>
-          <w:sz w:val="22"/>
-          <w:szCs w:val="22"/>
-          <w:lang w:eastAsia="en-US"/>
-        </w:rPr>
-        <w:t xml:space="preserve">um </w:t>
-      </w:r>
-      <w:r>
-        <w:rPr>
-          <w:rFonts w:asciiTheme="minorHAnsi" w:eastAsiaTheme="minorHAnsi" w:hAnsiTheme="minorHAnsi" w:cstheme="minorBidi"/>
-          <w:sz w:val="22"/>
-          <w:szCs w:val="22"/>
-          <w:lang w:eastAsia="en-US"/>
-        </w:rPr>
-        <w:t>saque</w:t>
-      </w:r>
-      <w:r>
-        <w:rPr>
-          <w:rFonts w:asciiTheme="minorHAnsi" w:eastAsiaTheme="minorHAnsi" w:hAnsiTheme="minorHAnsi" w:cstheme="minorBidi"/>
-          <w:sz w:val="22"/>
-          <w:szCs w:val="22"/>
-          <w:lang w:eastAsia="en-US"/>
-        </w:rPr>
-        <w:t xml:space="preserve"> bem-sucedido de R$15,00.</w:t>
+        <w:t>Visualização do saldo atual do filho após realizar um saque bem-sucedido de R$15,00.</w:t>
       </w:r>
     </w:p>
     <w:p>
@@ -24144,9 +23404,8 @@
           <w:sz w:val="22"/>
           <w:szCs w:val="22"/>
         </w:rPr>
-        <w:t xml:space="preserve"> o </w:t>
-      </w:r>
-      <w:proofErr w:type="spellStart"/>
+        <w:t xml:space="preserve"> o backend</w:t>
+      </w:r>
       <w:r>
         <w:rPr>
           <w:rFonts w:asciiTheme="minorHAnsi" w:eastAsiaTheme="minorHAnsi" w:hAnsiTheme="minorHAnsi" w:cstheme="minorBidi"/>
@@ -24154,30 +23413,29 @@
           <w:sz w:val="22"/>
           <w:szCs w:val="22"/>
         </w:rPr>
-        <w:t>backend</w:t>
-      </w:r>
-      <w:proofErr w:type="spellEnd"/>
-      <w:r>
+        <w:t>, consolidando o pleno atendimento aos requisitos funcionais e às regras de negócio estabelecidas no escopo do projeto.</w:t>
+      </w:r>
+    </w:p>
+    <w:p>
+      <w:pPr>
+        <w:pStyle w:val="Ttulo2"/>
+        <w:jc w:val="both"/>
         <w:rPr>
           <w:rFonts w:asciiTheme="minorHAnsi" w:eastAsiaTheme="minorHAnsi" w:hAnsiTheme="minorHAnsi" w:cstheme="minorBidi"/>
           <w:color w:val="auto"/>
           <w:sz w:val="22"/>
           <w:szCs w:val="22"/>
         </w:rPr>
-        <w:t>, consolidando o pleno atendimento aos requisitos funcionais e às regras de negócio estabelecidas no escopo do projeto.</w:t>
-      </w:r>
-    </w:p>
-    <w:p>
-      <w:pPr>
-        <w:pStyle w:val="Ttulo2"/>
-        <w:jc w:val="both"/>
+      </w:pPr>
+      <w:r>
         <w:rPr>
           <w:rFonts w:asciiTheme="minorHAnsi" w:eastAsiaTheme="minorHAnsi" w:hAnsiTheme="minorHAnsi" w:cstheme="minorBidi"/>
           <w:color w:val="auto"/>
           <w:sz w:val="22"/>
           <w:szCs w:val="22"/>
         </w:rPr>
-      </w:pPr>
+        <w:t>Para avaliar o sucesso da implementação</w:t>
+      </w:r>
       <w:r>
         <w:rPr>
           <w:rFonts w:asciiTheme="minorHAnsi" w:eastAsiaTheme="minorHAnsi" w:hAnsiTheme="minorHAnsi" w:cstheme="minorBidi"/>
@@ -24185,7 +23443,7 @@
           <w:sz w:val="22"/>
           <w:szCs w:val="22"/>
         </w:rPr>
-        <w:t>Para avaliar o sucesso da implementação</w:t>
+        <w:t>,</w:t>
       </w:r>
       <w:r>
         <w:rPr>
@@ -24194,7 +23452,7 @@
           <w:sz w:val="22"/>
           <w:szCs w:val="22"/>
         </w:rPr>
-        <w:t>,</w:t>
+        <w:t xml:space="preserve"> foi realizada uma análise comparativa de fidelidade entre os protótipos de alta fidelidade — previamente especificados na fase de design — e as interfaces gráficas finais renderizadas nos dispositivos de teste. </w:t>
       </w:r>
       <w:r>
         <w:rPr>
@@ -24203,9 +23461,8 @@
           <w:sz w:val="22"/>
           <w:szCs w:val="22"/>
         </w:rPr>
-        <w:t xml:space="preserve"> foi realizada uma análise comparativa de fidelidade entre os protótipos de alta fidelidade — previamente especificados na fase de design — e as interfaces gráficas finais </w:t>
-      </w:r>
-      <w:proofErr w:type="spellStart"/>
+        <w:t>A estratégia de desenvolvimento de telas utilizou as especificações do protótipo como um guia estrutural de partida, permitindo, contudo, que o design e os elementos visuais evoluíssem ao longo da codificação conforme novas melhorias de usabilidade e refinamentos lógicos eram identificados pela equipe. A separação estética em arquivos de estilo (styles.ts) dedicados conferiu flexibilidade a esse processo, viabilizando ajustes dinâmicos na paleta de core</w:t>
+      </w:r>
       <w:r>
         <w:rPr>
           <w:rFonts w:asciiTheme="minorHAnsi" w:eastAsiaTheme="minorHAnsi" w:hAnsiTheme="minorHAnsi" w:cstheme="minorBidi"/>
@@ -24213,9 +23470,8 @@
           <w:sz w:val="22"/>
           <w:szCs w:val="22"/>
         </w:rPr>
-        <w:t>renderizadas</w:t>
-      </w:r>
-      <w:proofErr w:type="spellEnd"/>
+        <w:t>s</w:t>
+      </w:r>
       <w:r>
         <w:rPr>
           <w:rFonts w:asciiTheme="minorHAnsi" w:eastAsiaTheme="minorHAnsi" w:hAnsiTheme="minorHAnsi" w:cstheme="minorBidi"/>
@@ -24223,134 +23479,7 @@
           <w:sz w:val="22"/>
           <w:szCs w:val="22"/>
         </w:rPr>
-        <w:t xml:space="preserve"> nos dispositivos de teste. </w:t>
-      </w:r>
-      <w:r>
-        <w:rPr>
-          <w:rFonts w:asciiTheme="minorHAnsi" w:eastAsiaTheme="minorHAnsi" w:hAnsiTheme="minorHAnsi" w:cstheme="minorBidi"/>
-          <w:color w:val="auto"/>
-          <w:sz w:val="22"/>
-          <w:szCs w:val="22"/>
-        </w:rPr>
-        <w:t>A estratégia de desenvolvimento de telas utilizou as especificações do protótipo como um guia estrutural de partida, permitindo, contudo, que o design e os elementos visuais evoluíssem ao longo da codificação conforme novas melhorias de usabilidade e refinamentos lógicos eram identificados pela equipe. A separação estética em arquivos de estilo (</w:t>
-      </w:r>
-      <w:proofErr w:type="spellStart"/>
-      <w:r>
-        <w:rPr>
-          <w:rFonts w:asciiTheme="minorHAnsi" w:eastAsiaTheme="minorHAnsi" w:hAnsiTheme="minorHAnsi" w:cstheme="minorBidi"/>
-          <w:color w:val="auto"/>
-          <w:sz w:val="22"/>
-          <w:szCs w:val="22"/>
-        </w:rPr>
-        <w:t>styles.ts</w:t>
-      </w:r>
-      <w:proofErr w:type="spellEnd"/>
-      <w:r>
-        <w:rPr>
-          <w:rFonts w:asciiTheme="minorHAnsi" w:eastAsiaTheme="minorHAnsi" w:hAnsiTheme="minorHAnsi" w:cstheme="minorBidi"/>
-          <w:color w:val="auto"/>
-          <w:sz w:val="22"/>
-          <w:szCs w:val="22"/>
-        </w:rPr>
-        <w:t>) dedicados conferiu flexibilidade a esse processo, viabilizando ajustes dinâmicos na paleta de core</w:t>
-      </w:r>
-      <w:r>
-        <w:rPr>
-          <w:rFonts w:asciiTheme="minorHAnsi" w:eastAsiaTheme="minorHAnsi" w:hAnsiTheme="minorHAnsi" w:cstheme="minorBidi"/>
-          <w:color w:val="auto"/>
-          <w:sz w:val="22"/>
-          <w:szCs w:val="22"/>
-        </w:rPr>
-        <w:t>s</w:t>
-      </w:r>
-      <w:r>
-        <w:rPr>
-          <w:rFonts w:asciiTheme="minorHAnsi" w:eastAsiaTheme="minorHAnsi" w:hAnsiTheme="minorHAnsi" w:cstheme="minorBidi"/>
-          <w:color w:val="auto"/>
-          <w:sz w:val="22"/>
-          <w:szCs w:val="22"/>
-        </w:rPr>
-        <w:t>, a otimização de espaçamentos (</w:t>
-      </w:r>
-      <w:proofErr w:type="spellStart"/>
-      <w:r>
-        <w:rPr>
-          <w:rFonts w:asciiTheme="minorHAnsi" w:eastAsiaTheme="minorHAnsi" w:hAnsiTheme="minorHAnsi" w:cstheme="minorBidi"/>
-          <w:color w:val="auto"/>
-          <w:sz w:val="22"/>
-          <w:szCs w:val="22"/>
-        </w:rPr>
-        <w:t>paddings</w:t>
-      </w:r>
-      <w:proofErr w:type="spellEnd"/>
-      <w:r>
-        <w:rPr>
-          <w:rFonts w:asciiTheme="minorHAnsi" w:eastAsiaTheme="minorHAnsi" w:hAnsiTheme="minorHAnsi" w:cstheme="minorBidi"/>
-          <w:color w:val="auto"/>
-          <w:sz w:val="22"/>
-          <w:szCs w:val="22"/>
-        </w:rPr>
-        <w:t xml:space="preserve"> e </w:t>
-      </w:r>
-      <w:proofErr w:type="spellStart"/>
-      <w:r>
-        <w:rPr>
-          <w:rFonts w:asciiTheme="minorHAnsi" w:eastAsiaTheme="minorHAnsi" w:hAnsiTheme="minorHAnsi" w:cstheme="minorBidi"/>
-          <w:color w:val="auto"/>
-          <w:sz w:val="22"/>
-          <w:szCs w:val="22"/>
-        </w:rPr>
-        <w:t>margins</w:t>
-      </w:r>
-      <w:proofErr w:type="spellEnd"/>
-      <w:r>
-        <w:rPr>
-          <w:rFonts w:asciiTheme="minorHAnsi" w:eastAsiaTheme="minorHAnsi" w:hAnsiTheme="minorHAnsi" w:cstheme="minorBidi"/>
-          <w:color w:val="auto"/>
-          <w:sz w:val="22"/>
-          <w:szCs w:val="22"/>
-        </w:rPr>
-        <w:t xml:space="preserve">), a readequação dos botões de ação (Button e </w:t>
-      </w:r>
-      <w:proofErr w:type="spellStart"/>
-      <w:r>
-        <w:rPr>
-          <w:rFonts w:asciiTheme="minorHAnsi" w:eastAsiaTheme="minorHAnsi" w:hAnsiTheme="minorHAnsi" w:cstheme="minorBidi"/>
-          <w:color w:val="auto"/>
-          <w:sz w:val="22"/>
-          <w:szCs w:val="22"/>
-        </w:rPr>
-        <w:t>ButtonIcon</w:t>
-      </w:r>
-      <w:proofErr w:type="spellEnd"/>
-      <w:r>
-        <w:rPr>
-          <w:rFonts w:asciiTheme="minorHAnsi" w:eastAsiaTheme="minorHAnsi" w:hAnsiTheme="minorHAnsi" w:cstheme="minorBidi"/>
-          <w:color w:val="auto"/>
-          <w:sz w:val="22"/>
-          <w:szCs w:val="22"/>
-        </w:rPr>
-        <w:t>) e a reconfiguração dos cartões informativos de atividades (</w:t>
-      </w:r>
-      <w:proofErr w:type="spellStart"/>
-      <w:r>
-        <w:rPr>
-          <w:rFonts w:asciiTheme="minorHAnsi" w:eastAsiaTheme="minorHAnsi" w:hAnsiTheme="minorHAnsi" w:cstheme="minorBidi"/>
-          <w:color w:val="auto"/>
-          <w:sz w:val="22"/>
-          <w:szCs w:val="22"/>
-        </w:rPr>
-        <w:t>CardTarefa</w:t>
-      </w:r>
-      <w:proofErr w:type="spellEnd"/>
-      <w:r>
-        <w:rPr>
-          <w:rFonts w:asciiTheme="minorHAnsi" w:eastAsiaTheme="minorHAnsi" w:hAnsiTheme="minorHAnsi" w:cstheme="minorBidi"/>
-          <w:color w:val="auto"/>
-          <w:sz w:val="22"/>
-          <w:szCs w:val="22"/>
-        </w:rPr>
-        <w:t xml:space="preserve">) para garantir uma experiência mais fluida no produto </w:t>
+        <w:t xml:space="preserve">, a otimização de espaçamentos (paddings e margins), a readequação dos botões de ação (Button e ButtonIcon) e a reconfiguração dos cartões informativos de atividades (CardTarefa) para garantir uma experiência mais fluida no produto </w:t>
       </w:r>
       <w:r>
         <w:rPr>
@@ -24595,8 +23724,6 @@
       <w:r>
         <w:t xml:space="preserve">Tela </w:t>
       </w:r>
-      <w:bookmarkStart w:id="65" w:name="_GoBack"/>
-      <w:bookmarkEnd w:id="65"/>
     </w:p>
     <w:p>
       <w:pPr>
@@ -24655,8 +23782,8 @@
           <w:szCs w:val="24"/>
         </w:rPr>
       </w:pPr>
-      <w:bookmarkStart w:id="66" w:name="_Toc162969855"/>
-      <w:bookmarkStart w:id="67" w:name="_Toc230841587"/>
+      <w:bookmarkStart w:id="65" w:name="_Toc162969855"/>
+      <w:bookmarkStart w:id="66" w:name="_Toc230841587"/>
       <w:r>
         <w:rPr>
           <w:rFonts w:ascii="Arial" w:hAnsi="Arial" w:cs="Arial"/>
@@ -24668,141 +23795,54 @@
         </w:rPr>
         <w:t>CONCLUSÃO</w:t>
       </w:r>
+      <w:bookmarkEnd w:id="65"/>
       <w:bookmarkEnd w:id="66"/>
-      <w:bookmarkEnd w:id="67"/>
     </w:p>
     <w:p>
       <w:pPr>
+        <w:pStyle w:val="NormalWeb"/>
         <w:spacing w:line="360" w:lineRule="auto"/>
         <w:jc w:val="both"/>
-      </w:pPr>
-      <w:r>
-        <w:t>O Impacto Pedagógico e Social: A reflexão de como o Mesadinha cumpre o papel de educar financeiramente as crianças e ajudar na harmonia da rotina doméstica.</w:t>
-      </w:r>
-    </w:p>
-    <w:p>
-      <w:pPr>
-        <w:spacing w:line="360" w:lineRule="auto"/>
-        <w:jc w:val="both"/>
-      </w:pPr>
-      <w:r>
-        <w:t>Cumprimento do Objetivo Geral: A afirmação categórica de que você conseguiu responder ao problema da pesquisa e atingir o objetivo geral do curso de Sistemas de Informação.</w:t>
-      </w:r>
-    </w:p>
-    <w:p>
-      <w:pPr>
-        <w:spacing w:line="360" w:lineRule="auto"/>
-        <w:jc w:val="both"/>
-      </w:pPr>
-      <w:r>
-        <w:t>Limitações do Trabalho: Onde você assume o que não deu tempo ou não estava no escopo fazer (por exemplo, explicar que por ser um protótipo inicial focado nas funções administrativas, as telas foram demonstradas sob a ótica dos pais).</w:t>
-      </w:r>
-    </w:p>
-    <w:p>
-      <w:pPr>
-        <w:spacing w:line="360" w:lineRule="auto"/>
-        <w:jc w:val="both"/>
         <w:rPr>
           <w:rFonts w:ascii="Arial" w:hAnsi="Arial" w:cs="Arial"/>
-          <w:sz w:val="24"/>
-          <w:szCs w:val="24"/>
-        </w:rPr>
-      </w:pPr>
-      <w:r>
-        <w:t xml:space="preserve">Trabalhos Futuros: O espaço perfeito para sugerir as próximas evoluções do software, como a implementação de notificações </w:t>
-      </w:r>
-      <w:proofErr w:type="spellStart"/>
-      <w:r>
-        <w:t>push</w:t>
-      </w:r>
-      <w:proofErr w:type="spellEnd"/>
-      <w:r>
-        <w:t xml:space="preserve"> quando o filho concluir uma tarefa, relatórios em gráficos de desempenho ou a publicação do app nas lojas Google Play e App Store.</w:t>
-      </w:r>
-      <w:r>
-        <w:br/>
-      </w:r>
-      <w:r>
-        <w:br/>
-      </w:r>
+        </w:rPr>
+      </w:pPr>
       <w:r>
         <w:rPr>
           <w:rFonts w:ascii="Arial" w:hAnsi="Arial" w:cs="Arial"/>
-          <w:sz w:val="24"/>
-          <w:szCs w:val="24"/>
-        </w:rPr>
-        <w:t>EXEMPLO:</w:t>
+        </w:rPr>
+        <w:t>O desenvolvimento do projeto permitiu a aplicação prática dos conceitos abordados ao longo da disciplina. Por meio da construção do aplicativo Mesadinha, foi possível compreender, na prática, o processo de desenvolvimento de aplicações móveis, desde a etapa de planejamento e organização até a implementação das funcionalidades propostas.</w:t>
       </w:r>
       <w:r>
         <w:rPr>
           <w:rFonts w:ascii="Arial" w:hAnsi="Arial" w:cs="Arial"/>
-          <w:sz w:val="24"/>
-          <w:szCs w:val="24"/>
-        </w:rPr>
-        <w:br/>
+        </w:rPr>
+        <w:t xml:space="preserve"> </w:t>
       </w:r>
       <w:r>
         <w:rPr>
           <w:rFonts w:ascii="Arial" w:hAnsi="Arial" w:cs="Arial"/>
-          <w:sz w:val="24"/>
-          <w:szCs w:val="24"/>
+        </w:rPr>
+        <w:t>Além dos aspectos técnicos, o projeto proporcionou uma experiência significativa de trabalho em equipe, permitindo o entendimento da importância da comunicação, da divisão de responsabilidades e da colaboração entre os integrantes durante o desenvolvimento de software. Esses aprendizados não se restringem apenas ao contexto do desenvolvimento mobile, mas podem ser aplicados em projetos de tecnologia de forma geral.</w:t>
+      </w:r>
+      <w:r>
+        <w:rPr>
+          <w:rFonts w:ascii="Arial" w:hAnsi="Arial" w:cs="Arial"/>
+        </w:rPr>
+        <w:t xml:space="preserve"> </w:t>
+      </w:r>
+      <w:r>
+        <w:rPr>
+          <w:rFonts w:ascii="Arial" w:hAnsi="Arial" w:cs="Arial"/>
+        </w:rPr>
+        <w:t xml:space="preserve">Por fim, o desenvolvimento do Mesadinha permitiu a criação de uma aplicação com potencial impacto social, voltada à educação financeira de crianças e adolescentes. A proposta busca incentivar hábitos financeiros saudáveis desde cedo, contribuindo para a formação de indivíduos mais conscientes </w:t>
+      </w:r>
+      <w:r>
+        <w:rPr>
+          <w:rFonts w:ascii="Arial" w:hAnsi="Arial" w:cs="Arial"/>
         </w:rPr>
         <w:lastRenderedPageBreak/>
-        <w:t xml:space="preserve">Diante do exposto, conclui-se que o aplicativo Mesadinha cumpre com êxito o seu propósito técnico e social. Sob a ótica tecnológica, o projeto consolidou com sucesso a integração de uma arquitetura cliente-servidor robusta utilizando </w:t>
-      </w:r>
-      <w:proofErr w:type="spellStart"/>
-      <w:r>
-        <w:rPr>
-          <w:rFonts w:ascii="Arial" w:hAnsi="Arial" w:cs="Arial"/>
-          <w:sz w:val="24"/>
-          <w:szCs w:val="24"/>
-        </w:rPr>
-        <w:t>React</w:t>
-      </w:r>
-      <w:proofErr w:type="spellEnd"/>
-      <w:r>
-        <w:rPr>
-          <w:rFonts w:ascii="Arial" w:hAnsi="Arial" w:cs="Arial"/>
-          <w:sz w:val="24"/>
-          <w:szCs w:val="24"/>
-        </w:rPr>
-        <w:t xml:space="preserve"> </w:t>
-      </w:r>
-      <w:proofErr w:type="spellStart"/>
-      <w:r>
-        <w:rPr>
-          <w:rFonts w:ascii="Arial" w:hAnsi="Arial" w:cs="Arial"/>
-          <w:sz w:val="24"/>
-          <w:szCs w:val="24"/>
-        </w:rPr>
-        <w:t>Native</w:t>
-      </w:r>
-      <w:proofErr w:type="spellEnd"/>
-      <w:r>
-        <w:rPr>
-          <w:rFonts w:ascii="Arial" w:hAnsi="Arial" w:cs="Arial"/>
-          <w:sz w:val="24"/>
-          <w:szCs w:val="24"/>
-        </w:rPr>
-        <w:t xml:space="preserve"> e </w:t>
-      </w:r>
-      <w:proofErr w:type="spellStart"/>
-      <w:r>
-        <w:rPr>
-          <w:rFonts w:ascii="Arial" w:hAnsi="Arial" w:cs="Arial"/>
-          <w:sz w:val="24"/>
-          <w:szCs w:val="24"/>
-        </w:rPr>
-        <w:t>Laravel</w:t>
-      </w:r>
-      <w:proofErr w:type="spellEnd"/>
-      <w:r>
-        <w:rPr>
-          <w:rFonts w:ascii="Arial" w:hAnsi="Arial" w:cs="Arial"/>
-          <w:sz w:val="24"/>
-          <w:szCs w:val="24"/>
-        </w:rPr>
-        <w:t xml:space="preserve"> 12. No âmbito social e pedagógico, o artefato entrega uma solução de valor capaz de incentivar hábitos de poupança e responsabilidade na infância. Como propostas para trabalhos futuros, recomenda-se a expansão do aplicativo para suporte a notificações em tempo real e a implementação de módulos de relatórios gráficos de desempenho financeiro para os responsáveis.</w:t>
+        <w:t>e responsáveis em relação ao uso do dinheiro. Dessa forma, o projeto alia aprendizado acadêmico, desenvolvimento tecnológico e relevância social, cumprindo os objetivos estabelecidos para a disciplina.</w:t>
       </w:r>
     </w:p>
     <w:p>
@@ -24860,7 +23900,7 @@
           <w:szCs w:val="24"/>
         </w:rPr>
       </w:pPr>
-      <w:bookmarkStart w:id="68" w:name="_Toc230841588"/>
+      <w:bookmarkStart w:id="67" w:name="_Toc230841588"/>
       <w:r>
         <w:rPr>
           <w:rFonts w:ascii="Arial" w:hAnsi="Arial" w:cs="Arial"/>
@@ -24873,29 +23913,23 @@
         <w:lastRenderedPageBreak/>
         <w:t>REFERÊNCIAS BIBLIOGRÁFICAS</w:t>
       </w:r>
-      <w:bookmarkEnd w:id="68"/>
+      <w:bookmarkEnd w:id="67"/>
     </w:p>
     <w:p>
       <w:pPr>
         <w:spacing w:line="360" w:lineRule="auto"/>
         <w:jc w:val="both"/>
+        <w:rPr>
+          <w:lang w:val="en-US"/>
+        </w:rPr>
       </w:pPr>
       <w:r>
         <w:rPr>
           <w:i/>
           <w:iCs/>
         </w:rPr>
-        <w:t xml:space="preserve">Expo </w:t>
-      </w:r>
-      <w:proofErr w:type="spellStart"/>
-      <w:r>
-        <w:rPr>
-          <w:i/>
-          <w:iCs/>
-        </w:rPr>
-        <w:t>Documentation</w:t>
-      </w:r>
-      <w:proofErr w:type="spellEnd"/>
+        <w:t>Expo Documentation</w:t>
+      </w:r>
       <w:r>
         <w:t xml:space="preserve">. Disponível em: </w:t>
       </w:r>
@@ -24908,7 +23942,13 @@
         </w:r>
       </w:hyperlink>
       <w:r>
-        <w:t xml:space="preserve">. Acesso em: 14 jun. 2026. </w:t>
+        <w:t xml:space="preserve">. </w:t>
+      </w:r>
+      <w:r>
+        <w:rPr>
+          <w:lang w:val="en-US"/>
+        </w:rPr>
+        <w:t xml:space="preserve">Acesso em: 14 jun. 2026. </w:t>
       </w:r>
     </w:p>
     <w:p>
@@ -24985,7 +24025,7 @@
 </file>
 
 <file path=word/comments.xml><?xml version="1.0" encoding="utf-8"?>
-<w:comments xmlns:wpc="http://schemas.microsoft.com/office/word/2010/wordprocessingCanvas" xmlns:cx="http://schemas.microsoft.com/office/drawing/2014/chartex" xmlns:cx1="http://schemas.microsoft.com/office/drawing/2015/9/8/chartex" xmlns:cx2="http://schemas.microsoft.com/office/drawing/2015/10/21/chartex" xmlns:cx3="http://schemas.microsoft.com/office/drawing/2016/5/9/chartex" xmlns:cx4="http://schemas.microsoft.com/office/drawing/2016/5/10/chartex" xmlns:cx5="http://schemas.microsoft.com/office/drawing/2016/5/11/chartex" xmlns:cx6="http://schemas.microsoft.com/office/drawing/2016/5/12/chartex" xmlns:cx7="http://schemas.microsoft.com/office/drawing/2016/5/13/chartex" xmlns:cx8="http://schemas.microsoft.com/office/drawing/2016/5/14/chartex" xmlns:mc="http://schemas.openxmlformats.org/markup-compatibility/2006" xmlns:aink="http://schemas.microsoft.com/office/drawing/2016/ink" xmlns:am3d="http://schemas.microsoft.com/office/drawing/2017/model3d" xmlns:o="urn:schemas-microsoft-com:office:office" xmlns:r="http://schemas.openxmlformats.org/officeDocument/2006/relationships" xmlns:m="http://schemas.openxmlformats.org/officeDocument/2006/math" xmlns:v="urn:schemas-microsoft-com:vml" xmlns:wp14="http://schemas.microsoft.com/office/word/2010/wordprocessingDrawing" xmlns:wp="http://schemas.openxmlformats.org/drawingml/2006/wordprocessingDrawing" xmlns:w10="urn:schemas-microsoft-com:office:word" xmlns:w="http://schemas.openxmlformats.org/wordprocessingml/2006/main" xmlns:w14="http://schemas.microsoft.com/office/word/2010/wordml" xmlns:w15="http://schemas.microsoft.com/office/word/2012/wordml" xmlns:w16cid="http://schemas.microsoft.com/office/word/2016/wordml/cid" xmlns:w16se="http://schemas.microsoft.com/office/word/2015/wordml/symex" xmlns:wpg="http://schemas.microsoft.com/office/word/2010/wordprocessingGroup" xmlns:wpi="http://schemas.microsoft.com/office/word/2010/wordprocessingInk" xmlns:wne="http://schemas.microsoft.com/office/word/2006/wordml" xmlns:wps="http://schemas.microsoft.com/office/word/2010/wordprocessingShape" mc:Ignorable="w14 w15 w16se w16cid wp14">
+<w:comments xmlns:wpc="http://schemas.microsoft.com/office/word/2010/wordprocessingCanvas" xmlns:cx="http://schemas.microsoft.com/office/drawing/2014/chartex" xmlns:cx1="http://schemas.microsoft.com/office/drawing/2015/9/8/chartex" xmlns:cx2="http://schemas.microsoft.com/office/drawing/2015/10/21/chartex" xmlns:cx3="http://schemas.microsoft.com/office/drawing/2016/5/9/chartex" xmlns:cx4="http://schemas.microsoft.com/office/drawing/2016/5/10/chartex" xmlns:cx5="http://schemas.microsoft.com/office/drawing/2016/5/11/chartex" xmlns:cx6="http://schemas.microsoft.com/office/drawing/2016/5/12/chartex" xmlns:cx7="http://schemas.microsoft.com/office/drawing/2016/5/13/chartex" xmlns:cx8="http://schemas.microsoft.com/office/drawing/2016/5/14/chartex" xmlns:mc="http://schemas.openxmlformats.org/markup-compatibility/2006" xmlns:aink="http://schemas.microsoft.com/office/drawing/2016/ink" xmlns:am3d="http://schemas.microsoft.com/office/drawing/2017/model3d" xmlns:o="urn:schemas-microsoft-com:office:office" xmlns:oel="http://schemas.microsoft.com/office/2019/extlst" xmlns:r="http://schemas.openxmlformats.org/officeDocument/2006/relationships" xmlns:m="http://schemas.openxmlformats.org/officeDocument/2006/math" xmlns:v="urn:schemas-microsoft-com:vml" xmlns:wp14="http://schemas.microsoft.com/office/word/2010/wordprocessingDrawing" xmlns:wp="http://schemas.openxmlformats.org/drawingml/2006/wordprocessingDrawing" xmlns:w10="urn:schemas-microsoft-com:office:word" xmlns:w="http://schemas.openxmlformats.org/wordprocessingml/2006/main" xmlns:w14="http://schemas.microsoft.com/office/word/2010/wordml" xmlns:w15="http://schemas.microsoft.com/office/word/2012/wordml" xmlns:w16cex="http://schemas.microsoft.com/office/word/2018/wordml/cex" xmlns:w16cid="http://schemas.microsoft.com/office/word/2016/wordml/cid" xmlns:w16="http://schemas.microsoft.com/office/word/2018/wordml" xmlns:w16du="http://schemas.microsoft.com/office/word/2023/wordml/word16du" xmlns:w16sdtdh="http://schemas.microsoft.com/office/word/2020/wordml/sdtdatahash" xmlns:w16sdtfl="http://schemas.microsoft.com/office/word/2024/wordml/sdtformatlock" xmlns:w16se="http://schemas.microsoft.com/office/word/2015/wordml/symex" xmlns:wpg="http://schemas.microsoft.com/office/word/2010/wordprocessingGroup" xmlns:wpi="http://schemas.microsoft.com/office/word/2010/wordprocessingInk" xmlns:wne="http://schemas.microsoft.com/office/word/2006/wordml" xmlns:wps="http://schemas.microsoft.com/office/word/2010/wordprocessingShape" mc:Ignorable="w14 w15 w16se w16cid w16 w16cex w16sdtdh w16sdtfl w16du wp14">
   <w:comment w:id="40" w:author="MARIANA HENRIQUE MOURA BARROSO" w:date="2026-06-09T23:17:00Z" w:initials="MHMB">
     <w:p>
       <w:pPr>
@@ -25050,7 +24090,7 @@
       </w:r>
     </w:p>
   </w:comment>
-  <w:comment w:id="52" w:author="MARIANA HENRIQUE MOURA BARROSO" w:date="2026-06-13T17:18:00Z" w:initials="MHMB">
+  <w:comment w:id="51" w:author="MARIANA HENRIQUE MOURA BARROSO" w:date="2026-06-13T17:18:00Z" w:initials="MHMB">
     <w:p>
       <w:pPr>
         <w:pStyle w:val="Textodecomentrio"/>
@@ -25066,7 +24106,7 @@
       </w:r>
     </w:p>
   </w:comment>
-  <w:comment w:id="51" w:author="Mariana Henrique" w:date="2026-06-14T18:53:00Z" w:initials="MHMB">
+  <w:comment w:id="52" w:author="Mariana Henrique" w:date="2026-06-14T18:53:00Z" w:initials="MHMB">
     <w:p>
       <w:pPr>
         <w:pStyle w:val="Textodecomentrio"/>
@@ -25106,21 +24146,12 @@
         </w:rPr>
         <w:annotationRef/>
       </w:r>
-      <w:proofErr w:type="spellStart"/>
       <w:r>
         <w:rPr>
           <w:rStyle w:val="Forte"/>
           <w:rFonts w:ascii="Arial" w:hAnsi="Arial" w:cs="Arial"/>
         </w:rPr>
-        <w:t>Stack</w:t>
-      </w:r>
-      <w:proofErr w:type="spellEnd"/>
-      <w:r>
-        <w:rPr>
-          <w:rStyle w:val="Forte"/>
-          <w:rFonts w:ascii="Arial" w:hAnsi="Arial" w:cs="Arial"/>
-        </w:rPr>
-        <w:t xml:space="preserve"> tecnológica</w:t>
+        <w:t>Stack tecnológica</w:t>
       </w:r>
       <w:r>
         <w:t xml:space="preserve"> é o conjunto de ferramentas, linguagens de programação, frameworks e bancos de dados usados para construir e executar uma aplicação.</w:t>
@@ -25174,7 +24205,7 @@
 </file>
 
 <file path=word/commentsExtended.xml><?xml version="1.0" encoding="utf-8"?>
-<w15:commentsEx xmlns:wpc="http://schemas.microsoft.com/office/word/2010/wordprocessingCanvas" xmlns:cx="http://schemas.microsoft.com/office/drawing/2014/chartex" xmlns:cx1="http://schemas.microsoft.com/office/drawing/2015/9/8/chartex" xmlns:cx2="http://schemas.microsoft.com/office/drawing/2015/10/21/chartex" xmlns:cx3="http://schemas.microsoft.com/office/drawing/2016/5/9/chartex" xmlns:cx4="http://schemas.microsoft.com/office/drawing/2016/5/10/chartex" xmlns:cx5="http://schemas.microsoft.com/office/drawing/2016/5/11/chartex" xmlns:cx6="http://schemas.microsoft.com/office/drawing/2016/5/12/chartex" xmlns:cx7="http://schemas.microsoft.com/office/drawing/2016/5/13/chartex" xmlns:cx8="http://schemas.microsoft.com/office/drawing/2016/5/14/chartex" xmlns:mc="http://schemas.openxmlformats.org/markup-compatibility/2006" xmlns:aink="http://schemas.microsoft.com/office/drawing/2016/ink" xmlns:am3d="http://schemas.microsoft.com/office/drawing/2017/model3d" xmlns:o="urn:schemas-microsoft-com:office:office" xmlns:r="http://schemas.openxmlformats.org/officeDocument/2006/relationships" xmlns:m="http://schemas.openxmlformats.org/officeDocument/2006/math" xmlns:v="urn:schemas-microsoft-com:vml" xmlns:wp14="http://schemas.microsoft.com/office/word/2010/wordprocessingDrawing" xmlns:wp="http://schemas.openxmlformats.org/drawingml/2006/wordprocessingDrawing" xmlns:w10="urn:schemas-microsoft-com:office:word" xmlns:w="http://schemas.openxmlformats.org/wordprocessingml/2006/main" xmlns:w14="http://schemas.microsoft.com/office/word/2010/wordml" xmlns:w15="http://schemas.microsoft.com/office/word/2012/wordml" xmlns:w16cid="http://schemas.microsoft.com/office/word/2016/wordml/cid" xmlns:w16se="http://schemas.microsoft.com/office/word/2015/wordml/symex" xmlns:wpg="http://schemas.microsoft.com/office/word/2010/wordprocessingGroup" xmlns:wpi="http://schemas.microsoft.com/office/word/2010/wordprocessingInk" xmlns:wne="http://schemas.microsoft.com/office/word/2006/wordml" xmlns:wps="http://schemas.microsoft.com/office/word/2010/wordprocessingShape" mc:Ignorable="w14 w15 w16se w16cid wp14">
+<w15:commentsEx xmlns:wpc="http://schemas.microsoft.com/office/word/2010/wordprocessingCanvas" xmlns:cx="http://schemas.microsoft.com/office/drawing/2014/chartex" xmlns:cx1="http://schemas.microsoft.com/office/drawing/2015/9/8/chartex" xmlns:cx2="http://schemas.microsoft.com/office/drawing/2015/10/21/chartex" xmlns:cx3="http://schemas.microsoft.com/office/drawing/2016/5/9/chartex" xmlns:cx4="http://schemas.microsoft.com/office/drawing/2016/5/10/chartex" xmlns:cx5="http://schemas.microsoft.com/office/drawing/2016/5/11/chartex" xmlns:cx6="http://schemas.microsoft.com/office/drawing/2016/5/12/chartex" xmlns:cx7="http://schemas.microsoft.com/office/drawing/2016/5/13/chartex" xmlns:cx8="http://schemas.microsoft.com/office/drawing/2016/5/14/chartex" xmlns:mc="http://schemas.openxmlformats.org/markup-compatibility/2006" xmlns:aink="http://schemas.microsoft.com/office/drawing/2016/ink" xmlns:am3d="http://schemas.microsoft.com/office/drawing/2017/model3d" xmlns:o="urn:schemas-microsoft-com:office:office" xmlns:oel="http://schemas.microsoft.com/office/2019/extlst" xmlns:r="http://schemas.openxmlformats.org/officeDocument/2006/relationships" xmlns:m="http://schemas.openxmlformats.org/officeDocument/2006/math" xmlns:v="urn:schemas-microsoft-com:vml" xmlns:wp14="http://schemas.microsoft.com/office/word/2010/wordprocessingDrawing" xmlns:wp="http://schemas.openxmlformats.org/drawingml/2006/wordprocessingDrawing" xmlns:w10="urn:schemas-microsoft-com:office:word" xmlns:w="http://schemas.openxmlformats.org/wordprocessingml/2006/main" xmlns:w14="http://schemas.microsoft.com/office/word/2010/wordml" xmlns:w15="http://schemas.microsoft.com/office/word/2012/wordml" xmlns:w16cex="http://schemas.microsoft.com/office/word/2018/wordml/cex" xmlns:w16cid="http://schemas.microsoft.com/office/word/2016/wordml/cid" xmlns:w16="http://schemas.microsoft.com/office/word/2018/wordml" xmlns:w16du="http://schemas.microsoft.com/office/word/2023/wordml/word16du" xmlns:w16sdtdh="http://schemas.microsoft.com/office/word/2020/wordml/sdtdatahash" xmlns:w16sdtfl="http://schemas.microsoft.com/office/word/2024/wordml/sdtformatlock" xmlns:w16se="http://schemas.microsoft.com/office/word/2015/wordml/symex" xmlns:wpg="http://schemas.microsoft.com/office/word/2010/wordprocessingGroup" xmlns:wpi="http://schemas.microsoft.com/office/word/2010/wordprocessingInk" xmlns:wne="http://schemas.microsoft.com/office/word/2006/wordml" xmlns:wps="http://schemas.microsoft.com/office/word/2010/wordprocessingShape" mc:Ignorable="w14 w15 w16se w16cid w16 w16cex w16sdtdh w16sdtfl w16du wp14">
   <w15:commentEx w15:paraId="7671391A" w15:done="1"/>
   <w15:commentEx w15:paraId="7F301031" w15:done="1"/>
   <w15:commentEx w15:paraId="02F7486E" w15:done="1"/>
@@ -25189,7 +24220,7 @@
 </file>
 
 <file path=word/commentsIds.xml><?xml version="1.0" encoding="utf-8"?>
-<w16cid:commentsIds xmlns:wpc="http://schemas.microsoft.com/office/word/2010/wordprocessingCanvas" xmlns:cx="http://schemas.microsoft.com/office/drawing/2014/chartex" xmlns:cx1="http://schemas.microsoft.com/office/drawing/2015/9/8/chartex" xmlns:cx2="http://schemas.microsoft.com/office/drawing/2015/10/21/chartex" xmlns:cx3="http://schemas.microsoft.com/office/drawing/2016/5/9/chartex" xmlns:cx4="http://schemas.microsoft.com/office/drawing/2016/5/10/chartex" xmlns:cx5="http://schemas.microsoft.com/office/drawing/2016/5/11/chartex" xmlns:cx6="http://schemas.microsoft.com/office/drawing/2016/5/12/chartex" xmlns:cx7="http://schemas.microsoft.com/office/drawing/2016/5/13/chartex" xmlns:cx8="http://schemas.microsoft.com/office/drawing/2016/5/14/chartex" xmlns:mc="http://schemas.openxmlformats.org/markup-compatibility/2006" xmlns:aink="http://schemas.microsoft.com/office/drawing/2016/ink" xmlns:am3d="http://schemas.microsoft.com/office/drawing/2017/model3d" xmlns:o="urn:schemas-microsoft-com:office:office" xmlns:r="http://schemas.openxmlformats.org/officeDocument/2006/relationships" xmlns:m="http://schemas.openxmlformats.org/officeDocument/2006/math" xmlns:v="urn:schemas-microsoft-com:vml" xmlns:wp14="http://schemas.microsoft.com/office/word/2010/wordprocessingDrawing" xmlns:wp="http://schemas.openxmlformats.org/drawingml/2006/wordprocessingDrawing" xmlns:w10="urn:schemas-microsoft-com:office:word" xmlns:w="http://schemas.openxmlformats.org/wordprocessingml/2006/main" xmlns:w14="http://schemas.microsoft.com/office/word/2010/wordml" xmlns:w15="http://schemas.microsoft.com/office/word/2012/wordml" xmlns:w16cid="http://schemas.microsoft.com/office/word/2016/wordml/cid" xmlns:w16se="http://schemas.microsoft.com/office/word/2015/wordml/symex" xmlns:wpg="http://schemas.microsoft.com/office/word/2010/wordprocessingGroup" xmlns:wpi="http://schemas.microsoft.com/office/word/2010/wordprocessingInk" xmlns:wne="http://schemas.microsoft.com/office/word/2006/wordml" xmlns:wps="http://schemas.microsoft.com/office/word/2010/wordprocessingShape" mc:Ignorable="w14 w15 w16se w16cid wp14">
+<w16cid:commentsIds xmlns:wpc="http://schemas.microsoft.com/office/word/2010/wordprocessingCanvas" xmlns:cx="http://schemas.microsoft.com/office/drawing/2014/chartex" xmlns:cx1="http://schemas.microsoft.com/office/drawing/2015/9/8/chartex" xmlns:cx2="http://schemas.microsoft.com/office/drawing/2015/10/21/chartex" xmlns:cx3="http://schemas.microsoft.com/office/drawing/2016/5/9/chartex" xmlns:cx4="http://schemas.microsoft.com/office/drawing/2016/5/10/chartex" xmlns:cx5="http://schemas.microsoft.com/office/drawing/2016/5/11/chartex" xmlns:cx6="http://schemas.microsoft.com/office/drawing/2016/5/12/chartex" xmlns:cx7="http://schemas.microsoft.com/office/drawing/2016/5/13/chartex" xmlns:cx8="http://schemas.microsoft.com/office/drawing/2016/5/14/chartex" xmlns:mc="http://schemas.openxmlformats.org/markup-compatibility/2006" xmlns:aink="http://schemas.microsoft.com/office/drawing/2016/ink" xmlns:am3d="http://schemas.microsoft.com/office/drawing/2017/model3d" xmlns:o="urn:schemas-microsoft-com:office:office" xmlns:oel="http://schemas.microsoft.com/office/2019/extlst" xmlns:r="http://schemas.openxmlformats.org/officeDocument/2006/relationships" xmlns:m="http://schemas.openxmlformats.org/officeDocument/2006/math" xmlns:v="urn:schemas-microsoft-com:vml" xmlns:wp14="http://schemas.microsoft.com/office/word/2010/wordprocessingDrawing" xmlns:wp="http://schemas.openxmlformats.org/drawingml/2006/wordprocessingDrawing" xmlns:w10="urn:schemas-microsoft-com:office:word" xmlns:w="http://schemas.openxmlformats.org/wordprocessingml/2006/main" xmlns:w14="http://schemas.microsoft.com/office/word/2010/wordml" xmlns:w15="http://schemas.microsoft.com/office/word/2012/wordml" xmlns:w16cex="http://schemas.microsoft.com/office/word/2018/wordml/cex" xmlns:w16cid="http://schemas.microsoft.com/office/word/2016/wordml/cid" xmlns:w16="http://schemas.microsoft.com/office/word/2018/wordml" xmlns:w16du="http://schemas.microsoft.com/office/word/2023/wordml/word16du" xmlns:w16sdtdh="http://schemas.microsoft.com/office/word/2020/wordml/sdtdatahash" xmlns:w16sdtfl="http://schemas.microsoft.com/office/word/2024/wordml/sdtformatlock" xmlns:w16se="http://schemas.microsoft.com/office/word/2015/wordml/symex" xmlns:wpg="http://schemas.microsoft.com/office/word/2010/wordprocessingGroup" xmlns:wpi="http://schemas.microsoft.com/office/word/2010/wordprocessingInk" xmlns:wne="http://schemas.microsoft.com/office/word/2006/wordml" xmlns:wps="http://schemas.microsoft.com/office/word/2010/wordprocessingShape" mc:Ignorable="w14 w15 w16se w16cid w16 w16cex w16sdtdh w16sdtfl w16du wp14">
   <w16cid:commentId w16cid:paraId="7671391A" w16cid:durableId="2DD31D7C"/>
   <w16cid:commentId w16cid:paraId="7F301031" w16cid:durableId="2DD3233D"/>
   <w16cid:commentId w16cid:paraId="02F7486E" w16cid:durableId="2DD3234E"/>
@@ -25204,7 +24235,7 @@
 </file>
 
 <file path=word/endnotes.xml><?xml version="1.0" encoding="utf-8"?>
-<w:endnotes xmlns:wpc="http://schemas.microsoft.com/office/word/2010/wordprocessingCanvas" xmlns:cx="http://schemas.microsoft.com/office/drawing/2014/chartex" xmlns:cx1="http://schemas.microsoft.com/office/drawing/2015/9/8/chartex" xmlns:cx2="http://schemas.microsoft.com/office/drawing/2015/10/21/chartex" xmlns:cx3="http://schemas.microsoft.com/office/drawing/2016/5/9/chartex" xmlns:cx4="http://schemas.microsoft.com/office/drawing/2016/5/10/chartex" xmlns:cx5="http://schemas.microsoft.com/office/drawing/2016/5/11/chartex" xmlns:cx6="http://schemas.microsoft.com/office/drawing/2016/5/12/chartex" xmlns:cx7="http://schemas.microsoft.com/office/drawing/2016/5/13/chartex" xmlns:cx8="http://schemas.microsoft.com/office/drawing/2016/5/14/chartex" xmlns:mc="http://schemas.openxmlformats.org/markup-compatibility/2006" xmlns:aink="http://schemas.microsoft.com/office/drawing/2016/ink" xmlns:am3d="http://schemas.microsoft.com/office/drawing/2017/model3d" xmlns:o="urn:schemas-microsoft-com:office:office" xmlns:r="http://schemas.openxmlformats.org/officeDocument/2006/relationships" xmlns:m="http://schemas.openxmlformats.org/officeDocument/2006/math" xmlns:v="urn:schemas-microsoft-com:vml" xmlns:wp14="http://schemas.microsoft.com/office/word/2010/wordprocessingDrawing" xmlns:wp="http://schemas.openxmlformats.org/drawingml/2006/wordprocessingDrawing" xmlns:w10="urn:schemas-microsoft-com:office:word" xmlns:w="http://schemas.openxmlformats.org/wordprocessingml/2006/main" xmlns:w14="http://schemas.microsoft.com/office/word/2010/wordml" xmlns:w15="http://schemas.microsoft.com/office/word/2012/wordml" xmlns:w16cid="http://schemas.microsoft.com/office/word/2016/wordml/cid" xmlns:w16se="http://schemas.microsoft.com/office/word/2015/wordml/symex" xmlns:wpg="http://schemas.microsoft.com/office/word/2010/wordprocessingGroup" xmlns:wpi="http://schemas.microsoft.com/office/word/2010/wordprocessingInk" xmlns:wne="http://schemas.microsoft.com/office/word/2006/wordml" xmlns:wps="http://schemas.microsoft.com/office/word/2010/wordprocessingShape" mc:Ignorable="w14 w15 w16se w16cid wp14">
+<w:endnotes xmlns:wpc="http://schemas.microsoft.com/office/word/2010/wordprocessingCanvas" xmlns:cx="http://schemas.microsoft.com/office/drawing/2014/chartex" xmlns:cx1="http://schemas.microsoft.com/office/drawing/2015/9/8/chartex" xmlns:cx2="http://schemas.microsoft.com/office/drawing/2015/10/21/chartex" xmlns:cx3="http://schemas.microsoft.com/office/drawing/2016/5/9/chartex" xmlns:cx4="http://schemas.microsoft.com/office/drawing/2016/5/10/chartex" xmlns:cx5="http://schemas.microsoft.com/office/drawing/2016/5/11/chartex" xmlns:cx6="http://schemas.microsoft.com/office/drawing/2016/5/12/chartex" xmlns:cx7="http://schemas.microsoft.com/office/drawing/2016/5/13/chartex" xmlns:cx8="http://schemas.microsoft.com/office/drawing/2016/5/14/chartex" xmlns:mc="http://schemas.openxmlformats.org/markup-compatibility/2006" xmlns:aink="http://schemas.microsoft.com/office/drawing/2016/ink" xmlns:am3d="http://schemas.microsoft.com/office/drawing/2017/model3d" xmlns:o="urn:schemas-microsoft-com:office:office" xmlns:oel="http://schemas.microsoft.com/office/2019/extlst" xmlns:r="http://schemas.openxmlformats.org/officeDocument/2006/relationships" xmlns:m="http://schemas.openxmlformats.org/officeDocument/2006/math" xmlns:v="urn:schemas-microsoft-com:vml" xmlns:wp14="http://schemas.microsoft.com/office/word/2010/wordprocessingDrawing" xmlns:wp="http://schemas.openxmlformats.org/drawingml/2006/wordprocessingDrawing" xmlns:w10="urn:schemas-microsoft-com:office:word" xmlns:w="http://schemas.openxmlformats.org/wordprocessingml/2006/main" xmlns:w14="http://schemas.microsoft.com/office/word/2010/wordml" xmlns:w15="http://schemas.microsoft.com/office/word/2012/wordml" xmlns:w16cex="http://schemas.microsoft.com/office/word/2018/wordml/cex" xmlns:w16cid="http://schemas.microsoft.com/office/word/2016/wordml/cid" xmlns:w16="http://schemas.microsoft.com/office/word/2018/wordml" xmlns:w16du="http://schemas.microsoft.com/office/word/2023/wordml/word16du" xmlns:w16sdtdh="http://schemas.microsoft.com/office/word/2020/wordml/sdtdatahash" xmlns:w16sdtfl="http://schemas.microsoft.com/office/word/2024/wordml/sdtformatlock" xmlns:w16se="http://schemas.microsoft.com/office/word/2015/wordml/symex" xmlns:wpg="http://schemas.microsoft.com/office/word/2010/wordprocessingGroup" xmlns:wpi="http://schemas.microsoft.com/office/word/2010/wordprocessingInk" xmlns:wne="http://schemas.microsoft.com/office/word/2006/wordml" xmlns:wps="http://schemas.microsoft.com/office/word/2010/wordprocessingShape" mc:Ignorable="w14 w15 w16se w16cid w16 w16cex w16sdtdh w16sdtfl w16du wp14">
   <w:endnote w:type="separator" w:id="-1">
     <w:p>
       <w:pPr>
@@ -25229,7 +24260,7 @@
 </file>
 
 <file path=word/footer1.xml><?xml version="1.0" encoding="utf-8"?>
-<w:ftr xmlns:wpc="http://schemas.microsoft.com/office/word/2010/wordprocessingCanvas" xmlns:cx="http://schemas.microsoft.com/office/drawing/2014/chartex" xmlns:cx1="http://schemas.microsoft.com/office/drawing/2015/9/8/chartex" xmlns:cx2="http://schemas.microsoft.com/office/drawing/2015/10/21/chartex" xmlns:cx3="http://schemas.microsoft.com/office/drawing/2016/5/9/chartex" xmlns:cx4="http://schemas.microsoft.com/office/drawing/2016/5/10/chartex" xmlns:cx5="http://schemas.microsoft.com/office/drawing/2016/5/11/chartex" xmlns:cx6="http://schemas.microsoft.com/office/drawing/2016/5/12/chartex" xmlns:cx7="http://schemas.microsoft.com/office/drawing/2016/5/13/chartex" xmlns:cx8="http://schemas.microsoft.com/office/drawing/2016/5/14/chartex" xmlns:mc="http://schemas.openxmlformats.org/markup-compatibility/2006" xmlns:aink="http://schemas.microsoft.com/office/drawing/2016/ink" xmlns:am3d="http://schemas.microsoft.com/office/drawing/2017/model3d" xmlns:o="urn:schemas-microsoft-com:office:office" xmlns:r="http://schemas.openxmlformats.org/officeDocument/2006/relationships" xmlns:m="http://schemas.openxmlformats.org/officeDocument/2006/math" xmlns:v="urn:schemas-microsoft-com:vml" xmlns:wp14="http://schemas.microsoft.com/office/word/2010/wordprocessingDrawing" xmlns:wp="http://schemas.openxmlformats.org/drawingml/2006/wordprocessingDrawing" xmlns:w10="urn:schemas-microsoft-com:office:word" xmlns:w="http://schemas.openxmlformats.org/wordprocessingml/2006/main" xmlns:w14="http://schemas.microsoft.com/office/word/2010/wordml" xmlns:w15="http://schemas.microsoft.com/office/word/2012/wordml" xmlns:w16cid="http://schemas.microsoft.com/office/word/2016/wordml/cid" xmlns:w16se="http://schemas.microsoft.com/office/word/2015/wordml/symex" xmlns:wpg="http://schemas.microsoft.com/office/word/2010/wordprocessingGroup" xmlns:wpi="http://schemas.microsoft.com/office/word/2010/wordprocessingInk" xmlns:wne="http://schemas.microsoft.com/office/word/2006/wordml" xmlns:wps="http://schemas.microsoft.com/office/word/2010/wordprocessingShape" mc:Ignorable="w14 w15 w16se w16cid wp14">
+<w:ftr xmlns:wpc="http://schemas.microsoft.com/office/word/2010/wordprocessingCanvas" xmlns:cx="http://schemas.microsoft.com/office/drawing/2014/chartex" xmlns:cx1="http://schemas.microsoft.com/office/drawing/2015/9/8/chartex" xmlns:cx2="http://schemas.microsoft.com/office/drawing/2015/10/21/chartex" xmlns:cx3="http://schemas.microsoft.com/office/drawing/2016/5/9/chartex" xmlns:cx4="http://schemas.microsoft.com/office/drawing/2016/5/10/chartex" xmlns:cx5="http://schemas.microsoft.com/office/drawing/2016/5/11/chartex" xmlns:cx6="http://schemas.microsoft.com/office/drawing/2016/5/12/chartex" xmlns:cx7="http://schemas.microsoft.com/office/drawing/2016/5/13/chartex" xmlns:cx8="http://schemas.microsoft.com/office/drawing/2016/5/14/chartex" xmlns:mc="http://schemas.openxmlformats.org/markup-compatibility/2006" xmlns:aink="http://schemas.microsoft.com/office/drawing/2016/ink" xmlns:am3d="http://schemas.microsoft.com/office/drawing/2017/model3d" xmlns:o="urn:schemas-microsoft-com:office:office" xmlns:oel="http://schemas.microsoft.com/office/2019/extlst" xmlns:r="http://schemas.openxmlformats.org/officeDocument/2006/relationships" xmlns:m="http://schemas.openxmlformats.org/officeDocument/2006/math" xmlns:v="urn:schemas-microsoft-com:vml" xmlns:wp14="http://schemas.microsoft.com/office/word/2010/wordprocessingDrawing" xmlns:wp="http://schemas.openxmlformats.org/drawingml/2006/wordprocessingDrawing" xmlns:w10="urn:schemas-microsoft-com:office:word" xmlns:w="http://schemas.openxmlformats.org/wordprocessingml/2006/main" xmlns:w14="http://schemas.microsoft.com/office/word/2010/wordml" xmlns:w15="http://schemas.microsoft.com/office/word/2012/wordml" xmlns:w16cex="http://schemas.microsoft.com/office/word/2018/wordml/cex" xmlns:w16cid="http://schemas.microsoft.com/office/word/2016/wordml/cid" xmlns:w16="http://schemas.microsoft.com/office/word/2018/wordml" xmlns:w16du="http://schemas.microsoft.com/office/word/2023/wordml/word16du" xmlns:w16sdtdh="http://schemas.microsoft.com/office/word/2020/wordml/sdtdatahash" xmlns:w16sdtfl="http://schemas.microsoft.com/office/word/2024/wordml/sdtformatlock" xmlns:w16se="http://schemas.microsoft.com/office/word/2015/wordml/symex" xmlns:wpg="http://schemas.microsoft.com/office/word/2010/wordprocessingGroup" xmlns:wpi="http://schemas.microsoft.com/office/word/2010/wordprocessingInk" xmlns:wne="http://schemas.microsoft.com/office/word/2006/wordml" xmlns:wps="http://schemas.microsoft.com/office/word/2010/wordprocessingShape" mc:Ignorable="w14 w15 w16se w16cid w16 w16cex w16sdtdh w16sdtfl w16du wp14">
   <w:sdt>
     <w:sdtPr>
       <w:id w:val="1414358703"/>
@@ -25274,7 +24305,7 @@
 </file>
 
 <file path=word/footer2.xml><?xml version="1.0" encoding="utf-8"?>
-<w:ftr xmlns:wpc="http://schemas.microsoft.com/office/word/2010/wordprocessingCanvas" xmlns:cx="http://schemas.microsoft.com/office/drawing/2014/chartex" xmlns:cx1="http://schemas.microsoft.com/office/drawing/2015/9/8/chartex" xmlns:cx2="http://schemas.microsoft.com/office/drawing/2015/10/21/chartex" xmlns:cx3="http://schemas.microsoft.com/office/drawing/2016/5/9/chartex" xmlns:cx4="http://schemas.microsoft.com/office/drawing/2016/5/10/chartex" xmlns:cx5="http://schemas.microsoft.com/office/drawing/2016/5/11/chartex" xmlns:cx6="http://schemas.microsoft.com/office/drawing/2016/5/12/chartex" xmlns:cx7="http://schemas.microsoft.com/office/drawing/2016/5/13/chartex" xmlns:cx8="http://schemas.microsoft.com/office/drawing/2016/5/14/chartex" xmlns:mc="http://schemas.openxmlformats.org/markup-compatibility/2006" xmlns:aink="http://schemas.microsoft.com/office/drawing/2016/ink" xmlns:am3d="http://schemas.microsoft.com/office/drawing/2017/model3d" xmlns:o="urn:schemas-microsoft-com:office:office" xmlns:r="http://schemas.openxmlformats.org/officeDocument/2006/relationships" xmlns:m="http://schemas.openxmlformats.org/officeDocument/2006/math" xmlns:v="urn:schemas-microsoft-com:vml" xmlns:wp14="http://schemas.microsoft.com/office/word/2010/wordprocessingDrawing" xmlns:wp="http://schemas.openxmlformats.org/drawingml/2006/wordprocessingDrawing" xmlns:w10="urn:schemas-microsoft-com:office:word" xmlns:w="http://schemas.openxmlformats.org/wordprocessingml/2006/main" xmlns:w14="http://schemas.microsoft.com/office/word/2010/wordml" xmlns:w15="http://schemas.microsoft.com/office/word/2012/wordml" xmlns:w16cid="http://schemas.microsoft.com/office/word/2016/wordml/cid" xmlns:w16se="http://schemas.microsoft.com/office/word/2015/wordml/symex" xmlns:wpg="http://schemas.microsoft.com/office/word/2010/wordprocessingGroup" xmlns:wpi="http://schemas.microsoft.com/office/word/2010/wordprocessingInk" xmlns:wne="http://schemas.microsoft.com/office/word/2006/wordml" xmlns:wps="http://schemas.microsoft.com/office/word/2010/wordprocessingShape" mc:Ignorable="w14 w15 w16se w16cid wp14">
+<w:ftr xmlns:wpc="http://schemas.microsoft.com/office/word/2010/wordprocessingCanvas" xmlns:cx="http://schemas.microsoft.com/office/drawing/2014/chartex" xmlns:cx1="http://schemas.microsoft.com/office/drawing/2015/9/8/chartex" xmlns:cx2="http://schemas.microsoft.com/office/drawing/2015/10/21/chartex" xmlns:cx3="http://schemas.microsoft.com/office/drawing/2016/5/9/chartex" xmlns:cx4="http://schemas.microsoft.com/office/drawing/2016/5/10/chartex" xmlns:cx5="http://schemas.microsoft.com/office/drawing/2016/5/11/chartex" xmlns:cx6="http://schemas.microsoft.com/office/drawing/2016/5/12/chartex" xmlns:cx7="http://schemas.microsoft.com/office/drawing/2016/5/13/chartex" xmlns:cx8="http://schemas.microsoft.com/office/drawing/2016/5/14/chartex" xmlns:mc="http://schemas.openxmlformats.org/markup-compatibility/2006" xmlns:aink="http://schemas.microsoft.com/office/drawing/2016/ink" xmlns:am3d="http://schemas.microsoft.com/office/drawing/2017/model3d" xmlns:o="urn:schemas-microsoft-com:office:office" xmlns:oel="http://schemas.microsoft.com/office/2019/extlst" xmlns:r="http://schemas.openxmlformats.org/officeDocument/2006/relationships" xmlns:m="http://schemas.openxmlformats.org/officeDocument/2006/math" xmlns:v="urn:schemas-microsoft-com:vml" xmlns:wp14="http://schemas.microsoft.com/office/word/2010/wordprocessingDrawing" xmlns:wp="http://schemas.openxmlformats.org/drawingml/2006/wordprocessingDrawing" xmlns:w10="urn:schemas-microsoft-com:office:word" xmlns:w="http://schemas.openxmlformats.org/wordprocessingml/2006/main" xmlns:w14="http://schemas.microsoft.com/office/word/2010/wordml" xmlns:w15="http://schemas.microsoft.com/office/word/2012/wordml" xmlns:w16cex="http://schemas.microsoft.com/office/word/2018/wordml/cex" xmlns:w16cid="http://schemas.microsoft.com/office/word/2016/wordml/cid" xmlns:w16="http://schemas.microsoft.com/office/word/2018/wordml" xmlns:w16du="http://schemas.microsoft.com/office/word/2023/wordml/word16du" xmlns:w16sdtdh="http://schemas.microsoft.com/office/word/2020/wordml/sdtdatahash" xmlns:w16sdtfl="http://schemas.microsoft.com/office/word/2024/wordml/sdtformatlock" xmlns:w16se="http://schemas.microsoft.com/office/word/2015/wordml/symex" xmlns:wpg="http://schemas.microsoft.com/office/word/2010/wordprocessingGroup" xmlns:wpi="http://schemas.microsoft.com/office/word/2010/wordprocessingInk" xmlns:wne="http://schemas.microsoft.com/office/word/2006/wordml" xmlns:wps="http://schemas.microsoft.com/office/word/2010/wordprocessingShape" mc:Ignorable="w14 w15 w16se w16cid w16 w16cex w16sdtdh w16sdtfl w16du wp14">
   <w:tbl>
     <w:tblPr>
       <w:tblW w:w="0" w:type="auto"/>
@@ -25335,7 +24366,7 @@
 </file>
 
 <file path=word/footnotes.xml><?xml version="1.0" encoding="utf-8"?>
-<w:footnotes xmlns:wpc="http://schemas.microsoft.com/office/word/2010/wordprocessingCanvas" xmlns:cx="http://schemas.microsoft.com/office/drawing/2014/chartex" xmlns:cx1="http://schemas.microsoft.com/office/drawing/2015/9/8/chartex" xmlns:cx2="http://schemas.microsoft.com/office/drawing/2015/10/21/chartex" xmlns:cx3="http://schemas.microsoft.com/office/drawing/2016/5/9/chartex" xmlns:cx4="http://schemas.microsoft.com/office/drawing/2016/5/10/chartex" xmlns:cx5="http://schemas.microsoft.com/office/drawing/2016/5/11/chartex" xmlns:cx6="http://schemas.microsoft.com/office/drawing/2016/5/12/chartex" xmlns:cx7="http://schemas.microsoft.com/office/drawing/2016/5/13/chartex" xmlns:cx8="http://schemas.microsoft.com/office/drawing/2016/5/14/chartex" xmlns:mc="http://schemas.openxmlformats.org/markup-compatibility/2006" xmlns:aink="http://schemas.microsoft.com/office/drawing/2016/ink" xmlns:am3d="http://schemas.microsoft.com/office/drawing/2017/model3d" xmlns:o="urn:schemas-microsoft-com:office:office" xmlns:r="http://schemas.openxmlformats.org/officeDocument/2006/relationships" xmlns:m="http://schemas.openxmlformats.org/officeDocument/2006/math" xmlns:v="urn:schemas-microsoft-com:vml" xmlns:wp14="http://schemas.microsoft.com/office/word/2010/wordprocessingDrawing" xmlns:wp="http://schemas.openxmlformats.org/drawingml/2006/wordprocessingDrawing" xmlns:w10="urn:schemas-microsoft-com:office:word" xmlns:w="http://schemas.openxmlformats.org/wordprocessingml/2006/main" xmlns:w14="http://schemas.microsoft.com/office/word/2010/wordml" xmlns:w15="http://schemas.microsoft.com/office/word/2012/wordml" xmlns:w16cid="http://schemas.microsoft.com/office/word/2016/wordml/cid" xmlns:w16se="http://schemas.microsoft.com/office/word/2015/wordml/symex" xmlns:wpg="http://schemas.microsoft.com/office/word/2010/wordprocessingGroup" xmlns:wpi="http://schemas.microsoft.com/office/word/2010/wordprocessingInk" xmlns:wne="http://schemas.microsoft.com/office/word/2006/wordml" xmlns:wps="http://schemas.microsoft.com/office/word/2010/wordprocessingShape" mc:Ignorable="w14 w15 w16se w16cid wp14">
+<w:footnotes xmlns:wpc="http://schemas.microsoft.com/office/word/2010/wordprocessingCanvas" xmlns:cx="http://schemas.microsoft.com/office/drawing/2014/chartex" xmlns:cx1="http://schemas.microsoft.com/office/drawing/2015/9/8/chartex" xmlns:cx2="http://schemas.microsoft.com/office/drawing/2015/10/21/chartex" xmlns:cx3="http://schemas.microsoft.com/office/drawing/2016/5/9/chartex" xmlns:cx4="http://schemas.microsoft.com/office/drawing/2016/5/10/chartex" xmlns:cx5="http://schemas.microsoft.com/office/drawing/2016/5/11/chartex" xmlns:cx6="http://schemas.microsoft.com/office/drawing/2016/5/12/chartex" xmlns:cx7="http://schemas.microsoft.com/office/drawing/2016/5/13/chartex" xmlns:cx8="http://schemas.microsoft.com/office/drawing/2016/5/14/chartex" xmlns:mc="http://schemas.openxmlformats.org/markup-compatibility/2006" xmlns:aink="http://schemas.microsoft.com/office/drawing/2016/ink" xmlns:am3d="http://schemas.microsoft.com/office/drawing/2017/model3d" xmlns:o="urn:schemas-microsoft-com:office:office" xmlns:oel="http://schemas.microsoft.com/office/2019/extlst" xmlns:r="http://schemas.openxmlformats.org/officeDocument/2006/relationships" xmlns:m="http://schemas.openxmlformats.org/officeDocument/2006/math" xmlns:v="urn:schemas-microsoft-com:vml" xmlns:wp14="http://schemas.microsoft.com/office/word/2010/wordprocessingDrawing" xmlns:wp="http://schemas.openxmlformats.org/drawingml/2006/wordprocessingDrawing" xmlns:w10="urn:schemas-microsoft-com:office:word" xmlns:w="http://schemas.openxmlformats.org/wordprocessingml/2006/main" xmlns:w14="http://schemas.microsoft.com/office/word/2010/wordml" xmlns:w15="http://schemas.microsoft.com/office/word/2012/wordml" xmlns:w16cex="http://schemas.microsoft.com/office/word/2018/wordml/cex" xmlns:w16cid="http://schemas.microsoft.com/office/word/2016/wordml/cid" xmlns:w16="http://schemas.microsoft.com/office/word/2018/wordml" xmlns:w16du="http://schemas.microsoft.com/office/word/2023/wordml/word16du" xmlns:w16sdtdh="http://schemas.microsoft.com/office/word/2020/wordml/sdtdatahash" xmlns:w16sdtfl="http://schemas.microsoft.com/office/word/2024/wordml/sdtformatlock" xmlns:w16se="http://schemas.microsoft.com/office/word/2015/wordml/symex" xmlns:wpg="http://schemas.microsoft.com/office/word/2010/wordprocessingGroup" xmlns:wpi="http://schemas.microsoft.com/office/word/2010/wordprocessingInk" xmlns:wne="http://schemas.microsoft.com/office/word/2006/wordml" xmlns:wps="http://schemas.microsoft.com/office/word/2010/wordprocessingShape" mc:Ignorable="w14 w15 w16se w16cid w16 w16cex w16sdtdh w16sdtfl w16du wp14">
   <w:footnote w:type="separator" w:id="-1">
     <w:p>
       <w:pPr>
@@ -25360,7 +24391,7 @@
 </file>
 
 <file path=word/header1.xml><?xml version="1.0" encoding="utf-8"?>
-<w:hdr xmlns:wpc="http://schemas.microsoft.com/office/word/2010/wordprocessingCanvas" xmlns:cx="http://schemas.microsoft.com/office/drawing/2014/chartex" xmlns:cx1="http://schemas.microsoft.com/office/drawing/2015/9/8/chartex" xmlns:cx2="http://schemas.microsoft.com/office/drawing/2015/10/21/chartex" xmlns:cx3="http://schemas.microsoft.com/office/drawing/2016/5/9/chartex" xmlns:cx4="http://schemas.microsoft.com/office/drawing/2016/5/10/chartex" xmlns:cx5="http://schemas.microsoft.com/office/drawing/2016/5/11/chartex" xmlns:cx6="http://schemas.microsoft.com/office/drawing/2016/5/12/chartex" xmlns:cx7="http://schemas.microsoft.com/office/drawing/2016/5/13/chartex" xmlns:cx8="http://schemas.microsoft.com/office/drawing/2016/5/14/chartex" xmlns:mc="http://schemas.openxmlformats.org/markup-compatibility/2006" xmlns:aink="http://schemas.microsoft.com/office/drawing/2016/ink" xmlns:am3d="http://schemas.microsoft.com/office/drawing/2017/model3d" xmlns:o="urn:schemas-microsoft-com:office:office" xmlns:r="http://schemas.openxmlformats.org/officeDocument/2006/relationships" xmlns:m="http://schemas.openxmlformats.org/officeDocument/2006/math" xmlns:v="urn:schemas-microsoft-com:vml" xmlns:wp14="http://schemas.microsoft.com/office/word/2010/wordprocessingDrawing" xmlns:wp="http://schemas.openxmlformats.org/drawingml/2006/wordprocessingDrawing" xmlns:w10="urn:schemas-microsoft-com:office:word" xmlns:w="http://schemas.openxmlformats.org/wordprocessingml/2006/main" xmlns:w14="http://schemas.microsoft.com/office/word/2010/wordml" xmlns:w15="http://schemas.microsoft.com/office/word/2012/wordml" xmlns:w16cid="http://schemas.microsoft.com/office/word/2016/wordml/cid" xmlns:w16se="http://schemas.microsoft.com/office/word/2015/wordml/symex" xmlns:wpg="http://schemas.microsoft.com/office/word/2010/wordprocessingGroup" xmlns:wpi="http://schemas.microsoft.com/office/word/2010/wordprocessingInk" xmlns:wne="http://schemas.microsoft.com/office/word/2006/wordml" xmlns:wps="http://schemas.microsoft.com/office/word/2010/wordprocessingShape" mc:Ignorable="w14 w15 w16se w16cid wp14">
+<w:hdr xmlns:wpc="http://schemas.microsoft.com/office/word/2010/wordprocessingCanvas" xmlns:cx="http://schemas.microsoft.com/office/drawing/2014/chartex" xmlns:cx1="http://schemas.microsoft.com/office/drawing/2015/9/8/chartex" xmlns:cx2="http://schemas.microsoft.com/office/drawing/2015/10/21/chartex" xmlns:cx3="http://schemas.microsoft.com/office/drawing/2016/5/9/chartex" xmlns:cx4="http://schemas.microsoft.com/office/drawing/2016/5/10/chartex" xmlns:cx5="http://schemas.microsoft.com/office/drawing/2016/5/11/chartex" xmlns:cx6="http://schemas.microsoft.com/office/drawing/2016/5/12/chartex" xmlns:cx7="http://schemas.microsoft.com/office/drawing/2016/5/13/chartex" xmlns:cx8="http://schemas.microsoft.com/office/drawing/2016/5/14/chartex" xmlns:mc="http://schemas.openxmlformats.org/markup-compatibility/2006" xmlns:aink="http://schemas.microsoft.com/office/drawing/2016/ink" xmlns:am3d="http://schemas.microsoft.com/office/drawing/2017/model3d" xmlns:o="urn:schemas-microsoft-com:office:office" xmlns:oel="http://schemas.microsoft.com/office/2019/extlst" xmlns:r="http://schemas.openxmlformats.org/officeDocument/2006/relationships" xmlns:m="http://schemas.openxmlformats.org/officeDocument/2006/math" xmlns:v="urn:schemas-microsoft-com:vml" xmlns:wp14="http://schemas.microsoft.com/office/word/2010/wordprocessingDrawing" xmlns:wp="http://schemas.openxmlformats.org/drawingml/2006/wordprocessingDrawing" xmlns:w10="urn:schemas-microsoft-com:office:word" xmlns:w="http://schemas.openxmlformats.org/wordprocessingml/2006/main" xmlns:w14="http://schemas.microsoft.com/office/word/2010/wordml" xmlns:w15="http://schemas.microsoft.com/office/word/2012/wordml" xmlns:w16cex="http://schemas.microsoft.com/office/word/2018/wordml/cex" xmlns:w16cid="http://schemas.microsoft.com/office/word/2016/wordml/cid" xmlns:w16="http://schemas.microsoft.com/office/word/2018/wordml" xmlns:w16du="http://schemas.microsoft.com/office/word/2023/wordml/word16du" xmlns:w16sdtdh="http://schemas.microsoft.com/office/word/2020/wordml/sdtdatahash" xmlns:w16sdtfl="http://schemas.microsoft.com/office/word/2024/wordml/sdtformatlock" xmlns:w16se="http://schemas.microsoft.com/office/word/2015/wordml/symex" xmlns:wpg="http://schemas.microsoft.com/office/word/2010/wordprocessingGroup" xmlns:wpi="http://schemas.microsoft.com/office/word/2010/wordprocessingInk" xmlns:wne="http://schemas.microsoft.com/office/word/2006/wordml" xmlns:wps="http://schemas.microsoft.com/office/word/2010/wordprocessingShape" mc:Ignorable="w14 w15 w16se w16cid w16 w16cex w16sdtdh w16sdtfl w16du wp14">
   <w:tbl>
     <w:tblPr>
       <w:tblW w:w="0" w:type="auto"/>
@@ -25421,7 +24452,7 @@
 </file>
 
 <file path=word/header2.xml><?xml version="1.0" encoding="utf-8"?>
-<w:hdr xmlns:wpc="http://schemas.microsoft.com/office/word/2010/wordprocessingCanvas" xmlns:cx="http://schemas.microsoft.com/office/drawing/2014/chartex" xmlns:cx1="http://schemas.microsoft.com/office/drawing/2015/9/8/chartex" xmlns:cx2="http://schemas.microsoft.com/office/drawing/2015/10/21/chartex" xmlns:cx3="http://schemas.microsoft.com/office/drawing/2016/5/9/chartex" xmlns:cx4="http://schemas.microsoft.com/office/drawing/2016/5/10/chartex" xmlns:cx5="http://schemas.microsoft.com/office/drawing/2016/5/11/chartex" xmlns:cx6="http://schemas.microsoft.com/office/drawing/2016/5/12/chartex" xmlns:cx7="http://schemas.microsoft.com/office/drawing/2016/5/13/chartex" xmlns:cx8="http://schemas.microsoft.com/office/drawing/2016/5/14/chartex" xmlns:mc="http://schemas.openxmlformats.org/markup-compatibility/2006" xmlns:aink="http://schemas.microsoft.com/office/drawing/2016/ink" xmlns:am3d="http://schemas.microsoft.com/office/drawing/2017/model3d" xmlns:o="urn:schemas-microsoft-com:office:office" xmlns:r="http://schemas.openxmlformats.org/officeDocument/2006/relationships" xmlns:m="http://schemas.openxmlformats.org/officeDocument/2006/math" xmlns:v="urn:schemas-microsoft-com:vml" xmlns:wp14="http://schemas.microsoft.com/office/word/2010/wordprocessingDrawing" xmlns:wp="http://schemas.openxmlformats.org/drawingml/2006/wordprocessingDrawing" xmlns:w10="urn:schemas-microsoft-com:office:word" xmlns:w="http://schemas.openxmlformats.org/wordprocessingml/2006/main" xmlns:w14="http://schemas.microsoft.com/office/word/2010/wordml" xmlns:w15="http://schemas.microsoft.com/office/word/2012/wordml" xmlns:w16cid="http://schemas.microsoft.com/office/word/2016/wordml/cid" xmlns:w16se="http://schemas.microsoft.com/office/word/2015/wordml/symex" xmlns:wpg="http://schemas.microsoft.com/office/word/2010/wordprocessingGroup" xmlns:wpi="http://schemas.microsoft.com/office/word/2010/wordprocessingInk" xmlns:wne="http://schemas.microsoft.com/office/word/2006/wordml" xmlns:wps="http://schemas.microsoft.com/office/word/2010/wordprocessingShape" mc:Ignorable="w14 w15 w16se w16cid wp14">
+<w:hdr xmlns:wpc="http://schemas.microsoft.com/office/word/2010/wordprocessingCanvas" xmlns:cx="http://schemas.microsoft.com/office/drawing/2014/chartex" xmlns:cx1="http://schemas.microsoft.com/office/drawing/2015/9/8/chartex" xmlns:cx2="http://schemas.microsoft.com/office/drawing/2015/10/21/chartex" xmlns:cx3="http://schemas.microsoft.com/office/drawing/2016/5/9/chartex" xmlns:cx4="http://schemas.microsoft.com/office/drawing/2016/5/10/chartex" xmlns:cx5="http://schemas.microsoft.com/office/drawing/2016/5/11/chartex" xmlns:cx6="http://schemas.microsoft.com/office/drawing/2016/5/12/chartex" xmlns:cx7="http://schemas.microsoft.com/office/drawing/2016/5/13/chartex" xmlns:cx8="http://schemas.microsoft.com/office/drawing/2016/5/14/chartex" xmlns:mc="http://schemas.openxmlformats.org/markup-compatibility/2006" xmlns:aink="http://schemas.microsoft.com/office/drawing/2016/ink" xmlns:am3d="http://schemas.microsoft.com/office/drawing/2017/model3d" xmlns:o="urn:schemas-microsoft-com:office:office" xmlns:oel="http://schemas.microsoft.com/office/2019/extlst" xmlns:r="http://schemas.openxmlformats.org/officeDocument/2006/relationships" xmlns:m="http://schemas.openxmlformats.org/officeDocument/2006/math" xmlns:v="urn:schemas-microsoft-com:vml" xmlns:wp14="http://schemas.microsoft.com/office/word/2010/wordprocessingDrawing" xmlns:wp="http://schemas.openxmlformats.org/drawingml/2006/wordprocessingDrawing" xmlns:w10="urn:schemas-microsoft-com:office:word" xmlns:w="http://schemas.openxmlformats.org/wordprocessingml/2006/main" xmlns:w14="http://schemas.microsoft.com/office/word/2010/wordml" xmlns:w15="http://schemas.microsoft.com/office/word/2012/wordml" xmlns:w16cex="http://schemas.microsoft.com/office/word/2018/wordml/cex" xmlns:w16cid="http://schemas.microsoft.com/office/word/2016/wordml/cid" xmlns:w16="http://schemas.microsoft.com/office/word/2018/wordml" xmlns:w16du="http://schemas.microsoft.com/office/word/2023/wordml/word16du" xmlns:w16sdtdh="http://schemas.microsoft.com/office/word/2020/wordml/sdtdatahash" xmlns:w16sdtfl="http://schemas.microsoft.com/office/word/2024/wordml/sdtformatlock" xmlns:w16se="http://schemas.microsoft.com/office/word/2015/wordml/symex" xmlns:wpg="http://schemas.microsoft.com/office/word/2010/wordprocessingGroup" xmlns:wpi="http://schemas.microsoft.com/office/word/2010/wordprocessingInk" xmlns:wne="http://schemas.microsoft.com/office/word/2006/wordml" xmlns:wps="http://schemas.microsoft.com/office/word/2010/wordprocessingShape" mc:Ignorable="w14 w15 w16se w16cid w16 w16cex w16sdtdh w16sdtfl w16du wp14">
   <w:tbl>
     <w:tblPr>
       <w:tblW w:w="0" w:type="auto"/>
@@ -25482,7 +24513,7 @@
 </file>
 
 <file path=word/numbering.xml><?xml version="1.0" encoding="utf-8"?>
-<w:numbering xmlns:wpc="http://schemas.microsoft.com/office/word/2010/wordprocessingCanvas" xmlns:cx="http://schemas.microsoft.com/office/drawing/2014/chartex" xmlns:cx1="http://schemas.microsoft.com/office/drawing/2015/9/8/chartex" xmlns:cx2="http://schemas.microsoft.com/office/drawing/2015/10/21/chartex" xmlns:cx3="http://schemas.microsoft.com/office/drawing/2016/5/9/chartex" xmlns:cx4="http://schemas.microsoft.com/office/drawing/2016/5/10/chartex" xmlns:cx5="http://schemas.microsoft.com/office/drawing/2016/5/11/chartex" xmlns:cx6="http://schemas.microsoft.com/office/drawing/2016/5/12/chartex" xmlns:cx7="http://schemas.microsoft.com/office/drawing/2016/5/13/chartex" xmlns:cx8="http://schemas.microsoft.com/office/drawing/2016/5/14/chartex" xmlns:mc="http://schemas.openxmlformats.org/markup-compatibility/2006" xmlns:aink="http://schemas.microsoft.com/office/drawing/2016/ink" xmlns:am3d="http://schemas.microsoft.com/office/drawing/2017/model3d" xmlns:o="urn:schemas-microsoft-com:office:office" xmlns:r="http://schemas.openxmlformats.org/officeDocument/2006/relationships" xmlns:m="http://schemas.openxmlformats.org/officeDocument/2006/math" xmlns:v="urn:schemas-microsoft-com:vml" xmlns:wp14="http://schemas.microsoft.com/office/word/2010/wordprocessingDrawing" xmlns:wp="http://schemas.openxmlformats.org/drawingml/2006/wordprocessingDrawing" xmlns:w10="urn:schemas-microsoft-com:office:word" xmlns:w="http://schemas.openxmlformats.org/wordprocessingml/2006/main" xmlns:w14="http://schemas.microsoft.com/office/word/2010/wordml" xmlns:w15="http://schemas.microsoft.com/office/word/2012/wordml" xmlns:w16cid="http://schemas.microsoft.com/office/word/2016/wordml/cid" xmlns:w16se="http://schemas.microsoft.com/office/word/2015/wordml/symex" xmlns:wpg="http://schemas.microsoft.com/office/word/2010/wordprocessingGroup" xmlns:wpi="http://schemas.microsoft.com/office/word/2010/wordprocessingInk" xmlns:wne="http://schemas.microsoft.com/office/word/2006/wordml" xmlns:wps="http://schemas.microsoft.com/office/word/2010/wordprocessingShape" mc:Ignorable="w14 w15 w16se w16cid wp14">
+<w:numbering xmlns:wpc="http://schemas.microsoft.com/office/word/2010/wordprocessingCanvas" xmlns:cx="http://schemas.microsoft.com/office/drawing/2014/chartex" xmlns:cx1="http://schemas.microsoft.com/office/drawing/2015/9/8/chartex" xmlns:cx2="http://schemas.microsoft.com/office/drawing/2015/10/21/chartex" xmlns:cx3="http://schemas.microsoft.com/office/drawing/2016/5/9/chartex" xmlns:cx4="http://schemas.microsoft.com/office/drawing/2016/5/10/chartex" xmlns:cx5="http://schemas.microsoft.com/office/drawing/2016/5/11/chartex" xmlns:cx6="http://schemas.microsoft.com/office/drawing/2016/5/12/chartex" xmlns:cx7="http://schemas.microsoft.com/office/drawing/2016/5/13/chartex" xmlns:cx8="http://schemas.microsoft.com/office/drawing/2016/5/14/chartex" xmlns:mc="http://schemas.openxmlformats.org/markup-compatibility/2006" xmlns:aink="http://schemas.microsoft.com/office/drawing/2016/ink" xmlns:am3d="http://schemas.microsoft.com/office/drawing/2017/model3d" xmlns:o="urn:schemas-microsoft-com:office:office" xmlns:oel="http://schemas.microsoft.com/office/2019/extlst" xmlns:r="http://schemas.openxmlformats.org/officeDocument/2006/relationships" xmlns:m="http://schemas.openxmlformats.org/officeDocument/2006/math" xmlns:v="urn:schemas-microsoft-com:vml" xmlns:wp14="http://schemas.microsoft.com/office/word/2010/wordprocessingDrawing" xmlns:wp="http://schemas.openxmlformats.org/drawingml/2006/wordprocessingDrawing" xmlns:w10="urn:schemas-microsoft-com:office:word" xmlns:w="http://schemas.openxmlformats.org/wordprocessingml/2006/main" xmlns:w14="http://schemas.microsoft.com/office/word/2010/wordml" xmlns:w15="http://schemas.microsoft.com/office/word/2012/wordml" xmlns:w16cex="http://schemas.microsoft.com/office/word/2018/wordml/cex" xmlns:w16cid="http://schemas.microsoft.com/office/word/2016/wordml/cid" xmlns:w16="http://schemas.microsoft.com/office/word/2018/wordml" xmlns:w16du="http://schemas.microsoft.com/office/word/2023/wordml/word16du" xmlns:w16sdtdh="http://schemas.microsoft.com/office/word/2020/wordml/sdtdatahash" xmlns:w16sdtfl="http://schemas.microsoft.com/office/word/2024/wordml/sdtformatlock" xmlns:w16se="http://schemas.microsoft.com/office/word/2015/wordml/symex" xmlns:wpg="http://schemas.microsoft.com/office/word/2010/wordprocessingGroup" xmlns:wpi="http://schemas.microsoft.com/office/word/2010/wordprocessingInk" xmlns:wne="http://schemas.microsoft.com/office/word/2006/wordml" xmlns:wps="http://schemas.microsoft.com/office/word/2010/wordprocessingShape" mc:Ignorable="w14 w15 w16se w16cid w16 w16cex w16sdtdh w16sdtfl w16du wp14">
   <w:abstractNum w:abstractNumId="0" w15:restartNumberingAfterBreak="0">
     <w:nsid w:val="00ECCF7A"/>
     <w:multiLevelType w:val="hybridMultilevel"/>
@@ -29356,119 +28387,119 @@
       </w:rPr>
     </w:lvl>
   </w:abstractNum>
-  <w:num w:numId="1">
+  <w:num w:numId="1" w16cid:durableId="1706514523">
     <w:abstractNumId w:val="13"/>
   </w:num>
-  <w:num w:numId="2">
+  <w:num w:numId="2" w16cid:durableId="979462402">
     <w:abstractNumId w:val="11"/>
   </w:num>
-  <w:num w:numId="3">
+  <w:num w:numId="3" w16cid:durableId="625892125">
     <w:abstractNumId w:val="16"/>
   </w:num>
-  <w:num w:numId="4">
+  <w:num w:numId="4" w16cid:durableId="744424421">
     <w:abstractNumId w:val="32"/>
   </w:num>
-  <w:num w:numId="5">
+  <w:num w:numId="5" w16cid:durableId="806701926">
     <w:abstractNumId w:val="23"/>
   </w:num>
-  <w:num w:numId="6">
+  <w:num w:numId="6" w16cid:durableId="1747147847">
     <w:abstractNumId w:val="7"/>
   </w:num>
-  <w:num w:numId="7">
+  <w:num w:numId="7" w16cid:durableId="1217736093">
     <w:abstractNumId w:val="0"/>
   </w:num>
-  <w:num w:numId="8">
+  <w:num w:numId="8" w16cid:durableId="2051033148">
     <w:abstractNumId w:val="22"/>
   </w:num>
-  <w:num w:numId="9">
+  <w:num w:numId="9" w16cid:durableId="201750632">
     <w:abstractNumId w:val="17"/>
   </w:num>
-  <w:num w:numId="10">
+  <w:num w:numId="10" w16cid:durableId="349262438">
     <w:abstractNumId w:val="31"/>
   </w:num>
-  <w:num w:numId="11">
+  <w:num w:numId="11" w16cid:durableId="287130774">
     <w:abstractNumId w:val="4"/>
   </w:num>
-  <w:num w:numId="12">
+  <w:num w:numId="12" w16cid:durableId="1814371996">
     <w:abstractNumId w:val="24"/>
   </w:num>
-  <w:num w:numId="13">
+  <w:num w:numId="13" w16cid:durableId="1920821112">
     <w:abstractNumId w:val="2"/>
   </w:num>
-  <w:num w:numId="14">
+  <w:num w:numId="14" w16cid:durableId="1129855779">
     <w:abstractNumId w:val="6"/>
   </w:num>
-  <w:num w:numId="15">
+  <w:num w:numId="15" w16cid:durableId="497575268">
     <w:abstractNumId w:val="21"/>
   </w:num>
-  <w:num w:numId="16">
+  <w:num w:numId="16" w16cid:durableId="661667602">
     <w:abstractNumId w:val="10"/>
   </w:num>
-  <w:num w:numId="17">
+  <w:num w:numId="17" w16cid:durableId="1703287594">
     <w:abstractNumId w:val="12"/>
   </w:num>
-  <w:num w:numId="18">
+  <w:num w:numId="18" w16cid:durableId="1145002093">
     <w:abstractNumId w:val="18"/>
   </w:num>
-  <w:num w:numId="19">
+  <w:num w:numId="19" w16cid:durableId="517431055">
     <w:abstractNumId w:val="20"/>
   </w:num>
-  <w:num w:numId="20">
+  <w:num w:numId="20" w16cid:durableId="1988314372">
     <w:abstractNumId w:val="26"/>
   </w:num>
-  <w:num w:numId="21">
+  <w:num w:numId="21" w16cid:durableId="1922447713">
     <w:abstractNumId w:val="30"/>
   </w:num>
-  <w:num w:numId="22">
+  <w:num w:numId="22" w16cid:durableId="1278680171">
     <w:abstractNumId w:val="5"/>
   </w:num>
-  <w:num w:numId="23">
+  <w:num w:numId="23" w16cid:durableId="2047561862">
     <w:abstractNumId w:val="28"/>
   </w:num>
-  <w:num w:numId="24">
+  <w:num w:numId="24" w16cid:durableId="2117600773">
     <w:abstractNumId w:val="9"/>
   </w:num>
-  <w:num w:numId="25">
+  <w:num w:numId="25" w16cid:durableId="548685173">
     <w:abstractNumId w:val="3"/>
   </w:num>
-  <w:num w:numId="26">
+  <w:num w:numId="26" w16cid:durableId="1510605126">
     <w:abstractNumId w:val="19"/>
   </w:num>
-  <w:num w:numId="27">
+  <w:num w:numId="27" w16cid:durableId="1811359387">
     <w:abstractNumId w:val="8"/>
   </w:num>
-  <w:num w:numId="28">
+  <w:num w:numId="28" w16cid:durableId="487745931">
     <w:abstractNumId w:val="35"/>
   </w:num>
-  <w:num w:numId="29">
+  <w:num w:numId="29" w16cid:durableId="961380113">
     <w:abstractNumId w:val="14"/>
   </w:num>
-  <w:num w:numId="30">
+  <w:num w:numId="30" w16cid:durableId="1059092629">
     <w:abstractNumId w:val="15"/>
   </w:num>
-  <w:num w:numId="31">
+  <w:num w:numId="31" w16cid:durableId="1525709353">
     <w:abstractNumId w:val="29"/>
   </w:num>
-  <w:num w:numId="32">
+  <w:num w:numId="32" w16cid:durableId="1721243494">
     <w:abstractNumId w:val="27"/>
   </w:num>
-  <w:num w:numId="33">
+  <w:num w:numId="33" w16cid:durableId="850409751">
     <w:abstractNumId w:val="34"/>
   </w:num>
-  <w:num w:numId="34">
+  <w:num w:numId="34" w16cid:durableId="1956792610">
     <w:abstractNumId w:val="33"/>
   </w:num>
-  <w:num w:numId="35">
+  <w:num w:numId="35" w16cid:durableId="1954314168">
     <w:abstractNumId w:val="25"/>
   </w:num>
-  <w:num w:numId="36">
+  <w:num w:numId="36" w16cid:durableId="826287326">
     <w:abstractNumId w:val="1"/>
   </w:num>
 </w:numbering>
 </file>
 
 <file path=word/people.xml><?xml version="1.0" encoding="utf-8"?>
-<w15:people xmlns:wpc="http://schemas.microsoft.com/office/word/2010/wordprocessingCanvas" xmlns:cx="http://schemas.microsoft.com/office/drawing/2014/chartex" xmlns:cx1="http://schemas.microsoft.com/office/drawing/2015/9/8/chartex" xmlns:cx2="http://schemas.microsoft.com/office/drawing/2015/10/21/chartex" xmlns:cx3="http://schemas.microsoft.com/office/drawing/2016/5/9/chartex" xmlns:cx4="http://schemas.microsoft.com/office/drawing/2016/5/10/chartex" xmlns:cx5="http://schemas.microsoft.com/office/drawing/2016/5/11/chartex" xmlns:cx6="http://schemas.microsoft.com/office/drawing/2016/5/12/chartex" xmlns:cx7="http://schemas.microsoft.com/office/drawing/2016/5/13/chartex" xmlns:cx8="http://schemas.microsoft.com/office/drawing/2016/5/14/chartex" xmlns:mc="http://schemas.openxmlformats.org/markup-compatibility/2006" xmlns:aink="http://schemas.microsoft.com/office/drawing/2016/ink" xmlns:am3d="http://schemas.microsoft.com/office/drawing/2017/model3d" xmlns:o="urn:schemas-microsoft-com:office:office" xmlns:r="http://schemas.openxmlformats.org/officeDocument/2006/relationships" xmlns:m="http://schemas.openxmlformats.org/officeDocument/2006/math" xmlns:v="urn:schemas-microsoft-com:vml" xmlns:wp14="http://schemas.microsoft.com/office/word/2010/wordprocessingDrawing" xmlns:wp="http://schemas.openxmlformats.org/drawingml/2006/wordprocessingDrawing" xmlns:w10="urn:schemas-microsoft-com:office:word" xmlns:w="http://schemas.openxmlformats.org/wordprocessingml/2006/main" xmlns:w14="http://schemas.microsoft.com/office/word/2010/wordml" xmlns:w15="http://schemas.microsoft.com/office/word/2012/wordml" xmlns:w16cid="http://schemas.microsoft.com/office/word/2016/wordml/cid" xmlns:w16se="http://schemas.microsoft.com/office/word/2015/wordml/symex" xmlns:wpg="http://schemas.microsoft.com/office/word/2010/wordprocessingGroup" xmlns:wpi="http://schemas.microsoft.com/office/word/2010/wordprocessingInk" xmlns:wne="http://schemas.microsoft.com/office/word/2006/wordml" xmlns:wps="http://schemas.microsoft.com/office/word/2010/wordprocessingShape" mc:Ignorable="w14 w15 w16se w16cid wp14">
+<w15:people xmlns:wpc="http://schemas.microsoft.com/office/word/2010/wordprocessingCanvas" xmlns:cx="http://schemas.microsoft.com/office/drawing/2014/chartex" xmlns:cx1="http://schemas.microsoft.com/office/drawing/2015/9/8/chartex" xmlns:cx2="http://schemas.microsoft.com/office/drawing/2015/10/21/chartex" xmlns:cx3="http://schemas.microsoft.com/office/drawing/2016/5/9/chartex" xmlns:cx4="http://schemas.microsoft.com/office/drawing/2016/5/10/chartex" xmlns:cx5="http://schemas.microsoft.com/office/drawing/2016/5/11/chartex" xmlns:cx6="http://schemas.microsoft.com/office/drawing/2016/5/12/chartex" xmlns:cx7="http://schemas.microsoft.com/office/drawing/2016/5/13/chartex" xmlns:cx8="http://schemas.microsoft.com/office/drawing/2016/5/14/chartex" xmlns:mc="http://schemas.openxmlformats.org/markup-compatibility/2006" xmlns:aink="http://schemas.microsoft.com/office/drawing/2016/ink" xmlns:am3d="http://schemas.microsoft.com/office/drawing/2017/model3d" xmlns:o="urn:schemas-microsoft-com:office:office" xmlns:oel="http://schemas.microsoft.com/office/2019/extlst" xmlns:r="http://schemas.openxmlformats.org/officeDocument/2006/relationships" xmlns:m="http://schemas.openxmlformats.org/officeDocument/2006/math" xmlns:v="urn:schemas-microsoft-com:vml" xmlns:wp14="http://schemas.microsoft.com/office/word/2010/wordprocessingDrawing" xmlns:wp="http://schemas.openxmlformats.org/drawingml/2006/wordprocessingDrawing" xmlns:w10="urn:schemas-microsoft-com:office:word" xmlns:w="http://schemas.openxmlformats.org/wordprocessingml/2006/main" xmlns:w14="http://schemas.microsoft.com/office/word/2010/wordml" xmlns:w15="http://schemas.microsoft.com/office/word/2012/wordml" xmlns:w16cex="http://schemas.microsoft.com/office/word/2018/wordml/cex" xmlns:w16cid="http://schemas.microsoft.com/office/word/2016/wordml/cid" xmlns:w16="http://schemas.microsoft.com/office/word/2018/wordml" xmlns:w16du="http://schemas.microsoft.com/office/word/2023/wordml/word16du" xmlns:w16sdtdh="http://schemas.microsoft.com/office/word/2020/wordml/sdtdatahash" xmlns:w16sdtfl="http://schemas.microsoft.com/office/word/2024/wordml/sdtformatlock" xmlns:w16se="http://schemas.microsoft.com/office/word/2015/wordml/symex" xmlns:wpg="http://schemas.microsoft.com/office/word/2010/wordprocessingGroup" xmlns:wpi="http://schemas.microsoft.com/office/word/2010/wordprocessingInk" xmlns:wne="http://schemas.microsoft.com/office/word/2006/wordml" xmlns:wps="http://schemas.microsoft.com/office/word/2010/wordprocessingShape" mc:Ignorable="w14 w15 w16se w16cid w16 w16cex w16sdtdh w16sdtfl w16du wp14">
   <w15:person w15:author="MARIANA HENRIQUE MOURA BARROSO">
     <w15:presenceInfo w15:providerId="None" w15:userId="MARIANA HENRIQUE MOURA BARROSO"/>
   </w15:person>
@@ -29479,7 +28510,7 @@
 </file>
 
 <file path=word/styles.xml><?xml version="1.0" encoding="utf-8"?>
-<w:styles xmlns:mc="http://schemas.openxmlformats.org/markup-compatibility/2006" xmlns:r="http://schemas.openxmlformats.org/officeDocument/2006/relationships" xmlns:w="http://schemas.openxmlformats.org/wordprocessingml/2006/main" xmlns:w14="http://schemas.microsoft.com/office/word/2010/wordml" xmlns:w15="http://schemas.microsoft.com/office/word/2012/wordml" xmlns:w16cid="http://schemas.microsoft.com/office/word/2016/wordml/cid" xmlns:w16se="http://schemas.microsoft.com/office/word/2015/wordml/symex" mc:Ignorable="w14 w15 w16se w16cid">
+<w:styles xmlns:mc="http://schemas.openxmlformats.org/markup-compatibility/2006" xmlns:r="http://schemas.openxmlformats.org/officeDocument/2006/relationships" xmlns:w="http://schemas.openxmlformats.org/wordprocessingml/2006/main" xmlns:w14="http://schemas.microsoft.com/office/word/2010/wordml" xmlns:w15="http://schemas.microsoft.com/office/word/2012/wordml" xmlns:w16cex="http://schemas.microsoft.com/office/word/2018/wordml/cex" xmlns:w16cid="http://schemas.microsoft.com/office/word/2016/wordml/cid" xmlns:w16="http://schemas.microsoft.com/office/word/2018/wordml" xmlns:w16du="http://schemas.microsoft.com/office/word/2023/wordml/word16du" xmlns:w16sdtdh="http://schemas.microsoft.com/office/word/2020/wordml/sdtdatahash" xmlns:w16sdtfl="http://schemas.microsoft.com/office/word/2024/wordml/sdtformatlock" xmlns:w16se="http://schemas.microsoft.com/office/word/2015/wordml/symex" mc:Ignorable="w14 w15 w16se w16cid w16 w16cex w16sdtdh w16sdtfl w16du">
   <w:docDefaults>
     <w:rPrDefault>
       <w:rPr>

--- a/Documentação - Sistemas Móveis.docx
+++ b/Documentação - Sistemas Móveis.docx
@@ -20693,7 +20693,7 @@
         </w:rPr>
         <w:lastRenderedPageBreak/>
         <w:drawing>
-          <wp:inline distT="0" distB="0" distL="0" distR="0" wp14:anchorId="1956EB90" wp14:editId="4786C5CB">
+          <wp:inline distT="0" distB="0" distL="0" distR="0" wp14:anchorId="1956EB90" wp14:editId="0EE45DBF">
             <wp:extent cx="1135503" cy="2498271"/>
             <wp:effectExtent l="0" t="0" r="7620" b="0"/>
             <wp:docPr id="10" name="Imagem 10" descr="C:\Users\maria\OneDrive\Área de Trabalho\OneDrive_1_14-06-2026\Email_Inválido.png"/>
@@ -23727,41 +23727,97 @@
     </w:p>
     <w:p>
       <w:pPr>
-        <w:pStyle w:val="NormalWeb"/>
-      </w:pPr>
+        <w:pStyle w:val="Ttulo2"/>
+        <w:rPr>
+          <w:rFonts w:ascii="Arial" w:hAnsi="Arial" w:cs="Arial"/>
+          <w:color w:val="auto"/>
+          <w:u w:val="single"/>
+        </w:rPr>
+      </w:pPr>
+      <w:r>
+        <w:rPr>
+          <w:rFonts w:ascii="Arial" w:hAnsi="Arial" w:cs="Arial"/>
+          <w:color w:val="auto"/>
+          <w:u w:val="single"/>
+        </w:rPr>
+        <w:t>Possíveis Melhorias F</w:t>
+      </w:r>
+      <w:r>
+        <w:rPr>
+          <w:rFonts w:ascii="Arial" w:hAnsi="Arial" w:cs="Arial"/>
+          <w:color w:val="auto"/>
+          <w:u w:val="single"/>
+        </w:rPr>
+        <w:t>uturas</w:t>
+      </w:r>
     </w:p>
     <w:p/>
     <w:p>
       <w:pPr>
-        <w:pStyle w:val="Ttulo2"/>
-        <w:rPr>
-          <w:rFonts w:asciiTheme="minorHAnsi" w:eastAsiaTheme="minorHAnsi" w:hAnsiTheme="minorHAnsi" w:cstheme="minorBidi"/>
-          <w:color w:val="auto"/>
-          <w:sz w:val="22"/>
-          <w:szCs w:val="22"/>
-        </w:rPr>
-      </w:pPr>
-      <w:r>
-        <w:rPr>
-          <w:rFonts w:ascii="Arial" w:hAnsi="Arial" w:cs="Arial"/>
-          <w:color w:val="auto"/>
-          <w:u w:val="single"/>
-        </w:rPr>
-        <w:t>Implementação de funcionalidades futuras</w:t>
-      </w:r>
-    </w:p>
-    <w:p/>
-    <w:p>
-      <w:pPr>
         <w:spacing w:line="360" w:lineRule="auto"/>
         <w:jc w:val="both"/>
         <w:rPr>
           <w:rFonts w:ascii="Arial" w:hAnsi="Arial" w:cs="Arial"/>
           <w:sz w:val="24"/>
           <w:szCs w:val="24"/>
-          <w:highlight w:val="yellow"/>
-        </w:rPr>
-      </w:pPr>
+        </w:rPr>
+      </w:pPr>
+      <w:r>
+        <w:rPr>
+          <w:rFonts w:ascii="Arial" w:hAnsi="Arial" w:cs="Arial"/>
+          <w:sz w:val="24"/>
+          <w:szCs w:val="24"/>
+        </w:rPr>
+        <w:t xml:space="preserve">Embora o aplicativo atenda aos objetivos propostos inicialmente, algumas funcionalidades podem </w:t>
+      </w:r>
+      <w:r>
+        <w:rPr>
+          <w:rFonts w:ascii="Arial" w:hAnsi="Arial" w:cs="Arial"/>
+          <w:sz w:val="24"/>
+          <w:szCs w:val="24"/>
+        </w:rPr>
+        <w:t xml:space="preserve">vir a </w:t>
+      </w:r>
+      <w:r>
+        <w:rPr>
+          <w:rFonts w:ascii="Arial" w:hAnsi="Arial" w:cs="Arial"/>
+          <w:sz w:val="24"/>
+          <w:szCs w:val="24"/>
+        </w:rPr>
+        <w:t>ser implementadas em versões futuras para ampliar sua usabilidade e melhorar a experiência dos usuários. Entre as melhorias identificadas estão a possibilidade de os responsáveis registrarem uma justificativa ao rejeitar uma tarefa concluída, permitindo um feedback mais claro aos filhos sobre os motivos da reprovação.</w:t>
+      </w:r>
+      <w:r>
+        <w:rPr>
+          <w:rFonts w:ascii="Arial" w:hAnsi="Arial" w:cs="Arial"/>
+          <w:sz w:val="24"/>
+          <w:szCs w:val="24"/>
+        </w:rPr>
+        <w:t xml:space="preserve"> </w:t>
+      </w:r>
+      <w:r>
+        <w:rPr>
+          <w:rFonts w:ascii="Arial" w:hAnsi="Arial" w:cs="Arial"/>
+          <w:sz w:val="24"/>
+          <w:szCs w:val="24"/>
+        </w:rPr>
+        <w:t>Outra funcionalidade relevante seria a implementação da exclusão de perfis de filhos vinculados à família, oferecendo maior flexibilidade no gerenciamento dos usuários cadastrados. Também se destaca a inclusão de um mecanismo de recuperação de senha, proporcionando maior segurança e autonomia aos usuários em situações de perda de acesso à conta.</w:t>
+      </w:r>
+      <w:r>
+        <w:rPr>
+          <w:rFonts w:ascii="Arial" w:hAnsi="Arial" w:cs="Arial"/>
+          <w:sz w:val="24"/>
+          <w:szCs w:val="24"/>
+        </w:rPr>
+        <w:t xml:space="preserve"> </w:t>
+      </w:r>
+      <w:r>
+        <w:rPr>
+          <w:rFonts w:ascii="Arial" w:hAnsi="Arial" w:cs="Arial"/>
+          <w:sz w:val="24"/>
+          <w:szCs w:val="24"/>
+        </w:rPr>
+        <w:t>Além disso, a aplicação poderá incorporar um sistema de notificações para informar os usuários sobre eventos importantes, como a aproximação da data limite para conclusão de tarefas, a criação de novas atividades e atualizações relacionadas ao acompanhamento das recompensas. Essas melhorias têm potencial para aumentar o engajamento dos usuários e tornar a aplicação ainda mais eficiente no cumprimento de seu propósito educacional.</w:t>
+      </w:r>
     </w:p>
     <w:p>
       <w:pPr>
@@ -23793,6 +23849,7 @@
           <w:sz w:val="24"/>
           <w:szCs w:val="24"/>
         </w:rPr>
+        <w:lastRenderedPageBreak/>
         <w:t>CONCLUSÃO</w:t>
       </w:r>
       <w:bookmarkEnd w:id="65"/>
@@ -23811,38 +23868,7 @@
         <w:rPr>
           <w:rFonts w:ascii="Arial" w:hAnsi="Arial" w:cs="Arial"/>
         </w:rPr>
-        <w:t>O desenvolvimento do projeto permitiu a aplicação prática dos conceitos abordados ao longo da disciplina. Por meio da construção do aplicativo Mesadinha, foi possível compreender, na prática, o processo de desenvolvimento de aplicações móveis, desde a etapa de planejamento e organização até a implementação das funcionalidades propostas.</w:t>
-      </w:r>
-      <w:r>
-        <w:rPr>
-          <w:rFonts w:ascii="Arial" w:hAnsi="Arial" w:cs="Arial"/>
-        </w:rPr>
-        <w:t xml:space="preserve"> </w:t>
-      </w:r>
-      <w:r>
-        <w:rPr>
-          <w:rFonts w:ascii="Arial" w:hAnsi="Arial" w:cs="Arial"/>
-        </w:rPr>
-        <w:t>Além dos aspectos técnicos, o projeto proporcionou uma experiência significativa de trabalho em equipe, permitindo o entendimento da importância da comunicação, da divisão de responsabilidades e da colaboração entre os integrantes durante o desenvolvimento de software. Esses aprendizados não se restringem apenas ao contexto do desenvolvimento mobile, mas podem ser aplicados em projetos de tecnologia de forma geral.</w:t>
-      </w:r>
-      <w:r>
-        <w:rPr>
-          <w:rFonts w:ascii="Arial" w:hAnsi="Arial" w:cs="Arial"/>
-        </w:rPr>
-        <w:t xml:space="preserve"> </w:t>
-      </w:r>
-      <w:r>
-        <w:rPr>
-          <w:rFonts w:ascii="Arial" w:hAnsi="Arial" w:cs="Arial"/>
-        </w:rPr>
-        <w:t xml:space="preserve">Por fim, o desenvolvimento do Mesadinha permitiu a criação de uma aplicação com potencial impacto social, voltada à educação financeira de crianças e adolescentes. A proposta busca incentivar hábitos financeiros saudáveis desde cedo, contribuindo para a formação de indivíduos mais conscientes </w:t>
-      </w:r>
-      <w:r>
-        <w:rPr>
-          <w:rFonts w:ascii="Arial" w:hAnsi="Arial" w:cs="Arial"/>
-        </w:rPr>
-        <w:lastRenderedPageBreak/>
-        <w:t>e responsáveis em relação ao uso do dinheiro. Dessa forma, o projeto alia aprendizado acadêmico, desenvolvimento tecnológico e relevância social, cumprindo os objetivos estabelecidos para a disciplina.</w:t>
+        <w:t>O desenvolvimento do projeto permitiu a aplicação prática dos conceitos abordados ao longo da disciplina. Por meio da construção do aplicativo Mesadinha, foi possível compreender, na prática, o processo de desenvolvimento de aplicações móveis, desde a etapa de planejamento e organização até a implementação das funcionalidades propostas. Além dos aspectos técnicos, o projeto proporcionou uma experiência significativa de trabalho em equipe, permitindo o entendimento da importância da comunicação, da divisão de responsabilidades e da colaboração entre os integrantes durante o desenvolvimento de software. Esses aprendizados não se restringem apenas ao contexto do desenvolvimento mobile, mas podem ser aplicados em projetos de tecnologia de forma geral. Por fim, o desenvolvimento do Mesadinha permitiu a criação de uma aplicação com potencial impacto social, voltada à educação financeira de crianças e adolescentes. A proposta busca incentivar hábitos financeiros saudáveis desde cedo, contribuindo para a formação de indivíduos mais conscientes e responsáveis em relação ao uso do dinheiro. Dessa forma, o projeto alia aprendizado acadêmico, desenvolvimento tecnológico e relevância social, cumprindo os objetivos estabelecidos para a disciplina.</w:t>
       </w:r>
     </w:p>
     <w:p>
@@ -28977,7 +29003,6 @@
   <w:style w:type="character" w:default="1" w:styleId="Fontepargpadro">
     <w:name w:val="Default Paragraph Font"/>
     <w:uiPriority w:val="1"/>
-    <w:semiHidden/>
     <w:unhideWhenUsed/>
   </w:style>
   <w:style w:type="table" w:default="1" w:styleId="Tabelanormal">
